--- a/02/docs/answer/answer.docx
+++ b/02/docs/answer/answer.docx
@@ -165,7 +165,7 @@
               <w:rPr>
                 <w:rFonts w:hint="eastAsia"/>
               </w:rPr>
-              <w:t xml:space="preserve">作业编号</w:t>
+              <w:t xml:space="preserve">源题编号</w:t>
             </w:r>
           </w:p>
         </w:tc>
@@ -197,38 +197,6 @@
               <w:rPr>
                 <w:rFonts w:hint="eastAsia"/>
               </w:rPr>
-              <w:t xml:space="preserve">作业目录</w:t>
-            </w:r>
-          </w:p>
-        </w:tc>
-        <w:tc>
-          <w:tcPr/>
-          <w:p>
-            <w:pPr>
-              <w:pStyle w:val="Compact"/>
-              <w:jc w:val="left"/>
-            </w:pPr>
-            <w:r>
-              <w:rPr>
-                <w:rStyle w:val="VerbatimChar"/>
-              </w:rPr>
-              <w:t xml:space="preserve">HW/02</w:t>
-            </w:r>
-          </w:p>
-        </w:tc>
-      </w:tr>
-      <w:tr>
-        <w:tc>
-          <w:tcPr/>
-          <w:p>
-            <w:pPr>
-              <w:pStyle w:val="Compact"/>
-              <w:jc w:val="left"/>
-            </w:pPr>
-            <w:r>
-              <w:rPr>
-                <w:rFonts w:hint="eastAsia"/>
-              </w:rPr>
               <w:t xml:space="preserve">学生姓名</w:t>
             </w:r>
           </w:p>
@@ -345,65 +313,6 @@
                 <w:rFonts w:hint="eastAsia"/>
               </w:rPr>
               <w:t xml:space="preserve">与统一运行日志</w:t>
-            </w:r>
-          </w:p>
-        </w:tc>
-      </w:tr>
-      <w:tr>
-        <w:tc>
-          <w:tcPr/>
-          <w:p>
-            <w:pPr>
-              <w:pStyle w:val="Compact"/>
-              <w:jc w:val="left"/>
-            </w:pPr>
-            <w:r>
-              <w:rPr>
-                <w:rFonts w:hint="eastAsia"/>
-              </w:rPr>
-              <w:t xml:space="preserve">报告说明</w:t>
-            </w:r>
-          </w:p>
-        </w:tc>
-        <w:tc>
-          <w:tcPr/>
-          <w:p>
-            <w:pPr>
-              <w:pStyle w:val="Compact"/>
-              <w:jc w:val="left"/>
-            </w:pPr>
-            <w:r>
-              <w:rPr>
-                <w:rFonts w:hint="eastAsia"/>
-              </w:rPr>
-              <w:t xml:space="preserve">正文按题目编号组织，完整程序保留于</w:t>
-            </w:r>
-            <w:r>
-              <w:t xml:space="preserve"> </w:t>
-            </w:r>
-            <w:r>
-              <w:rPr>
-                <w:rStyle w:val="VerbatimChar"/>
-              </w:rPr>
-              <w:t xml:space="preserve">scripts/</w:t>
-            </w:r>
-            <w:r>
-              <w:rPr>
-                <w:rFonts w:hint="eastAsia"/>
-              </w:rPr>
-              <w:t xml:space="preserve">，详细日志保留于</w:t>
-            </w:r>
-            <w:r>
-              <w:t xml:space="preserve"> </w:t>
-            </w:r>
-            <w:r>
-              <w:rPr>
-                <w:rStyle w:val="VerbatimChar"/>
-              </w:rPr>
-              <w:t xml:space="preserve">result/</w:t>
-            </w:r>
-            <w:r>
-              <w:t xml:space="preserve">。</w:t>
             </w:r>
           </w:p>
         </w:tc>

--- a/02/docs/answer/answer.docx
+++ b/02/docs/answer/answer.docx
@@ -318,12 +318,28 @@
         </w:tc>
       </w:tr>
     </w:tbl>
-    <w:bookmarkStart w:id="22" w:name="gregory-leibniz-级数计算圆周率"/>
+    <w:bookmarkStart w:id="12" w:name="i.-gregory-leibniz-级数计算圆周率"/>
     <w:p>
       <w:pPr>
         <w:pStyle w:val="Heading1"/>
       </w:pPr>
       <w:r>
+        <w:t xml:space="preserve">I. Gregory-Leibniz </w:t>
+      </w:r>
+      <w:r>
+        <w:rPr>
+          <w:rFonts w:hint="eastAsia"/>
+        </w:rPr>
+        <w:t xml:space="preserve">级数计算圆周率</w:t>
+      </w:r>
+    </w:p>
+    <w:bookmarkEnd w:id="12"/>
+    <w:bookmarkStart w:id="25" w:name="problem-1gregory-leibniz-级数计算圆周率"/>
+    <w:p>
+      <w:pPr>
+        <w:pStyle w:val="Heading1"/>
+      </w:pPr>
+      <w:r>
         <w:rPr>
           <w:rStyle w:val="SectionNumber"/>
         </w:rPr>
@@ -333,7 +349,16 @@
         <w:tab/>
       </w:r>
       <w:r>
-        <w:t xml:space="preserve">Gregory-Leibniz </w:t>
+        <w:t xml:space="preserve">Problem </w:t>
+      </w:r>
+      <w:r>
+        <w:rPr>
+          <w:rFonts w:hint="eastAsia"/>
+        </w:rPr>
+        <w:t xml:space="preserve">1：Gregory-Leibniz</w:t>
+      </w:r>
+      <w:r>
+        <w:t xml:space="preserve"> </w:t>
       </w:r>
       <w:r>
         <w:rPr>
@@ -342,7 +367,59 @@
         <w:t xml:space="preserve">级数计算圆周率</w:t>
       </w:r>
     </w:p>
-    <w:bookmarkStart w:id="15" w:name="题目陈述"/>
+    <w:p>
+      <w:pPr>
+        <w:pStyle w:val="FirstParagraph"/>
+      </w:pPr>
+      <w:r>
+        <w:rPr>
+          <w:rFonts w:hint="eastAsia"/>
+        </w:rPr>
+        <w:t xml:space="preserve">相关脚本：</w:t>
+      </w:r>
+    </w:p>
+    <w:p>
+      <w:pPr>
+        <w:pStyle w:val="Compact"/>
+        <w:numPr>
+          <w:ilvl w:val="0"/>
+          <w:numId w:val="1001"/>
+        </w:numPr>
+      </w:pPr>
+      <w:hyperlink r:id="rId13">
+        <w:r>
+          <w:rPr>
+            <w:rStyle w:val="Hyperlink"/>
+            <w:rFonts w:hint="eastAsia"/>
+          </w:rPr>
+          <w:t xml:space="preserve">本地</w:t>
+        </w:r>
+        <w:r>
+          <w:rPr>
+            <w:rStyle w:val="Hyperlink"/>
+          </w:rPr>
+          <w:t xml:space="preserve"> scripts/problem1.c</w:t>
+        </w:r>
+      </w:hyperlink>
+    </w:p>
+    <w:p>
+      <w:pPr>
+        <w:pStyle w:val="Compact"/>
+        <w:numPr>
+          <w:ilvl w:val="0"/>
+          <w:numId w:val="1001"/>
+        </w:numPr>
+      </w:pPr>
+      <w:hyperlink r:id="rId14">
+        <w:r>
+          <w:rPr>
+            <w:rStyle w:val="Hyperlink"/>
+          </w:rPr>
+          <w:t xml:space="preserve">GitHub scripts/problem1.c</w:t>
+        </w:r>
+      </w:hyperlink>
+    </w:p>
+    <w:bookmarkStart w:id="18" w:name="待求问题"/>
     <w:p>
       <w:pPr>
         <w:pStyle w:val="Heading2"/>
@@ -360,7 +437,7 @@
         <w:rPr>
           <w:rFonts w:hint="eastAsia"/>
         </w:rPr>
-        <w:t xml:space="preserve">题目陈述</w:t>
+        <w:t xml:space="preserve">待求问题</w:t>
       </w:r>
     </w:p>
     <w:p>
@@ -516,7 +593,7 @@
         <w:t xml:space="preserve">。</w:t>
       </w:r>
     </w:p>
-    <w:bookmarkStart w:id="12" w:name="有限项计算"/>
+    <w:bookmarkStart w:id="15" w:name="有限项计算"/>
     <w:p>
       <w:pPr>
         <w:pStyle w:val="Heading3"/>
@@ -569,8 +646,8 @@
         <w:t xml:space="preserve">项进行计算。</w:t>
       </w:r>
     </w:p>
-    <w:bookmarkEnd w:id="12"/>
-    <w:bookmarkStart w:id="13" w:name="两种求和顺序比较"/>
+    <w:bookmarkEnd w:id="15"/>
+    <w:bookmarkStart w:id="16" w:name="两种求和顺序比较"/>
     <w:p>
       <w:pPr>
         <w:pStyle w:val="Heading3"/>
@@ -605,8 +682,8 @@
         <w:t xml:space="preserve">分别采用按正序求和与按逆序求和两种实现。</w:t>
       </w:r>
     </w:p>
-    <w:bookmarkEnd w:id="13"/>
-    <w:bookmarkStart w:id="14" w:name="精度判断与原因说明"/>
+    <w:bookmarkEnd w:id="16"/>
+    <w:bookmarkStart w:id="17" w:name="精度判断与原因说明"/>
     <w:p>
       <w:pPr>
         <w:pStyle w:val="Heading3"/>
@@ -641,9 +718,9 @@
         <w:t xml:space="preserve">比较两种实现的精度差异，并说明哪一种更准确以及原因。</w:t>
       </w:r>
     </w:p>
-    <w:bookmarkEnd w:id="14"/>
-    <w:bookmarkEnd w:id="15"/>
-    <w:bookmarkStart w:id="16" w:name="解决方案"/>
+    <w:bookmarkEnd w:id="17"/>
+    <w:bookmarkEnd w:id="18"/>
+    <w:bookmarkStart w:id="19" w:name="解决方式"/>
     <w:p>
       <w:pPr>
         <w:pStyle w:val="Heading2"/>
@@ -661,7 +738,7 @@
         <w:rPr>
           <w:rFonts w:hint="eastAsia"/>
         </w:rPr>
-        <w:t xml:space="preserve">解决方案</w:t>
+        <w:t xml:space="preserve">解决方式</w:t>
       </w:r>
     </w:p>
     <w:p>
@@ -868,8 +945,8 @@
         <w:t xml:space="preserve">的结果，以区分截断误差和舍入误差的影响。</w:t>
       </w:r>
     </w:p>
-    <w:bookmarkEnd w:id="16"/>
-    <w:bookmarkStart w:id="20" w:name="问题答案"/>
+    <w:bookmarkEnd w:id="19"/>
+    <w:bookmarkStart w:id="23" w:name="问题答案"/>
     <w:p>
       <w:pPr>
         <w:pStyle w:val="Heading2"/>
@@ -890,7 +967,7 @@
         <w:t xml:space="preserve">问题答案</w:t>
       </w:r>
     </w:p>
-    <w:bookmarkStart w:id="17" w:name="有限项计算结果"/>
+    <w:bookmarkStart w:id="20" w:name="有限项计算结果"/>
     <w:p>
       <w:pPr>
         <w:pStyle w:val="Heading3"/>
@@ -1186,8 +1263,8 @@
         </w:tc>
       </w:tr>
     </w:tbl>
-    <w:bookmarkEnd w:id="17"/>
-    <w:bookmarkStart w:id="18" w:name="两种求和顺序比较-1"/>
+    <w:bookmarkEnd w:id="20"/>
+    <w:bookmarkStart w:id="21" w:name="两种求和顺序比较-1"/>
     <w:p>
       <w:pPr>
         <w:pStyle w:val="Heading3"/>
@@ -1258,8 +1335,8 @@
         <w:t xml:space="preserve">而言，两种顺序在当前展示精度下已几乎不可区分。</w:t>
       </w:r>
     </w:p>
-    <w:bookmarkEnd w:id="18"/>
-    <w:bookmarkStart w:id="19" w:name="精度判断与原因说明-1"/>
+    <w:bookmarkEnd w:id="21"/>
+    <w:bookmarkStart w:id="22" w:name="精度判断与原因说明-1"/>
     <w:p>
       <w:pPr>
         <w:pStyle w:val="Heading3"/>
@@ -1366,9 +1443,9 @@
         <w:t xml:space="preserve">位十进制精度。</w:t>
       </w:r>
     </w:p>
-    <w:bookmarkEnd w:id="19"/>
-    <w:bookmarkEnd w:id="20"/>
-    <w:bookmarkStart w:id="21" w:name="讨论和扩展"/>
+    <w:bookmarkEnd w:id="22"/>
+    <w:bookmarkEnd w:id="23"/>
+    <w:bookmarkStart w:id="24" w:name="分析"/>
     <w:p>
       <w:pPr>
         <w:pStyle w:val="Heading2"/>
@@ -1386,7 +1463,7 @@
         <w:rPr>
           <w:rFonts w:hint="eastAsia"/>
         </w:rPr>
-        <w:t xml:space="preserve">讨论和扩展</w:t>
+        <w:t xml:space="preserve">分析</w:t>
       </w:r>
     </w:p>
     <w:p>
@@ -1630,14 +1707,30 @@
         <w:t xml:space="preserve">级数收敛过慢这一根本事实。</w:t>
       </w:r>
     </w:p>
-    <w:bookmarkEnd w:id="21"/>
-    <w:bookmarkEnd w:id="22"/>
-    <w:bookmarkStart w:id="31" w:name="machin-公式计算圆周率"/>
+    <w:bookmarkEnd w:id="24"/>
+    <w:bookmarkEnd w:id="25"/>
+    <w:bookmarkStart w:id="26" w:name="ii.-machin-公式计算圆周率"/>
     <w:p>
       <w:pPr>
         <w:pStyle w:val="Heading1"/>
       </w:pPr>
       <w:r>
+        <w:t xml:space="preserve">II. Machin </w:t>
+      </w:r>
+      <w:r>
+        <w:rPr>
+          <w:rFonts w:hint="eastAsia"/>
+        </w:rPr>
+        <w:t xml:space="preserve">公式计算圆周率</w:t>
+      </w:r>
+    </w:p>
+    <w:bookmarkEnd w:id="26"/>
+    <w:bookmarkStart w:id="37" w:name="problem-2machin-公式计算圆周率"/>
+    <w:p>
+      <w:pPr>
+        <w:pStyle w:val="Heading1"/>
+      </w:pPr>
+      <w:r>
         <w:rPr>
           <w:rStyle w:val="SectionNumber"/>
         </w:rPr>
@@ -1647,7 +1740,16 @@
         <w:tab/>
       </w:r>
       <w:r>
-        <w:t xml:space="preserve">Machin </w:t>
+        <w:t xml:space="preserve">Problem </w:t>
+      </w:r>
+      <w:r>
+        <w:rPr>
+          <w:rFonts w:hint="eastAsia"/>
+        </w:rPr>
+        <w:t xml:space="preserve">2：Machin</w:t>
+      </w:r>
+      <w:r>
+        <w:t xml:space="preserve"> </w:t>
       </w:r>
       <w:r>
         <w:rPr>
@@ -1656,7 +1758,59 @@
         <w:t xml:space="preserve">公式计算圆周率</w:t>
       </w:r>
     </w:p>
-    <w:bookmarkStart w:id="25" w:name="题目陈述-1"/>
+    <w:p>
+      <w:pPr>
+        <w:pStyle w:val="FirstParagraph"/>
+      </w:pPr>
+      <w:r>
+        <w:rPr>
+          <w:rFonts w:hint="eastAsia"/>
+        </w:rPr>
+        <w:t xml:space="preserve">相关脚本：</w:t>
+      </w:r>
+    </w:p>
+    <w:p>
+      <w:pPr>
+        <w:pStyle w:val="Compact"/>
+        <w:numPr>
+          <w:ilvl w:val="0"/>
+          <w:numId w:val="1002"/>
+        </w:numPr>
+      </w:pPr>
+      <w:hyperlink r:id="rId27">
+        <w:r>
+          <w:rPr>
+            <w:rStyle w:val="Hyperlink"/>
+            <w:rFonts w:hint="eastAsia"/>
+          </w:rPr>
+          <w:t xml:space="preserve">本地</w:t>
+        </w:r>
+        <w:r>
+          <w:rPr>
+            <w:rStyle w:val="Hyperlink"/>
+          </w:rPr>
+          <w:t xml:space="preserve"> scripts/problem2.c</w:t>
+        </w:r>
+      </w:hyperlink>
+    </w:p>
+    <w:p>
+      <w:pPr>
+        <w:pStyle w:val="Compact"/>
+        <w:numPr>
+          <w:ilvl w:val="0"/>
+          <w:numId w:val="1002"/>
+        </w:numPr>
+      </w:pPr>
+      <w:hyperlink r:id="rId28">
+        <w:r>
+          <w:rPr>
+            <w:rStyle w:val="Hyperlink"/>
+          </w:rPr>
+          <w:t xml:space="preserve">GitHub scripts/problem2.c</w:t>
+        </w:r>
+      </w:hyperlink>
+    </w:p>
+    <w:bookmarkStart w:id="31" w:name="待求问题-1"/>
     <w:p>
       <w:pPr>
         <w:pStyle w:val="Heading2"/>
@@ -1674,7 +1828,7 @@
         <w:rPr>
           <w:rFonts w:hint="eastAsia"/>
         </w:rPr>
-        <w:t xml:space="preserve">题目陈述</w:t>
+        <w:t xml:space="preserve">待求问题</w:t>
       </w:r>
     </w:p>
     <w:p>
@@ -1956,7 +2110,7 @@
         </m:oMath>
       </m:oMathPara>
     </w:p>
-    <w:bookmarkStart w:id="23" w:name="公式构造"/>
+    <w:bookmarkStart w:id="29" w:name="公式构造"/>
     <w:p>
       <w:pPr>
         <w:pStyle w:val="Heading3"/>
@@ -2000,8 +2154,8 @@
         <w:t xml:space="preserve">公式与反正切级数构造高精度圆周率计算方法。</w:t>
       </w:r>
     </w:p>
-    <w:bookmarkEnd w:id="23"/>
-    <w:bookmarkStart w:id="24" w:name="精度目标"/>
+    <w:bookmarkEnd w:id="29"/>
+    <w:bookmarkStart w:id="30" w:name="精度目标"/>
     <w:p>
       <w:pPr>
         <w:pStyle w:val="Heading3"/>
@@ -2062,9 +2216,9 @@
         <w:t xml:space="preserve">位小数。</w:t>
       </w:r>
     </w:p>
-    <w:bookmarkEnd w:id="24"/>
-    <w:bookmarkEnd w:id="25"/>
-    <w:bookmarkStart w:id="26" w:name="解决方案-1"/>
+    <w:bookmarkEnd w:id="30"/>
+    <w:bookmarkEnd w:id="31"/>
+    <w:bookmarkStart w:id="32" w:name="解决方式-1"/>
     <w:p>
       <w:pPr>
         <w:pStyle w:val="Heading2"/>
@@ -2082,7 +2236,7 @@
         <w:rPr>
           <w:rFonts w:hint="eastAsia"/>
         </w:rPr>
-        <w:t xml:space="preserve">解决方案</w:t>
+        <w:t xml:space="preserve">解决方式</w:t>
       </w:r>
     </w:p>
     <w:p>
@@ -2283,8 +2437,8 @@
         <w:t xml:space="preserve">位小数要求。</w:t>
       </w:r>
     </w:p>
-    <w:bookmarkEnd w:id="26"/>
-    <w:bookmarkStart w:id="29" w:name="问题答案-1"/>
+    <w:bookmarkEnd w:id="32"/>
+    <w:bookmarkStart w:id="35" w:name="问题答案-1"/>
     <w:p>
       <w:pPr>
         <w:pStyle w:val="Heading2"/>
@@ -2305,7 +2459,7 @@
         <w:t xml:space="preserve">问题答案</w:t>
       </w:r>
     </w:p>
-    <w:bookmarkStart w:id="27" w:name="公式构造结果"/>
+    <w:bookmarkStart w:id="33" w:name="公式构造结果"/>
     <w:p>
       <w:pPr>
         <w:pStyle w:val="Heading3"/>
@@ -2632,8 +2786,8 @@
         <w:t xml:space="preserve">公式确实把问题转化成了两个快速收敛的小参数级数。</w:t>
       </w:r>
     </w:p>
-    <w:bookmarkEnd w:id="27"/>
-    <w:bookmarkStart w:id="28" w:name="位小数结果"/>
+    <w:bookmarkEnd w:id="33"/>
+    <w:bookmarkStart w:id="34" w:name="位小数结果"/>
     <w:p>
       <w:pPr>
         <w:pStyle w:val="Heading3"/>
@@ -2727,9 +2881,9 @@
         <w:t xml:space="preserve">位小数要求。</w:t>
       </w:r>
     </w:p>
-    <w:bookmarkEnd w:id="28"/>
-    <w:bookmarkEnd w:id="29"/>
-    <w:bookmarkStart w:id="30" w:name="讨论和扩展-1"/>
+    <w:bookmarkEnd w:id="34"/>
+    <w:bookmarkEnd w:id="35"/>
+    <w:bookmarkStart w:id="36" w:name="分析-1"/>
     <w:p>
       <w:pPr>
         <w:pStyle w:val="Heading2"/>
@@ -2747,7 +2901,7 @@
         <w:rPr>
           <w:rFonts w:hint="eastAsia"/>
         </w:rPr>
-        <w:t xml:space="preserve">讨论和扩展</w:t>
+        <w:t xml:space="preserve">分析</w:t>
       </w:r>
     </w:p>
     <w:p>
@@ -2821,14 +2975,30 @@
         <w:t xml:space="preserve">，高阶项会迅速衰减，因此所需项数极少即可达到高精度目标。换言之，本题展示的不是“换一种写法而已”，而是通过恒等变换显著改善了数值算法的收敛效率。</w:t>
       </w:r>
     </w:p>
-    <w:bookmarkEnd w:id="30"/>
-    <w:bookmarkEnd w:id="31"/>
-    <w:bookmarkStart w:id="36" w:name="机器端序检测"/>
+    <w:bookmarkEnd w:id="36"/>
+    <w:bookmarkEnd w:id="37"/>
+    <w:bookmarkStart w:id="38" w:name="iii.-机器端序检测"/>
     <w:p>
       <w:pPr>
         <w:pStyle w:val="Heading1"/>
       </w:pPr>
       <w:r>
+        <w:t xml:space="preserve">III. </w:t>
+      </w:r>
+      <w:r>
+        <w:rPr>
+          <w:rFonts w:hint="eastAsia"/>
+        </w:rPr>
+        <w:t xml:space="preserve">机器端序检测</w:t>
+      </w:r>
+    </w:p>
+    <w:bookmarkEnd w:id="38"/>
+    <w:bookmarkStart w:id="45" w:name="problem-3机器端序检测"/>
+    <w:p>
+      <w:pPr>
+        <w:pStyle w:val="Heading1"/>
+      </w:pPr>
+      <w:r>
         <w:rPr>
           <w:rStyle w:val="SectionNumber"/>
         </w:rPr>
@@ -2838,13 +3008,68 @@
         <w:tab/>
       </w:r>
       <w:r>
-        <w:rPr>
-          <w:rFonts w:hint="eastAsia"/>
-        </w:rPr>
-        <w:t xml:space="preserve">机器端序检测</w:t>
-      </w:r>
-    </w:p>
-    <w:bookmarkStart w:id="32" w:name="题目陈述-2"/>
+        <w:t xml:space="preserve">Problem </w:t>
+      </w:r>
+      <w:r>
+        <w:rPr>
+          <w:rFonts w:hint="eastAsia"/>
+        </w:rPr>
+        <w:t xml:space="preserve">3：机器端序检测</w:t>
+      </w:r>
+    </w:p>
+    <w:p>
+      <w:pPr>
+        <w:pStyle w:val="FirstParagraph"/>
+      </w:pPr>
+      <w:r>
+        <w:rPr>
+          <w:rFonts w:hint="eastAsia"/>
+        </w:rPr>
+        <w:t xml:space="preserve">相关脚本：</w:t>
+      </w:r>
+    </w:p>
+    <w:p>
+      <w:pPr>
+        <w:pStyle w:val="Compact"/>
+        <w:numPr>
+          <w:ilvl w:val="0"/>
+          <w:numId w:val="1003"/>
+        </w:numPr>
+      </w:pPr>
+      <w:hyperlink r:id="rId39">
+        <w:r>
+          <w:rPr>
+            <w:rStyle w:val="Hyperlink"/>
+            <w:rFonts w:hint="eastAsia"/>
+          </w:rPr>
+          <w:t xml:space="preserve">本地</w:t>
+        </w:r>
+        <w:r>
+          <w:rPr>
+            <w:rStyle w:val="Hyperlink"/>
+          </w:rPr>
+          <w:t xml:space="preserve"> scripts/problem3.c</w:t>
+        </w:r>
+      </w:hyperlink>
+    </w:p>
+    <w:p>
+      <w:pPr>
+        <w:pStyle w:val="Compact"/>
+        <w:numPr>
+          <w:ilvl w:val="0"/>
+          <w:numId w:val="1003"/>
+        </w:numPr>
+      </w:pPr>
+      <w:hyperlink r:id="rId40">
+        <w:r>
+          <w:rPr>
+            <w:rStyle w:val="Hyperlink"/>
+          </w:rPr>
+          <w:t xml:space="preserve">GitHub scripts/problem3.c</w:t>
+        </w:r>
+      </w:hyperlink>
+    </w:p>
+    <w:bookmarkStart w:id="41" w:name="待求问题-2"/>
     <w:p>
       <w:pPr>
         <w:pStyle w:val="Heading2"/>
@@ -2862,7 +3087,7 @@
         <w:rPr>
           <w:rFonts w:hint="eastAsia"/>
         </w:rPr>
-        <w:t xml:space="preserve">题目陈述</w:t>
+        <w:t xml:space="preserve">待求问题</w:t>
       </w:r>
     </w:p>
     <w:p>
@@ -2903,8 +3128,8 @@
         <w:t xml:space="preserve">存储。</w:t>
       </w:r>
     </w:p>
-    <w:bookmarkEnd w:id="32"/>
-    <w:bookmarkStart w:id="33" w:name="解决方案-2"/>
+    <w:bookmarkEnd w:id="41"/>
+    <w:bookmarkStart w:id="42" w:name="解决方式-2"/>
     <w:p>
       <w:pPr>
         <w:pStyle w:val="Heading2"/>
@@ -2922,7 +3147,7 @@
         <w:rPr>
           <w:rFonts w:hint="eastAsia"/>
         </w:rPr>
-        <w:t xml:space="preserve">解决方案</w:t>
+        <w:t xml:space="preserve">解决方式</w:t>
       </w:r>
     </w:p>
     <w:p>
@@ -3022,8 +3247,8 @@
         <w:t xml:space="preserve">end if</w:t>
       </w:r>
     </w:p>
-    <w:bookmarkEnd w:id="33"/>
-    <w:bookmarkStart w:id="34" w:name="问题答案-2"/>
+    <w:bookmarkEnd w:id="42"/>
+    <w:bookmarkStart w:id="43" w:name="问题答案-2"/>
     <w:p>
       <w:pPr>
         <w:pStyle w:val="Heading2"/>
@@ -3088,8 +3313,8 @@
         <w:t xml:space="preserve">存储。</w:t>
       </w:r>
     </w:p>
-    <w:bookmarkEnd w:id="34"/>
-    <w:bookmarkStart w:id="35" w:name="讨论和扩展-2"/>
+    <w:bookmarkEnd w:id="43"/>
+    <w:bookmarkStart w:id="44" w:name="分析-2"/>
     <w:p>
       <w:pPr>
         <w:pStyle w:val="Heading2"/>
@@ -3107,7 +3332,7 @@
         <w:rPr>
           <w:rFonts w:hint="eastAsia"/>
         </w:rPr>
-        <w:t xml:space="preserve">讨论和扩展</w:t>
+        <w:t xml:space="preserve">分析</w:t>
       </w:r>
     </w:p>
     <w:p>
@@ -3121,14 +3346,30 @@
         <w:t xml:space="preserve">端序只描述多字节数据在内存中的排布方式，并不等同于处理器的全部体系结构特征。通过字节探针判断端序，是因为该方法直接考察同一整数在内存中的最低地址字节内容，因此具有明确而稳定的解释。</w:t>
       </w:r>
     </w:p>
-    <w:bookmarkEnd w:id="35"/>
-    <w:bookmarkEnd w:id="36"/>
-    <w:bookmarkStart w:id="41" w:name="机器精度测量"/>
+    <w:bookmarkEnd w:id="44"/>
+    <w:bookmarkEnd w:id="45"/>
+    <w:bookmarkStart w:id="46" w:name="iv.-机器精度测量"/>
     <w:p>
       <w:pPr>
         <w:pStyle w:val="Heading1"/>
       </w:pPr>
       <w:r>
+        <w:t xml:space="preserve">IV. </w:t>
+      </w:r>
+      <w:r>
+        <w:rPr>
+          <w:rFonts w:hint="eastAsia"/>
+        </w:rPr>
+        <w:t xml:space="preserve">机器精度测量</w:t>
+      </w:r>
+    </w:p>
+    <w:bookmarkEnd w:id="46"/>
+    <w:bookmarkStart w:id="53" w:name="problem-4机器精度测量"/>
+    <w:p>
+      <w:pPr>
+        <w:pStyle w:val="Heading1"/>
+      </w:pPr>
+      <w:r>
         <w:rPr>
           <w:rStyle w:val="SectionNumber"/>
         </w:rPr>
@@ -3138,13 +3379,68 @@
         <w:tab/>
       </w:r>
       <w:r>
-        <w:rPr>
-          <w:rFonts w:hint="eastAsia"/>
-        </w:rPr>
-        <w:t xml:space="preserve">机器精度测量</w:t>
-      </w:r>
-    </w:p>
-    <w:bookmarkStart w:id="37" w:name="题目陈述-3"/>
+        <w:t xml:space="preserve">Problem </w:t>
+      </w:r>
+      <w:r>
+        <w:rPr>
+          <w:rFonts w:hint="eastAsia"/>
+        </w:rPr>
+        <w:t xml:space="preserve">4：机器精度测量</w:t>
+      </w:r>
+    </w:p>
+    <w:p>
+      <w:pPr>
+        <w:pStyle w:val="FirstParagraph"/>
+      </w:pPr>
+      <w:r>
+        <w:rPr>
+          <w:rFonts w:hint="eastAsia"/>
+        </w:rPr>
+        <w:t xml:space="preserve">相关脚本：</w:t>
+      </w:r>
+    </w:p>
+    <w:p>
+      <w:pPr>
+        <w:pStyle w:val="Compact"/>
+        <w:numPr>
+          <w:ilvl w:val="0"/>
+          <w:numId w:val="1004"/>
+        </w:numPr>
+      </w:pPr>
+      <w:hyperlink r:id="rId47">
+        <w:r>
+          <w:rPr>
+            <w:rStyle w:val="Hyperlink"/>
+            <w:rFonts w:hint="eastAsia"/>
+          </w:rPr>
+          <w:t xml:space="preserve">本地</w:t>
+        </w:r>
+        <w:r>
+          <w:rPr>
+            <w:rStyle w:val="Hyperlink"/>
+          </w:rPr>
+          <w:t xml:space="preserve"> scripts/problem4.c</w:t>
+        </w:r>
+      </w:hyperlink>
+    </w:p>
+    <w:p>
+      <w:pPr>
+        <w:pStyle w:val="Compact"/>
+        <w:numPr>
+          <w:ilvl w:val="0"/>
+          <w:numId w:val="1004"/>
+        </w:numPr>
+      </w:pPr>
+      <w:hyperlink r:id="rId48">
+        <w:r>
+          <w:rPr>
+            <w:rStyle w:val="Hyperlink"/>
+          </w:rPr>
+          <w:t xml:space="preserve">GitHub scripts/problem4.c</w:t>
+        </w:r>
+      </w:hyperlink>
+    </w:p>
+    <w:bookmarkStart w:id="49" w:name="待求问题-3"/>
     <w:p>
       <w:pPr>
         <w:pStyle w:val="Heading2"/>
@@ -3162,7 +3458,7 @@
         <w:rPr>
           <w:rFonts w:hint="eastAsia"/>
         </w:rPr>
-        <w:t xml:space="preserve">题目陈述</w:t>
+        <w:t xml:space="preserve">待求问题</w:t>
       </w:r>
     </w:p>
     <w:p>
@@ -3215,8 +3511,8 @@
         <w:t xml:space="preserve"> machine epsilon。</w:t>
       </w:r>
     </w:p>
-    <w:bookmarkEnd w:id="37"/>
-    <w:bookmarkStart w:id="38" w:name="解决方案-3"/>
+    <w:bookmarkEnd w:id="49"/>
+    <w:bookmarkStart w:id="50" w:name="解决方式-3"/>
     <w:p>
       <w:pPr>
         <w:pStyle w:val="Heading2"/>
@@ -3234,7 +3530,7 @@
         <w:rPr>
           <w:rFonts w:hint="eastAsia"/>
         </w:rPr>
-        <w:t xml:space="preserve">解决方案</w:t>
+        <w:t xml:space="preserve">解决方式</w:t>
       </w:r>
     </w:p>
     <w:p>
@@ -3372,8 +3668,8 @@
         <w:t xml:space="preserve">执行。</w:t>
       </w:r>
     </w:p>
-    <w:bookmarkEnd w:id="38"/>
-    <w:bookmarkStart w:id="39" w:name="问题答案-3"/>
+    <w:bookmarkEnd w:id="50"/>
+    <w:bookmarkStart w:id="51" w:name="问题答案-3"/>
     <w:p>
       <w:pPr>
         <w:pStyle w:val="Heading2"/>
@@ -3546,8 +3842,8 @@
         <w:t xml:space="preserve">三者都与理论参考值完全一致。</w:t>
       </w:r>
     </w:p>
-    <w:bookmarkEnd w:id="39"/>
-    <w:bookmarkStart w:id="40" w:name="讨论和扩展-3"/>
+    <w:bookmarkEnd w:id="51"/>
+    <w:bookmarkStart w:id="52" w:name="分析-3"/>
     <w:p>
       <w:pPr>
         <w:pStyle w:val="Heading2"/>
@@ -3565,7 +3861,7 @@
         <w:rPr>
           <w:rFonts w:hint="eastAsia"/>
         </w:rPr>
-        <w:t xml:space="preserve">讨论和扩展</w:t>
+        <w:t xml:space="preserve">分析</w:t>
       </w:r>
     </w:p>
     <w:p>
@@ -3781,14 +4077,30 @@
         <w:t xml:space="preserve">。本题结果说明逐次二分法能够正确探测浮点格式的最小分辨能力。</w:t>
       </w:r>
     </w:p>
-    <w:bookmarkEnd w:id="40"/>
-    <w:bookmarkEnd w:id="41"/>
-    <w:bookmarkStart w:id="50" w:name="不稳定递推与稳定改写"/>
+    <w:bookmarkEnd w:id="52"/>
+    <w:bookmarkEnd w:id="53"/>
+    <w:bookmarkStart w:id="54" w:name="v.-不稳定递推与稳定改写"/>
     <w:p>
       <w:pPr>
         <w:pStyle w:val="Heading1"/>
       </w:pPr>
       <w:r>
+        <w:t xml:space="preserve">V. </w:t>
+      </w:r>
+      <w:r>
+        <w:rPr>
+          <w:rFonts w:hint="eastAsia"/>
+        </w:rPr>
+        <w:t xml:space="preserve">不稳定递推与稳定改写</w:t>
+      </w:r>
+    </w:p>
+    <w:bookmarkEnd w:id="54"/>
+    <w:bookmarkStart w:id="65" w:name="problem-5不稳定递推与稳定改写"/>
+    <w:p>
+      <w:pPr>
+        <w:pStyle w:val="Heading1"/>
+      </w:pPr>
+      <w:r>
         <w:rPr>
           <w:rStyle w:val="SectionNumber"/>
         </w:rPr>
@@ -3798,13 +4110,68 @@
         <w:tab/>
       </w:r>
       <w:r>
-        <w:rPr>
-          <w:rFonts w:hint="eastAsia"/>
-        </w:rPr>
-        <w:t xml:space="preserve">不稳定递推与稳定改写</w:t>
-      </w:r>
-    </w:p>
-    <w:bookmarkStart w:id="44" w:name="题目陈述-4"/>
+        <w:t xml:space="preserve">Problem </w:t>
+      </w:r>
+      <w:r>
+        <w:rPr>
+          <w:rFonts w:hint="eastAsia"/>
+        </w:rPr>
+        <w:t xml:space="preserve">5：不稳定递推与稳定改写</w:t>
+      </w:r>
+    </w:p>
+    <w:p>
+      <w:pPr>
+        <w:pStyle w:val="FirstParagraph"/>
+      </w:pPr>
+      <w:r>
+        <w:rPr>
+          <w:rFonts w:hint="eastAsia"/>
+        </w:rPr>
+        <w:t xml:space="preserve">相关脚本：</w:t>
+      </w:r>
+    </w:p>
+    <w:p>
+      <w:pPr>
+        <w:pStyle w:val="Compact"/>
+        <w:numPr>
+          <w:ilvl w:val="0"/>
+          <w:numId w:val="1005"/>
+        </w:numPr>
+      </w:pPr>
+      <w:hyperlink r:id="rId55">
+        <w:r>
+          <w:rPr>
+            <w:rStyle w:val="Hyperlink"/>
+            <w:rFonts w:hint="eastAsia"/>
+          </w:rPr>
+          <w:t xml:space="preserve">本地</w:t>
+        </w:r>
+        <w:r>
+          <w:rPr>
+            <w:rStyle w:val="Hyperlink"/>
+          </w:rPr>
+          <w:t xml:space="preserve"> scripts/problem5.c</w:t>
+        </w:r>
+      </w:hyperlink>
+    </w:p>
+    <w:p>
+      <w:pPr>
+        <w:pStyle w:val="Compact"/>
+        <w:numPr>
+          <w:ilvl w:val="0"/>
+          <w:numId w:val="1005"/>
+        </w:numPr>
+      </w:pPr>
+      <w:hyperlink r:id="rId56">
+        <w:r>
+          <w:rPr>
+            <w:rStyle w:val="Hyperlink"/>
+          </w:rPr>
+          <w:t xml:space="preserve">GitHub scripts/problem5.c</w:t>
+        </w:r>
+      </w:hyperlink>
+    </w:p>
+    <w:bookmarkStart w:id="59" w:name="待求问题-4"/>
     <w:p>
       <w:pPr>
         <w:pStyle w:val="Heading2"/>
@@ -3822,7 +4189,7 @@
         <w:rPr>
           <w:rFonts w:hint="eastAsia"/>
         </w:rPr>
-        <w:t xml:space="preserve">题目陈述</w:t>
+        <w:t xml:space="preserve">待求问题</w:t>
       </w:r>
     </w:p>
     <w:p>
@@ -4052,7 +4419,7 @@
         </m:oMath>
       </m:oMathPara>
     </w:p>
-    <w:bookmarkStart w:id="42" w:name="数值极限比较"/>
+    <w:bookmarkStart w:id="57" w:name="数值极限比较"/>
     <w:p>
       <w:pPr>
         <w:pStyle w:val="Heading3"/>
@@ -4098,8 +4465,8 @@
         <w:t xml:space="preserve">。</w:t>
       </w:r>
     </w:p>
-    <w:bookmarkEnd w:id="42"/>
-    <w:bookmarkStart w:id="43" w:name="不稳定原因解释"/>
+    <w:bookmarkEnd w:id="57"/>
+    <w:bookmarkStart w:id="58" w:name="不稳定原因解释"/>
     <w:p>
       <w:pPr>
         <w:pStyle w:val="Heading3"/>
@@ -4155,9 +4522,9 @@
         <w:t xml:space="preserve"> rounding error propagation。</w:t>
       </w:r>
     </w:p>
-    <w:bookmarkEnd w:id="43"/>
-    <w:bookmarkEnd w:id="44"/>
-    <w:bookmarkStart w:id="45" w:name="解决方案-4"/>
+    <w:bookmarkEnd w:id="58"/>
+    <w:bookmarkEnd w:id="59"/>
+    <w:bookmarkStart w:id="60" w:name="解决方式-4"/>
     <w:p>
       <w:pPr>
         <w:pStyle w:val="Heading2"/>
@@ -4175,7 +4542,7 @@
         <w:rPr>
           <w:rFonts w:hint="eastAsia"/>
         </w:rPr>
-        <w:t xml:space="preserve">解决方案</w:t>
+        <w:t xml:space="preserve">解决方式</w:t>
       </w:r>
     </w:p>
     <w:p>
@@ -4382,8 +4749,8 @@
         <w:t xml:space="preserve">从而避免直接计算两个接近量之差。</w:t>
       </w:r>
     </w:p>
-    <w:bookmarkEnd w:id="45"/>
-    <w:bookmarkStart w:id="48" w:name="问题答案-4"/>
+    <w:bookmarkEnd w:id="60"/>
+    <w:bookmarkStart w:id="63" w:name="问题答案-4"/>
     <w:p>
       <w:pPr>
         <w:pStyle w:val="Heading2"/>
@@ -4404,7 +4771,7 @@
         <w:t xml:space="preserve">问题答案</w:t>
       </w:r>
     </w:p>
-    <w:bookmarkStart w:id="46" w:name="数值极限比较-1"/>
+    <w:bookmarkStart w:id="61" w:name="数值极限比较-1"/>
     <w:p>
       <w:pPr>
         <w:pStyle w:val="Heading3"/>
@@ -4886,8 +5253,8 @@
         <w:t xml:space="preserve">的收敛。</w:t>
       </w:r>
     </w:p>
-    <w:bookmarkEnd w:id="46"/>
-    <w:bookmarkStart w:id="47" w:name="不稳定原因解释-1"/>
+    <w:bookmarkEnd w:id="61"/>
+    <w:bookmarkStart w:id="62" w:name="不稳定原因解释-1"/>
     <w:p>
       <w:pPr>
         <w:pStyle w:val="Heading3"/>
@@ -4985,9 +5352,9 @@
         <w:t xml:space="preserve">propagation。稳定改写通过有理化避免了这一误差通道。</w:t>
       </w:r>
     </w:p>
-    <w:bookmarkEnd w:id="47"/>
-    <w:bookmarkEnd w:id="48"/>
-    <w:bookmarkStart w:id="49" w:name="讨论和扩展-4"/>
+    <w:bookmarkEnd w:id="62"/>
+    <w:bookmarkEnd w:id="63"/>
+    <w:bookmarkStart w:id="64" w:name="分析-4"/>
     <w:p>
       <w:pPr>
         <w:pStyle w:val="Heading2"/>
@@ -5005,7 +5372,7 @@
         <w:rPr>
           <w:rFonts w:hint="eastAsia"/>
         </w:rPr>
-        <w:t xml:space="preserve">讨论和扩展</w:t>
+        <w:t xml:space="preserve">分析</w:t>
       </w:r>
     </w:p>
     <w:p>
@@ -5234,8 +5601,8 @@
         <w:t xml:space="preserve"> rounding error propagation。</w:t>
       </w:r>
     </w:p>
-    <w:bookmarkEnd w:id="49"/>
-    <w:bookmarkEnd w:id="50"/>
+    <w:bookmarkEnd w:id="64"/>
+    <w:bookmarkEnd w:id="65"/>
     <w:sectPr>
       <w:footnotePr>
         <w:numRestart w:val="eachSect"/>
@@ -5346,8 +5713,126 @@
       </w:pPr>
     </w:lvl>
   </w:abstractNum>
+  <w:abstractNum w:abstractNumId="991">
+    <w:nsid w:val="0000A991"/>
+    <w:multiLevelType w:val="multilevel"/>
+    <w:lvl w:ilvl="0">
+      <w:numFmt w:val="bullet"/>
+      <w:lvlText w:val=""/>
+      <w:lvlJc w:val="left"/>
+      <w:pPr>
+        <w:ind w:left="720" w:hanging="360"/>
+      </w:pPr>
+      <w:rPr>
+        <w:rFonts w:ascii="Symbol" w:hAnsi="Symbol" w:cs="Symbol" w:hint="default"/>
+      </w:rPr>
+    </w:lvl>
+    <w:lvl w:ilvl="1">
+      <w:numFmt w:val="bullet"/>
+      <w:lvlText w:val="o"/>
+      <w:lvlJc w:val="left"/>
+      <w:pPr>
+        <w:ind w:left="1440" w:hanging="360"/>
+      </w:pPr>
+      <w:rPr>
+        <w:rFonts w:ascii="Courier New" w:hAnsi="Courier New" w:cs="Courier New" w:hint="default"/>
+      </w:rPr>
+    </w:lvl>
+    <w:lvl w:ilvl="2">
+      <w:numFmt w:val="bullet"/>
+      <w:lvlText w:val=""/>
+      <w:lvlJc w:val="left"/>
+      <w:pPr>
+        <w:ind w:left="2160" w:hanging="360"/>
+      </w:pPr>
+      <w:rPr>
+        <w:rFonts w:ascii="Wingdings" w:hAnsi="Wingdings" w:cs="Wingdings" w:hint="default"/>
+      </w:rPr>
+    </w:lvl>
+    <w:lvl w:ilvl="3">
+      <w:numFmt w:val="bullet"/>
+      <w:lvlText w:val=""/>
+      <w:lvlJc w:val="left"/>
+      <w:pPr>
+        <w:ind w:left="2880" w:hanging="360"/>
+      </w:pPr>
+      <w:rPr>
+        <w:rFonts w:ascii="Symbol" w:hAnsi="Symbol" w:cs="Symbol" w:hint="default"/>
+      </w:rPr>
+    </w:lvl>
+    <w:lvl w:ilvl="4">
+      <w:numFmt w:val="bullet"/>
+      <w:lvlText w:val="o"/>
+      <w:lvlJc w:val="left"/>
+      <w:pPr>
+        <w:ind w:left="3600" w:hanging="360"/>
+      </w:pPr>
+      <w:rPr>
+        <w:rFonts w:ascii="Courier New" w:hAnsi="Courier New" w:cs="Courier New" w:hint="default"/>
+      </w:rPr>
+    </w:lvl>
+    <w:lvl w:ilvl="5">
+      <w:numFmt w:val="bullet"/>
+      <w:lvlText w:val=""/>
+      <w:lvlJc w:val="left"/>
+      <w:pPr>
+        <w:ind w:left="4320" w:hanging="360"/>
+      </w:pPr>
+      <w:rPr>
+        <w:rFonts w:ascii="Wingdings" w:hAnsi="Wingdings" w:cs="Wingdings" w:hint="default"/>
+      </w:rPr>
+    </w:lvl>
+    <w:lvl w:ilvl="6">
+      <w:numFmt w:val="bullet"/>
+      <w:lvlText w:val=""/>
+      <w:lvlJc w:val="left"/>
+      <w:pPr>
+        <w:ind w:left="5040" w:hanging="360"/>
+      </w:pPr>
+      <w:rPr>
+        <w:rFonts w:ascii="Symbol" w:hAnsi="Symbol" w:cs="Symbol" w:hint="default"/>
+      </w:rPr>
+    </w:lvl>
+    <w:lvl w:ilvl="7">
+      <w:numFmt w:val="bullet"/>
+      <w:lvlText w:val="o"/>
+      <w:lvlJc w:val="left"/>
+      <w:pPr>
+        <w:ind w:left="5760" w:hanging="360"/>
+      </w:pPr>
+      <w:rPr>
+        <w:rFonts w:ascii="Courier New" w:hAnsi="Courier New" w:cs="Courier New" w:hint="default"/>
+      </w:rPr>
+    </w:lvl>
+    <w:lvl w:ilvl="8">
+      <w:numFmt w:val="bullet"/>
+      <w:lvlText w:val=""/>
+      <w:lvlJc w:val="left"/>
+      <w:pPr>
+        <w:ind w:left="6480" w:hanging="360"/>
+      </w:pPr>
+      <w:rPr>
+        <w:rFonts w:ascii="Wingdings" w:hAnsi="Wingdings" w:cs="Wingdings" w:hint="default"/>
+      </w:rPr>
+    </w:lvl>
+  </w:abstractNum>
   <w:num w:numId="1000">
     <w:abstractNumId w:val="990"/>
+  </w:num>
+  <w:num w:numId="1001">
+    <w:abstractNumId w:val="991"/>
+  </w:num>
+  <w:num w:numId="1002">
+    <w:abstractNumId w:val="991"/>
+  </w:num>
+  <w:num w:numId="1003">
+    <w:abstractNumId w:val="991"/>
+  </w:num>
+  <w:num w:numId="1004">
+    <w:abstractNumId w:val="991"/>
+  </w:num>
+  <w:num w:numId="1005">
+    <w:abstractNumId w:val="991"/>
   </w:num>
 </w:numbering>
 </file>

--- a/02/docs/answer/answer.docx
+++ b/02/docs/answer/answer.docx
@@ -318,7 +318,7 @@
         </w:tc>
       </w:tr>
     </w:tbl>
-    <w:bookmarkStart w:id="12" w:name="i.-gregory-leibniz-级数计算圆周率"/>
+    <w:bookmarkStart w:id="29" w:name="i.-gregory-leibniz-级数计算圆周率"/>
     <w:p>
       <w:pPr>
         <w:pStyle w:val="Heading1"/>
@@ -333,116 +333,44 @@
         <w:t xml:space="preserve">级数计算圆周率</w:t>
       </w:r>
     </w:p>
-    <w:bookmarkEnd w:id="12"/>
-    <w:bookmarkStart w:id="25" w:name="problem-1gregory-leibniz-级数计算圆周率"/>
-    <w:p>
-      <w:pPr>
-        <w:pStyle w:val="Heading1"/>
-      </w:pPr>
-      <w:r>
-        <w:rPr>
-          <w:rStyle w:val="SectionNumber"/>
-        </w:rPr>
-        <w:t xml:space="preserve">1</w:t>
-      </w:r>
-      <w:r>
-        <w:tab/>
-      </w:r>
-      <w:r>
+    <w:p>
+      <w:pPr>
+        <w:pStyle w:val="FirstParagraph"/>
+      </w:pPr>
+      <w:r>
+        <w:rPr>
+          <w:b/>
+          <w:bCs/>
+        </w:rPr>
         <w:t xml:space="preserve">Problem </w:t>
       </w:r>
       <w:r>
         <w:rPr>
           <w:rFonts w:hint="eastAsia"/>
+          <w:b/>
+          <w:bCs/>
         </w:rPr>
         <w:t xml:space="preserve">1：Gregory-Leibniz</w:t>
       </w:r>
       <w:r>
-        <w:t xml:space="preserve"> </w:t>
-      </w:r>
-      <w:r>
-        <w:rPr>
-          <w:rFonts w:hint="eastAsia"/>
+        <w:rPr>
+          <w:b/>
+          <w:bCs/>
+        </w:rPr>
+        <w:t xml:space="preserve"> </w:t>
+      </w:r>
+      <w:r>
+        <w:rPr>
+          <w:rFonts w:hint="eastAsia"/>
+          <w:b/>
+          <w:bCs/>
         </w:rPr>
         <w:t xml:space="preserve">级数计算圆周率</w:t>
       </w:r>
     </w:p>
     <w:p>
       <w:pPr>
-        <w:pStyle w:val="FirstParagraph"/>
-      </w:pPr>
-      <w:r>
-        <w:rPr>
-          <w:rFonts w:hint="eastAsia"/>
-        </w:rPr>
-        <w:t xml:space="preserve">相关脚本：</w:t>
-      </w:r>
-    </w:p>
-    <w:p>
-      <w:pPr>
-        <w:pStyle w:val="Compact"/>
-        <w:numPr>
-          <w:ilvl w:val="0"/>
-          <w:numId w:val="1001"/>
-        </w:numPr>
-      </w:pPr>
-      <w:hyperlink r:id="rId13">
-        <w:r>
-          <w:rPr>
-            <w:rStyle w:val="Hyperlink"/>
-            <w:rFonts w:hint="eastAsia"/>
-          </w:rPr>
-          <w:t xml:space="preserve">本地</w:t>
-        </w:r>
-        <w:r>
-          <w:rPr>
-            <w:rStyle w:val="Hyperlink"/>
-          </w:rPr>
-          <w:t xml:space="preserve"> scripts/problem1.c</w:t>
-        </w:r>
-      </w:hyperlink>
-    </w:p>
-    <w:p>
-      <w:pPr>
-        <w:pStyle w:val="Compact"/>
-        <w:numPr>
-          <w:ilvl w:val="0"/>
-          <w:numId w:val="1001"/>
-        </w:numPr>
-      </w:pPr>
-      <w:hyperlink r:id="rId14">
-        <w:r>
-          <w:rPr>
-            <w:rStyle w:val="Hyperlink"/>
-          </w:rPr>
-          <w:t xml:space="preserve">GitHub scripts/problem1.c</w:t>
-        </w:r>
-      </w:hyperlink>
-    </w:p>
-    <w:bookmarkStart w:id="18" w:name="待求问题"/>
-    <w:p>
-      <w:pPr>
-        <w:pStyle w:val="Heading2"/>
-      </w:pPr>
-      <w:r>
-        <w:rPr>
-          <w:rStyle w:val="SectionNumber"/>
-        </w:rPr>
-        <w:t xml:space="preserve">1.1</w:t>
-      </w:r>
-      <w:r>
-        <w:tab/>
-      </w:r>
-      <w:r>
-        <w:rPr>
-          <w:rFonts w:hint="eastAsia"/>
-        </w:rPr>
-        <w:t xml:space="preserve">待求问题</w:t>
-      </w:r>
-    </w:p>
-    <w:p>
-      <w:pPr>
-        <w:pStyle w:val="FirstParagraph"/>
+        <w:pStyle w:val="BodyText"/>
       </w:pPr>
       <w:r>
         <w:rPr>
@@ -593,7 +521,83 @@
         <w:t xml:space="preserve">。</w:t>
       </w:r>
     </w:p>
-    <w:bookmarkStart w:id="15" w:name="有限项计算"/>
+    <w:bookmarkStart w:id="18" w:name="problem-11有限项计算"/>
+    <w:p>
+      <w:pPr>
+        <w:pStyle w:val="Heading2"/>
+      </w:pPr>
+      <w:r>
+        <w:rPr>
+          <w:rStyle w:val="SectionNumber"/>
+        </w:rPr>
+        <w:t xml:space="preserve">0.1</w:t>
+      </w:r>
+      <w:r>
+        <w:tab/>
+      </w:r>
+      <w:r>
+        <w:t xml:space="preserve">Problem </w:t>
+      </w:r>
+      <w:r>
+        <w:rPr>
+          <w:rFonts w:hint="eastAsia"/>
+        </w:rPr>
+        <w:t xml:space="preserve">1(1)：有限项计算</w:t>
+      </w:r>
+    </w:p>
+    <w:p>
+      <w:pPr>
+        <w:pStyle w:val="FirstParagraph"/>
+      </w:pPr>
+      <w:r>
+        <w:rPr>
+          <w:rFonts w:hint="eastAsia"/>
+        </w:rPr>
+        <w:t xml:space="preserve">相关脚本：</w:t>
+      </w:r>
+    </w:p>
+    <w:p>
+      <w:pPr>
+        <w:pStyle w:val="Compact"/>
+        <w:numPr>
+          <w:ilvl w:val="0"/>
+          <w:numId w:val="1001"/>
+        </w:numPr>
+      </w:pPr>
+      <w:hyperlink r:id="rId12">
+        <w:r>
+          <w:rPr>
+            <w:rStyle w:val="Hyperlink"/>
+            <w:rFonts w:hint="eastAsia"/>
+          </w:rPr>
+          <w:t xml:space="preserve">本地</w:t>
+        </w:r>
+        <w:r>
+          <w:rPr>
+            <w:rStyle w:val="Hyperlink"/>
+          </w:rPr>
+          <w:t xml:space="preserve"> scripts/problem1.c</w:t>
+        </w:r>
+      </w:hyperlink>
+    </w:p>
+    <w:p>
+      <w:pPr>
+        <w:pStyle w:val="Compact"/>
+        <w:numPr>
+          <w:ilvl w:val="0"/>
+          <w:numId w:val="1001"/>
+        </w:numPr>
+      </w:pPr>
+      <w:hyperlink r:id="rId13">
+        <w:r>
+          <w:rPr>
+            <w:rStyle w:val="Hyperlink"/>
+          </w:rPr>
+          <w:t xml:space="preserve">GitHub scripts/problem1.c</w:t>
+        </w:r>
+      </w:hyperlink>
+    </w:p>
+    <w:bookmarkStart w:id="14" w:name="待求问题"/>
     <w:p>
       <w:pPr>
         <w:pStyle w:val="Heading3"/>
@@ -602,19 +606,16 @@
         <w:rPr>
           <w:rStyle w:val="SectionNumber"/>
         </w:rPr>
-        <w:t xml:space="preserve">1.1.1</w:t>
+        <w:t xml:space="preserve">0.1.1</w:t>
       </w:r>
       <w:r>
         <w:tab/>
       </w:r>
       <w:r>
-        <w:t xml:space="preserve">(1) </w:t>
-      </w:r>
-      <w:r>
-        <w:rPr>
-          <w:rFonts w:hint="eastAsia"/>
-        </w:rPr>
-        <w:t xml:space="preserve">有限项计算</w:t>
+        <w:rPr>
+          <w:rFonts w:hint="eastAsia"/>
+        </w:rPr>
+        <w:t xml:space="preserve">待求问题</w:t>
       </w:r>
     </w:p>
     <w:p>
@@ -646,8 +647,234 @@
         <w:t xml:space="preserve">项进行计算。</w:t>
       </w:r>
     </w:p>
+    <w:bookmarkEnd w:id="14"/>
+    <w:bookmarkStart w:id="15" w:name="解决方式"/>
+    <w:p>
+      <w:pPr>
+        <w:pStyle w:val="Heading3"/>
+      </w:pPr>
+      <w:r>
+        <w:rPr>
+          <w:rStyle w:val="SectionNumber"/>
+        </w:rPr>
+        <w:t xml:space="preserve">0.1.2</w:t>
+      </w:r>
+      <w:r>
+        <w:tab/>
+      </w:r>
+      <w:r>
+        <w:rPr>
+          <w:rFonts w:hint="eastAsia"/>
+        </w:rPr>
+        <w:t xml:space="preserve">解决方式</w:t>
+      </w:r>
+    </w:p>
+    <w:p>
+      <w:pPr>
+        <w:pStyle w:val="FirstParagraph"/>
+      </w:pPr>
+      <w:r>
+        <w:rPr>
+          <w:rFonts w:hint="eastAsia"/>
+        </w:rPr>
+        <w:t xml:space="preserve">本题的计算过程可表示为如下伪代码：</w:t>
+      </w:r>
+    </w:p>
+    <w:p>
+      <w:pPr>
+        <w:pStyle w:val="SourceCode"/>
+      </w:pPr>
+      <w:r>
+        <w:rPr>
+          <w:rStyle w:val="VerbatimChar"/>
+        </w:rPr>
+        <w:t xml:space="preserve">Input : number of terms N</w:t>
+      </w:r>
+      <w:r>
+        <w:br/>
+      </w:r>
+      <w:r>
+        <w:rPr>
+          <w:rStyle w:val="VerbatimChar"/>
+        </w:rPr>
+        <w:t xml:space="preserve">Output: forward sum, backward sum, and absolute errors</w:t>
+      </w:r>
+      <w:r>
+        <w:br/>
+      </w:r>
+      <w:r>
+        <w:br/>
+      </w:r>
+      <w:r>
+        <w:rPr>
+          <w:rStyle w:val="VerbatimChar"/>
+        </w:rPr>
+        <w:t xml:space="preserve">sum_forward &lt;- 0</w:t>
+      </w:r>
+      <w:r>
+        <w:br/>
+      </w:r>
+      <w:r>
+        <w:rPr>
+          <w:rStyle w:val="VerbatimChar"/>
+        </w:rPr>
+        <w:t xml:space="preserve">for k from 0 to N - 1 do</w:t>
+      </w:r>
+      <w:r>
+        <w:br/>
+      </w:r>
+      <w:r>
+        <w:rPr>
+          <w:rStyle w:val="VerbatimChar"/>
+        </w:rPr>
+        <w:t xml:space="preserve">    term &lt;- (-1)^k / (2k + 1)</w:t>
+      </w:r>
+      <w:r>
+        <w:br/>
+      </w:r>
+      <w:r>
+        <w:rPr>
+          <w:rStyle w:val="VerbatimChar"/>
+        </w:rPr>
+        <w:t xml:space="preserve">    sum_forward &lt;- sum_forward + term</w:t>
+      </w:r>
+      <w:r>
+        <w:br/>
+      </w:r>
+      <w:r>
+        <w:rPr>
+          <w:rStyle w:val="VerbatimChar"/>
+        </w:rPr>
+        <w:t xml:space="preserve">end for</w:t>
+      </w:r>
+      <w:r>
+        <w:br/>
+      </w:r>
+      <w:r>
+        <w:br/>
+      </w:r>
+      <w:r>
+        <w:rPr>
+          <w:rStyle w:val="VerbatimChar"/>
+        </w:rPr>
+        <w:t xml:space="preserve">sum_backward &lt;- 0</w:t>
+      </w:r>
+      <w:r>
+        <w:br/>
+      </w:r>
+      <w:r>
+        <w:rPr>
+          <w:rStyle w:val="VerbatimChar"/>
+        </w:rPr>
+        <w:t xml:space="preserve">for k from N - 1 down to 0 do</w:t>
+      </w:r>
+      <w:r>
+        <w:br/>
+      </w:r>
+      <w:r>
+        <w:rPr>
+          <w:rStyle w:val="VerbatimChar"/>
+        </w:rPr>
+        <w:t xml:space="preserve">    term &lt;- (-1)^k / (2k + 1)</w:t>
+      </w:r>
+      <w:r>
+        <w:br/>
+      </w:r>
+      <w:r>
+        <w:rPr>
+          <w:rStyle w:val="VerbatimChar"/>
+        </w:rPr>
+        <w:t xml:space="preserve">    sum_backward &lt;- sum_backward + term</w:t>
+      </w:r>
+      <w:r>
+        <w:br/>
+      </w:r>
+      <w:r>
+        <w:rPr>
+          <w:rStyle w:val="VerbatimChar"/>
+        </w:rPr>
+        <w:t xml:space="preserve">end for</w:t>
+      </w:r>
+      <w:r>
+        <w:br/>
+      </w:r>
+      <w:r>
+        <w:br/>
+      </w:r>
+      <w:r>
+        <w:rPr>
+          <w:rStyle w:val="VerbatimChar"/>
+        </w:rPr>
+        <w:t xml:space="preserve">pi_forward &lt;- 4 * sum_forward</w:t>
+      </w:r>
+      <w:r>
+        <w:br/>
+      </w:r>
+      <w:r>
+        <w:rPr>
+          <w:rStyle w:val="VerbatimChar"/>
+        </w:rPr>
+        <w:t xml:space="preserve">pi_backward &lt;- 4 * sum_backward</w:t>
+      </w:r>
+      <w:r>
+        <w:br/>
+      </w:r>
+      <w:r>
+        <w:rPr>
+          <w:rStyle w:val="VerbatimChar"/>
+        </w:rPr>
+        <w:t xml:space="preserve">compare both values with reference pi</w:t>
+      </w:r>
+    </w:p>
+    <w:p>
+      <w:pPr>
+        <w:pStyle w:val="FirstParagraph"/>
+      </w:pPr>
+      <w:r>
+        <w:rPr>
+          <w:rFonts w:hint="eastAsia"/>
+        </w:rPr>
+        <w:t xml:space="preserve">程序同时输出</w:t>
+      </w:r>
+      <w:r>
+        <w:t xml:space="preserve"> </w:t>
+      </w:r>
+      <w:r>
+        <w:rPr>
+          <w:rStyle w:val="VerbatimChar"/>
+        </w:rPr>
+        <w:t xml:space="preserve">double</w:t>
+      </w:r>
+      <w:r>
+        <w:t xml:space="preserve"> </w:t>
+      </w:r>
+      <w:r>
+        <w:rPr>
+          <w:rFonts w:hint="eastAsia"/>
+        </w:rPr>
+        <w:t xml:space="preserve">与</w:t>
+      </w:r>
+      <w:r>
+        <w:t xml:space="preserve"> </w:t>
+      </w:r>
+      <w:r>
+        <w:rPr>
+          <w:rStyle w:val="VerbatimChar"/>
+        </w:rPr>
+        <w:t xml:space="preserve">__float128</w:t>
+      </w:r>
+      <w:r>
+        <w:t xml:space="preserve"> </w:t>
+      </w:r>
+      <w:r>
+        <w:rPr>
+          <w:rFonts w:hint="eastAsia"/>
+        </w:rPr>
+        <w:t xml:space="preserve">的结果，以区分截断误差和舍入误差的影响。</w:t>
+      </w:r>
+    </w:p>
     <w:bookmarkEnd w:id="15"/>
-    <w:bookmarkStart w:id="16" w:name="两种求和顺序比较"/>
+    <w:bookmarkStart w:id="16" w:name="问题答案"/>
     <w:p>
       <w:pPr>
         <w:pStyle w:val="Heading3"/>
@@ -656,339 +883,16 @@
         <w:rPr>
           <w:rStyle w:val="SectionNumber"/>
         </w:rPr>
-        <w:t xml:space="preserve">1.1.2</w:t>
+        <w:t xml:space="preserve">0.1.3</w:t>
       </w:r>
       <w:r>
         <w:tab/>
       </w:r>
       <w:r>
-        <w:t xml:space="preserve">(2) </w:t>
-      </w:r>
-      <w:r>
-        <w:rPr>
-          <w:rFonts w:hint="eastAsia"/>
-        </w:rPr>
-        <w:t xml:space="preserve">两种求和顺序比较</w:t>
-      </w:r>
-    </w:p>
-    <w:p>
-      <w:pPr>
-        <w:pStyle w:val="FirstParagraph"/>
-      </w:pPr>
-      <w:r>
-        <w:rPr>
-          <w:rFonts w:hint="eastAsia"/>
-        </w:rPr>
-        <w:t xml:space="preserve">分别采用按正序求和与按逆序求和两种实现。</w:t>
-      </w:r>
-    </w:p>
-    <w:bookmarkEnd w:id="16"/>
-    <w:bookmarkStart w:id="17" w:name="精度判断与原因说明"/>
-    <w:p>
-      <w:pPr>
-        <w:pStyle w:val="Heading3"/>
-      </w:pPr>
-      <w:r>
-        <w:rPr>
-          <w:rStyle w:val="SectionNumber"/>
-        </w:rPr>
-        <w:t xml:space="preserve">1.1.3</w:t>
-      </w:r>
-      <w:r>
-        <w:tab/>
-      </w:r>
-      <w:r>
-        <w:t xml:space="preserve">(3) </w:t>
-      </w:r>
-      <w:r>
-        <w:rPr>
-          <w:rFonts w:hint="eastAsia"/>
-        </w:rPr>
-        <w:t xml:space="preserve">精度判断与原因说明</w:t>
-      </w:r>
-    </w:p>
-    <w:p>
-      <w:pPr>
-        <w:pStyle w:val="FirstParagraph"/>
-      </w:pPr>
-      <w:r>
-        <w:rPr>
-          <w:rFonts w:hint="eastAsia"/>
-        </w:rPr>
-        <w:t xml:space="preserve">比较两种实现的精度差异，并说明哪一种更准确以及原因。</w:t>
-      </w:r>
-    </w:p>
-    <w:bookmarkEnd w:id="17"/>
-    <w:bookmarkEnd w:id="18"/>
-    <w:bookmarkStart w:id="19" w:name="解决方式"/>
-    <w:p>
-      <w:pPr>
-        <w:pStyle w:val="Heading2"/>
-      </w:pPr>
-      <w:r>
-        <w:rPr>
-          <w:rStyle w:val="SectionNumber"/>
-        </w:rPr>
-        <w:t xml:space="preserve">1.2</w:t>
-      </w:r>
-      <w:r>
-        <w:tab/>
-      </w:r>
-      <w:r>
-        <w:rPr>
-          <w:rFonts w:hint="eastAsia"/>
-        </w:rPr>
-        <w:t xml:space="preserve">解决方式</w:t>
-      </w:r>
-    </w:p>
-    <w:p>
-      <w:pPr>
-        <w:pStyle w:val="FirstParagraph"/>
-      </w:pPr>
-      <w:r>
-        <w:rPr>
-          <w:rFonts w:hint="eastAsia"/>
-        </w:rPr>
-        <w:t xml:space="preserve">本题的计算过程可表示为如下伪代码：</w:t>
-      </w:r>
-    </w:p>
-    <w:p>
-      <w:pPr>
-        <w:pStyle w:val="SourceCode"/>
-      </w:pPr>
-      <w:r>
-        <w:rPr>
-          <w:rStyle w:val="VerbatimChar"/>
-        </w:rPr>
-        <w:t xml:space="preserve">Input : number of terms N</w:t>
-      </w:r>
-      <w:r>
-        <w:br/>
-      </w:r>
-      <w:r>
-        <w:rPr>
-          <w:rStyle w:val="VerbatimChar"/>
-        </w:rPr>
-        <w:t xml:space="preserve">Output: forward sum, backward sum, and absolute errors</w:t>
-      </w:r>
-      <w:r>
-        <w:br/>
-      </w:r>
-      <w:r>
-        <w:br/>
-      </w:r>
-      <w:r>
-        <w:rPr>
-          <w:rStyle w:val="VerbatimChar"/>
-        </w:rPr>
-        <w:t xml:space="preserve">sum_forward &lt;- 0</w:t>
-      </w:r>
-      <w:r>
-        <w:br/>
-      </w:r>
-      <w:r>
-        <w:rPr>
-          <w:rStyle w:val="VerbatimChar"/>
-        </w:rPr>
-        <w:t xml:space="preserve">for k from 0 to N - 1 do</w:t>
-      </w:r>
-      <w:r>
-        <w:br/>
-      </w:r>
-      <w:r>
-        <w:rPr>
-          <w:rStyle w:val="VerbatimChar"/>
-        </w:rPr>
-        <w:t xml:space="preserve">    term &lt;- (-1)^k / (2k + 1)</w:t>
-      </w:r>
-      <w:r>
-        <w:br/>
-      </w:r>
-      <w:r>
-        <w:rPr>
-          <w:rStyle w:val="VerbatimChar"/>
-        </w:rPr>
-        <w:t xml:space="preserve">    sum_forward &lt;- sum_forward + term</w:t>
-      </w:r>
-      <w:r>
-        <w:br/>
-      </w:r>
-      <w:r>
-        <w:rPr>
-          <w:rStyle w:val="VerbatimChar"/>
-        </w:rPr>
-        <w:t xml:space="preserve">end for</w:t>
-      </w:r>
-      <w:r>
-        <w:br/>
-      </w:r>
-      <w:r>
-        <w:br/>
-      </w:r>
-      <w:r>
-        <w:rPr>
-          <w:rStyle w:val="VerbatimChar"/>
-        </w:rPr>
-        <w:t xml:space="preserve">sum_backward &lt;- 0</w:t>
-      </w:r>
-      <w:r>
-        <w:br/>
-      </w:r>
-      <w:r>
-        <w:rPr>
-          <w:rStyle w:val="VerbatimChar"/>
-        </w:rPr>
-        <w:t xml:space="preserve">for k from N - 1 down to 0 do</w:t>
-      </w:r>
-      <w:r>
-        <w:br/>
-      </w:r>
-      <w:r>
-        <w:rPr>
-          <w:rStyle w:val="VerbatimChar"/>
-        </w:rPr>
-        <w:t xml:space="preserve">    term &lt;- (-1)^k / (2k + 1)</w:t>
-      </w:r>
-      <w:r>
-        <w:br/>
-      </w:r>
-      <w:r>
-        <w:rPr>
-          <w:rStyle w:val="VerbatimChar"/>
-        </w:rPr>
-        <w:t xml:space="preserve">    sum_backward &lt;- sum_backward + term</w:t>
-      </w:r>
-      <w:r>
-        <w:br/>
-      </w:r>
-      <w:r>
-        <w:rPr>
-          <w:rStyle w:val="VerbatimChar"/>
-        </w:rPr>
-        <w:t xml:space="preserve">end for</w:t>
-      </w:r>
-      <w:r>
-        <w:br/>
-      </w:r>
-      <w:r>
-        <w:br/>
-      </w:r>
-      <w:r>
-        <w:rPr>
-          <w:rStyle w:val="VerbatimChar"/>
-        </w:rPr>
-        <w:t xml:space="preserve">pi_forward &lt;- 4 * sum_forward</w:t>
-      </w:r>
-      <w:r>
-        <w:br/>
-      </w:r>
-      <w:r>
-        <w:rPr>
-          <w:rStyle w:val="VerbatimChar"/>
-        </w:rPr>
-        <w:t xml:space="preserve">pi_backward &lt;- 4 * sum_backward</w:t>
-      </w:r>
-      <w:r>
-        <w:br/>
-      </w:r>
-      <w:r>
-        <w:rPr>
-          <w:rStyle w:val="VerbatimChar"/>
-        </w:rPr>
-        <w:t xml:space="preserve">compare both values with reference pi</w:t>
-      </w:r>
-    </w:p>
-    <w:p>
-      <w:pPr>
-        <w:pStyle w:val="FirstParagraph"/>
-      </w:pPr>
-      <w:r>
-        <w:rPr>
-          <w:rFonts w:hint="eastAsia"/>
-        </w:rPr>
-        <w:t xml:space="preserve">程序同时输出</w:t>
-      </w:r>
-      <w:r>
-        <w:t xml:space="preserve"> </w:t>
-      </w:r>
-      <w:r>
-        <w:rPr>
-          <w:rStyle w:val="VerbatimChar"/>
-        </w:rPr>
-        <w:t xml:space="preserve">double</w:t>
-      </w:r>
-      <w:r>
-        <w:t xml:space="preserve"> </w:t>
-      </w:r>
-      <w:r>
-        <w:rPr>
-          <w:rFonts w:hint="eastAsia"/>
-        </w:rPr>
-        <w:t xml:space="preserve">与</w:t>
-      </w:r>
-      <w:r>
-        <w:t xml:space="preserve"> </w:t>
-      </w:r>
-      <w:r>
-        <w:rPr>
-          <w:rStyle w:val="VerbatimChar"/>
-        </w:rPr>
-        <w:t xml:space="preserve">__float128</w:t>
-      </w:r>
-      <w:r>
-        <w:t xml:space="preserve"> </w:t>
-      </w:r>
-      <w:r>
-        <w:rPr>
-          <w:rFonts w:hint="eastAsia"/>
-        </w:rPr>
-        <w:t xml:space="preserve">的结果，以区分截断误差和舍入误差的影响。</w:t>
-      </w:r>
-    </w:p>
-    <w:bookmarkEnd w:id="19"/>
-    <w:bookmarkStart w:id="23" w:name="问题答案"/>
-    <w:p>
-      <w:pPr>
-        <w:pStyle w:val="Heading2"/>
-      </w:pPr>
-      <w:r>
-        <w:rPr>
-          <w:rStyle w:val="SectionNumber"/>
-        </w:rPr>
-        <w:t xml:space="preserve">1.3</w:t>
-      </w:r>
-      <w:r>
-        <w:tab/>
-      </w:r>
-      <w:r>
         <w:rPr>
           <w:rFonts w:hint="eastAsia"/>
         </w:rPr>
         <w:t xml:space="preserve">问题答案</w:t>
-      </w:r>
-    </w:p>
-    <w:bookmarkStart w:id="20" w:name="有限项计算结果"/>
-    <w:p>
-      <w:pPr>
-        <w:pStyle w:val="Heading3"/>
-      </w:pPr>
-      <w:r>
-        <w:rPr>
-          <w:rStyle w:val="SectionNumber"/>
-        </w:rPr>
-        <w:t xml:space="preserve">1.3.1</w:t>
-      </w:r>
-      <w:r>
-        <w:tab/>
-      </w:r>
-      <w:r>
-        <w:t xml:space="preserve">(1) </w:t>
-      </w:r>
-      <w:r>
-        <w:rPr>
-          <w:rFonts w:hint="eastAsia"/>
-        </w:rPr>
-        <w:t xml:space="preserve">有限项计算结果</w:t>
       </w:r>
     </w:p>
     <w:p>
@@ -1263,8 +1167,8 @@
         </w:tc>
       </w:tr>
     </w:tbl>
-    <w:bookmarkEnd w:id="20"/>
-    <w:bookmarkStart w:id="21" w:name="两种求和顺序比较-1"/>
+    <w:bookmarkEnd w:id="16"/>
+    <w:bookmarkStart w:id="17" w:name="分析"/>
     <w:p>
       <w:pPr>
         <w:pStyle w:val="Heading3"/>
@@ -1273,188 +1177,7 @@
         <w:rPr>
           <w:rStyle w:val="SectionNumber"/>
         </w:rPr>
-        <w:t xml:space="preserve">1.3.2</w:t>
-      </w:r>
-      <w:r>
-        <w:tab/>
-      </w:r>
-      <w:r>
-        <w:t xml:space="preserve">(2) </w:t>
-      </w:r>
-      <w:r>
-        <w:rPr>
-          <w:rFonts w:hint="eastAsia"/>
-        </w:rPr>
-        <w:t xml:space="preserve">两种求和顺序比较</w:t>
-      </w:r>
-    </w:p>
-    <w:p>
-      <w:pPr>
-        <w:pStyle w:val="FirstParagraph"/>
-      </w:pPr>
-      <w:r>
-        <w:rPr>
-          <w:rFonts w:hint="eastAsia"/>
-        </w:rPr>
-        <w:t xml:space="preserve">逆序求和略优于正序求和，但两者的差距非常有限。对</w:t>
-      </w:r>
-      <w:r>
-        <w:t xml:space="preserve"> </w:t>
-      </w:r>
-      <w:r>
-        <w:rPr>
-          <w:rStyle w:val="VerbatimChar"/>
-        </w:rPr>
-        <w:t xml:space="preserve">double</w:t>
-      </w:r>
-      <w:r>
-        <w:t xml:space="preserve"> </w:t>
-      </w:r>
-      <w:r>
-        <w:rPr>
-          <w:rFonts w:hint="eastAsia"/>
-        </w:rPr>
-        <w:t xml:space="preserve">而言，逆序结果在最后几位上更接近参考值；对</w:t>
-      </w:r>
-      <w:r>
-        <w:t xml:space="preserve"> </w:t>
-      </w:r>
-      <w:r>
-        <w:rPr>
-          <w:rStyle w:val="VerbatimChar"/>
-        </w:rPr>
-        <w:t xml:space="preserve">__float128</w:t>
-      </w:r>
-      <w:r>
-        <w:t xml:space="preserve"> </w:t>
-      </w:r>
-      <w:r>
-        <w:rPr>
-          <w:rFonts w:hint="eastAsia"/>
-        </w:rPr>
-        <w:t xml:space="preserve">而言，两种顺序在当前展示精度下已几乎不可区分。</w:t>
-      </w:r>
-    </w:p>
-    <w:bookmarkEnd w:id="21"/>
-    <w:bookmarkStart w:id="22" w:name="精度判断与原因说明-1"/>
-    <w:p>
-      <w:pPr>
-        <w:pStyle w:val="Heading3"/>
-      </w:pPr>
-      <w:r>
-        <w:rPr>
-          <w:rStyle w:val="SectionNumber"/>
-        </w:rPr>
-        <w:t xml:space="preserve">1.3.3</w:t>
-      </w:r>
-      <w:r>
-        <w:tab/>
-      </w:r>
-      <w:r>
-        <w:t xml:space="preserve">(3) </w:t>
-      </w:r>
-      <w:r>
-        <w:rPr>
-          <w:rFonts w:hint="eastAsia"/>
-        </w:rPr>
-        <w:t xml:space="preserve">精度判断与原因说明</w:t>
-      </w:r>
-    </w:p>
-    <w:p>
-      <w:pPr>
-        <w:pStyle w:val="FirstParagraph"/>
-      </w:pPr>
-      <w:r>
-        <w:rPr>
-          <w:rFonts w:hint="eastAsia"/>
-        </w:rPr>
-        <w:t xml:space="preserve">两种实现都无法达到</w:t>
-      </w:r>
-      <w:r>
-        <w:t xml:space="preserve"> 10 </w:t>
-      </w:r>
-      <w:r>
-        <w:rPr>
-          <w:rFonts w:hint="eastAsia"/>
-        </w:rPr>
-        <w:t xml:space="preserve">位小数精度，原因在于</w:t>
-      </w:r>
-      <w:r>
-        <w:t xml:space="preserve"> Gregory-Leibniz </w:t>
-      </w:r>
-      <w:r>
-        <w:rPr>
-          <w:rFonts w:hint="eastAsia"/>
-        </w:rPr>
-        <w:t xml:space="preserve">级数本身收敛过慢，主导误差来自级数截断而不是舍入顺序。日志还给出了达到</w:t>
-      </w:r>
-      <w:r>
-        <w:t xml:space="preserve"> 10 </w:t>
-      </w:r>
-      <w:r>
-        <w:rPr>
-          <w:rFonts w:hint="eastAsia"/>
-        </w:rPr>
-        <w:t xml:space="preserve">位小数大约需要</w:t>
-      </w:r>
-      <w:r>
-        <w:t xml:space="preserve"> </w:t>
-      </w:r>
-      <w:r>
-        <w:rPr>
-          <w:rStyle w:val="VerbatimChar"/>
-        </w:rPr>
-        <w:t xml:space="preserve">40000000000</w:t>
-      </w:r>
-      <w:r>
-        <w:t xml:space="preserve"> </w:t>
-      </w:r>
-      <w:r>
-        <w:rPr>
-          <w:rFonts w:hint="eastAsia"/>
-        </w:rPr>
-        <w:t xml:space="preserve">项的估计，说明题目中给出的</w:t>
-      </w:r>
-      <w:r>
-        <w:t xml:space="preserve"> </w:t>
-      </w:r>
-      <w:r>
-        <w:rPr>
-          <w:rStyle w:val="VerbatimChar"/>
-        </w:rPr>
-        <w:t xml:space="preserve">500000</w:t>
-      </w:r>
-      <w:r>
-        <w:t xml:space="preserve"> </w:t>
-      </w:r>
-      <w:r>
-        <w:rPr>
-          <w:rFonts w:hint="eastAsia"/>
-        </w:rPr>
-        <w:t xml:space="preserve">项主要用于观察误差机制，而不是为了真正完成</w:t>
-      </w:r>
-      <w:r>
-        <w:t xml:space="preserve"> 10 </w:t>
-      </w:r>
-      <w:r>
-        <w:rPr>
-          <w:rFonts w:hint="eastAsia"/>
-        </w:rPr>
-        <w:t xml:space="preserve">位十进制精度。</w:t>
-      </w:r>
-    </w:p>
-    <w:bookmarkEnd w:id="22"/>
-    <w:bookmarkEnd w:id="23"/>
-    <w:bookmarkStart w:id="24" w:name="分析"/>
-    <w:p>
-      <w:pPr>
-        <w:pStyle w:val="Heading2"/>
-      </w:pPr>
-      <w:r>
-        <w:rPr>
-          <w:rStyle w:val="SectionNumber"/>
-        </w:rPr>
-        <w:t xml:space="preserve">1.4</w:t>
+        <w:t xml:space="preserve">0.1.4</w:t>
       </w:r>
       <w:r>
         <w:tab/>
@@ -1707,34 +1430,18 @@
         <w:t xml:space="preserve">级数收敛过慢这一根本事实。</w:t>
       </w:r>
     </w:p>
-    <w:bookmarkEnd w:id="24"/>
-    <w:bookmarkEnd w:id="25"/>
-    <w:bookmarkStart w:id="26" w:name="ii.-machin-公式计算圆周率"/>
-    <w:p>
-      <w:pPr>
-        <w:pStyle w:val="Heading1"/>
-      </w:pPr>
-      <w:r>
-        <w:t xml:space="preserve">II. Machin </w:t>
-      </w:r>
-      <w:r>
-        <w:rPr>
-          <w:rFonts w:hint="eastAsia"/>
-        </w:rPr>
-        <w:t xml:space="preserve">公式计算圆周率</w:t>
-      </w:r>
-    </w:p>
-    <w:bookmarkEnd w:id="26"/>
-    <w:bookmarkStart w:id="37" w:name="problem-2machin-公式计算圆周率"/>
-    <w:p>
-      <w:pPr>
-        <w:pStyle w:val="Heading1"/>
+    <w:bookmarkEnd w:id="17"/>
+    <w:bookmarkEnd w:id="18"/>
+    <w:bookmarkStart w:id="23" w:name="problem-12两种求和顺序比较"/>
+    <w:p>
+      <w:pPr>
+        <w:pStyle w:val="Heading2"/>
       </w:pPr>
       <w:r>
         <w:rPr>
           <w:rStyle w:val="SectionNumber"/>
         </w:rPr>
-        <w:t xml:space="preserve">2</w:t>
+        <w:t xml:space="preserve">0.2</w:t>
       </w:r>
       <w:r>
         <w:tab/>
@@ -1746,16 +1453,7 @@
         <w:rPr>
           <w:rFonts w:hint="eastAsia"/>
         </w:rPr>
-        <w:t xml:space="preserve">2：Machin</w:t>
-      </w:r>
-      <w:r>
-        <w:t xml:space="preserve"> </w:t>
-      </w:r>
-      <w:r>
-        <w:rPr>
-          <w:rFonts w:hint="eastAsia"/>
-        </w:rPr>
-        <w:t xml:space="preserve">公式计算圆周率</w:t>
+        <w:t xml:space="preserve">1(2)：两种求和顺序比较</w:t>
       </w:r>
     </w:p>
     <w:p>
@@ -1777,7 +1475,7 @@
           <w:numId w:val="1002"/>
         </w:numPr>
       </w:pPr>
-      <w:hyperlink r:id="rId27">
+      <w:hyperlink r:id="rId12">
         <w:r>
           <w:rPr>
             <w:rStyle w:val="Hyperlink"/>
@@ -1789,7 +1487,7 @@
           <w:rPr>
             <w:rStyle w:val="Hyperlink"/>
           </w:rPr>
-          <w:t xml:space="preserve"> scripts/problem2.c</w:t>
+          <w:t xml:space="preserve"> scripts/problem1.c</w:t>
         </w:r>
       </w:hyperlink>
     </w:p>
@@ -1801,16 +1499,608 @@
           <w:numId w:val="1002"/>
         </w:numPr>
       </w:pPr>
-      <w:hyperlink r:id="rId28">
+      <w:hyperlink r:id="rId13">
         <w:r>
           <w:rPr>
             <w:rStyle w:val="Hyperlink"/>
           </w:rPr>
-          <w:t xml:space="preserve">GitHub scripts/problem2.c</w:t>
+          <w:t xml:space="preserve">GitHub scripts/problem1.c</w:t>
         </w:r>
       </w:hyperlink>
     </w:p>
-    <w:bookmarkStart w:id="31" w:name="待求问题-1"/>
+    <w:bookmarkStart w:id="19" w:name="待求问题-1"/>
+    <w:p>
+      <w:pPr>
+        <w:pStyle w:val="Heading3"/>
+      </w:pPr>
+      <w:r>
+        <w:rPr>
+          <w:rStyle w:val="SectionNumber"/>
+        </w:rPr>
+        <w:t xml:space="preserve">0.2.1</w:t>
+      </w:r>
+      <w:r>
+        <w:tab/>
+      </w:r>
+      <w:r>
+        <w:rPr>
+          <w:rFonts w:hint="eastAsia"/>
+        </w:rPr>
+        <w:t xml:space="preserve">待求问题</w:t>
+      </w:r>
+    </w:p>
+    <w:p>
+      <w:pPr>
+        <w:pStyle w:val="FirstParagraph"/>
+      </w:pPr>
+      <w:r>
+        <w:rPr>
+          <w:rFonts w:hint="eastAsia"/>
+        </w:rPr>
+        <w:t xml:space="preserve">分别采用按正序求和与按逆序求和两种实现。</w:t>
+      </w:r>
+    </w:p>
+    <w:bookmarkEnd w:id="19"/>
+    <w:bookmarkStart w:id="20" w:name="解决方式-1"/>
+    <w:p>
+      <w:pPr>
+        <w:pStyle w:val="Heading3"/>
+      </w:pPr>
+      <w:r>
+        <w:rPr>
+          <w:rStyle w:val="SectionNumber"/>
+        </w:rPr>
+        <w:t xml:space="preserve">0.2.2</w:t>
+      </w:r>
+      <w:r>
+        <w:tab/>
+      </w:r>
+      <w:r>
+        <w:rPr>
+          <w:rFonts w:hint="eastAsia"/>
+        </w:rPr>
+        <w:t xml:space="preserve">解决方式</w:t>
+      </w:r>
+    </w:p>
+    <w:p>
+      <w:pPr>
+        <w:pStyle w:val="FirstParagraph"/>
+      </w:pPr>
+      <w:r>
+        <w:rPr>
+          <w:rFonts w:hint="eastAsia"/>
+        </w:rPr>
+        <w:t xml:space="preserve">本题的计算过程可表示为如下伪代码：</w:t>
+      </w:r>
+    </w:p>
+    <w:p>
+      <w:pPr>
+        <w:pStyle w:val="SourceCode"/>
+      </w:pPr>
+      <w:r>
+        <w:rPr>
+          <w:rStyle w:val="VerbatimChar"/>
+        </w:rPr>
+        <w:t xml:space="preserve">Input : number of terms N</w:t>
+      </w:r>
+      <w:r>
+        <w:br/>
+      </w:r>
+      <w:r>
+        <w:rPr>
+          <w:rStyle w:val="VerbatimChar"/>
+        </w:rPr>
+        <w:t xml:space="preserve">Output: forward sum, backward sum, and absolute errors</w:t>
+      </w:r>
+      <w:r>
+        <w:br/>
+      </w:r>
+      <w:r>
+        <w:br/>
+      </w:r>
+      <w:r>
+        <w:rPr>
+          <w:rStyle w:val="VerbatimChar"/>
+        </w:rPr>
+        <w:t xml:space="preserve">sum_forward &lt;- 0</w:t>
+      </w:r>
+      <w:r>
+        <w:br/>
+      </w:r>
+      <w:r>
+        <w:rPr>
+          <w:rStyle w:val="VerbatimChar"/>
+        </w:rPr>
+        <w:t xml:space="preserve">for k from 0 to N - 1 do</w:t>
+      </w:r>
+      <w:r>
+        <w:br/>
+      </w:r>
+      <w:r>
+        <w:rPr>
+          <w:rStyle w:val="VerbatimChar"/>
+        </w:rPr>
+        <w:t xml:space="preserve">    term &lt;- (-1)^k / (2k + 1)</w:t>
+      </w:r>
+      <w:r>
+        <w:br/>
+      </w:r>
+      <w:r>
+        <w:rPr>
+          <w:rStyle w:val="VerbatimChar"/>
+        </w:rPr>
+        <w:t xml:space="preserve">    sum_forward &lt;- sum_forward + term</w:t>
+      </w:r>
+      <w:r>
+        <w:br/>
+      </w:r>
+      <w:r>
+        <w:rPr>
+          <w:rStyle w:val="VerbatimChar"/>
+        </w:rPr>
+        <w:t xml:space="preserve">end for</w:t>
+      </w:r>
+      <w:r>
+        <w:br/>
+      </w:r>
+      <w:r>
+        <w:br/>
+      </w:r>
+      <w:r>
+        <w:rPr>
+          <w:rStyle w:val="VerbatimChar"/>
+        </w:rPr>
+        <w:t xml:space="preserve">sum_backward &lt;- 0</w:t>
+      </w:r>
+      <w:r>
+        <w:br/>
+      </w:r>
+      <w:r>
+        <w:rPr>
+          <w:rStyle w:val="VerbatimChar"/>
+        </w:rPr>
+        <w:t xml:space="preserve">for k from N - 1 down to 0 do</w:t>
+      </w:r>
+      <w:r>
+        <w:br/>
+      </w:r>
+      <w:r>
+        <w:rPr>
+          <w:rStyle w:val="VerbatimChar"/>
+        </w:rPr>
+        <w:t xml:space="preserve">    term &lt;- (-1)^k / (2k + 1)</w:t>
+      </w:r>
+      <w:r>
+        <w:br/>
+      </w:r>
+      <w:r>
+        <w:rPr>
+          <w:rStyle w:val="VerbatimChar"/>
+        </w:rPr>
+        <w:t xml:space="preserve">    sum_backward &lt;- sum_backward + term</w:t>
+      </w:r>
+      <w:r>
+        <w:br/>
+      </w:r>
+      <w:r>
+        <w:rPr>
+          <w:rStyle w:val="VerbatimChar"/>
+        </w:rPr>
+        <w:t xml:space="preserve">end for</w:t>
+      </w:r>
+      <w:r>
+        <w:br/>
+      </w:r>
+      <w:r>
+        <w:br/>
+      </w:r>
+      <w:r>
+        <w:rPr>
+          <w:rStyle w:val="VerbatimChar"/>
+        </w:rPr>
+        <w:t xml:space="preserve">pi_forward &lt;- 4 * sum_forward</w:t>
+      </w:r>
+      <w:r>
+        <w:br/>
+      </w:r>
+      <w:r>
+        <w:rPr>
+          <w:rStyle w:val="VerbatimChar"/>
+        </w:rPr>
+        <w:t xml:space="preserve">pi_backward &lt;- 4 * sum_backward</w:t>
+      </w:r>
+      <w:r>
+        <w:br/>
+      </w:r>
+      <w:r>
+        <w:rPr>
+          <w:rStyle w:val="VerbatimChar"/>
+        </w:rPr>
+        <w:t xml:space="preserve">compare both values with reference pi</w:t>
+      </w:r>
+    </w:p>
+    <w:p>
+      <w:pPr>
+        <w:pStyle w:val="FirstParagraph"/>
+      </w:pPr>
+      <w:r>
+        <w:rPr>
+          <w:rFonts w:hint="eastAsia"/>
+        </w:rPr>
+        <w:t xml:space="preserve">程序同时输出</w:t>
+      </w:r>
+      <w:r>
+        <w:t xml:space="preserve"> </w:t>
+      </w:r>
+      <w:r>
+        <w:rPr>
+          <w:rStyle w:val="VerbatimChar"/>
+        </w:rPr>
+        <w:t xml:space="preserve">double</w:t>
+      </w:r>
+      <w:r>
+        <w:t xml:space="preserve"> </w:t>
+      </w:r>
+      <w:r>
+        <w:rPr>
+          <w:rFonts w:hint="eastAsia"/>
+        </w:rPr>
+        <w:t xml:space="preserve">与</w:t>
+      </w:r>
+      <w:r>
+        <w:t xml:space="preserve"> </w:t>
+      </w:r>
+      <w:r>
+        <w:rPr>
+          <w:rStyle w:val="VerbatimChar"/>
+        </w:rPr>
+        <w:t xml:space="preserve">__float128</w:t>
+      </w:r>
+      <w:r>
+        <w:t xml:space="preserve"> </w:t>
+      </w:r>
+      <w:r>
+        <w:rPr>
+          <w:rFonts w:hint="eastAsia"/>
+        </w:rPr>
+        <w:t xml:space="preserve">的结果，以区分截断误差和舍入误差的影响。</w:t>
+      </w:r>
+    </w:p>
+    <w:bookmarkEnd w:id="20"/>
+    <w:bookmarkStart w:id="21" w:name="问题答案-1"/>
+    <w:p>
+      <w:pPr>
+        <w:pStyle w:val="Heading3"/>
+      </w:pPr>
+      <w:r>
+        <w:rPr>
+          <w:rStyle w:val="SectionNumber"/>
+        </w:rPr>
+        <w:t xml:space="preserve">0.2.3</w:t>
+      </w:r>
+      <w:r>
+        <w:tab/>
+      </w:r>
+      <w:r>
+        <w:rPr>
+          <w:rFonts w:hint="eastAsia"/>
+        </w:rPr>
+        <w:t xml:space="preserve">问题答案</w:t>
+      </w:r>
+    </w:p>
+    <w:p>
+      <w:pPr>
+        <w:pStyle w:val="FirstParagraph"/>
+      </w:pPr>
+      <w:r>
+        <w:rPr>
+          <w:rFonts w:hint="eastAsia"/>
+        </w:rPr>
+        <w:t xml:space="preserve">逆序求和略优于正序求和，但两者的差距非常有限。对</w:t>
+      </w:r>
+      <w:r>
+        <w:t xml:space="preserve"> </w:t>
+      </w:r>
+      <w:r>
+        <w:rPr>
+          <w:rStyle w:val="VerbatimChar"/>
+        </w:rPr>
+        <w:t xml:space="preserve">double</w:t>
+      </w:r>
+      <w:r>
+        <w:t xml:space="preserve"> </w:t>
+      </w:r>
+      <w:r>
+        <w:rPr>
+          <w:rFonts w:hint="eastAsia"/>
+        </w:rPr>
+        <w:t xml:space="preserve">而言，逆序结果在最后几位上更接近参考值；对</w:t>
+      </w:r>
+      <w:r>
+        <w:t xml:space="preserve"> </w:t>
+      </w:r>
+      <w:r>
+        <w:rPr>
+          <w:rStyle w:val="VerbatimChar"/>
+        </w:rPr>
+        <w:t xml:space="preserve">__float128</w:t>
+      </w:r>
+      <w:r>
+        <w:t xml:space="preserve"> </w:t>
+      </w:r>
+      <w:r>
+        <w:rPr>
+          <w:rFonts w:hint="eastAsia"/>
+        </w:rPr>
+        <w:t xml:space="preserve">而言，两种顺序在当前展示精度下已几乎不可区分。</w:t>
+      </w:r>
+    </w:p>
+    <w:bookmarkEnd w:id="21"/>
+    <w:bookmarkStart w:id="22" w:name="分析-1"/>
+    <w:p>
+      <w:pPr>
+        <w:pStyle w:val="Heading3"/>
+      </w:pPr>
+      <w:r>
+        <w:rPr>
+          <w:rStyle w:val="SectionNumber"/>
+        </w:rPr>
+        <w:t xml:space="preserve">0.2.4</w:t>
+      </w:r>
+      <w:r>
+        <w:tab/>
+      </w:r>
+      <w:r>
+        <w:rPr>
+          <w:rFonts w:hint="eastAsia"/>
+        </w:rPr>
+        <w:t xml:space="preserve">分析</w:t>
+      </w:r>
+    </w:p>
+    <w:p>
+      <w:pPr>
+        <w:pStyle w:val="FirstParagraph"/>
+      </w:pPr>
+      <w:r>
+        <w:rPr>
+          <w:rFonts w:hint="eastAsia"/>
+        </w:rPr>
+        <w:t xml:space="preserve">本题的主导误差并不是求和顺序造成的舍入误差，而是级数本身的截断误差。对</w:t>
+      </w:r>
+      <w:r>
+        <w:t xml:space="preserve"> Gregory-Leibniz </w:t>
+      </w:r>
+      <w:r>
+        <w:rPr>
+          <w:rFonts w:hint="eastAsia"/>
+        </w:rPr>
+        <w:t xml:space="preserve">级数有</w:t>
+      </w:r>
+    </w:p>
+    <w:p>
+      <w:pPr>
+        <w:pStyle w:val="BodyText"/>
+      </w:pPr>
+      <m:oMathPara>
+        <m:oMathParaPr>
+          <m:jc m:val="center"/>
+        </m:oMathParaPr>
+        <m:oMath>
+          <m:d>
+            <m:dPr>
+              <m:begChr m:val="|"/>
+              <m:sepChr m:val=""/>
+              <m:endChr m:val="|"/>
+              <m:grow/>
+            </m:dPr>
+            <m:e>
+              <m:r>
+                <m:t>π</m:t>
+              </m:r>
+              <m:r>
+                <m:rPr>
+                  <m:sty m:val="p"/>
+                </m:rPr>
+                <m:t>−</m:t>
+              </m:r>
+              <m:r>
+                <m:t>4</m:t>
+              </m:r>
+              <m:nary>
+                <m:naryPr>
+                  <m:chr m:val="∑"/>
+                  <m:limLoc m:val="undOvr"/>
+                  <m:subHide m:val="off"/>
+                  <m:supHide m:val="off"/>
+                </m:naryPr>
+                <m:sub>
+                  <m:r>
+                    <m:t>k</m:t>
+                  </m:r>
+                  <m:r>
+                    <m:rPr>
+                      <m:sty m:val="p"/>
+                    </m:rPr>
+                    <m:t>=</m:t>
+                  </m:r>
+                  <m:r>
+                    <m:t>0</m:t>
+                  </m:r>
+                </m:sub>
+                <m:sup>
+                  <m:r>
+                    <m:t>N</m:t>
+                  </m:r>
+                  <m:r>
+                    <m:rPr>
+                      <m:sty m:val="p"/>
+                    </m:rPr>
+                    <m:t>−</m:t>
+                  </m:r>
+                  <m:r>
+                    <m:t>1</m:t>
+                  </m:r>
+                </m:sup>
+                <m:e>
+                  <m:f>
+                    <m:fPr>
+                      <m:type m:val="bar"/>
+                    </m:fPr>
+                    <m:num>
+                      <m:r>
+                        <m:rPr>
+                          <m:sty m:val="p"/>
+                        </m:rPr>
+                        <m:t>(</m:t>
+                      </m:r>
+                      <m:r>
+                        <m:rPr>
+                          <m:sty m:val="p"/>
+                        </m:rPr>
+                        <m:t>−</m:t>
+                      </m:r>
+                      <m:r>
+                        <m:t>1</m:t>
+                      </m:r>
+                      <m:sSup>
+                        <m:e>
+                          <m:r>
+                            <m:rPr>
+                              <m:sty m:val="p"/>
+                            </m:rPr>
+                            <m:t>)</m:t>
+                          </m:r>
+                        </m:e>
+                        <m:sup>
+                          <m:r>
+                            <m:t>k</m:t>
+                          </m:r>
+                        </m:sup>
+                      </m:sSup>
+                    </m:num>
+                    <m:den>
+                      <m:r>
+                        <m:t>2</m:t>
+                      </m:r>
+                      <m:r>
+                        <m:t>k</m:t>
+                      </m:r>
+                      <m:r>
+                        <m:rPr>
+                          <m:sty m:val="p"/>
+                        </m:rPr>
+                        <m:t>+</m:t>
+                      </m:r>
+                      <m:r>
+                        <m:t>1</m:t>
+                      </m:r>
+                    </m:den>
+                  </m:f>
+                </m:e>
+              </m:nary>
+            </m:e>
+          </m:d>
+          <m:r>
+            <m:rPr>
+              <m:sty m:val="p"/>
+            </m:rPr>
+            <m:t>≤</m:t>
+          </m:r>
+          <m:f>
+            <m:fPr>
+              <m:type m:val="bar"/>
+            </m:fPr>
+            <m:num>
+              <m:r>
+                <m:t>4</m:t>
+              </m:r>
+            </m:num>
+            <m:den>
+              <m:r>
+                <m:t>2</m:t>
+              </m:r>
+              <m:r>
+                <m:t>N</m:t>
+              </m:r>
+              <m:r>
+                <m:rPr>
+                  <m:sty m:val="p"/>
+                </m:rPr>
+                <m:t>+</m:t>
+              </m:r>
+              <m:r>
+                <m:t>1</m:t>
+              </m:r>
+            </m:den>
+          </m:f>
+          <m:r>
+            <m:rPr>
+              <m:sty m:val="p"/>
+            </m:rPr>
+            <m:t>,</m:t>
+          </m:r>
+        </m:oMath>
+      </m:oMathPara>
+    </w:p>
+    <w:p>
+      <w:pPr>
+        <w:pStyle w:val="FirstParagraph"/>
+      </w:pPr>
+      <w:r>
+        <w:rPr>
+          <w:rFonts w:hint="eastAsia"/>
+        </w:rPr>
+        <w:t xml:space="preserve">当</w:t>
+      </w:r>
+      <w:r>
+        <w:t xml:space="preserve"> </w:t>
+      </w:r>
+      <w:r>
+        <w:rPr>
+          <w:rStyle w:val="VerbatimChar"/>
+        </w:rPr>
+        <w:t xml:space="preserve">N=500000</w:t>
+      </w:r>
+      <w:r>
+        <w:t xml:space="preserve"> </w:t>
+      </w:r>
+      <w:r>
+        <w:rPr>
+          <w:rFonts w:hint="eastAsia"/>
+        </w:rPr>
+        <w:t xml:space="preserve">时，这一上界本身就处于</w:t>
+      </w:r>
+      <w:r>
+        <w:t xml:space="preserve"> </w:t>
+      </w:r>
+      <w:r>
+        <w:rPr>
+          <w:rStyle w:val="VerbatimChar"/>
+        </w:rPr>
+        <w:t xml:space="preserve">10^{-6}</w:t>
+      </w:r>
+      <w:r>
+        <w:t xml:space="preserve"> </w:t>
+      </w:r>
+      <w:r>
+        <w:rPr>
+          <w:rFonts w:hint="eastAsia"/>
+        </w:rPr>
+        <w:t xml:space="preserve">数量级。逆序求和确实略微减轻了舍入误差，但并不能改变</w:t>
+      </w:r>
+      <w:r>
+        <w:t xml:space="preserve"> Gregory-Leibniz </w:t>
+      </w:r>
+      <w:r>
+        <w:rPr>
+          <w:rFonts w:hint="eastAsia"/>
+        </w:rPr>
+        <w:t xml:space="preserve">级数收敛过慢这一根本事实。</w:t>
+      </w:r>
+    </w:p>
+    <w:bookmarkEnd w:id="22"/>
+    <w:bookmarkEnd w:id="23"/>
+    <w:bookmarkStart w:id="28" w:name="problem-13精度判断与原因说明"/>
     <w:p>
       <w:pPr>
         <w:pStyle w:val="Heading2"/>
@@ -1819,12 +2109,88 @@
         <w:rPr>
           <w:rStyle w:val="SectionNumber"/>
         </w:rPr>
-        <w:t xml:space="preserve">2.1</w:t>
+        <w:t xml:space="preserve">0.3</w:t>
       </w:r>
       <w:r>
         <w:tab/>
       </w:r>
       <w:r>
+        <w:t xml:space="preserve">Problem </w:t>
+      </w:r>
+      <w:r>
+        <w:rPr>
+          <w:rFonts w:hint="eastAsia"/>
+        </w:rPr>
+        <w:t xml:space="preserve">1(3)：精度判断与原因说明</w:t>
+      </w:r>
+    </w:p>
+    <w:p>
+      <w:pPr>
+        <w:pStyle w:val="FirstParagraph"/>
+      </w:pPr>
+      <w:r>
+        <w:rPr>
+          <w:rFonts w:hint="eastAsia"/>
+        </w:rPr>
+        <w:t xml:space="preserve">相关脚本：</w:t>
+      </w:r>
+    </w:p>
+    <w:p>
+      <w:pPr>
+        <w:pStyle w:val="Compact"/>
+        <w:numPr>
+          <w:ilvl w:val="0"/>
+          <w:numId w:val="1003"/>
+        </w:numPr>
+      </w:pPr>
+      <w:hyperlink r:id="rId12">
+        <w:r>
+          <w:rPr>
+            <w:rStyle w:val="Hyperlink"/>
+            <w:rFonts w:hint="eastAsia"/>
+          </w:rPr>
+          <w:t xml:space="preserve">本地</w:t>
+        </w:r>
+        <w:r>
+          <w:rPr>
+            <w:rStyle w:val="Hyperlink"/>
+          </w:rPr>
+          <w:t xml:space="preserve"> scripts/problem1.c</w:t>
+        </w:r>
+      </w:hyperlink>
+    </w:p>
+    <w:p>
+      <w:pPr>
+        <w:pStyle w:val="Compact"/>
+        <w:numPr>
+          <w:ilvl w:val="0"/>
+          <w:numId w:val="1003"/>
+        </w:numPr>
+      </w:pPr>
+      <w:hyperlink r:id="rId13">
+        <w:r>
+          <w:rPr>
+            <w:rStyle w:val="Hyperlink"/>
+          </w:rPr>
+          <w:t xml:space="preserve">GitHub scripts/problem1.c</w:t>
+        </w:r>
+      </w:hyperlink>
+    </w:p>
+    <w:bookmarkStart w:id="24" w:name="待求问题-2"/>
+    <w:p>
+      <w:pPr>
+        <w:pStyle w:val="Heading3"/>
+      </w:pPr>
+      <w:r>
+        <w:rPr>
+          <w:rStyle w:val="SectionNumber"/>
+        </w:rPr>
+        <w:t xml:space="preserve">0.3.1</w:t>
+      </w:r>
+      <w:r>
+        <w:tab/>
+      </w:r>
+      <w:r>
         <w:rPr>
           <w:rFonts w:hint="eastAsia"/>
         </w:rPr>
@@ -1834,6 +2200,664 @@
     <w:p>
       <w:pPr>
         <w:pStyle w:val="FirstParagraph"/>
+      </w:pPr>
+      <w:r>
+        <w:rPr>
+          <w:rFonts w:hint="eastAsia"/>
+        </w:rPr>
+        <w:t xml:space="preserve">比较两种实现的精度差异，并说明哪一种更准确以及原因。</w:t>
+      </w:r>
+    </w:p>
+    <w:bookmarkEnd w:id="24"/>
+    <w:bookmarkStart w:id="25" w:name="解决方式-2"/>
+    <w:p>
+      <w:pPr>
+        <w:pStyle w:val="Heading3"/>
+      </w:pPr>
+      <w:r>
+        <w:rPr>
+          <w:rStyle w:val="SectionNumber"/>
+        </w:rPr>
+        <w:t xml:space="preserve">0.3.2</w:t>
+      </w:r>
+      <w:r>
+        <w:tab/>
+      </w:r>
+      <w:r>
+        <w:rPr>
+          <w:rFonts w:hint="eastAsia"/>
+        </w:rPr>
+        <w:t xml:space="preserve">解决方式</w:t>
+      </w:r>
+    </w:p>
+    <w:p>
+      <w:pPr>
+        <w:pStyle w:val="FirstParagraph"/>
+      </w:pPr>
+      <w:r>
+        <w:rPr>
+          <w:rFonts w:hint="eastAsia"/>
+        </w:rPr>
+        <w:t xml:space="preserve">本题的计算过程可表示为如下伪代码：</w:t>
+      </w:r>
+    </w:p>
+    <w:p>
+      <w:pPr>
+        <w:pStyle w:val="SourceCode"/>
+      </w:pPr>
+      <w:r>
+        <w:rPr>
+          <w:rStyle w:val="VerbatimChar"/>
+        </w:rPr>
+        <w:t xml:space="preserve">Input : number of terms N</w:t>
+      </w:r>
+      <w:r>
+        <w:br/>
+      </w:r>
+      <w:r>
+        <w:rPr>
+          <w:rStyle w:val="VerbatimChar"/>
+        </w:rPr>
+        <w:t xml:space="preserve">Output: forward sum, backward sum, and absolute errors</w:t>
+      </w:r>
+      <w:r>
+        <w:br/>
+      </w:r>
+      <w:r>
+        <w:br/>
+      </w:r>
+      <w:r>
+        <w:rPr>
+          <w:rStyle w:val="VerbatimChar"/>
+        </w:rPr>
+        <w:t xml:space="preserve">sum_forward &lt;- 0</w:t>
+      </w:r>
+      <w:r>
+        <w:br/>
+      </w:r>
+      <w:r>
+        <w:rPr>
+          <w:rStyle w:val="VerbatimChar"/>
+        </w:rPr>
+        <w:t xml:space="preserve">for k from 0 to N - 1 do</w:t>
+      </w:r>
+      <w:r>
+        <w:br/>
+      </w:r>
+      <w:r>
+        <w:rPr>
+          <w:rStyle w:val="VerbatimChar"/>
+        </w:rPr>
+        <w:t xml:space="preserve">    term &lt;- (-1)^k / (2k + 1)</w:t>
+      </w:r>
+      <w:r>
+        <w:br/>
+      </w:r>
+      <w:r>
+        <w:rPr>
+          <w:rStyle w:val="VerbatimChar"/>
+        </w:rPr>
+        <w:t xml:space="preserve">    sum_forward &lt;- sum_forward + term</w:t>
+      </w:r>
+      <w:r>
+        <w:br/>
+      </w:r>
+      <w:r>
+        <w:rPr>
+          <w:rStyle w:val="VerbatimChar"/>
+        </w:rPr>
+        <w:t xml:space="preserve">end for</w:t>
+      </w:r>
+      <w:r>
+        <w:br/>
+      </w:r>
+      <w:r>
+        <w:br/>
+      </w:r>
+      <w:r>
+        <w:rPr>
+          <w:rStyle w:val="VerbatimChar"/>
+        </w:rPr>
+        <w:t xml:space="preserve">sum_backward &lt;- 0</w:t>
+      </w:r>
+      <w:r>
+        <w:br/>
+      </w:r>
+      <w:r>
+        <w:rPr>
+          <w:rStyle w:val="VerbatimChar"/>
+        </w:rPr>
+        <w:t xml:space="preserve">for k from N - 1 down to 0 do</w:t>
+      </w:r>
+      <w:r>
+        <w:br/>
+      </w:r>
+      <w:r>
+        <w:rPr>
+          <w:rStyle w:val="VerbatimChar"/>
+        </w:rPr>
+        <w:t xml:space="preserve">    term &lt;- (-1)^k / (2k + 1)</w:t>
+      </w:r>
+      <w:r>
+        <w:br/>
+      </w:r>
+      <w:r>
+        <w:rPr>
+          <w:rStyle w:val="VerbatimChar"/>
+        </w:rPr>
+        <w:t xml:space="preserve">    sum_backward &lt;- sum_backward + term</w:t>
+      </w:r>
+      <w:r>
+        <w:br/>
+      </w:r>
+      <w:r>
+        <w:rPr>
+          <w:rStyle w:val="VerbatimChar"/>
+        </w:rPr>
+        <w:t xml:space="preserve">end for</w:t>
+      </w:r>
+      <w:r>
+        <w:br/>
+      </w:r>
+      <w:r>
+        <w:br/>
+      </w:r>
+      <w:r>
+        <w:rPr>
+          <w:rStyle w:val="VerbatimChar"/>
+        </w:rPr>
+        <w:t xml:space="preserve">pi_forward &lt;- 4 * sum_forward</w:t>
+      </w:r>
+      <w:r>
+        <w:br/>
+      </w:r>
+      <w:r>
+        <w:rPr>
+          <w:rStyle w:val="VerbatimChar"/>
+        </w:rPr>
+        <w:t xml:space="preserve">pi_backward &lt;- 4 * sum_backward</w:t>
+      </w:r>
+      <w:r>
+        <w:br/>
+      </w:r>
+      <w:r>
+        <w:rPr>
+          <w:rStyle w:val="VerbatimChar"/>
+        </w:rPr>
+        <w:t xml:space="preserve">compare both values with reference pi</w:t>
+      </w:r>
+    </w:p>
+    <w:p>
+      <w:pPr>
+        <w:pStyle w:val="FirstParagraph"/>
+      </w:pPr>
+      <w:r>
+        <w:rPr>
+          <w:rFonts w:hint="eastAsia"/>
+        </w:rPr>
+        <w:t xml:space="preserve">程序同时输出</w:t>
+      </w:r>
+      <w:r>
+        <w:t xml:space="preserve"> </w:t>
+      </w:r>
+      <w:r>
+        <w:rPr>
+          <w:rStyle w:val="VerbatimChar"/>
+        </w:rPr>
+        <w:t xml:space="preserve">double</w:t>
+      </w:r>
+      <w:r>
+        <w:t xml:space="preserve"> </w:t>
+      </w:r>
+      <w:r>
+        <w:rPr>
+          <w:rFonts w:hint="eastAsia"/>
+        </w:rPr>
+        <w:t xml:space="preserve">与</w:t>
+      </w:r>
+      <w:r>
+        <w:t xml:space="preserve"> </w:t>
+      </w:r>
+      <w:r>
+        <w:rPr>
+          <w:rStyle w:val="VerbatimChar"/>
+        </w:rPr>
+        <w:t xml:space="preserve">__float128</w:t>
+      </w:r>
+      <w:r>
+        <w:t xml:space="preserve"> </w:t>
+      </w:r>
+      <w:r>
+        <w:rPr>
+          <w:rFonts w:hint="eastAsia"/>
+        </w:rPr>
+        <w:t xml:space="preserve">的结果，以区分截断误差和舍入误差的影响。</w:t>
+      </w:r>
+    </w:p>
+    <w:bookmarkEnd w:id="25"/>
+    <w:bookmarkStart w:id="26" w:name="问题答案-2"/>
+    <w:p>
+      <w:pPr>
+        <w:pStyle w:val="Heading3"/>
+      </w:pPr>
+      <w:r>
+        <w:rPr>
+          <w:rStyle w:val="SectionNumber"/>
+        </w:rPr>
+        <w:t xml:space="preserve">0.3.3</w:t>
+      </w:r>
+      <w:r>
+        <w:tab/>
+      </w:r>
+      <w:r>
+        <w:rPr>
+          <w:rFonts w:hint="eastAsia"/>
+        </w:rPr>
+        <w:t xml:space="preserve">问题答案</w:t>
+      </w:r>
+    </w:p>
+    <w:p>
+      <w:pPr>
+        <w:pStyle w:val="FirstParagraph"/>
+      </w:pPr>
+      <w:r>
+        <w:rPr>
+          <w:rFonts w:hint="eastAsia"/>
+        </w:rPr>
+        <w:t xml:space="preserve">两种实现都无法达到</w:t>
+      </w:r>
+      <w:r>
+        <w:t xml:space="preserve"> 10 </w:t>
+      </w:r>
+      <w:r>
+        <w:rPr>
+          <w:rFonts w:hint="eastAsia"/>
+        </w:rPr>
+        <w:t xml:space="preserve">位小数精度，原因在于</w:t>
+      </w:r>
+      <w:r>
+        <w:t xml:space="preserve"> Gregory-Leibniz </w:t>
+      </w:r>
+      <w:r>
+        <w:rPr>
+          <w:rFonts w:hint="eastAsia"/>
+        </w:rPr>
+        <w:t xml:space="preserve">级数本身收敛过慢，主导误差来自级数截断而不是舍入顺序。日志还给出了达到</w:t>
+      </w:r>
+      <w:r>
+        <w:t xml:space="preserve"> 10 </w:t>
+      </w:r>
+      <w:r>
+        <w:rPr>
+          <w:rFonts w:hint="eastAsia"/>
+        </w:rPr>
+        <w:t xml:space="preserve">位小数大约需要</w:t>
+      </w:r>
+      <w:r>
+        <w:t xml:space="preserve"> </w:t>
+      </w:r>
+      <w:r>
+        <w:rPr>
+          <w:rStyle w:val="VerbatimChar"/>
+        </w:rPr>
+        <w:t xml:space="preserve">40000000000</w:t>
+      </w:r>
+      <w:r>
+        <w:t xml:space="preserve"> </w:t>
+      </w:r>
+      <w:r>
+        <w:rPr>
+          <w:rFonts w:hint="eastAsia"/>
+        </w:rPr>
+        <w:t xml:space="preserve">项的估计，说明题目中给出的</w:t>
+      </w:r>
+      <w:r>
+        <w:t xml:space="preserve"> </w:t>
+      </w:r>
+      <w:r>
+        <w:rPr>
+          <w:rStyle w:val="VerbatimChar"/>
+        </w:rPr>
+        <w:t xml:space="preserve">500000</w:t>
+      </w:r>
+      <w:r>
+        <w:t xml:space="preserve"> </w:t>
+      </w:r>
+      <w:r>
+        <w:rPr>
+          <w:rFonts w:hint="eastAsia"/>
+        </w:rPr>
+        <w:t xml:space="preserve">项主要用于观察误差机制，而不是为了真正完成</w:t>
+      </w:r>
+      <w:r>
+        <w:t xml:space="preserve"> 10 </w:t>
+      </w:r>
+      <w:r>
+        <w:rPr>
+          <w:rFonts w:hint="eastAsia"/>
+        </w:rPr>
+        <w:t xml:space="preserve">位十进制精度。</w:t>
+      </w:r>
+    </w:p>
+    <w:bookmarkEnd w:id="26"/>
+    <w:bookmarkStart w:id="27" w:name="分析-2"/>
+    <w:p>
+      <w:pPr>
+        <w:pStyle w:val="Heading3"/>
+      </w:pPr>
+      <w:r>
+        <w:rPr>
+          <w:rStyle w:val="SectionNumber"/>
+        </w:rPr>
+        <w:t xml:space="preserve">0.3.4</w:t>
+      </w:r>
+      <w:r>
+        <w:tab/>
+      </w:r>
+      <w:r>
+        <w:rPr>
+          <w:rFonts w:hint="eastAsia"/>
+        </w:rPr>
+        <w:t xml:space="preserve">分析</w:t>
+      </w:r>
+    </w:p>
+    <w:p>
+      <w:pPr>
+        <w:pStyle w:val="FirstParagraph"/>
+      </w:pPr>
+      <w:r>
+        <w:rPr>
+          <w:rFonts w:hint="eastAsia"/>
+        </w:rPr>
+        <w:t xml:space="preserve">本题的主导误差并不是求和顺序造成的舍入误差，而是级数本身的截断误差。对</w:t>
+      </w:r>
+      <w:r>
+        <w:t xml:space="preserve"> Gregory-Leibniz </w:t>
+      </w:r>
+      <w:r>
+        <w:rPr>
+          <w:rFonts w:hint="eastAsia"/>
+        </w:rPr>
+        <w:t xml:space="preserve">级数有</w:t>
+      </w:r>
+    </w:p>
+    <w:p>
+      <w:pPr>
+        <w:pStyle w:val="BodyText"/>
+      </w:pPr>
+      <m:oMathPara>
+        <m:oMathParaPr>
+          <m:jc m:val="center"/>
+        </m:oMathParaPr>
+        <m:oMath>
+          <m:d>
+            <m:dPr>
+              <m:begChr m:val="|"/>
+              <m:sepChr m:val=""/>
+              <m:endChr m:val="|"/>
+              <m:grow/>
+            </m:dPr>
+            <m:e>
+              <m:r>
+                <m:t>π</m:t>
+              </m:r>
+              <m:r>
+                <m:rPr>
+                  <m:sty m:val="p"/>
+                </m:rPr>
+                <m:t>−</m:t>
+              </m:r>
+              <m:r>
+                <m:t>4</m:t>
+              </m:r>
+              <m:nary>
+                <m:naryPr>
+                  <m:chr m:val="∑"/>
+                  <m:limLoc m:val="undOvr"/>
+                  <m:subHide m:val="off"/>
+                  <m:supHide m:val="off"/>
+                </m:naryPr>
+                <m:sub>
+                  <m:r>
+                    <m:t>k</m:t>
+                  </m:r>
+                  <m:r>
+                    <m:rPr>
+                      <m:sty m:val="p"/>
+                    </m:rPr>
+                    <m:t>=</m:t>
+                  </m:r>
+                  <m:r>
+                    <m:t>0</m:t>
+                  </m:r>
+                </m:sub>
+                <m:sup>
+                  <m:r>
+                    <m:t>N</m:t>
+                  </m:r>
+                  <m:r>
+                    <m:rPr>
+                      <m:sty m:val="p"/>
+                    </m:rPr>
+                    <m:t>−</m:t>
+                  </m:r>
+                  <m:r>
+                    <m:t>1</m:t>
+                  </m:r>
+                </m:sup>
+                <m:e>
+                  <m:f>
+                    <m:fPr>
+                      <m:type m:val="bar"/>
+                    </m:fPr>
+                    <m:num>
+                      <m:r>
+                        <m:rPr>
+                          <m:sty m:val="p"/>
+                        </m:rPr>
+                        <m:t>(</m:t>
+                      </m:r>
+                      <m:r>
+                        <m:rPr>
+                          <m:sty m:val="p"/>
+                        </m:rPr>
+                        <m:t>−</m:t>
+                      </m:r>
+                      <m:r>
+                        <m:t>1</m:t>
+                      </m:r>
+                      <m:sSup>
+                        <m:e>
+                          <m:r>
+                            <m:rPr>
+                              <m:sty m:val="p"/>
+                            </m:rPr>
+                            <m:t>)</m:t>
+                          </m:r>
+                        </m:e>
+                        <m:sup>
+                          <m:r>
+                            <m:t>k</m:t>
+                          </m:r>
+                        </m:sup>
+                      </m:sSup>
+                    </m:num>
+                    <m:den>
+                      <m:r>
+                        <m:t>2</m:t>
+                      </m:r>
+                      <m:r>
+                        <m:t>k</m:t>
+                      </m:r>
+                      <m:r>
+                        <m:rPr>
+                          <m:sty m:val="p"/>
+                        </m:rPr>
+                        <m:t>+</m:t>
+                      </m:r>
+                      <m:r>
+                        <m:t>1</m:t>
+                      </m:r>
+                    </m:den>
+                  </m:f>
+                </m:e>
+              </m:nary>
+            </m:e>
+          </m:d>
+          <m:r>
+            <m:rPr>
+              <m:sty m:val="p"/>
+            </m:rPr>
+            <m:t>≤</m:t>
+          </m:r>
+          <m:f>
+            <m:fPr>
+              <m:type m:val="bar"/>
+            </m:fPr>
+            <m:num>
+              <m:r>
+                <m:t>4</m:t>
+              </m:r>
+            </m:num>
+            <m:den>
+              <m:r>
+                <m:t>2</m:t>
+              </m:r>
+              <m:r>
+                <m:t>N</m:t>
+              </m:r>
+              <m:r>
+                <m:rPr>
+                  <m:sty m:val="p"/>
+                </m:rPr>
+                <m:t>+</m:t>
+              </m:r>
+              <m:r>
+                <m:t>1</m:t>
+              </m:r>
+            </m:den>
+          </m:f>
+          <m:r>
+            <m:rPr>
+              <m:sty m:val="p"/>
+            </m:rPr>
+            <m:t>,</m:t>
+          </m:r>
+        </m:oMath>
+      </m:oMathPara>
+    </w:p>
+    <w:p>
+      <w:pPr>
+        <w:pStyle w:val="FirstParagraph"/>
+      </w:pPr>
+      <w:r>
+        <w:rPr>
+          <w:rFonts w:hint="eastAsia"/>
+        </w:rPr>
+        <w:t xml:space="preserve">当</w:t>
+      </w:r>
+      <w:r>
+        <w:t xml:space="preserve"> </w:t>
+      </w:r>
+      <w:r>
+        <w:rPr>
+          <w:rStyle w:val="VerbatimChar"/>
+        </w:rPr>
+        <w:t xml:space="preserve">N=500000</w:t>
+      </w:r>
+      <w:r>
+        <w:t xml:space="preserve"> </w:t>
+      </w:r>
+      <w:r>
+        <w:rPr>
+          <w:rFonts w:hint="eastAsia"/>
+        </w:rPr>
+        <w:t xml:space="preserve">时，这一上界本身就处于</w:t>
+      </w:r>
+      <w:r>
+        <w:t xml:space="preserve"> </w:t>
+      </w:r>
+      <w:r>
+        <w:rPr>
+          <w:rStyle w:val="VerbatimChar"/>
+        </w:rPr>
+        <w:t xml:space="preserve">10^{-6}</w:t>
+      </w:r>
+      <w:r>
+        <w:t xml:space="preserve"> </w:t>
+      </w:r>
+      <w:r>
+        <w:rPr>
+          <w:rFonts w:hint="eastAsia"/>
+        </w:rPr>
+        <w:t xml:space="preserve">数量级。逆序求和确实略微减轻了舍入误差，但并不能改变</w:t>
+      </w:r>
+      <w:r>
+        <w:t xml:space="preserve"> Gregory-Leibniz </w:t>
+      </w:r>
+      <w:r>
+        <w:rPr>
+          <w:rFonts w:hint="eastAsia"/>
+        </w:rPr>
+        <w:t xml:space="preserve">级数收敛过慢这一根本事实。</w:t>
+      </w:r>
+    </w:p>
+    <w:bookmarkEnd w:id="27"/>
+    <w:bookmarkEnd w:id="28"/>
+    <w:bookmarkEnd w:id="29"/>
+    <w:bookmarkStart w:id="42" w:name="ii.-machin-公式计算圆周率"/>
+    <w:p>
+      <w:pPr>
+        <w:pStyle w:val="Heading1"/>
+      </w:pPr>
+      <w:r>
+        <w:t xml:space="preserve">II. Machin </w:t>
+      </w:r>
+      <w:r>
+        <w:rPr>
+          <w:rFonts w:hint="eastAsia"/>
+        </w:rPr>
+        <w:t xml:space="preserve">公式计算圆周率</w:t>
+      </w:r>
+    </w:p>
+    <w:p>
+      <w:pPr>
+        <w:pStyle w:val="FirstParagraph"/>
+      </w:pPr>
+      <w:r>
+        <w:rPr>
+          <w:b/>
+          <w:bCs/>
+        </w:rPr>
+        <w:t xml:space="preserve">Problem </w:t>
+      </w:r>
+      <w:r>
+        <w:rPr>
+          <w:rFonts w:hint="eastAsia"/>
+          <w:b/>
+          <w:bCs/>
+        </w:rPr>
+        <w:t xml:space="preserve">2：Machin</w:t>
+      </w:r>
+      <w:r>
+        <w:rPr>
+          <w:b/>
+          <w:bCs/>
+        </w:rPr>
+        <w:t xml:space="preserve"> </w:t>
+      </w:r>
+      <w:r>
+        <w:rPr>
+          <w:rFonts w:hint="eastAsia"/>
+          <w:b/>
+          <w:bCs/>
+        </w:rPr>
+        <w:t xml:space="preserve">公式计算圆周率</w:t>
+      </w:r>
+    </w:p>
+    <w:p>
+      <w:pPr>
+        <w:pStyle w:val="BodyText"/>
       </w:pPr>
       <w:r>
         <w:rPr>
@@ -2110,7 +3134,83 @@
         </m:oMath>
       </m:oMathPara>
     </w:p>
-    <w:bookmarkStart w:id="29" w:name="公式构造"/>
+    <w:bookmarkStart w:id="36" w:name="problem-21公式构造"/>
+    <w:p>
+      <w:pPr>
+        <w:pStyle w:val="Heading2"/>
+      </w:pPr>
+      <w:r>
+        <w:rPr>
+          <w:rStyle w:val="SectionNumber"/>
+        </w:rPr>
+        <w:t xml:space="preserve">0.4</w:t>
+      </w:r>
+      <w:r>
+        <w:tab/>
+      </w:r>
+      <w:r>
+        <w:t xml:space="preserve">Problem </w:t>
+      </w:r>
+      <w:r>
+        <w:rPr>
+          <w:rFonts w:hint="eastAsia"/>
+        </w:rPr>
+        <w:t xml:space="preserve">2(1)：公式构造</w:t>
+      </w:r>
+    </w:p>
+    <w:p>
+      <w:pPr>
+        <w:pStyle w:val="FirstParagraph"/>
+      </w:pPr>
+      <w:r>
+        <w:rPr>
+          <w:rFonts w:hint="eastAsia"/>
+        </w:rPr>
+        <w:t xml:space="preserve">相关脚本：</w:t>
+      </w:r>
+    </w:p>
+    <w:p>
+      <w:pPr>
+        <w:pStyle w:val="Compact"/>
+        <w:numPr>
+          <w:ilvl w:val="0"/>
+          <w:numId w:val="1004"/>
+        </w:numPr>
+      </w:pPr>
+      <w:hyperlink r:id="rId30">
+        <w:r>
+          <w:rPr>
+            <w:rStyle w:val="Hyperlink"/>
+            <w:rFonts w:hint="eastAsia"/>
+          </w:rPr>
+          <w:t xml:space="preserve">本地</w:t>
+        </w:r>
+        <w:r>
+          <w:rPr>
+            <w:rStyle w:val="Hyperlink"/>
+          </w:rPr>
+          <w:t xml:space="preserve"> scripts/problem2.c</w:t>
+        </w:r>
+      </w:hyperlink>
+    </w:p>
+    <w:p>
+      <w:pPr>
+        <w:pStyle w:val="Compact"/>
+        <w:numPr>
+          <w:ilvl w:val="0"/>
+          <w:numId w:val="1004"/>
+        </w:numPr>
+      </w:pPr>
+      <w:hyperlink r:id="rId31">
+        <w:r>
+          <w:rPr>
+            <w:rStyle w:val="Hyperlink"/>
+          </w:rPr>
+          <w:t xml:space="preserve">GitHub scripts/problem2.c</w:t>
+        </w:r>
+      </w:hyperlink>
+    </w:p>
+    <w:bookmarkStart w:id="32" w:name="待求问题-3"/>
     <w:p>
       <w:pPr>
         <w:pStyle w:val="Heading3"/>
@@ -2119,19 +3219,16 @@
         <w:rPr>
           <w:rStyle w:val="SectionNumber"/>
         </w:rPr>
-        <w:t xml:space="preserve">2.1.1</w:t>
+        <w:t xml:space="preserve">0.4.1</w:t>
       </w:r>
       <w:r>
         <w:tab/>
       </w:r>
       <w:r>
-        <w:t xml:space="preserve">(1) </w:t>
-      </w:r>
-      <w:r>
-        <w:rPr>
-          <w:rFonts w:hint="eastAsia"/>
-        </w:rPr>
-        <w:t xml:space="preserve">公式构造</w:t>
+        <w:rPr>
+          <w:rFonts w:hint="eastAsia"/>
+        </w:rPr>
+        <w:t xml:space="preserve">待求问题</w:t>
       </w:r>
     </w:p>
     <w:p>
@@ -2154,8 +3251,8 @@
         <w:t xml:space="preserve">公式与反正切级数构造高精度圆周率计算方法。</w:t>
       </w:r>
     </w:p>
-    <w:bookmarkEnd w:id="29"/>
-    <w:bookmarkStart w:id="30" w:name="精度目标"/>
+    <w:bookmarkEnd w:id="32"/>
+    <w:bookmarkStart w:id="33" w:name="解决方式-3"/>
     <w:p>
       <w:pPr>
         <w:pStyle w:val="Heading3"/>
@@ -2164,19 +3261,16 @@
         <w:rPr>
           <w:rStyle w:val="SectionNumber"/>
         </w:rPr>
-        <w:t xml:space="preserve">2.1.2</w:t>
+        <w:t xml:space="preserve">0.4.2</w:t>
       </w:r>
       <w:r>
         <w:tab/>
       </w:r>
       <w:r>
-        <w:t xml:space="preserve">(2) </w:t>
-      </w:r>
-      <w:r>
-        <w:rPr>
-          <w:rFonts w:hint="eastAsia"/>
-        </w:rPr>
-        <w:t xml:space="preserve">精度目标</w:t>
+        <w:rPr>
+          <w:rFonts w:hint="eastAsia"/>
+        </w:rPr>
+        <w:t xml:space="preserve">解决方式</w:t>
       </w:r>
     </w:p>
     <w:p>
@@ -2187,24 +3281,185 @@
         <w:rPr>
           <w:rFonts w:hint="eastAsia"/>
         </w:rPr>
-        <w:t xml:space="preserve">将</w:t>
-      </w:r>
-      <w:r>
-        <w:t xml:space="preserve"> </w:t>
-      </w:r>
-      <m:oMath>
-        <m:r>
-          <m:t>π</m:t>
-        </m:r>
-      </m:oMath>
-      <w:r>
-        <w:t xml:space="preserve"> </w:t>
-      </w:r>
-      <w:r>
-        <w:rPr>
-          <w:rFonts w:hint="eastAsia"/>
-        </w:rPr>
-        <w:t xml:space="preserve">计算到</w:t>
+        <w:t xml:space="preserve">算法流程如下：</w:t>
+      </w:r>
+    </w:p>
+    <w:p>
+      <w:pPr>
+        <w:pStyle w:val="SourceCode"/>
+      </w:pPr>
+      <w:r>
+        <w:rPr>
+          <w:rStyle w:val="VerbatimChar"/>
+        </w:rPr>
+        <w:t xml:space="preserve">Input : x1 = 1/5, x2 = 1/239, tolerance tau</w:t>
+      </w:r>
+      <w:r>
+        <w:br/>
+      </w:r>
+      <w:r>
+        <w:rPr>
+          <w:rStyle w:val="VerbatimChar"/>
+        </w:rPr>
+        <w:t xml:space="preserve">Output: high-precision approximation of pi</w:t>
+      </w:r>
+      <w:r>
+        <w:br/>
+      </w:r>
+      <w:r>
+        <w:br/>
+      </w:r>
+      <w:r>
+        <w:rPr>
+          <w:rStyle w:val="VerbatimChar"/>
+        </w:rPr>
+        <w:t xml:space="preserve">function atan_series(x, tau):</w:t>
+      </w:r>
+      <w:r>
+        <w:br/>
+      </w:r>
+      <w:r>
+        <w:rPr>
+          <w:rStyle w:val="VerbatimChar"/>
+        </w:rPr>
+        <w:t xml:space="preserve">    sum &lt;- 0</w:t>
+      </w:r>
+      <w:r>
+        <w:br/>
+      </w:r>
+      <w:r>
+        <w:rPr>
+          <w:rStyle w:val="VerbatimChar"/>
+        </w:rPr>
+        <w:t xml:space="preserve">    n &lt;- 0</w:t>
+      </w:r>
+      <w:r>
+        <w:br/>
+      </w:r>
+      <w:r>
+        <w:rPr>
+          <w:rStyle w:val="VerbatimChar"/>
+        </w:rPr>
+        <w:t xml:space="preserve">    repeat</w:t>
+      </w:r>
+      <w:r>
+        <w:br/>
+      </w:r>
+      <w:r>
+        <w:rPr>
+          <w:rStyle w:val="VerbatimChar"/>
+        </w:rPr>
+        <w:t xml:space="preserve">        term &lt;- (-1)^n * x^(2n+1) / (2n+1)</w:t>
+      </w:r>
+      <w:r>
+        <w:br/>
+      </w:r>
+      <w:r>
+        <w:rPr>
+          <w:rStyle w:val="VerbatimChar"/>
+        </w:rPr>
+        <w:t xml:space="preserve">        sum &lt;- sum + term</w:t>
+      </w:r>
+      <w:r>
+        <w:br/>
+      </w:r>
+      <w:r>
+        <w:rPr>
+          <w:rStyle w:val="VerbatimChar"/>
+        </w:rPr>
+        <w:t xml:space="preserve">        n &lt;- n + 1</w:t>
+      </w:r>
+      <w:r>
+        <w:br/>
+      </w:r>
+      <w:r>
+        <w:rPr>
+          <w:rStyle w:val="VerbatimChar"/>
+        </w:rPr>
+        <w:t xml:space="preserve">    until abs(term) &lt; tau</w:t>
+      </w:r>
+      <w:r>
+        <w:br/>
+      </w:r>
+      <w:r>
+        <w:rPr>
+          <w:rStyle w:val="VerbatimChar"/>
+        </w:rPr>
+        <w:t xml:space="preserve">    return sum</w:t>
+      </w:r>
+      <w:r>
+        <w:br/>
+      </w:r>
+      <w:r>
+        <w:br/>
+      </w:r>
+      <w:r>
+        <w:rPr>
+          <w:rStyle w:val="VerbatimChar"/>
+        </w:rPr>
+        <w:t xml:space="preserve">a &lt;- atan_series(1/5, 1e-35)</w:t>
+      </w:r>
+      <w:r>
+        <w:br/>
+      </w:r>
+      <w:r>
+        <w:rPr>
+          <w:rStyle w:val="VerbatimChar"/>
+        </w:rPr>
+        <w:t xml:space="preserve">b &lt;- atan_series(1/239, 1e-35)</w:t>
+      </w:r>
+      <w:r>
+        <w:br/>
+      </w:r>
+      <w:r>
+        <w:rPr>
+          <w:rStyle w:val="VerbatimChar"/>
+        </w:rPr>
+        <w:t xml:space="preserve">pi &lt;- 16a - 4b</w:t>
+      </w:r>
+    </w:p>
+    <w:p>
+      <w:pPr>
+        <w:pStyle w:val="FirstParagraph"/>
+      </w:pPr>
+      <w:r>
+        <w:rPr>
+          <w:rFonts w:hint="eastAsia"/>
+        </w:rPr>
+        <w:t xml:space="preserve">实现使用</w:t>
+      </w:r>
+      <w:r>
+        <w:t xml:space="preserve"> </w:t>
+      </w:r>
+      <w:r>
+        <w:rPr>
+          <w:rStyle w:val="VerbatimChar"/>
+        </w:rPr>
+        <w:t xml:space="preserve">__float128</w:t>
+      </w:r>
+      <w:r>
+        <w:t xml:space="preserve"> </w:t>
+      </w:r>
+      <w:r>
+        <w:rPr>
+          <w:rFonts w:hint="eastAsia"/>
+        </w:rPr>
+        <w:t xml:space="preserve">与</w:t>
+      </w:r>
+      <w:r>
+        <w:t xml:space="preserve"> </w:t>
+      </w:r>
+      <w:r>
+        <w:rPr>
+          <w:rStyle w:val="VerbatimChar"/>
+        </w:rPr>
+        <w:t xml:space="preserve">quadmath.h</w:t>
+      </w:r>
+      <w:r>
+        <w:rPr>
+          <w:rFonts w:hint="eastAsia"/>
+        </w:rPr>
+        <w:t xml:space="preserve">，以保证级数截断精度满足</w:t>
       </w:r>
       <w:r>
         <w:t xml:space="preserve"> 30 </w:t>
@@ -2213,21 +3468,20 @@
         <w:rPr>
           <w:rFonts w:hint="eastAsia"/>
         </w:rPr>
-        <w:t xml:space="preserve">位小数。</w:t>
-      </w:r>
-    </w:p>
-    <w:bookmarkEnd w:id="30"/>
-    <w:bookmarkEnd w:id="31"/>
-    <w:bookmarkStart w:id="32" w:name="解决方式-1"/>
-    <w:p>
-      <w:pPr>
-        <w:pStyle w:val="Heading2"/>
+        <w:t xml:space="preserve">位小数要求。</w:t>
+      </w:r>
+    </w:p>
+    <w:bookmarkEnd w:id="33"/>
+    <w:bookmarkStart w:id="34" w:name="问题答案-3"/>
+    <w:p>
+      <w:pPr>
+        <w:pStyle w:val="Heading3"/>
       </w:pPr>
       <w:r>
         <w:rPr>
           <w:rStyle w:val="SectionNumber"/>
         </w:rPr>
-        <w:t xml:space="preserve">2.2</w:t>
+        <w:t xml:space="preserve">0.4.3</w:t>
       </w:r>
       <w:r>
         <w:tab/>
@@ -2236,251 +3490,7 @@
         <w:rPr>
           <w:rFonts w:hint="eastAsia"/>
         </w:rPr>
-        <w:t xml:space="preserve">解决方式</w:t>
-      </w:r>
-    </w:p>
-    <w:p>
-      <w:pPr>
-        <w:pStyle w:val="FirstParagraph"/>
-      </w:pPr>
-      <w:r>
-        <w:rPr>
-          <w:rFonts w:hint="eastAsia"/>
-        </w:rPr>
-        <w:t xml:space="preserve">算法流程如下：</w:t>
-      </w:r>
-    </w:p>
-    <w:p>
-      <w:pPr>
-        <w:pStyle w:val="SourceCode"/>
-      </w:pPr>
-      <w:r>
-        <w:rPr>
-          <w:rStyle w:val="VerbatimChar"/>
-        </w:rPr>
-        <w:t xml:space="preserve">Input : x1 = 1/5, x2 = 1/239, tolerance tau</w:t>
-      </w:r>
-      <w:r>
-        <w:br/>
-      </w:r>
-      <w:r>
-        <w:rPr>
-          <w:rStyle w:val="VerbatimChar"/>
-        </w:rPr>
-        <w:t xml:space="preserve">Output: high-precision approximation of pi</w:t>
-      </w:r>
-      <w:r>
-        <w:br/>
-      </w:r>
-      <w:r>
-        <w:br/>
-      </w:r>
-      <w:r>
-        <w:rPr>
-          <w:rStyle w:val="VerbatimChar"/>
-        </w:rPr>
-        <w:t xml:space="preserve">function atan_series(x, tau):</w:t>
-      </w:r>
-      <w:r>
-        <w:br/>
-      </w:r>
-      <w:r>
-        <w:rPr>
-          <w:rStyle w:val="VerbatimChar"/>
-        </w:rPr>
-        <w:t xml:space="preserve">    sum &lt;- 0</w:t>
-      </w:r>
-      <w:r>
-        <w:br/>
-      </w:r>
-      <w:r>
-        <w:rPr>
-          <w:rStyle w:val="VerbatimChar"/>
-        </w:rPr>
-        <w:t xml:space="preserve">    n &lt;- 0</w:t>
-      </w:r>
-      <w:r>
-        <w:br/>
-      </w:r>
-      <w:r>
-        <w:rPr>
-          <w:rStyle w:val="VerbatimChar"/>
-        </w:rPr>
-        <w:t xml:space="preserve">    repeat</w:t>
-      </w:r>
-      <w:r>
-        <w:br/>
-      </w:r>
-      <w:r>
-        <w:rPr>
-          <w:rStyle w:val="VerbatimChar"/>
-        </w:rPr>
-        <w:t xml:space="preserve">        term &lt;- (-1)^n * x^(2n+1) / (2n+1)</w:t>
-      </w:r>
-      <w:r>
-        <w:br/>
-      </w:r>
-      <w:r>
-        <w:rPr>
-          <w:rStyle w:val="VerbatimChar"/>
-        </w:rPr>
-        <w:t xml:space="preserve">        sum &lt;- sum + term</w:t>
-      </w:r>
-      <w:r>
-        <w:br/>
-      </w:r>
-      <w:r>
-        <w:rPr>
-          <w:rStyle w:val="VerbatimChar"/>
-        </w:rPr>
-        <w:t xml:space="preserve">        n &lt;- n + 1</w:t>
-      </w:r>
-      <w:r>
-        <w:br/>
-      </w:r>
-      <w:r>
-        <w:rPr>
-          <w:rStyle w:val="VerbatimChar"/>
-        </w:rPr>
-        <w:t xml:space="preserve">    until abs(term) &lt; tau</w:t>
-      </w:r>
-      <w:r>
-        <w:br/>
-      </w:r>
-      <w:r>
-        <w:rPr>
-          <w:rStyle w:val="VerbatimChar"/>
-        </w:rPr>
-        <w:t xml:space="preserve">    return sum</w:t>
-      </w:r>
-      <w:r>
-        <w:br/>
-      </w:r>
-      <w:r>
-        <w:br/>
-      </w:r>
-      <w:r>
-        <w:rPr>
-          <w:rStyle w:val="VerbatimChar"/>
-        </w:rPr>
-        <w:t xml:space="preserve">a &lt;- atan_series(1/5, 1e-35)</w:t>
-      </w:r>
-      <w:r>
-        <w:br/>
-      </w:r>
-      <w:r>
-        <w:rPr>
-          <w:rStyle w:val="VerbatimChar"/>
-        </w:rPr>
-        <w:t xml:space="preserve">b &lt;- atan_series(1/239, 1e-35)</w:t>
-      </w:r>
-      <w:r>
-        <w:br/>
-      </w:r>
-      <w:r>
-        <w:rPr>
-          <w:rStyle w:val="VerbatimChar"/>
-        </w:rPr>
-        <w:t xml:space="preserve">pi &lt;- 16a - 4b</w:t>
-      </w:r>
-    </w:p>
-    <w:p>
-      <w:pPr>
-        <w:pStyle w:val="FirstParagraph"/>
-      </w:pPr>
-      <w:r>
-        <w:rPr>
-          <w:rFonts w:hint="eastAsia"/>
-        </w:rPr>
-        <w:t xml:space="preserve">实现使用</w:t>
-      </w:r>
-      <w:r>
-        <w:t xml:space="preserve"> </w:t>
-      </w:r>
-      <w:r>
-        <w:rPr>
-          <w:rStyle w:val="VerbatimChar"/>
-        </w:rPr>
-        <w:t xml:space="preserve">__float128</w:t>
-      </w:r>
-      <w:r>
-        <w:t xml:space="preserve"> </w:t>
-      </w:r>
-      <w:r>
-        <w:rPr>
-          <w:rFonts w:hint="eastAsia"/>
-        </w:rPr>
-        <w:t xml:space="preserve">与</w:t>
-      </w:r>
-      <w:r>
-        <w:t xml:space="preserve"> </w:t>
-      </w:r>
-      <w:r>
-        <w:rPr>
-          <w:rStyle w:val="VerbatimChar"/>
-        </w:rPr>
-        <w:t xml:space="preserve">quadmath.h</w:t>
-      </w:r>
-      <w:r>
-        <w:rPr>
-          <w:rFonts w:hint="eastAsia"/>
-        </w:rPr>
-        <w:t xml:space="preserve">，以保证级数截断精度满足</w:t>
-      </w:r>
-      <w:r>
-        <w:t xml:space="preserve"> 30 </w:t>
-      </w:r>
-      <w:r>
-        <w:rPr>
-          <w:rFonts w:hint="eastAsia"/>
-        </w:rPr>
-        <w:t xml:space="preserve">位小数要求。</w:t>
-      </w:r>
-    </w:p>
-    <w:bookmarkEnd w:id="32"/>
-    <w:bookmarkStart w:id="35" w:name="问题答案-1"/>
-    <w:p>
-      <w:pPr>
-        <w:pStyle w:val="Heading2"/>
-      </w:pPr>
-      <w:r>
-        <w:rPr>
-          <w:rStyle w:val="SectionNumber"/>
-        </w:rPr>
-        <w:t xml:space="preserve">2.3</w:t>
-      </w:r>
-      <w:r>
-        <w:tab/>
-      </w:r>
-      <w:r>
-        <w:rPr>
-          <w:rFonts w:hint="eastAsia"/>
-        </w:rPr>
         <w:t xml:space="preserve">问题答案</w:t>
-      </w:r>
-    </w:p>
-    <w:bookmarkStart w:id="33" w:name="公式构造结果"/>
-    <w:p>
-      <w:pPr>
-        <w:pStyle w:val="Heading3"/>
-      </w:pPr>
-      <w:r>
-        <w:rPr>
-          <w:rStyle w:val="SectionNumber"/>
-        </w:rPr>
-        <w:t xml:space="preserve">2.3.1</w:t>
-      </w:r>
-      <w:r>
-        <w:tab/>
-      </w:r>
-      <w:r>
-        <w:t xml:space="preserve">(1) </w:t>
-      </w:r>
-      <w:r>
-        <w:rPr>
-          <w:rFonts w:hint="eastAsia"/>
-        </w:rPr>
-        <w:t xml:space="preserve">公式构造结果</w:t>
       </w:r>
     </w:p>
     <w:p>
@@ -2786,8 +3796,8 @@
         <w:t xml:space="preserve">公式确实把问题转化成了两个快速收敛的小参数级数。</w:t>
       </w:r>
     </w:p>
-    <w:bookmarkEnd w:id="33"/>
-    <w:bookmarkStart w:id="34" w:name="位小数结果"/>
+    <w:bookmarkEnd w:id="34"/>
+    <w:bookmarkStart w:id="35" w:name="分析-3"/>
     <w:p>
       <w:pPr>
         <w:pStyle w:val="Heading3"/>
@@ -2796,19 +3806,465 @@
         <w:rPr>
           <w:rStyle w:val="SectionNumber"/>
         </w:rPr>
-        <w:t xml:space="preserve">2.3.2</w:t>
+        <w:t xml:space="preserve">0.4.4</w:t>
       </w:r>
       <w:r>
         <w:tab/>
       </w:r>
       <w:r>
-        <w:t xml:space="preserve">(2) 30 </w:t>
-      </w:r>
-      <w:r>
-        <w:rPr>
-          <w:rFonts w:hint="eastAsia"/>
-        </w:rPr>
-        <w:t xml:space="preserve">位小数结果</w:t>
+        <w:rPr>
+          <w:rFonts w:hint="eastAsia"/>
+        </w:rPr>
+        <w:t xml:space="preserve">分析</w:t>
+      </w:r>
+    </w:p>
+    <w:p>
+      <w:pPr>
+        <w:pStyle w:val="FirstParagraph"/>
+      </w:pPr>
+      <w:r>
+        <w:rPr>
+          <w:rFonts w:hint="eastAsia"/>
+        </w:rPr>
+        <w:t xml:space="preserve">与第一题相比，Machin</w:t>
+      </w:r>
+      <w:r>
+        <w:t xml:space="preserve"> </w:t>
+      </w:r>
+      <w:r>
+        <w:rPr>
+          <w:rFonts w:hint="eastAsia"/>
+        </w:rPr>
+        <w:t xml:space="preserve">公式的优势来自“小参数级数”的快速收敛。由于</w:t>
+      </w:r>
+      <w:r>
+        <w:t xml:space="preserve"> </w:t>
+      </w:r>
+      <w:r>
+        <w:rPr>
+          <w:rStyle w:val="VerbatimChar"/>
+        </w:rPr>
+        <w:t xml:space="preserve">1/5</w:t>
+      </w:r>
+      <w:r>
+        <w:t xml:space="preserve"> </w:t>
+      </w:r>
+      <w:r>
+        <w:rPr>
+          <w:rFonts w:hint="eastAsia"/>
+        </w:rPr>
+        <w:t xml:space="preserve">和</w:t>
+      </w:r>
+      <w:r>
+        <w:t xml:space="preserve"> </w:t>
+      </w:r>
+      <w:r>
+        <w:rPr>
+          <w:rStyle w:val="VerbatimChar"/>
+        </w:rPr>
+        <w:t xml:space="preserve">1/239</w:t>
+      </w:r>
+      <w:r>
+        <w:t xml:space="preserve"> </w:t>
+      </w:r>
+      <w:r>
+        <w:rPr>
+          <w:rFonts w:hint="eastAsia"/>
+        </w:rPr>
+        <w:t xml:space="preserve">都远小于</w:t>
+      </w:r>
+      <w:r>
+        <w:t xml:space="preserve"> </w:t>
+      </w:r>
+      <w:r>
+        <w:rPr>
+          <w:rStyle w:val="VerbatimChar"/>
+        </w:rPr>
+        <w:t xml:space="preserve">1</w:t>
+      </w:r>
+      <w:r>
+        <w:rPr>
+          <w:rFonts w:hint="eastAsia"/>
+        </w:rPr>
+        <w:t xml:space="preserve">，高阶项会迅速衰减，因此所需项数极少即可达到高精度目标。换言之，本题展示的不是“换一种写法而已”，而是通过恒等变换显著改善了数值算法的收敛效率。</w:t>
+      </w:r>
+    </w:p>
+    <w:bookmarkEnd w:id="35"/>
+    <w:bookmarkEnd w:id="36"/>
+    <w:bookmarkStart w:id="41" w:name="problem-22精度目标"/>
+    <w:p>
+      <w:pPr>
+        <w:pStyle w:val="Heading2"/>
+      </w:pPr>
+      <w:r>
+        <w:rPr>
+          <w:rStyle w:val="SectionNumber"/>
+        </w:rPr>
+        <w:t xml:space="preserve">0.5</w:t>
+      </w:r>
+      <w:r>
+        <w:tab/>
+      </w:r>
+      <w:r>
+        <w:t xml:space="preserve">Problem </w:t>
+      </w:r>
+      <w:r>
+        <w:rPr>
+          <w:rFonts w:hint="eastAsia"/>
+        </w:rPr>
+        <w:t xml:space="preserve">2(2)：精度目标</w:t>
+      </w:r>
+    </w:p>
+    <w:p>
+      <w:pPr>
+        <w:pStyle w:val="FirstParagraph"/>
+      </w:pPr>
+      <w:r>
+        <w:rPr>
+          <w:rFonts w:hint="eastAsia"/>
+        </w:rPr>
+        <w:t xml:space="preserve">相关脚本：</w:t>
+      </w:r>
+    </w:p>
+    <w:p>
+      <w:pPr>
+        <w:pStyle w:val="Compact"/>
+        <w:numPr>
+          <w:ilvl w:val="0"/>
+          <w:numId w:val="1005"/>
+        </w:numPr>
+      </w:pPr>
+      <w:hyperlink r:id="rId30">
+        <w:r>
+          <w:rPr>
+            <w:rStyle w:val="Hyperlink"/>
+            <w:rFonts w:hint="eastAsia"/>
+          </w:rPr>
+          <w:t xml:space="preserve">本地</w:t>
+        </w:r>
+        <w:r>
+          <w:rPr>
+            <w:rStyle w:val="Hyperlink"/>
+          </w:rPr>
+          <w:t xml:space="preserve"> scripts/problem2.c</w:t>
+        </w:r>
+      </w:hyperlink>
+    </w:p>
+    <w:p>
+      <w:pPr>
+        <w:pStyle w:val="Compact"/>
+        <w:numPr>
+          <w:ilvl w:val="0"/>
+          <w:numId w:val="1005"/>
+        </w:numPr>
+      </w:pPr>
+      <w:hyperlink r:id="rId31">
+        <w:r>
+          <w:rPr>
+            <w:rStyle w:val="Hyperlink"/>
+          </w:rPr>
+          <w:t xml:space="preserve">GitHub scripts/problem2.c</w:t>
+        </w:r>
+      </w:hyperlink>
+    </w:p>
+    <w:bookmarkStart w:id="37" w:name="待求问题-4"/>
+    <w:p>
+      <w:pPr>
+        <w:pStyle w:val="Heading3"/>
+      </w:pPr>
+      <w:r>
+        <w:rPr>
+          <w:rStyle w:val="SectionNumber"/>
+        </w:rPr>
+        <w:t xml:space="preserve">0.5.1</w:t>
+      </w:r>
+      <w:r>
+        <w:tab/>
+      </w:r>
+      <w:r>
+        <w:rPr>
+          <w:rFonts w:hint="eastAsia"/>
+        </w:rPr>
+        <w:t xml:space="preserve">待求问题</w:t>
+      </w:r>
+    </w:p>
+    <w:p>
+      <w:pPr>
+        <w:pStyle w:val="FirstParagraph"/>
+      </w:pPr>
+      <w:r>
+        <w:rPr>
+          <w:rFonts w:hint="eastAsia"/>
+        </w:rPr>
+        <w:t xml:space="preserve">将</w:t>
+      </w:r>
+      <w:r>
+        <w:t xml:space="preserve"> </w:t>
+      </w:r>
+      <m:oMath>
+        <m:r>
+          <m:t>π</m:t>
+        </m:r>
+      </m:oMath>
+      <w:r>
+        <w:t xml:space="preserve"> </w:t>
+      </w:r>
+      <w:r>
+        <w:rPr>
+          <w:rFonts w:hint="eastAsia"/>
+        </w:rPr>
+        <w:t xml:space="preserve">计算到</w:t>
+      </w:r>
+      <w:r>
+        <w:t xml:space="preserve"> 30 </w:t>
+      </w:r>
+      <w:r>
+        <w:rPr>
+          <w:rFonts w:hint="eastAsia"/>
+        </w:rPr>
+        <w:t xml:space="preserve">位小数。</w:t>
+      </w:r>
+    </w:p>
+    <w:bookmarkEnd w:id="37"/>
+    <w:bookmarkStart w:id="38" w:name="解决方式-4"/>
+    <w:p>
+      <w:pPr>
+        <w:pStyle w:val="Heading3"/>
+      </w:pPr>
+      <w:r>
+        <w:rPr>
+          <w:rStyle w:val="SectionNumber"/>
+        </w:rPr>
+        <w:t xml:space="preserve">0.5.2</w:t>
+      </w:r>
+      <w:r>
+        <w:tab/>
+      </w:r>
+      <w:r>
+        <w:rPr>
+          <w:rFonts w:hint="eastAsia"/>
+        </w:rPr>
+        <w:t xml:space="preserve">解决方式</w:t>
+      </w:r>
+    </w:p>
+    <w:p>
+      <w:pPr>
+        <w:pStyle w:val="FirstParagraph"/>
+      </w:pPr>
+      <w:r>
+        <w:rPr>
+          <w:rFonts w:hint="eastAsia"/>
+        </w:rPr>
+        <w:t xml:space="preserve">算法流程如下：</w:t>
+      </w:r>
+    </w:p>
+    <w:p>
+      <w:pPr>
+        <w:pStyle w:val="SourceCode"/>
+      </w:pPr>
+      <w:r>
+        <w:rPr>
+          <w:rStyle w:val="VerbatimChar"/>
+        </w:rPr>
+        <w:t xml:space="preserve">Input : x1 = 1/5, x2 = 1/239, tolerance tau</w:t>
+      </w:r>
+      <w:r>
+        <w:br/>
+      </w:r>
+      <w:r>
+        <w:rPr>
+          <w:rStyle w:val="VerbatimChar"/>
+        </w:rPr>
+        <w:t xml:space="preserve">Output: high-precision approximation of pi</w:t>
+      </w:r>
+      <w:r>
+        <w:br/>
+      </w:r>
+      <w:r>
+        <w:br/>
+      </w:r>
+      <w:r>
+        <w:rPr>
+          <w:rStyle w:val="VerbatimChar"/>
+        </w:rPr>
+        <w:t xml:space="preserve">function atan_series(x, tau):</w:t>
+      </w:r>
+      <w:r>
+        <w:br/>
+      </w:r>
+      <w:r>
+        <w:rPr>
+          <w:rStyle w:val="VerbatimChar"/>
+        </w:rPr>
+        <w:t xml:space="preserve">    sum &lt;- 0</w:t>
+      </w:r>
+      <w:r>
+        <w:br/>
+      </w:r>
+      <w:r>
+        <w:rPr>
+          <w:rStyle w:val="VerbatimChar"/>
+        </w:rPr>
+        <w:t xml:space="preserve">    n &lt;- 0</w:t>
+      </w:r>
+      <w:r>
+        <w:br/>
+      </w:r>
+      <w:r>
+        <w:rPr>
+          <w:rStyle w:val="VerbatimChar"/>
+        </w:rPr>
+        <w:t xml:space="preserve">    repeat</w:t>
+      </w:r>
+      <w:r>
+        <w:br/>
+      </w:r>
+      <w:r>
+        <w:rPr>
+          <w:rStyle w:val="VerbatimChar"/>
+        </w:rPr>
+        <w:t xml:space="preserve">        term &lt;- (-1)^n * x^(2n+1) / (2n+1)</w:t>
+      </w:r>
+      <w:r>
+        <w:br/>
+      </w:r>
+      <w:r>
+        <w:rPr>
+          <w:rStyle w:val="VerbatimChar"/>
+        </w:rPr>
+        <w:t xml:space="preserve">        sum &lt;- sum + term</w:t>
+      </w:r>
+      <w:r>
+        <w:br/>
+      </w:r>
+      <w:r>
+        <w:rPr>
+          <w:rStyle w:val="VerbatimChar"/>
+        </w:rPr>
+        <w:t xml:space="preserve">        n &lt;- n + 1</w:t>
+      </w:r>
+      <w:r>
+        <w:br/>
+      </w:r>
+      <w:r>
+        <w:rPr>
+          <w:rStyle w:val="VerbatimChar"/>
+        </w:rPr>
+        <w:t xml:space="preserve">    until abs(term) &lt; tau</w:t>
+      </w:r>
+      <w:r>
+        <w:br/>
+      </w:r>
+      <w:r>
+        <w:rPr>
+          <w:rStyle w:val="VerbatimChar"/>
+        </w:rPr>
+        <w:t xml:space="preserve">    return sum</w:t>
+      </w:r>
+      <w:r>
+        <w:br/>
+      </w:r>
+      <w:r>
+        <w:br/>
+      </w:r>
+      <w:r>
+        <w:rPr>
+          <w:rStyle w:val="VerbatimChar"/>
+        </w:rPr>
+        <w:t xml:space="preserve">a &lt;- atan_series(1/5, 1e-35)</w:t>
+      </w:r>
+      <w:r>
+        <w:br/>
+      </w:r>
+      <w:r>
+        <w:rPr>
+          <w:rStyle w:val="VerbatimChar"/>
+        </w:rPr>
+        <w:t xml:space="preserve">b &lt;- atan_series(1/239, 1e-35)</w:t>
+      </w:r>
+      <w:r>
+        <w:br/>
+      </w:r>
+      <w:r>
+        <w:rPr>
+          <w:rStyle w:val="VerbatimChar"/>
+        </w:rPr>
+        <w:t xml:space="preserve">pi &lt;- 16a - 4b</w:t>
+      </w:r>
+    </w:p>
+    <w:p>
+      <w:pPr>
+        <w:pStyle w:val="FirstParagraph"/>
+      </w:pPr>
+      <w:r>
+        <w:rPr>
+          <w:rFonts w:hint="eastAsia"/>
+        </w:rPr>
+        <w:t xml:space="preserve">实现使用</w:t>
+      </w:r>
+      <w:r>
+        <w:t xml:space="preserve"> </w:t>
+      </w:r>
+      <w:r>
+        <w:rPr>
+          <w:rStyle w:val="VerbatimChar"/>
+        </w:rPr>
+        <w:t xml:space="preserve">__float128</w:t>
+      </w:r>
+      <w:r>
+        <w:t xml:space="preserve"> </w:t>
+      </w:r>
+      <w:r>
+        <w:rPr>
+          <w:rFonts w:hint="eastAsia"/>
+        </w:rPr>
+        <w:t xml:space="preserve">与</w:t>
+      </w:r>
+      <w:r>
+        <w:t xml:space="preserve"> </w:t>
+      </w:r>
+      <w:r>
+        <w:rPr>
+          <w:rStyle w:val="VerbatimChar"/>
+        </w:rPr>
+        <w:t xml:space="preserve">quadmath.h</w:t>
+      </w:r>
+      <w:r>
+        <w:rPr>
+          <w:rFonts w:hint="eastAsia"/>
+        </w:rPr>
+        <w:t xml:space="preserve">，以保证级数截断精度满足</w:t>
+      </w:r>
+      <w:r>
+        <w:t xml:space="preserve"> 30 </w:t>
+      </w:r>
+      <w:r>
+        <w:rPr>
+          <w:rFonts w:hint="eastAsia"/>
+        </w:rPr>
+        <w:t xml:space="preserve">位小数要求。</w:t>
+      </w:r>
+    </w:p>
+    <w:bookmarkEnd w:id="38"/>
+    <w:bookmarkStart w:id="39" w:name="问题答案-4"/>
+    <w:p>
+      <w:pPr>
+        <w:pStyle w:val="Heading3"/>
+      </w:pPr>
+      <w:r>
+        <w:rPr>
+          <w:rStyle w:val="SectionNumber"/>
+        </w:rPr>
+        <w:t xml:space="preserve">0.5.3</w:t>
+      </w:r>
+      <w:r>
+        <w:tab/>
+      </w:r>
+      <w:r>
+        <w:rPr>
+          <w:rFonts w:hint="eastAsia"/>
+        </w:rPr>
+        <w:t xml:space="preserve">问题答案</w:t>
       </w:r>
     </w:p>
     <w:p>
@@ -2881,9 +4337,118 @@
         <w:t xml:space="preserve">位小数要求。</w:t>
       </w:r>
     </w:p>
-    <w:bookmarkEnd w:id="34"/>
-    <w:bookmarkEnd w:id="35"/>
-    <w:bookmarkStart w:id="36" w:name="分析-1"/>
+    <w:bookmarkEnd w:id="39"/>
+    <w:bookmarkStart w:id="40" w:name="分析-4"/>
+    <w:p>
+      <w:pPr>
+        <w:pStyle w:val="Heading3"/>
+      </w:pPr>
+      <w:r>
+        <w:rPr>
+          <w:rStyle w:val="SectionNumber"/>
+        </w:rPr>
+        <w:t xml:space="preserve">0.5.4</w:t>
+      </w:r>
+      <w:r>
+        <w:tab/>
+      </w:r>
+      <w:r>
+        <w:rPr>
+          <w:rFonts w:hint="eastAsia"/>
+        </w:rPr>
+        <w:t xml:space="preserve">分析</w:t>
+      </w:r>
+    </w:p>
+    <w:p>
+      <w:pPr>
+        <w:pStyle w:val="FirstParagraph"/>
+      </w:pPr>
+      <w:r>
+        <w:rPr>
+          <w:rFonts w:hint="eastAsia"/>
+        </w:rPr>
+        <w:t xml:space="preserve">与第一题相比，Machin</w:t>
+      </w:r>
+      <w:r>
+        <w:t xml:space="preserve"> </w:t>
+      </w:r>
+      <w:r>
+        <w:rPr>
+          <w:rFonts w:hint="eastAsia"/>
+        </w:rPr>
+        <w:t xml:space="preserve">公式的优势来自“小参数级数”的快速收敛。由于</w:t>
+      </w:r>
+      <w:r>
+        <w:t xml:space="preserve"> </w:t>
+      </w:r>
+      <w:r>
+        <w:rPr>
+          <w:rStyle w:val="VerbatimChar"/>
+        </w:rPr>
+        <w:t xml:space="preserve">1/5</w:t>
+      </w:r>
+      <w:r>
+        <w:t xml:space="preserve"> </w:t>
+      </w:r>
+      <w:r>
+        <w:rPr>
+          <w:rFonts w:hint="eastAsia"/>
+        </w:rPr>
+        <w:t xml:space="preserve">和</w:t>
+      </w:r>
+      <w:r>
+        <w:t xml:space="preserve"> </w:t>
+      </w:r>
+      <w:r>
+        <w:rPr>
+          <w:rStyle w:val="VerbatimChar"/>
+        </w:rPr>
+        <w:t xml:space="preserve">1/239</w:t>
+      </w:r>
+      <w:r>
+        <w:t xml:space="preserve"> </w:t>
+      </w:r>
+      <w:r>
+        <w:rPr>
+          <w:rFonts w:hint="eastAsia"/>
+        </w:rPr>
+        <w:t xml:space="preserve">都远小于</w:t>
+      </w:r>
+      <w:r>
+        <w:t xml:space="preserve"> </w:t>
+      </w:r>
+      <w:r>
+        <w:rPr>
+          <w:rStyle w:val="VerbatimChar"/>
+        </w:rPr>
+        <w:t xml:space="preserve">1</w:t>
+      </w:r>
+      <w:r>
+        <w:rPr>
+          <w:rFonts w:hint="eastAsia"/>
+        </w:rPr>
+        <w:t xml:space="preserve">，高阶项会迅速衰减，因此所需项数极少即可达到高精度目标。换言之，本题展示的不是“换一种写法而已”，而是通过恒等变换显著改善了数值算法的收敛效率。</w:t>
+      </w:r>
+    </w:p>
+    <w:bookmarkEnd w:id="40"/>
+    <w:bookmarkEnd w:id="41"/>
+    <w:bookmarkEnd w:id="42"/>
+    <w:bookmarkStart w:id="50" w:name="iii.-机器端序检测"/>
+    <w:p>
+      <w:pPr>
+        <w:pStyle w:val="Heading1"/>
+      </w:pPr>
+      <w:r>
+        <w:t xml:space="preserve">III. </w:t>
+      </w:r>
+      <w:r>
+        <w:rPr>
+          <w:rFonts w:hint="eastAsia"/>
+        </w:rPr>
+        <w:t xml:space="preserve">机器端序检测</w:t>
+      </w:r>
+    </w:p>
+    <w:bookmarkStart w:id="49" w:name="problem-3机器端序检测"/>
     <w:p>
       <w:pPr>
         <w:pStyle w:val="Heading2"/>
@@ -2892,117 +4457,7 @@
         <w:rPr>
           <w:rStyle w:val="SectionNumber"/>
         </w:rPr>
-        <w:t xml:space="preserve">2.4</w:t>
-      </w:r>
-      <w:r>
-        <w:tab/>
-      </w:r>
-      <w:r>
-        <w:rPr>
-          <w:rFonts w:hint="eastAsia"/>
-        </w:rPr>
-        <w:t xml:space="preserve">分析</w:t>
-      </w:r>
-    </w:p>
-    <w:p>
-      <w:pPr>
-        <w:pStyle w:val="FirstParagraph"/>
-      </w:pPr>
-      <w:r>
-        <w:rPr>
-          <w:rFonts w:hint="eastAsia"/>
-        </w:rPr>
-        <w:t xml:space="preserve">与第一题相比，Machin</w:t>
-      </w:r>
-      <w:r>
-        <w:t xml:space="preserve"> </w:t>
-      </w:r>
-      <w:r>
-        <w:rPr>
-          <w:rFonts w:hint="eastAsia"/>
-        </w:rPr>
-        <w:t xml:space="preserve">公式的优势来自“小参数级数”的快速收敛。由于</w:t>
-      </w:r>
-      <w:r>
-        <w:t xml:space="preserve"> </w:t>
-      </w:r>
-      <w:r>
-        <w:rPr>
-          <w:rStyle w:val="VerbatimChar"/>
-        </w:rPr>
-        <w:t xml:space="preserve">1/5</w:t>
-      </w:r>
-      <w:r>
-        <w:t xml:space="preserve"> </w:t>
-      </w:r>
-      <w:r>
-        <w:rPr>
-          <w:rFonts w:hint="eastAsia"/>
-        </w:rPr>
-        <w:t xml:space="preserve">和</w:t>
-      </w:r>
-      <w:r>
-        <w:t xml:space="preserve"> </w:t>
-      </w:r>
-      <w:r>
-        <w:rPr>
-          <w:rStyle w:val="VerbatimChar"/>
-        </w:rPr>
-        <w:t xml:space="preserve">1/239</w:t>
-      </w:r>
-      <w:r>
-        <w:t xml:space="preserve"> </w:t>
-      </w:r>
-      <w:r>
-        <w:rPr>
-          <w:rFonts w:hint="eastAsia"/>
-        </w:rPr>
-        <w:t xml:space="preserve">都远小于</w:t>
-      </w:r>
-      <w:r>
-        <w:t xml:space="preserve"> </w:t>
-      </w:r>
-      <w:r>
-        <w:rPr>
-          <w:rStyle w:val="VerbatimChar"/>
-        </w:rPr>
-        <w:t xml:space="preserve">1</w:t>
-      </w:r>
-      <w:r>
-        <w:rPr>
-          <w:rFonts w:hint="eastAsia"/>
-        </w:rPr>
-        <w:t xml:space="preserve">，高阶项会迅速衰减，因此所需项数极少即可达到高精度目标。换言之，本题展示的不是“换一种写法而已”，而是通过恒等变换显著改善了数值算法的收敛效率。</w:t>
-      </w:r>
-    </w:p>
-    <w:bookmarkEnd w:id="36"/>
-    <w:bookmarkEnd w:id="37"/>
-    <w:bookmarkStart w:id="38" w:name="iii.-机器端序检测"/>
-    <w:p>
-      <w:pPr>
-        <w:pStyle w:val="Heading1"/>
-      </w:pPr>
-      <w:r>
-        <w:t xml:space="preserve">III. </w:t>
-      </w:r>
-      <w:r>
-        <w:rPr>
-          <w:rFonts w:hint="eastAsia"/>
-        </w:rPr>
-        <w:t xml:space="preserve">机器端序检测</w:t>
-      </w:r>
-    </w:p>
-    <w:bookmarkEnd w:id="38"/>
-    <w:bookmarkStart w:id="45" w:name="problem-3机器端序检测"/>
-    <w:p>
-      <w:pPr>
-        <w:pStyle w:val="Heading1"/>
-      </w:pPr>
-      <w:r>
-        <w:rPr>
-          <w:rStyle w:val="SectionNumber"/>
-        </w:rPr>
-        <w:t xml:space="preserve">3</w:t>
+        <w:t xml:space="preserve">0.6</w:t>
       </w:r>
       <w:r>
         <w:tab/>
@@ -3033,10 +4488,10 @@
         <w:pStyle w:val="Compact"/>
         <w:numPr>
           <w:ilvl w:val="0"/>
-          <w:numId w:val="1003"/>
+          <w:numId w:val="1006"/>
         </w:numPr>
       </w:pPr>
-      <w:hyperlink r:id="rId39">
+      <w:hyperlink r:id="rId43">
         <w:r>
           <w:rPr>
             <w:rStyle w:val="Hyperlink"/>
@@ -3057,10 +4512,10 @@
         <w:pStyle w:val="Compact"/>
         <w:numPr>
           <w:ilvl w:val="0"/>
-          <w:numId w:val="1003"/>
+          <w:numId w:val="1006"/>
         </w:numPr>
       </w:pPr>
-      <w:hyperlink r:id="rId40">
+      <w:hyperlink r:id="rId44">
         <w:r>
           <w:rPr>
             <w:rStyle w:val="Hyperlink"/>
@@ -3069,7 +4524,302 @@
         </w:r>
       </w:hyperlink>
     </w:p>
-    <w:bookmarkStart w:id="41" w:name="待求问题-2"/>
+    <w:bookmarkStart w:id="45" w:name="待求问题-5"/>
+    <w:p>
+      <w:pPr>
+        <w:pStyle w:val="Heading3"/>
+      </w:pPr>
+      <w:r>
+        <w:rPr>
+          <w:rStyle w:val="SectionNumber"/>
+        </w:rPr>
+        <w:t xml:space="preserve">0.6.1</w:t>
+      </w:r>
+      <w:r>
+        <w:tab/>
+      </w:r>
+      <w:r>
+        <w:rPr>
+          <w:rFonts w:hint="eastAsia"/>
+        </w:rPr>
+        <w:t xml:space="preserve">待求问题</w:t>
+      </w:r>
+    </w:p>
+    <w:p>
+      <w:pPr>
+        <w:pStyle w:val="FirstParagraph"/>
+      </w:pPr>
+      <w:r>
+        <w:rPr>
+          <w:rFonts w:hint="eastAsia"/>
+        </w:rPr>
+        <w:t xml:space="preserve">编写</w:t>
+      </w:r>
+      <w:r>
+        <w:t xml:space="preserve"> C </w:t>
+      </w:r>
+      <w:r>
+        <w:rPr>
+          <w:rFonts w:hint="eastAsia"/>
+        </w:rPr>
+        <w:t xml:space="preserve">程序，判断当前计算机采用</w:t>
+      </w:r>
+      <w:r>
+        <w:t xml:space="preserve"> big-endian </w:t>
+      </w:r>
+      <w:r>
+        <w:rPr>
+          <w:rFonts w:hint="eastAsia"/>
+        </w:rPr>
+        <w:t xml:space="preserve">还是</w:t>
+      </w:r>
+      <w:r>
+        <w:t xml:space="preserve"> little-endian </w:t>
+      </w:r>
+      <w:r>
+        <w:rPr>
+          <w:rFonts w:hint="eastAsia"/>
+        </w:rPr>
+        <w:t xml:space="preserve">存储。</w:t>
+      </w:r>
+    </w:p>
+    <w:bookmarkEnd w:id="45"/>
+    <w:bookmarkStart w:id="46" w:name="解决方式-5"/>
+    <w:p>
+      <w:pPr>
+        <w:pStyle w:val="Heading3"/>
+      </w:pPr>
+      <w:r>
+        <w:rPr>
+          <w:rStyle w:val="SectionNumber"/>
+        </w:rPr>
+        <w:t xml:space="preserve">0.6.2</w:t>
+      </w:r>
+      <w:r>
+        <w:tab/>
+      </w:r>
+      <w:r>
+        <w:rPr>
+          <w:rFonts w:hint="eastAsia"/>
+        </w:rPr>
+        <w:t xml:space="preserve">解决方式</w:t>
+      </w:r>
+    </w:p>
+    <w:p>
+      <w:pPr>
+        <w:pStyle w:val="FirstParagraph"/>
+      </w:pPr>
+      <w:r>
+        <w:rPr>
+          <w:rFonts w:hint="eastAsia"/>
+        </w:rPr>
+        <w:t xml:space="preserve">判断过程可概括为：</w:t>
+      </w:r>
+    </w:p>
+    <w:p>
+      <w:pPr>
+        <w:pStyle w:val="SourceCode"/>
+      </w:pPr>
+      <w:r>
+        <w:rPr>
+          <w:rStyle w:val="VerbatimChar"/>
+        </w:rPr>
+        <w:t xml:space="preserve">Input : probe integer 0x01020304</w:t>
+      </w:r>
+      <w:r>
+        <w:br/>
+      </w:r>
+      <w:r>
+        <w:rPr>
+          <w:rStyle w:val="VerbatimChar"/>
+        </w:rPr>
+        <w:t xml:space="preserve">Output: machine byte order</w:t>
+      </w:r>
+      <w:r>
+        <w:br/>
+      </w:r>
+      <w:r>
+        <w:br/>
+      </w:r>
+      <w:r>
+        <w:rPr>
+          <w:rStyle w:val="VerbatimChar"/>
+        </w:rPr>
+        <w:t xml:space="preserve">store integer in memory</w:t>
+      </w:r>
+      <w:r>
+        <w:br/>
+      </w:r>
+      <w:r>
+        <w:rPr>
+          <w:rStyle w:val="VerbatimChar"/>
+        </w:rPr>
+        <w:t xml:space="preserve">view its address as byte array</w:t>
+      </w:r>
+      <w:r>
+        <w:br/>
+      </w:r>
+      <w:r>
+        <w:rPr>
+          <w:rStyle w:val="VerbatimChar"/>
+        </w:rPr>
+        <w:t xml:space="preserve">if first byte == 0x04 then</w:t>
+      </w:r>
+      <w:r>
+        <w:br/>
+      </w:r>
+      <w:r>
+        <w:rPr>
+          <w:rStyle w:val="VerbatimChar"/>
+        </w:rPr>
+        <w:t xml:space="preserve">    machine is little-endian</w:t>
+      </w:r>
+      <w:r>
+        <w:br/>
+      </w:r>
+      <w:r>
+        <w:rPr>
+          <w:rStyle w:val="VerbatimChar"/>
+        </w:rPr>
+        <w:t xml:space="preserve">else if first byte == 0x01 then</w:t>
+      </w:r>
+      <w:r>
+        <w:br/>
+      </w:r>
+      <w:r>
+        <w:rPr>
+          <w:rStyle w:val="VerbatimChar"/>
+        </w:rPr>
+        <w:t xml:space="preserve">    machine is big-endian</w:t>
+      </w:r>
+      <w:r>
+        <w:br/>
+      </w:r>
+      <w:r>
+        <w:rPr>
+          <w:rStyle w:val="VerbatimChar"/>
+        </w:rPr>
+        <w:t xml:space="preserve">end if</w:t>
+      </w:r>
+    </w:p>
+    <w:bookmarkEnd w:id="46"/>
+    <w:bookmarkStart w:id="47" w:name="问题答案-5"/>
+    <w:p>
+      <w:pPr>
+        <w:pStyle w:val="Heading3"/>
+      </w:pPr>
+      <w:r>
+        <w:rPr>
+          <w:rStyle w:val="SectionNumber"/>
+        </w:rPr>
+        <w:t xml:space="preserve">0.6.3</w:t>
+      </w:r>
+      <w:r>
+        <w:tab/>
+      </w:r>
+      <w:r>
+        <w:rPr>
+          <w:rFonts w:hint="eastAsia"/>
+        </w:rPr>
+        <w:t xml:space="preserve">问题答案</w:t>
+      </w:r>
+    </w:p>
+    <w:p>
+      <w:pPr>
+        <w:pStyle w:val="FirstParagraph"/>
+      </w:pPr>
+      <w:r>
+        <w:rPr>
+          <w:rFonts w:hint="eastAsia"/>
+        </w:rPr>
+        <w:t xml:space="preserve">本机探针字节顺序为</w:t>
+      </w:r>
+      <w:r>
+        <w:t xml:space="preserve"> </w:t>
+      </w:r>
+      <w:r>
+        <w:rPr>
+          <w:rStyle w:val="VerbatimChar"/>
+        </w:rPr>
+        <w:t xml:space="preserve">04 03 02 01</w:t>
+      </w:r>
+      <w:r>
+        <w:rPr>
+          <w:rFonts w:hint="eastAsia"/>
+        </w:rPr>
+        <w:t xml:space="preserve">，因此当前机器采用</w:t>
+      </w:r>
+      <w:r>
+        <w:t xml:space="preserve"> </w:t>
+      </w:r>
+      <w:r>
+        <w:rPr>
+          <w:rStyle w:val="VerbatimChar"/>
+        </w:rPr>
+        <w:t xml:space="preserve">little-endian</w:t>
+      </w:r>
+      <w:r>
+        <w:t xml:space="preserve"> </w:t>
+      </w:r>
+      <w:r>
+        <w:rPr>
+          <w:rFonts w:hint="eastAsia"/>
+        </w:rPr>
+        <w:t xml:space="preserve">存储。</w:t>
+      </w:r>
+    </w:p>
+    <w:bookmarkEnd w:id="47"/>
+    <w:bookmarkStart w:id="48" w:name="分析-5"/>
+    <w:p>
+      <w:pPr>
+        <w:pStyle w:val="Heading3"/>
+      </w:pPr>
+      <w:r>
+        <w:rPr>
+          <w:rStyle w:val="SectionNumber"/>
+        </w:rPr>
+        <w:t xml:space="preserve">0.6.4</w:t>
+      </w:r>
+      <w:r>
+        <w:tab/>
+      </w:r>
+      <w:r>
+        <w:rPr>
+          <w:rFonts w:hint="eastAsia"/>
+        </w:rPr>
+        <w:t xml:space="preserve">分析</w:t>
+      </w:r>
+    </w:p>
+    <w:p>
+      <w:pPr>
+        <w:pStyle w:val="FirstParagraph"/>
+      </w:pPr>
+      <w:r>
+        <w:rPr>
+          <w:rFonts w:hint="eastAsia"/>
+        </w:rPr>
+        <w:t xml:space="preserve">端序只描述多字节数据在内存中的排布方式，并不等同于处理器的全部体系结构特征。通过字节探针判断端序，是因为该方法直接考察同一整数在内存中的最低地址字节内容，因此具有明确而稳定的解释。</w:t>
+      </w:r>
+    </w:p>
+    <w:bookmarkEnd w:id="48"/>
+    <w:bookmarkEnd w:id="49"/>
+    <w:bookmarkEnd w:id="50"/>
+    <w:bookmarkStart w:id="58" w:name="iv.-机器精度测量"/>
+    <w:p>
+      <w:pPr>
+        <w:pStyle w:val="Heading1"/>
+      </w:pPr>
+      <w:r>
+        <w:t xml:space="preserve">IV. </w:t>
+      </w:r>
+      <w:r>
+        <w:rPr>
+          <w:rFonts w:hint="eastAsia"/>
+        </w:rPr>
+        <w:t xml:space="preserve">机器精度测量</w:t>
+      </w:r>
+    </w:p>
+    <w:bookmarkStart w:id="57" w:name="problem-4机器精度测量"/>
     <w:p>
       <w:pPr>
         <w:pStyle w:val="Heading2"/>
@@ -3078,302 +4828,7 @@
         <w:rPr>
           <w:rStyle w:val="SectionNumber"/>
         </w:rPr>
-        <w:t xml:space="preserve">3.1</w:t>
-      </w:r>
-      <w:r>
-        <w:tab/>
-      </w:r>
-      <w:r>
-        <w:rPr>
-          <w:rFonts w:hint="eastAsia"/>
-        </w:rPr>
-        <w:t xml:space="preserve">待求问题</w:t>
-      </w:r>
-    </w:p>
-    <w:p>
-      <w:pPr>
-        <w:pStyle w:val="FirstParagraph"/>
-      </w:pPr>
-      <w:r>
-        <w:rPr>
-          <w:rFonts w:hint="eastAsia"/>
-        </w:rPr>
-        <w:t xml:space="preserve">编写</w:t>
-      </w:r>
-      <w:r>
-        <w:t xml:space="preserve"> C </w:t>
-      </w:r>
-      <w:r>
-        <w:rPr>
-          <w:rFonts w:hint="eastAsia"/>
-        </w:rPr>
-        <w:t xml:space="preserve">程序，判断当前计算机采用</w:t>
-      </w:r>
-      <w:r>
-        <w:t xml:space="preserve"> big-endian </w:t>
-      </w:r>
-      <w:r>
-        <w:rPr>
-          <w:rFonts w:hint="eastAsia"/>
-        </w:rPr>
-        <w:t xml:space="preserve">还是</w:t>
-      </w:r>
-      <w:r>
-        <w:t xml:space="preserve"> little-endian </w:t>
-      </w:r>
-      <w:r>
-        <w:rPr>
-          <w:rFonts w:hint="eastAsia"/>
-        </w:rPr>
-        <w:t xml:space="preserve">存储。</w:t>
-      </w:r>
-    </w:p>
-    <w:bookmarkEnd w:id="41"/>
-    <w:bookmarkStart w:id="42" w:name="解决方式-2"/>
-    <w:p>
-      <w:pPr>
-        <w:pStyle w:val="Heading2"/>
-      </w:pPr>
-      <w:r>
-        <w:rPr>
-          <w:rStyle w:val="SectionNumber"/>
-        </w:rPr>
-        <w:t xml:space="preserve">3.2</w:t>
-      </w:r>
-      <w:r>
-        <w:tab/>
-      </w:r>
-      <w:r>
-        <w:rPr>
-          <w:rFonts w:hint="eastAsia"/>
-        </w:rPr>
-        <w:t xml:space="preserve">解决方式</w:t>
-      </w:r>
-    </w:p>
-    <w:p>
-      <w:pPr>
-        <w:pStyle w:val="FirstParagraph"/>
-      </w:pPr>
-      <w:r>
-        <w:rPr>
-          <w:rFonts w:hint="eastAsia"/>
-        </w:rPr>
-        <w:t xml:space="preserve">判断过程可概括为：</w:t>
-      </w:r>
-    </w:p>
-    <w:p>
-      <w:pPr>
-        <w:pStyle w:val="SourceCode"/>
-      </w:pPr>
-      <w:r>
-        <w:rPr>
-          <w:rStyle w:val="VerbatimChar"/>
-        </w:rPr>
-        <w:t xml:space="preserve">Input : probe integer 0x01020304</w:t>
-      </w:r>
-      <w:r>
-        <w:br/>
-      </w:r>
-      <w:r>
-        <w:rPr>
-          <w:rStyle w:val="VerbatimChar"/>
-        </w:rPr>
-        <w:t xml:space="preserve">Output: machine byte order</w:t>
-      </w:r>
-      <w:r>
-        <w:br/>
-      </w:r>
-      <w:r>
-        <w:br/>
-      </w:r>
-      <w:r>
-        <w:rPr>
-          <w:rStyle w:val="VerbatimChar"/>
-        </w:rPr>
-        <w:t xml:space="preserve">store integer in memory</w:t>
-      </w:r>
-      <w:r>
-        <w:br/>
-      </w:r>
-      <w:r>
-        <w:rPr>
-          <w:rStyle w:val="VerbatimChar"/>
-        </w:rPr>
-        <w:t xml:space="preserve">view its address as byte array</w:t>
-      </w:r>
-      <w:r>
-        <w:br/>
-      </w:r>
-      <w:r>
-        <w:rPr>
-          <w:rStyle w:val="VerbatimChar"/>
-        </w:rPr>
-        <w:t xml:space="preserve">if first byte == 0x04 then</w:t>
-      </w:r>
-      <w:r>
-        <w:br/>
-      </w:r>
-      <w:r>
-        <w:rPr>
-          <w:rStyle w:val="VerbatimChar"/>
-        </w:rPr>
-        <w:t xml:space="preserve">    machine is little-endian</w:t>
-      </w:r>
-      <w:r>
-        <w:br/>
-      </w:r>
-      <w:r>
-        <w:rPr>
-          <w:rStyle w:val="VerbatimChar"/>
-        </w:rPr>
-        <w:t xml:space="preserve">else if first byte == 0x01 then</w:t>
-      </w:r>
-      <w:r>
-        <w:br/>
-      </w:r>
-      <w:r>
-        <w:rPr>
-          <w:rStyle w:val="VerbatimChar"/>
-        </w:rPr>
-        <w:t xml:space="preserve">    machine is big-endian</w:t>
-      </w:r>
-      <w:r>
-        <w:br/>
-      </w:r>
-      <w:r>
-        <w:rPr>
-          <w:rStyle w:val="VerbatimChar"/>
-        </w:rPr>
-        <w:t xml:space="preserve">end if</w:t>
-      </w:r>
-    </w:p>
-    <w:bookmarkEnd w:id="42"/>
-    <w:bookmarkStart w:id="43" w:name="问题答案-2"/>
-    <w:p>
-      <w:pPr>
-        <w:pStyle w:val="Heading2"/>
-      </w:pPr>
-      <w:r>
-        <w:rPr>
-          <w:rStyle w:val="SectionNumber"/>
-        </w:rPr>
-        <w:t xml:space="preserve">3.3</w:t>
-      </w:r>
-      <w:r>
-        <w:tab/>
-      </w:r>
-      <w:r>
-        <w:rPr>
-          <w:rFonts w:hint="eastAsia"/>
-        </w:rPr>
-        <w:t xml:space="preserve">问题答案</w:t>
-      </w:r>
-    </w:p>
-    <w:p>
-      <w:pPr>
-        <w:pStyle w:val="FirstParagraph"/>
-      </w:pPr>
-      <w:r>
-        <w:rPr>
-          <w:rFonts w:hint="eastAsia"/>
-        </w:rPr>
-        <w:t xml:space="preserve">本机探针字节顺序为</w:t>
-      </w:r>
-      <w:r>
-        <w:t xml:space="preserve"> </w:t>
-      </w:r>
-      <w:r>
-        <w:rPr>
-          <w:rStyle w:val="VerbatimChar"/>
-        </w:rPr>
-        <w:t xml:space="preserve">04 03 02 01</w:t>
-      </w:r>
-      <w:r>
-        <w:rPr>
-          <w:rFonts w:hint="eastAsia"/>
-        </w:rPr>
-        <w:t xml:space="preserve">，因此当前机器采用</w:t>
-      </w:r>
-      <w:r>
-        <w:t xml:space="preserve"> </w:t>
-      </w:r>
-      <w:r>
-        <w:rPr>
-          <w:rStyle w:val="VerbatimChar"/>
-        </w:rPr>
-        <w:t xml:space="preserve">little-endian</w:t>
-      </w:r>
-      <w:r>
-        <w:t xml:space="preserve"> </w:t>
-      </w:r>
-      <w:r>
-        <w:rPr>
-          <w:rFonts w:hint="eastAsia"/>
-        </w:rPr>
-        <w:t xml:space="preserve">存储。</w:t>
-      </w:r>
-    </w:p>
-    <w:bookmarkEnd w:id="43"/>
-    <w:bookmarkStart w:id="44" w:name="分析-2"/>
-    <w:p>
-      <w:pPr>
-        <w:pStyle w:val="Heading2"/>
-      </w:pPr>
-      <w:r>
-        <w:rPr>
-          <w:rStyle w:val="SectionNumber"/>
-        </w:rPr>
-        <w:t xml:space="preserve">3.4</w:t>
-      </w:r>
-      <w:r>
-        <w:tab/>
-      </w:r>
-      <w:r>
-        <w:rPr>
-          <w:rFonts w:hint="eastAsia"/>
-        </w:rPr>
-        <w:t xml:space="preserve">分析</w:t>
-      </w:r>
-    </w:p>
-    <w:p>
-      <w:pPr>
-        <w:pStyle w:val="FirstParagraph"/>
-      </w:pPr>
-      <w:r>
-        <w:rPr>
-          <w:rFonts w:hint="eastAsia"/>
-        </w:rPr>
-        <w:t xml:space="preserve">端序只描述多字节数据在内存中的排布方式，并不等同于处理器的全部体系结构特征。通过字节探针判断端序，是因为该方法直接考察同一整数在内存中的最低地址字节内容，因此具有明确而稳定的解释。</w:t>
-      </w:r>
-    </w:p>
-    <w:bookmarkEnd w:id="44"/>
-    <w:bookmarkEnd w:id="45"/>
-    <w:bookmarkStart w:id="46" w:name="iv.-机器精度测量"/>
-    <w:p>
-      <w:pPr>
-        <w:pStyle w:val="Heading1"/>
-      </w:pPr>
-      <w:r>
-        <w:t xml:space="preserve">IV. </w:t>
-      </w:r>
-      <w:r>
-        <w:rPr>
-          <w:rFonts w:hint="eastAsia"/>
-        </w:rPr>
-        <w:t xml:space="preserve">机器精度测量</w:t>
-      </w:r>
-    </w:p>
-    <w:bookmarkEnd w:id="46"/>
-    <w:bookmarkStart w:id="53" w:name="problem-4机器精度测量"/>
-    <w:p>
-      <w:pPr>
-        <w:pStyle w:val="Heading1"/>
-      </w:pPr>
-      <w:r>
-        <w:rPr>
-          <w:rStyle w:val="SectionNumber"/>
-        </w:rPr>
-        <w:t xml:space="preserve">4</w:t>
+        <w:t xml:space="preserve">0.7</w:t>
       </w:r>
       <w:r>
         <w:tab/>
@@ -3404,10 +4859,10 @@
         <w:pStyle w:val="Compact"/>
         <w:numPr>
           <w:ilvl w:val="0"/>
-          <w:numId w:val="1004"/>
+          <w:numId w:val="1007"/>
         </w:numPr>
       </w:pPr>
-      <w:hyperlink r:id="rId47">
+      <w:hyperlink r:id="rId51">
         <w:r>
           <w:rPr>
             <w:rStyle w:val="Hyperlink"/>
@@ -3428,10 +4883,10 @@
         <w:pStyle w:val="Compact"/>
         <w:numPr>
           <w:ilvl w:val="0"/>
-          <w:numId w:val="1004"/>
+          <w:numId w:val="1007"/>
         </w:numPr>
       </w:pPr>
-      <w:hyperlink r:id="rId48">
+      <w:hyperlink r:id="rId52">
         <w:r>
           <w:rPr>
             <w:rStyle w:val="Hyperlink"/>
@@ -3440,16 +4895,16 @@
         </w:r>
       </w:hyperlink>
     </w:p>
-    <w:bookmarkStart w:id="49" w:name="待求问题-3"/>
-    <w:p>
-      <w:pPr>
-        <w:pStyle w:val="Heading2"/>
+    <w:bookmarkStart w:id="53" w:name="待求问题-6"/>
+    <w:p>
+      <w:pPr>
+        <w:pStyle w:val="Heading3"/>
       </w:pPr>
       <w:r>
         <w:rPr>
           <w:rStyle w:val="SectionNumber"/>
         </w:rPr>
-        <w:t xml:space="preserve">4.1</w:t>
+        <w:t xml:space="preserve">0.7.1</w:t>
       </w:r>
       <w:r>
         <w:tab/>
@@ -3511,17 +4966,17 @@
         <w:t xml:space="preserve"> machine epsilon。</w:t>
       </w:r>
     </w:p>
-    <w:bookmarkEnd w:id="49"/>
-    <w:bookmarkStart w:id="50" w:name="解决方式-3"/>
-    <w:p>
-      <w:pPr>
-        <w:pStyle w:val="Heading2"/>
+    <w:bookmarkEnd w:id="53"/>
+    <w:bookmarkStart w:id="54" w:name="解决方式-6"/>
+    <w:p>
+      <w:pPr>
+        <w:pStyle w:val="Heading3"/>
       </w:pPr>
       <w:r>
         <w:rPr>
           <w:rStyle w:val="SectionNumber"/>
         </w:rPr>
-        <w:t xml:space="preserve">4.2</w:t>
+        <w:t xml:space="preserve">0.7.2</w:t>
       </w:r>
       <w:r>
         <w:tab/>
@@ -3668,17 +5123,17 @@
         <w:t xml:space="preserve">执行。</w:t>
       </w:r>
     </w:p>
-    <w:bookmarkEnd w:id="50"/>
-    <w:bookmarkStart w:id="51" w:name="问题答案-3"/>
-    <w:p>
-      <w:pPr>
-        <w:pStyle w:val="Heading2"/>
+    <w:bookmarkEnd w:id="54"/>
+    <w:bookmarkStart w:id="55" w:name="问题答案-6"/>
+    <w:p>
+      <w:pPr>
+        <w:pStyle w:val="Heading3"/>
       </w:pPr>
       <w:r>
         <w:rPr>
           <w:rStyle w:val="SectionNumber"/>
         </w:rPr>
-        <w:t xml:space="preserve">4.3</w:t>
+        <w:t xml:space="preserve">0.7.3</w:t>
       </w:r>
       <w:r>
         <w:tab/>
@@ -3842,17 +5297,17 @@
         <w:t xml:space="preserve">三者都与理论参考值完全一致。</w:t>
       </w:r>
     </w:p>
-    <w:bookmarkEnd w:id="51"/>
-    <w:bookmarkStart w:id="52" w:name="分析-3"/>
-    <w:p>
-      <w:pPr>
-        <w:pStyle w:val="Heading2"/>
+    <w:bookmarkEnd w:id="55"/>
+    <w:bookmarkStart w:id="56" w:name="分析-6"/>
+    <w:p>
+      <w:pPr>
+        <w:pStyle w:val="Heading3"/>
       </w:pPr>
       <w:r>
         <w:rPr>
           <w:rStyle w:val="SectionNumber"/>
         </w:rPr>
-        <w:t xml:space="preserve">4.4</w:t>
+        <w:t xml:space="preserve">0.7.4</w:t>
       </w:r>
       <w:r>
         <w:tab/>
@@ -4077,9 +5532,10 @@
         <w:t xml:space="preserve">。本题结果说明逐次二分法能够正确探测浮点格式的最小分辨能力。</w:t>
       </w:r>
     </w:p>
-    <w:bookmarkEnd w:id="52"/>
-    <w:bookmarkEnd w:id="53"/>
-    <w:bookmarkStart w:id="54" w:name="v.-不稳定递推与稳定改写"/>
+    <w:bookmarkEnd w:id="56"/>
+    <w:bookmarkEnd w:id="57"/>
+    <w:bookmarkEnd w:id="58"/>
+    <w:bookmarkStart w:id="71" w:name="v.-不稳定递推与稳定改写"/>
     <w:p>
       <w:pPr>
         <w:pStyle w:val="Heading1"/>
@@ -4094,107 +5550,29 @@
         <w:t xml:space="preserve">不稳定递推与稳定改写</w:t>
       </w:r>
     </w:p>
-    <w:bookmarkEnd w:id="54"/>
-    <w:bookmarkStart w:id="65" w:name="problem-5不稳定递推与稳定改写"/>
-    <w:p>
-      <w:pPr>
-        <w:pStyle w:val="Heading1"/>
-      </w:pPr>
-      <w:r>
-        <w:rPr>
-          <w:rStyle w:val="SectionNumber"/>
-        </w:rPr>
-        <w:t xml:space="preserve">5</w:t>
-      </w:r>
-      <w:r>
-        <w:tab/>
-      </w:r>
-      <w:r>
+    <w:p>
+      <w:pPr>
+        <w:pStyle w:val="FirstParagraph"/>
+      </w:pPr>
+      <w:r>
+        <w:rPr>
+          <w:b/>
+          <w:bCs/>
+        </w:rPr>
         <w:t xml:space="preserve">Problem </w:t>
       </w:r>
       <w:r>
         <w:rPr>
           <w:rFonts w:hint="eastAsia"/>
+          <w:b/>
+          <w:bCs/>
         </w:rPr>
         <w:t xml:space="preserve">5：不稳定递推与稳定改写</w:t>
       </w:r>
     </w:p>
     <w:p>
       <w:pPr>
-        <w:pStyle w:val="FirstParagraph"/>
-      </w:pPr>
-      <w:r>
-        <w:rPr>
-          <w:rFonts w:hint="eastAsia"/>
-        </w:rPr>
-        <w:t xml:space="preserve">相关脚本：</w:t>
-      </w:r>
-    </w:p>
-    <w:p>
-      <w:pPr>
-        <w:pStyle w:val="Compact"/>
-        <w:numPr>
-          <w:ilvl w:val="0"/>
-          <w:numId w:val="1005"/>
-        </w:numPr>
-      </w:pPr>
-      <w:hyperlink r:id="rId55">
-        <w:r>
-          <w:rPr>
-            <w:rStyle w:val="Hyperlink"/>
-            <w:rFonts w:hint="eastAsia"/>
-          </w:rPr>
-          <w:t xml:space="preserve">本地</w:t>
-        </w:r>
-        <w:r>
-          <w:rPr>
-            <w:rStyle w:val="Hyperlink"/>
-          </w:rPr>
-          <w:t xml:space="preserve"> scripts/problem5.c</w:t>
-        </w:r>
-      </w:hyperlink>
-    </w:p>
-    <w:p>
-      <w:pPr>
-        <w:pStyle w:val="Compact"/>
-        <w:numPr>
-          <w:ilvl w:val="0"/>
-          <w:numId w:val="1005"/>
-        </w:numPr>
-      </w:pPr>
-      <w:hyperlink r:id="rId56">
-        <w:r>
-          <w:rPr>
-            <w:rStyle w:val="Hyperlink"/>
-          </w:rPr>
-          <w:t xml:space="preserve">GitHub scripts/problem5.c</w:t>
-        </w:r>
-      </w:hyperlink>
-    </w:p>
-    <w:bookmarkStart w:id="59" w:name="待求问题-4"/>
-    <w:p>
-      <w:pPr>
-        <w:pStyle w:val="Heading2"/>
-      </w:pPr>
-      <w:r>
-        <w:rPr>
-          <w:rStyle w:val="SectionNumber"/>
-        </w:rPr>
-        <w:t xml:space="preserve">5.1</w:t>
-      </w:r>
-      <w:r>
-        <w:tab/>
-      </w:r>
-      <w:r>
-        <w:rPr>
-          <w:rFonts w:hint="eastAsia"/>
-        </w:rPr>
-        <w:t xml:space="preserve">待求问题</w:t>
-      </w:r>
-    </w:p>
-    <w:p>
-      <w:pPr>
-        <w:pStyle w:val="FirstParagraph"/>
+        <w:pStyle w:val="BodyText"/>
       </w:pPr>
       <w:r>
         <w:rPr>
@@ -4419,7 +5797,83 @@
         </m:oMath>
       </m:oMathPara>
     </w:p>
-    <w:bookmarkStart w:id="57" w:name="数值极限比较"/>
+    <w:bookmarkStart w:id="65" w:name="problem-51数值极限比较"/>
+    <w:p>
+      <w:pPr>
+        <w:pStyle w:val="Heading2"/>
+      </w:pPr>
+      <w:r>
+        <w:rPr>
+          <w:rStyle w:val="SectionNumber"/>
+        </w:rPr>
+        <w:t xml:space="preserve">0.8</w:t>
+      </w:r>
+      <w:r>
+        <w:tab/>
+      </w:r>
+      <w:r>
+        <w:t xml:space="preserve">Problem </w:t>
+      </w:r>
+      <w:r>
+        <w:rPr>
+          <w:rFonts w:hint="eastAsia"/>
+        </w:rPr>
+        <w:t xml:space="preserve">5(1)：数值极限比较</w:t>
+      </w:r>
+    </w:p>
+    <w:p>
+      <w:pPr>
+        <w:pStyle w:val="FirstParagraph"/>
+      </w:pPr>
+      <w:r>
+        <w:rPr>
+          <w:rFonts w:hint="eastAsia"/>
+        </w:rPr>
+        <w:t xml:space="preserve">相关脚本：</w:t>
+      </w:r>
+    </w:p>
+    <w:p>
+      <w:pPr>
+        <w:pStyle w:val="Compact"/>
+        <w:numPr>
+          <w:ilvl w:val="0"/>
+          <w:numId w:val="1008"/>
+        </w:numPr>
+      </w:pPr>
+      <w:hyperlink r:id="rId59">
+        <w:r>
+          <w:rPr>
+            <w:rStyle w:val="Hyperlink"/>
+            <w:rFonts w:hint="eastAsia"/>
+          </w:rPr>
+          <w:t xml:space="preserve">本地</w:t>
+        </w:r>
+        <w:r>
+          <w:rPr>
+            <w:rStyle w:val="Hyperlink"/>
+          </w:rPr>
+          <w:t xml:space="preserve"> scripts/problem5.c</w:t>
+        </w:r>
+      </w:hyperlink>
+    </w:p>
+    <w:p>
+      <w:pPr>
+        <w:pStyle w:val="Compact"/>
+        <w:numPr>
+          <w:ilvl w:val="0"/>
+          <w:numId w:val="1008"/>
+        </w:numPr>
+      </w:pPr>
+      <w:hyperlink r:id="rId60">
+        <w:r>
+          <w:rPr>
+            <w:rStyle w:val="Hyperlink"/>
+          </w:rPr>
+          <w:t xml:space="preserve">GitHub scripts/problem5.c</w:t>
+        </w:r>
+      </w:hyperlink>
+    </w:p>
+    <w:bookmarkStart w:id="61" w:name="待求问题-7"/>
     <w:p>
       <w:pPr>
         <w:pStyle w:val="Heading3"/>
@@ -4428,19 +5882,16 @@
         <w:rPr>
           <w:rStyle w:val="SectionNumber"/>
         </w:rPr>
-        <w:t xml:space="preserve">5.1.1</w:t>
+        <w:t xml:space="preserve">0.8.1</w:t>
       </w:r>
       <w:r>
         <w:tab/>
       </w:r>
       <w:r>
-        <w:t xml:space="preserve">(1) </w:t>
-      </w:r>
-      <w:r>
-        <w:rPr>
-          <w:rFonts w:hint="eastAsia"/>
-        </w:rPr>
-        <w:t xml:space="preserve">数值极限比较</w:t>
+        <w:rPr>
+          <w:rFonts w:hint="eastAsia"/>
+        </w:rPr>
+        <w:t xml:space="preserve">待求问题</w:t>
       </w:r>
     </w:p>
     <w:p>
@@ -4465,8 +5916,8 @@
         <w:t xml:space="preserve">。</w:t>
       </w:r>
     </w:p>
-    <w:bookmarkEnd w:id="57"/>
-    <w:bookmarkStart w:id="58" w:name="不稳定原因解释"/>
+    <w:bookmarkEnd w:id="61"/>
+    <w:bookmarkStart w:id="62" w:name="解决方式-7"/>
     <w:p>
       <w:pPr>
         <w:pStyle w:val="Heading3"/>
@@ -4475,65 +5926,7 @@
         <w:rPr>
           <w:rStyle w:val="SectionNumber"/>
         </w:rPr>
-        <w:t xml:space="preserve">5.1.2</w:t>
-      </w:r>
-      <w:r>
-        <w:tab/>
-      </w:r>
-      <w:r>
-        <w:t xml:space="preserve">(2) </w:t>
-      </w:r>
-      <w:r>
-        <w:rPr>
-          <w:rFonts w:hint="eastAsia"/>
-        </w:rPr>
-        <w:t xml:space="preserve">不稳定原因解释</w:t>
-      </w:r>
-    </w:p>
-    <w:p>
-      <w:pPr>
-        <w:pStyle w:val="FirstParagraph"/>
-      </w:pPr>
-      <w:r>
-        <w:rPr>
-          <w:rFonts w:hint="eastAsia"/>
-        </w:rPr>
-        <w:t xml:space="preserve">解释为何当</w:t>
-      </w:r>
-      <w:r>
-        <w:t xml:space="preserve"> </w:t>
-      </w:r>
-      <w:r>
-        <w:rPr>
-          <w:rStyle w:val="VerbatimChar"/>
-        </w:rPr>
-        <w:t xml:space="preserve">n \ge 30</w:t>
-      </w:r>
-      <w:r>
-        <w:t xml:space="preserve"> </w:t>
-      </w:r>
-      <w:r>
-        <w:rPr>
-          <w:rFonts w:hint="eastAsia"/>
-        </w:rPr>
-        <w:t xml:space="preserve">时会出现</w:t>
-      </w:r>
-      <w:r>
-        <w:t xml:space="preserve"> rounding error propagation。</w:t>
-      </w:r>
-    </w:p>
-    <w:bookmarkEnd w:id="58"/>
-    <w:bookmarkEnd w:id="59"/>
-    <w:bookmarkStart w:id="60" w:name="解决方式-4"/>
-    <w:p>
-      <w:pPr>
-        <w:pStyle w:val="Heading2"/>
-      </w:pPr>
-      <w:r>
-        <w:rPr>
-          <w:rStyle w:val="SectionNumber"/>
-        </w:rPr>
-        <w:t xml:space="preserve">5.2</w:t>
+        <w:t xml:space="preserve">0.8.2</w:t>
       </w:r>
       <w:r>
         <w:tab/>
@@ -4749,17 +6142,17 @@
         <w:t xml:space="preserve">从而避免直接计算两个接近量之差。</w:t>
       </w:r>
     </w:p>
-    <w:bookmarkEnd w:id="60"/>
-    <w:bookmarkStart w:id="63" w:name="问题答案-4"/>
-    <w:p>
-      <w:pPr>
-        <w:pStyle w:val="Heading2"/>
+    <w:bookmarkEnd w:id="62"/>
+    <w:bookmarkStart w:id="63" w:name="问题答案-7"/>
+    <w:p>
+      <w:pPr>
+        <w:pStyle w:val="Heading3"/>
       </w:pPr>
       <w:r>
         <w:rPr>
           <w:rStyle w:val="SectionNumber"/>
         </w:rPr>
-        <w:t xml:space="preserve">5.3</w:t>
+        <w:t xml:space="preserve">0.8.3</w:t>
       </w:r>
       <w:r>
         <w:tab/>
@@ -4769,30 +6162,6 @@
           <w:rFonts w:hint="eastAsia"/>
         </w:rPr>
         <w:t xml:space="preserve">问题答案</w:t>
-      </w:r>
-    </w:p>
-    <w:bookmarkStart w:id="61" w:name="数值极限比较-1"/>
-    <w:p>
-      <w:pPr>
-        <w:pStyle w:val="Heading3"/>
-      </w:pPr>
-      <w:r>
-        <w:rPr>
-          <w:rStyle w:val="SectionNumber"/>
-        </w:rPr>
-        <w:t xml:space="preserve">5.3.1</w:t>
-      </w:r>
-      <w:r>
-        <w:tab/>
-      </w:r>
-      <w:r>
-        <w:t xml:space="preserve">(1) </w:t>
-      </w:r>
-      <w:r>
-        <w:rPr>
-          <w:rFonts w:hint="eastAsia"/>
-        </w:rPr>
-        <w:t xml:space="preserve">数值极限比较</w:t>
       </w:r>
     </w:p>
     <w:p>
@@ -5253,8 +6622,8 @@
         <w:t xml:space="preserve">的收敛。</w:t>
       </w:r>
     </w:p>
-    <w:bookmarkEnd w:id="61"/>
-    <w:bookmarkStart w:id="62" w:name="不稳定原因解释-1"/>
+    <w:bookmarkEnd w:id="63"/>
+    <w:bookmarkStart w:id="64" w:name="分析-7"/>
     <w:p>
       <w:pPr>
         <w:pStyle w:val="Heading3"/>
@@ -5263,107 +6632,7 @@
         <w:rPr>
           <w:rStyle w:val="SectionNumber"/>
         </w:rPr>
-        <w:t xml:space="preserve">5.3.2</w:t>
-      </w:r>
-      <w:r>
-        <w:tab/>
-      </w:r>
-      <w:r>
-        <w:t xml:space="preserve">(2) </w:t>
-      </w:r>
-      <w:r>
-        <w:rPr>
-          <w:rFonts w:hint="eastAsia"/>
-        </w:rPr>
-        <w:t xml:space="preserve">不稳定原因解释</w:t>
-      </w:r>
-    </w:p>
-    <w:p>
-      <w:pPr>
-        <w:pStyle w:val="FirstParagraph"/>
-      </w:pPr>
-      <w:r>
-        <w:rPr>
-          <w:rFonts w:hint="eastAsia"/>
-        </w:rPr>
-        <w:t xml:space="preserve">当</w:t>
-      </w:r>
-      <w:r>
-        <w:t xml:space="preserve"> </w:t>
-      </w:r>
-      <w:r>
-        <w:rPr>
-          <w:rStyle w:val="VerbatimChar"/>
-        </w:rPr>
-        <w:t xml:space="preserve">n</w:t>
-      </w:r>
-      <w:r>
-        <w:t xml:space="preserve"> </w:t>
-      </w:r>
-      <w:r>
-        <w:rPr>
-          <w:rFonts w:hint="eastAsia"/>
-        </w:rPr>
-        <w:t xml:space="preserve">增大时，直接递推中的差值</w:t>
-      </w:r>
-      <w:r>
-        <w:t xml:space="preserve"> </w:t>
-      </w:r>
-      <w:r>
-        <w:rPr>
-          <w:rStyle w:val="VerbatimChar"/>
-        </w:rPr>
-        <w:t xml:space="preserve">1-\sqrt{1-a_n}</w:t>
-      </w:r>
-      <w:r>
-        <w:t xml:space="preserve"> </w:t>
-      </w:r>
-      <w:r>
-        <w:rPr>
-          <w:rFonts w:hint="eastAsia"/>
-        </w:rPr>
-        <w:t xml:space="preserve">会变成两个极接近量之差，随后又被外层的放大因子迅速放大，因此会在</w:t>
-      </w:r>
-      <w:r>
-        <w:t xml:space="preserve"> </w:t>
-      </w:r>
-      <w:r>
-        <w:rPr>
-          <w:rStyle w:val="VerbatimChar"/>
-        </w:rPr>
-        <w:t xml:space="preserve">n\ge 30</w:t>
-      </w:r>
-      <w:r>
-        <w:t xml:space="preserve"> </w:t>
-      </w:r>
-      <w:r>
-        <w:rPr>
-          <w:rFonts w:hint="eastAsia"/>
-        </w:rPr>
-        <w:t xml:space="preserve">左右出现明显的</w:t>
-      </w:r>
-      <w:r>
-        <w:t xml:space="preserve"> rounding error </w:t>
-      </w:r>
-      <w:r>
-        <w:rPr>
-          <w:rFonts w:hint="eastAsia"/>
-        </w:rPr>
-        <w:t xml:space="preserve">propagation。稳定改写通过有理化避免了这一误差通道。</w:t>
-      </w:r>
-    </w:p>
-    <w:bookmarkEnd w:id="62"/>
-    <w:bookmarkEnd w:id="63"/>
-    <w:bookmarkStart w:id="64" w:name="分析-4"/>
-    <w:p>
-      <w:pPr>
-        <w:pStyle w:val="Heading2"/>
-      </w:pPr>
-      <w:r>
-        <w:rPr>
-          <w:rStyle w:val="SectionNumber"/>
-        </w:rPr>
-        <w:t xml:space="preserve">5.4</w:t>
+        <w:t xml:space="preserve">0.8.4</w:t>
       </w:r>
       <w:r>
         <w:tab/>
@@ -5603,6 +6872,708 @@
     </w:p>
     <w:bookmarkEnd w:id="64"/>
     <w:bookmarkEnd w:id="65"/>
+    <w:bookmarkStart w:id="70" w:name="problem-52不稳定原因解释"/>
+    <w:p>
+      <w:pPr>
+        <w:pStyle w:val="Heading2"/>
+      </w:pPr>
+      <w:r>
+        <w:rPr>
+          <w:rStyle w:val="SectionNumber"/>
+        </w:rPr>
+        <w:t xml:space="preserve">0.9</w:t>
+      </w:r>
+      <w:r>
+        <w:tab/>
+      </w:r>
+      <w:r>
+        <w:t xml:space="preserve">Problem </w:t>
+      </w:r>
+      <w:r>
+        <w:rPr>
+          <w:rFonts w:hint="eastAsia"/>
+        </w:rPr>
+        <w:t xml:space="preserve">5(2)：不稳定原因解释</w:t>
+      </w:r>
+    </w:p>
+    <w:p>
+      <w:pPr>
+        <w:pStyle w:val="FirstParagraph"/>
+      </w:pPr>
+      <w:r>
+        <w:rPr>
+          <w:rFonts w:hint="eastAsia"/>
+        </w:rPr>
+        <w:t xml:space="preserve">相关脚本：</w:t>
+      </w:r>
+    </w:p>
+    <w:p>
+      <w:pPr>
+        <w:pStyle w:val="Compact"/>
+        <w:numPr>
+          <w:ilvl w:val="0"/>
+          <w:numId w:val="1009"/>
+        </w:numPr>
+      </w:pPr>
+      <w:hyperlink r:id="rId59">
+        <w:r>
+          <w:rPr>
+            <w:rStyle w:val="Hyperlink"/>
+            <w:rFonts w:hint="eastAsia"/>
+          </w:rPr>
+          <w:t xml:space="preserve">本地</w:t>
+        </w:r>
+        <w:r>
+          <w:rPr>
+            <w:rStyle w:val="Hyperlink"/>
+          </w:rPr>
+          <w:t xml:space="preserve"> scripts/problem5.c</w:t>
+        </w:r>
+      </w:hyperlink>
+    </w:p>
+    <w:p>
+      <w:pPr>
+        <w:pStyle w:val="Compact"/>
+        <w:numPr>
+          <w:ilvl w:val="0"/>
+          <w:numId w:val="1009"/>
+        </w:numPr>
+      </w:pPr>
+      <w:hyperlink r:id="rId60">
+        <w:r>
+          <w:rPr>
+            <w:rStyle w:val="Hyperlink"/>
+          </w:rPr>
+          <w:t xml:space="preserve">GitHub scripts/problem5.c</w:t>
+        </w:r>
+      </w:hyperlink>
+    </w:p>
+    <w:bookmarkStart w:id="66" w:name="待求问题-8"/>
+    <w:p>
+      <w:pPr>
+        <w:pStyle w:val="Heading3"/>
+      </w:pPr>
+      <w:r>
+        <w:rPr>
+          <w:rStyle w:val="SectionNumber"/>
+        </w:rPr>
+        <w:t xml:space="preserve">0.9.1</w:t>
+      </w:r>
+      <w:r>
+        <w:tab/>
+      </w:r>
+      <w:r>
+        <w:rPr>
+          <w:rFonts w:hint="eastAsia"/>
+        </w:rPr>
+        <w:t xml:space="preserve">待求问题</w:t>
+      </w:r>
+    </w:p>
+    <w:p>
+      <w:pPr>
+        <w:pStyle w:val="FirstParagraph"/>
+      </w:pPr>
+      <w:r>
+        <w:rPr>
+          <w:rFonts w:hint="eastAsia"/>
+        </w:rPr>
+        <w:t xml:space="preserve">解释为何当</w:t>
+      </w:r>
+      <w:r>
+        <w:t xml:space="preserve"> </w:t>
+      </w:r>
+      <w:r>
+        <w:rPr>
+          <w:rStyle w:val="VerbatimChar"/>
+        </w:rPr>
+        <w:t xml:space="preserve">n \ge 30</w:t>
+      </w:r>
+      <w:r>
+        <w:t xml:space="preserve"> </w:t>
+      </w:r>
+      <w:r>
+        <w:rPr>
+          <w:rFonts w:hint="eastAsia"/>
+        </w:rPr>
+        <w:t xml:space="preserve">时会出现</w:t>
+      </w:r>
+      <w:r>
+        <w:t xml:space="preserve"> rounding error propagation。</w:t>
+      </w:r>
+    </w:p>
+    <w:bookmarkEnd w:id="66"/>
+    <w:bookmarkStart w:id="67" w:name="解决方式-8"/>
+    <w:p>
+      <w:pPr>
+        <w:pStyle w:val="Heading3"/>
+      </w:pPr>
+      <w:r>
+        <w:rPr>
+          <w:rStyle w:val="SectionNumber"/>
+        </w:rPr>
+        <w:t xml:space="preserve">0.9.2</w:t>
+      </w:r>
+      <w:r>
+        <w:tab/>
+      </w:r>
+      <w:r>
+        <w:rPr>
+          <w:rFonts w:hint="eastAsia"/>
+        </w:rPr>
+        <w:t xml:space="preserve">解决方式</w:t>
+      </w:r>
+    </w:p>
+    <w:p>
+      <w:pPr>
+        <w:pStyle w:val="FirstParagraph"/>
+      </w:pPr>
+      <w:r>
+        <w:rPr>
+          <w:rFonts w:hint="eastAsia"/>
+        </w:rPr>
+        <w:t xml:space="preserve">程序同时实现题面中的直接递推与经有理化后的稳定递推：</w:t>
+      </w:r>
+    </w:p>
+    <w:p>
+      <w:pPr>
+        <w:pStyle w:val="SourceCode"/>
+      </w:pPr>
+      <w:r>
+        <w:rPr>
+          <w:rStyle w:val="VerbatimChar"/>
+        </w:rPr>
+        <w:t xml:space="preserve">Input : starting value z2 = 2 and index range n</w:t>
+      </w:r>
+      <w:r>
+        <w:br/>
+      </w:r>
+      <w:r>
+        <w:rPr>
+          <w:rStyle w:val="VerbatimChar"/>
+        </w:rPr>
+        <w:t xml:space="preserve">Output: direct recurrence, stabilized recurrence, and errors</w:t>
+      </w:r>
+      <w:r>
+        <w:br/>
+      </w:r>
+      <w:r>
+        <w:br/>
+      </w:r>
+      <w:r>
+        <w:rPr>
+          <w:rStyle w:val="VerbatimChar"/>
+        </w:rPr>
+        <w:t xml:space="preserve">for n from 2 upward do</w:t>
+      </w:r>
+      <w:r>
+        <w:br/>
+      </w:r>
+      <w:r>
+        <w:rPr>
+          <w:rStyle w:val="VerbatimChar"/>
+        </w:rPr>
+        <w:t xml:space="preserve">    a &lt;- 4^(1-n) * z_n^2</w:t>
+      </w:r>
+      <w:r>
+        <w:br/>
+      </w:r>
+      <w:r>
+        <w:rPr>
+          <w:rStyle w:val="VerbatimChar"/>
+        </w:rPr>
+        <w:t xml:space="preserve">    z_direct[n+1] &lt;- 2^(n-1/2) * sqrt(1 - sqrt(1 - a))</w:t>
+      </w:r>
+      <w:r>
+        <w:br/>
+      </w:r>
+      <w:r>
+        <w:rPr>
+          <w:rStyle w:val="VerbatimChar"/>
+        </w:rPr>
+        <w:t xml:space="preserve">    z_stable[n+1] &lt;- z_n * sqrt(2 / (1 + sqrt(1 - a)))</w:t>
+      </w:r>
+      <w:r>
+        <w:br/>
+      </w:r>
+      <w:r>
+        <w:rPr>
+          <w:rStyle w:val="VerbatimChar"/>
+        </w:rPr>
+        <w:t xml:space="preserve">    compare both values with pi</w:t>
+      </w:r>
+      <w:r>
+        <w:br/>
+      </w:r>
+      <w:r>
+        <w:rPr>
+          <w:rStyle w:val="VerbatimChar"/>
+        </w:rPr>
+        <w:t xml:space="preserve">end for</w:t>
+      </w:r>
+    </w:p>
+    <w:p>
+      <w:pPr>
+        <w:pStyle w:val="FirstParagraph"/>
+      </w:pPr>
+      <w:r>
+        <w:rPr>
+          <w:rFonts w:hint="eastAsia"/>
+        </w:rPr>
+        <w:t xml:space="preserve">稳定形式利用了恒等变换</w:t>
+      </w:r>
+    </w:p>
+    <w:p>
+      <w:pPr>
+        <w:pStyle w:val="BodyText"/>
+      </w:pPr>
+      <m:oMathPara>
+        <m:oMathParaPr>
+          <m:jc m:val="center"/>
+        </m:oMathParaPr>
+        <m:oMath>
+          <m:r>
+            <m:t>1</m:t>
+          </m:r>
+          <m:r>
+            <m:rPr>
+              <m:sty m:val="p"/>
+            </m:rPr>
+            <m:t>−</m:t>
+          </m:r>
+          <m:rad>
+            <m:radPr>
+              <m:degHide m:val="on"/>
+            </m:radPr>
+            <m:deg/>
+            <m:e>
+              <m:r>
+                <m:t>1</m:t>
+              </m:r>
+              <m:r>
+                <m:rPr>
+                  <m:sty m:val="p"/>
+                </m:rPr>
+                <m:t>−</m:t>
+              </m:r>
+              <m:r>
+                <m:t>a</m:t>
+              </m:r>
+            </m:e>
+          </m:rad>
+          <m:r>
+            <m:rPr>
+              <m:sty m:val="p"/>
+            </m:rPr>
+            <m:t>=</m:t>
+          </m:r>
+          <m:f>
+            <m:fPr>
+              <m:type m:val="bar"/>
+            </m:fPr>
+            <m:num>
+              <m:r>
+                <m:t>a</m:t>
+              </m:r>
+            </m:num>
+            <m:den>
+              <m:r>
+                <m:t>1</m:t>
+              </m:r>
+              <m:r>
+                <m:rPr>
+                  <m:sty m:val="p"/>
+                </m:rPr>
+                <m:t>+</m:t>
+              </m:r>
+              <m:rad>
+                <m:radPr>
+                  <m:degHide m:val="on"/>
+                </m:radPr>
+                <m:deg/>
+                <m:e>
+                  <m:r>
+                    <m:t>1</m:t>
+                  </m:r>
+                  <m:r>
+                    <m:rPr>
+                      <m:sty m:val="p"/>
+                    </m:rPr>
+                    <m:t>−</m:t>
+                  </m:r>
+                  <m:r>
+                    <m:t>a</m:t>
+                  </m:r>
+                </m:e>
+              </m:rad>
+            </m:den>
+          </m:f>
+          <m:r>
+            <m:rPr>
+              <m:sty m:val="p"/>
+            </m:rPr>
+            <m:t>,</m:t>
+          </m:r>
+        </m:oMath>
+      </m:oMathPara>
+    </w:p>
+    <w:p>
+      <w:pPr>
+        <w:pStyle w:val="FirstParagraph"/>
+      </w:pPr>
+      <w:r>
+        <w:rPr>
+          <w:rFonts w:hint="eastAsia"/>
+        </w:rPr>
+        <w:t xml:space="preserve">从而避免直接计算两个接近量之差。</w:t>
+      </w:r>
+    </w:p>
+    <w:bookmarkEnd w:id="67"/>
+    <w:bookmarkStart w:id="68" w:name="问题答案-8"/>
+    <w:p>
+      <w:pPr>
+        <w:pStyle w:val="Heading3"/>
+      </w:pPr>
+      <w:r>
+        <w:rPr>
+          <w:rStyle w:val="SectionNumber"/>
+        </w:rPr>
+        <w:t xml:space="preserve">0.9.3</w:t>
+      </w:r>
+      <w:r>
+        <w:tab/>
+      </w:r>
+      <w:r>
+        <w:rPr>
+          <w:rFonts w:hint="eastAsia"/>
+        </w:rPr>
+        <w:t xml:space="preserve">问题答案</w:t>
+      </w:r>
+    </w:p>
+    <w:p>
+      <w:pPr>
+        <w:pStyle w:val="FirstParagraph"/>
+      </w:pPr>
+      <w:r>
+        <w:rPr>
+          <w:rFonts w:hint="eastAsia"/>
+        </w:rPr>
+        <w:t xml:space="preserve">当</w:t>
+      </w:r>
+      <w:r>
+        <w:t xml:space="preserve"> </w:t>
+      </w:r>
+      <w:r>
+        <w:rPr>
+          <w:rStyle w:val="VerbatimChar"/>
+        </w:rPr>
+        <w:t xml:space="preserve">n</w:t>
+      </w:r>
+      <w:r>
+        <w:t xml:space="preserve"> </w:t>
+      </w:r>
+      <w:r>
+        <w:rPr>
+          <w:rFonts w:hint="eastAsia"/>
+        </w:rPr>
+        <w:t xml:space="preserve">增大时，直接递推中的差值</w:t>
+      </w:r>
+      <w:r>
+        <w:t xml:space="preserve"> </w:t>
+      </w:r>
+      <w:r>
+        <w:rPr>
+          <w:rStyle w:val="VerbatimChar"/>
+        </w:rPr>
+        <w:t xml:space="preserve">1-\sqrt{1-a_n}</w:t>
+      </w:r>
+      <w:r>
+        <w:t xml:space="preserve"> </w:t>
+      </w:r>
+      <w:r>
+        <w:rPr>
+          <w:rFonts w:hint="eastAsia"/>
+        </w:rPr>
+        <w:t xml:space="preserve">会变成两个极接近量之差，随后又被外层的放大因子迅速放大，因此会在</w:t>
+      </w:r>
+      <w:r>
+        <w:t xml:space="preserve"> </w:t>
+      </w:r>
+      <w:r>
+        <w:rPr>
+          <w:rStyle w:val="VerbatimChar"/>
+        </w:rPr>
+        <w:t xml:space="preserve">n\ge 30</w:t>
+      </w:r>
+      <w:r>
+        <w:t xml:space="preserve"> </w:t>
+      </w:r>
+      <w:r>
+        <w:rPr>
+          <w:rFonts w:hint="eastAsia"/>
+        </w:rPr>
+        <w:t xml:space="preserve">左右出现明显的</w:t>
+      </w:r>
+      <w:r>
+        <w:t xml:space="preserve"> rounding error </w:t>
+      </w:r>
+      <w:r>
+        <w:rPr>
+          <w:rFonts w:hint="eastAsia"/>
+        </w:rPr>
+        <w:t xml:space="preserve">propagation。稳定改写通过有理化避免了这一误差通道。</w:t>
+      </w:r>
+    </w:p>
+    <w:bookmarkEnd w:id="68"/>
+    <w:bookmarkStart w:id="69" w:name="分析-8"/>
+    <w:p>
+      <w:pPr>
+        <w:pStyle w:val="Heading3"/>
+      </w:pPr>
+      <w:r>
+        <w:rPr>
+          <w:rStyle w:val="SectionNumber"/>
+        </w:rPr>
+        <w:t xml:space="preserve">0.9.4</w:t>
+      </w:r>
+      <w:r>
+        <w:tab/>
+      </w:r>
+      <w:r>
+        <w:rPr>
+          <w:rFonts w:hint="eastAsia"/>
+        </w:rPr>
+        <w:t xml:space="preserve">分析</w:t>
+      </w:r>
+    </w:p>
+    <w:p>
+      <w:pPr>
+        <w:pStyle w:val="FirstParagraph"/>
+      </w:pPr>
+      <w:r>
+        <w:rPr>
+          <w:rFonts w:hint="eastAsia"/>
+        </w:rPr>
+        <w:t xml:space="preserve">失稳的根源在于表达式</w:t>
+      </w:r>
+    </w:p>
+    <w:p>
+      <w:pPr>
+        <w:pStyle w:val="BodyText"/>
+      </w:pPr>
+      <m:oMathPara>
+        <m:oMathParaPr>
+          <m:jc m:val="center"/>
+        </m:oMathParaPr>
+        <m:oMath>
+          <m:r>
+            <m:t>1</m:t>
+          </m:r>
+          <m:r>
+            <m:rPr>
+              <m:sty m:val="p"/>
+            </m:rPr>
+            <m:t>−</m:t>
+          </m:r>
+          <m:rad>
+            <m:radPr>
+              <m:degHide m:val="on"/>
+            </m:radPr>
+            <m:deg/>
+            <m:e>
+              <m:r>
+                <m:t>1</m:t>
+              </m:r>
+              <m:r>
+                <m:rPr>
+                  <m:sty m:val="p"/>
+                </m:rPr>
+                <m:t>−</m:t>
+              </m:r>
+              <m:sSub>
+                <m:e>
+                  <m:r>
+                    <m:t>a</m:t>
+                  </m:r>
+                </m:e>
+                <m:sub>
+                  <m:r>
+                    <m:t>n</m:t>
+                  </m:r>
+                </m:sub>
+              </m:sSub>
+            </m:e>
+          </m:rad>
+          <m:r>
+            <m:rPr>
+              <m:sty m:val="p"/>
+            </m:rPr>
+            <m:t>.</m:t>
+          </m:r>
+        </m:oMath>
+      </m:oMathPara>
+    </w:p>
+    <w:p>
+      <w:pPr>
+        <w:pStyle w:val="FirstParagraph"/>
+      </w:pPr>
+      <w:r>
+        <w:rPr>
+          <w:rFonts w:hint="eastAsia"/>
+        </w:rPr>
+        <w:t xml:space="preserve">当</w:t>
+      </w:r>
+      <w:r>
+        <w:t xml:space="preserve"> </w:t>
+      </w:r>
+      <m:oMath>
+        <m:sSub>
+          <m:e>
+            <m:r>
+              <m:t>a</m:t>
+            </m:r>
+          </m:e>
+          <m:sub>
+            <m:r>
+              <m:t>n</m:t>
+            </m:r>
+          </m:sub>
+        </m:sSub>
+      </m:oMath>
+      <w:r>
+        <w:t xml:space="preserve"> </w:t>
+      </w:r>
+      <w:r>
+        <w:rPr>
+          <w:rFonts w:hint="eastAsia"/>
+        </w:rPr>
+        <w:t xml:space="preserve">很小时，</w:t>
+      </w:r>
+      <m:oMath>
+        <m:rad>
+          <m:radPr>
+            <m:degHide m:val="on"/>
+          </m:radPr>
+          <m:deg/>
+          <m:e>
+            <m:r>
+              <m:t>1</m:t>
+            </m:r>
+            <m:r>
+              <m:rPr>
+                <m:sty m:val="p"/>
+              </m:rPr>
+              <m:t>−</m:t>
+            </m:r>
+            <m:sSub>
+              <m:e>
+                <m:r>
+                  <m:t>a</m:t>
+                </m:r>
+              </m:e>
+              <m:sub>
+                <m:r>
+                  <m:t>n</m:t>
+                </m:r>
+              </m:sub>
+            </m:sSub>
+          </m:e>
+        </m:rad>
+      </m:oMath>
+      <w:r>
+        <w:t xml:space="preserve"> </w:t>
+      </w:r>
+      <w:r>
+        <w:rPr>
+          <w:rFonts w:hint="eastAsia"/>
+        </w:rPr>
+        <w:t xml:space="preserve">与</w:t>
+      </w:r>
+      <w:r>
+        <w:t xml:space="preserve"> </w:t>
+      </w:r>
+      <w:r>
+        <w:rPr>
+          <w:rStyle w:val="VerbatimChar"/>
+        </w:rPr>
+        <w:t xml:space="preserve">1</w:t>
+      </w:r>
+      <w:r>
+        <w:t xml:space="preserve"> </w:t>
+      </w:r>
+      <w:r>
+        <w:rPr>
+          <w:rFonts w:hint="eastAsia"/>
+        </w:rPr>
+        <w:t xml:space="preserve">极其接近，二者相减会造成严重相消误差；随后外层的放大因子</w:t>
+      </w:r>
+      <w:r>
+        <w:t xml:space="preserve"> </w:t>
+      </w:r>
+      <m:oMath>
+        <m:sSup>
+          <m:e>
+            <m:r>
+              <m:t>2</m:t>
+            </m:r>
+          </m:e>
+          <m:sup>
+            <m:r>
+              <m:t>n</m:t>
+            </m:r>
+            <m:r>
+              <m:rPr>
+                <m:sty m:val="p"/>
+              </m:rPr>
+              <m:t>−</m:t>
+            </m:r>
+            <m:f>
+              <m:fPr>
+                <m:type m:val="bar"/>
+              </m:fPr>
+              <m:num>
+                <m:r>
+                  <m:t>1</m:t>
+                </m:r>
+              </m:num>
+              <m:den>
+                <m:r>
+                  <m:t>2</m:t>
+                </m:r>
+              </m:den>
+            </m:f>
+          </m:sup>
+        </m:sSup>
+      </m:oMath>
+      <w:r>
+        <w:t xml:space="preserve"> </w:t>
+      </w:r>
+      <w:r>
+        <w:rPr>
+          <w:rFonts w:hint="eastAsia"/>
+        </w:rPr>
+        <w:t xml:space="preserve">又会把这部分误差迅速放大，从而使递推结果偏离</w:t>
+      </w:r>
+      <w:r>
+        <w:t xml:space="preserve"> </w:t>
+      </w:r>
+      <m:oMath>
+        <m:r>
+          <m:t>π</m:t>
+        </m:r>
+      </m:oMath>
+      <w:r>
+        <w:rPr>
+          <w:rFonts w:hint="eastAsia"/>
+        </w:rPr>
+        <w:t xml:space="preserve">。稳定改写并没有改变问题的数学极限，而是改变了误差传播路径，因此能够显著抑制</w:t>
+      </w:r>
+      <w:r>
+        <w:t xml:space="preserve"> rounding error propagation。</w:t>
+      </w:r>
+    </w:p>
+    <w:bookmarkEnd w:id="69"/>
+    <w:bookmarkEnd w:id="70"/>
+    <w:bookmarkEnd w:id="71"/>
     <w:sectPr>
       <w:footnotePr>
         <w:numRestart w:val="eachSect"/>
@@ -5832,6 +7803,18 @@
     <w:abstractNumId w:val="991"/>
   </w:num>
   <w:num w:numId="1005">
+    <w:abstractNumId w:val="991"/>
+  </w:num>
+  <w:num w:numId="1006">
+    <w:abstractNumId w:val="991"/>
+  </w:num>
+  <w:num w:numId="1007">
+    <w:abstractNumId w:val="991"/>
+  </w:num>
+  <w:num w:numId="1008">
+    <w:abstractNumId w:val="991"/>
+  </w:num>
+  <w:num w:numId="1009">
     <w:abstractNumId w:val="991"/>
   </w:num>
 </w:numbering>

--- a/02/docs/answer/answer.docx
+++ b/02/docs/answer/answer.docx
@@ -339,44 +339,9 @@
       </w:pPr>
       <w:r>
         <w:rPr>
-          <w:b/>
-          <w:bCs/>
-        </w:rPr>
-        <w:t xml:space="preserve">Problem </w:t>
-      </w:r>
-      <w:r>
-        <w:rPr>
-          <w:rFonts w:hint="eastAsia"/>
-          <w:b/>
-          <w:bCs/>
-        </w:rPr>
-        <w:t xml:space="preserve">1：Gregory-Leibniz</w:t>
-      </w:r>
-      <w:r>
-        <w:rPr>
-          <w:b/>
-          <w:bCs/>
-        </w:rPr>
-        <w:t xml:space="preserve"> </w:t>
-      </w:r>
-      <w:r>
-        <w:rPr>
-          <w:rFonts w:hint="eastAsia"/>
-          <w:b/>
-          <w:bCs/>
-        </w:rPr>
-        <w:t xml:space="preserve">级数计算圆周率</w:t>
-      </w:r>
-    </w:p>
-    <w:p>
-      <w:pPr>
-        <w:pStyle w:val="BodyText"/>
-      </w:pPr>
-      <w:r>
-        <w:rPr>
-          <w:rFonts w:hint="eastAsia"/>
-        </w:rPr>
-        <w:t xml:space="preserve">利用</w:t>
+          <w:rFonts w:hint="eastAsia"/>
+        </w:rPr>
+        <w:t xml:space="preserve">本节利用</w:t>
       </w:r>
       <w:r>
         <w:t xml:space="preserve"> Gregory-Leibniz </w:t>
@@ -908,35 +873,55 @@
       <w:r>
         <w:t xml:space="preserve"> </w:t>
       </w:r>
-      <w:r>
-        <w:rPr>
-          <w:rStyle w:val="VerbatimChar"/>
-        </w:rPr>
-        <w:t xml:space="preserve">500000</w:t>
-      </w:r>
-      <w:r>
-        <w:t xml:space="preserve"> </w:t>
-      </w:r>
-      <w:r>
-        <w:rPr>
-          <w:rFonts w:hint="eastAsia"/>
-        </w:rPr>
-        <w:t xml:space="preserve">项时，结果如下。</w:t>
+      <m:oMath>
+        <m:r>
+          <m:t>N</m:t>
+        </m:r>
+        <m:r>
+          <m:rPr>
+            <m:sty m:val="p"/>
+          </m:rPr>
+          <m:t>=</m:t>
+        </m:r>
+        <m:r>
+          <m:t>500000</m:t>
+        </m:r>
+      </m:oMath>
+      <w:r>
+        <w:t xml:space="preserve"> </w:t>
+      </w:r>
+      <w:r>
+        <w:rPr>
+          <w:rFonts w:hint="eastAsia"/>
+        </w:rPr>
+        <w:t xml:space="preserve">项时，</w:t>
+      </w:r>
+      <w:r>
+        <w:rPr>
+          <w:rStyle w:val="VerbatimChar"/>
+        </w:rPr>
+        <w:t xml:space="preserve">double</w:t>
+      </w:r>
+      <w:r>
+        <w:t xml:space="preserve"> </w:t>
+      </w:r>
+      <w:r>
+        <w:rPr>
+          <w:rFonts w:hint="eastAsia"/>
+        </w:rPr>
+        <w:t xml:space="preserve">计算结果如下。</w:t>
       </w:r>
     </w:p>
     <w:tbl>
       <w:tblPr>
         <w:tblStyle w:val="Table"/>
-        <w:tblW w:type="pct" w:w="5000"/>
-        <w:tblLayout w:type="fixed"/>
+        <w:tblW w:type="auto" w:w="0"/>
         <w:tblLook w:firstRow="1" w:lastRow="0" w:firstColumn="0" w:lastColumn="0" w:noHBand="0" w:noVBand="0" w:val="0020"/>
       </w:tblPr>
       <w:tblGrid>
-        <w:gridCol w:w="1584"/>
-        <w:gridCol w:w="1584"/>
-        <w:gridCol w:w="1584"/>
-        <w:gridCol w:w="1584"/>
-        <w:gridCol w:w="1584"/>
+        <w:gridCol w:w="2640"/>
+        <w:gridCol w:w="2640"/>
+        <w:gridCol w:w="2640"/>
       </w:tblGrid>
       <w:tr>
         <w:trPr>
@@ -947,28 +932,12 @@
           <w:p>
             <w:pPr>
               <w:pStyle w:val="Compact"/>
-              <w:jc w:val="left"/>
             </w:pPr>
             <w:r>
               <w:rPr>
                 <w:rFonts w:hint="eastAsia"/>
               </w:rPr>
               <w:t xml:space="preserve">方法</w:t>
-            </w:r>
-          </w:p>
-        </w:tc>
-        <w:tc>
-          <w:tcPr/>
-          <w:p>
-            <w:pPr>
-              <w:pStyle w:val="Compact"/>
-              <w:jc w:val="right"/>
-            </w:pPr>
-            <w:r>
-              <w:rPr>
-                <w:rStyle w:val="VerbatimChar"/>
-              </w:rPr>
-              <w:t xml:space="preserve">double</w:t>
             </w:r>
           </w:p>
         </w:tc>
@@ -992,7 +961,7 @@
               <w:rPr>
                 <w:rFonts w:hint="eastAsia"/>
               </w:rPr>
-              <w:t xml:space="preserve">误差</w:t>
+              <w:t xml:space="preserve">结果</w:t>
             </w:r>
           </w:p>
         </w:tc>
@@ -1005,33 +974,9 @@
             </w:pPr>
             <w:r>
               <w:rPr>
-                <w:rStyle w:val="VerbatimChar"/>
-              </w:rPr>
-              <w:t xml:space="preserve">float128</w:t>
-            </w:r>
-          </w:p>
-        </w:tc>
-        <w:tc>
-          <w:tcPr/>
-          <w:p>
-            <w:pPr>
-              <w:pStyle w:val="Compact"/>
-              <w:jc w:val="right"/>
-            </w:pPr>
-            <w:r>
-              <w:rPr>
-                <w:rStyle w:val="VerbatimChar"/>
-              </w:rPr>
-              <w:t xml:space="preserve">float128</w:t>
-            </w:r>
-            <w:r>
-              <w:t xml:space="preserve"> </w:t>
-            </w:r>
-            <w:r>
-              <w:rPr>
                 <w:rFonts w:hint="eastAsia"/>
               </w:rPr>
-              <w:t xml:space="preserve">误差</w:t>
+              <w:t xml:space="preserve">绝对误差</w:t>
             </w:r>
           </w:p>
         </w:tc>
@@ -1042,7 +987,6 @@
           <w:p>
             <w:pPr>
               <w:pStyle w:val="Compact"/>
-              <w:jc w:val="left"/>
             </w:pPr>
             <w:r>
               <w:rPr>
@@ -1072,31 +1016,7 @@
               <w:jc w:val="right"/>
             </w:pPr>
             <w:r>
-              <w:t xml:space="preserve">2.000e-06</w:t>
-            </w:r>
-          </w:p>
-        </w:tc>
-        <w:tc>
-          <w:tcPr/>
-          <w:p>
-            <w:pPr>
-              <w:pStyle w:val="Compact"/>
-              <w:jc w:val="right"/>
-            </w:pPr>
-            <w:r>
-              <w:t xml:space="preserve">3.14159065358979324046</w:t>
-            </w:r>
-          </w:p>
-        </w:tc>
-        <w:tc>
-          <w:tcPr/>
-          <w:p>
-            <w:pPr>
-              <w:pStyle w:val="Compact"/>
-              <w:jc w:val="right"/>
-            </w:pPr>
-            <w:r>
-              <w:t xml:space="preserve">2.000e-06</w:t>
+              <w:t xml:space="preserve">2.000000101088e-06</w:t>
             </w:r>
           </w:p>
         </w:tc>
@@ -1107,7 +1027,6 @@
           <w:p>
             <w:pPr>
               <w:pStyle w:val="Compact"/>
-              <w:jc w:val="left"/>
             </w:pPr>
             <w:r>
               <w:rPr>
@@ -1125,7 +1044,7 @@
               <w:jc w:val="right"/>
             </w:pPr>
             <w:r>
-              <w:t xml:space="preserve">3.141590653589793</w:t>
+              <w:t xml:space="preserve">3.1415906535897933</w:t>
             </w:r>
           </w:p>
         </w:tc>
@@ -1137,7 +1056,58 @@
               <w:jc w:val="right"/>
             </w:pPr>
             <w:r>
-              <w:t xml:space="preserve">2.000e-06</w:t>
+              <w:t xml:space="preserve">1.999999999835e-06</w:t>
+            </w:r>
+          </w:p>
+        </w:tc>
+      </w:tr>
+    </w:tbl>
+    <w:p>
+      <w:pPr>
+        <w:pStyle w:val="BodyText"/>
+      </w:pPr>
+      <w:r>
+        <w:rPr>
+          <w:rStyle w:val="VerbatimChar"/>
+        </w:rPr>
+        <w:t xml:space="preserve">__float128</w:t>
+      </w:r>
+      <w:r>
+        <w:t xml:space="preserve"> </w:t>
+      </w:r>
+      <w:r>
+        <w:rPr>
+          <w:rFonts w:hint="eastAsia"/>
+        </w:rPr>
+        <w:t xml:space="preserve">计算结果如下。</w:t>
+      </w:r>
+    </w:p>
+    <w:tbl>
+      <w:tblPr>
+        <w:tblStyle w:val="Table"/>
+        <w:tblW w:type="auto" w:w="0"/>
+        <w:tblLook w:firstRow="1" w:lastRow="0" w:firstColumn="0" w:lastColumn="0" w:noHBand="0" w:noVBand="0" w:val="0020"/>
+      </w:tblPr>
+      <w:tblGrid>
+        <w:gridCol w:w="2640"/>
+        <w:gridCol w:w="2640"/>
+        <w:gridCol w:w="2640"/>
+      </w:tblGrid>
+      <w:tr>
+        <w:trPr>
+          <w:tblHeader w:val="on"/>
+        </w:trPr>
+        <w:tc>
+          <w:tcPr/>
+          <w:p>
+            <w:pPr>
+              <w:pStyle w:val="Compact"/>
+            </w:pPr>
+            <w:r>
+              <w:rPr>
+                <w:rFonts w:hint="eastAsia"/>
+              </w:rPr>
+              <w:t xml:space="preserve">方法</w:t>
             </w:r>
           </w:p>
         </w:tc>
@@ -1149,7 +1119,19 @@
               <w:jc w:val="right"/>
             </w:pPr>
             <w:r>
-              <w:t xml:space="preserve">3.14159065358979324046</w:t>
+              <w:rPr>
+                <w:rStyle w:val="VerbatimChar"/>
+              </w:rPr>
+              <w:t xml:space="preserve">__float128</w:t>
+            </w:r>
+            <w:r>
+              <w:t xml:space="preserve"> </w:t>
+            </w:r>
+            <w:r>
+              <w:rPr>
+                <w:rFonts w:hint="eastAsia"/>
+              </w:rPr>
+              <w:t xml:space="preserve">结果</w:t>
             </w:r>
           </w:p>
         </w:tc>
@@ -1161,7 +1143,90 @@
               <w:jc w:val="right"/>
             </w:pPr>
             <w:r>
-              <w:t xml:space="preserve">2.000e-06</w:t>
+              <w:rPr>
+                <w:rFonts w:hint="eastAsia"/>
+              </w:rPr>
+              <w:t xml:space="preserve">绝对误差</w:t>
+            </w:r>
+          </w:p>
+        </w:tc>
+      </w:tr>
+      <w:tr>
+        <w:tc>
+          <w:tcPr/>
+          <w:p>
+            <w:pPr>
+              <w:pStyle w:val="Compact"/>
+            </w:pPr>
+            <w:r>
+              <w:rPr>
+                <w:rFonts w:hint="eastAsia"/>
+              </w:rPr>
+              <w:t xml:space="preserve">正序</w:t>
+            </w:r>
+          </w:p>
+        </w:tc>
+        <w:tc>
+          <w:tcPr/>
+          <w:p>
+            <w:pPr>
+              <w:pStyle w:val="Compact"/>
+              <w:jc w:val="right"/>
+            </w:pPr>
+            <w:r>
+              <w:t xml:space="preserve">3.14159065358979324046264338326956215</w:t>
+            </w:r>
+          </w:p>
+        </w:tc>
+        <w:tc>
+          <w:tcPr/>
+          <w:p>
+            <w:pPr>
+              <w:pStyle w:val="Compact"/>
+              <w:jc w:val="right"/>
+            </w:pPr>
+            <w:r>
+              <w:t xml:space="preserve">1.999999999998e-06</w:t>
+            </w:r>
+          </w:p>
+        </w:tc>
+      </w:tr>
+      <w:tr>
+        <w:tc>
+          <w:tcPr/>
+          <w:p>
+            <w:pPr>
+              <w:pStyle w:val="Compact"/>
+            </w:pPr>
+            <w:r>
+              <w:rPr>
+                <w:rFonts w:hint="eastAsia"/>
+              </w:rPr>
+              <w:t xml:space="preserve">逆序</w:t>
+            </w:r>
+          </w:p>
+        </w:tc>
+        <w:tc>
+          <w:tcPr/>
+          <w:p>
+            <w:pPr>
+              <w:pStyle w:val="Compact"/>
+              <w:jc w:val="right"/>
+            </w:pPr>
+            <w:r>
+              <w:t xml:space="preserve">3.14159065358979324046264338326950321</w:t>
+            </w:r>
+          </w:p>
+        </w:tc>
+        <w:tc>
+          <w:tcPr/>
+          <w:p>
+            <w:pPr>
+              <w:pStyle w:val="Compact"/>
+              <w:jc w:val="right"/>
+            </w:pPr>
+            <w:r>
+              <w:t xml:space="preserve">1.999999999998e-06</w:t>
             </w:r>
           </w:p>
         </w:tc>
@@ -1796,6 +1861,378 @@
         <w:rPr>
           <w:rFonts w:hint="eastAsia"/>
         </w:rPr>
+        <w:t xml:space="preserve">取</w:t>
+      </w:r>
+      <w:r>
+        <w:t xml:space="preserve"> </w:t>
+      </w:r>
+      <m:oMath>
+        <m:r>
+          <m:t>N</m:t>
+        </m:r>
+        <m:r>
+          <m:rPr>
+            <m:sty m:val="p"/>
+          </m:rPr>
+          <m:t>=</m:t>
+        </m:r>
+        <m:r>
+          <m:t>500000</m:t>
+        </m:r>
+      </m:oMath>
+      <w:r>
+        <w:t xml:space="preserve"> </w:t>
+      </w:r>
+      <w:r>
+        <w:rPr>
+          <w:rFonts w:hint="eastAsia"/>
+        </w:rPr>
+        <w:t xml:space="preserve">项时，</w:t>
+      </w:r>
+      <w:r>
+        <w:rPr>
+          <w:rStyle w:val="VerbatimChar"/>
+        </w:rPr>
+        <w:t xml:space="preserve">double</w:t>
+      </w:r>
+      <w:r>
+        <w:t xml:space="preserve"> </w:t>
+      </w:r>
+      <w:r>
+        <w:rPr>
+          <w:rFonts w:hint="eastAsia"/>
+        </w:rPr>
+        <w:t xml:space="preserve">计算结果如下。</w:t>
+      </w:r>
+    </w:p>
+    <w:tbl>
+      <w:tblPr>
+        <w:tblStyle w:val="Table"/>
+        <w:tblW w:type="auto" w:w="0"/>
+        <w:tblLook w:firstRow="1" w:lastRow="0" w:firstColumn="0" w:lastColumn="0" w:noHBand="0" w:noVBand="0" w:val="0020"/>
+      </w:tblPr>
+      <w:tblGrid>
+        <w:gridCol w:w="2640"/>
+        <w:gridCol w:w="2640"/>
+        <w:gridCol w:w="2640"/>
+      </w:tblGrid>
+      <w:tr>
+        <w:trPr>
+          <w:tblHeader w:val="on"/>
+        </w:trPr>
+        <w:tc>
+          <w:tcPr/>
+          <w:p>
+            <w:pPr>
+              <w:pStyle w:val="Compact"/>
+            </w:pPr>
+            <w:r>
+              <w:rPr>
+                <w:rFonts w:hint="eastAsia"/>
+              </w:rPr>
+              <w:t xml:space="preserve">方法</w:t>
+            </w:r>
+          </w:p>
+        </w:tc>
+        <w:tc>
+          <w:tcPr/>
+          <w:p>
+            <w:pPr>
+              <w:pStyle w:val="Compact"/>
+              <w:jc w:val="right"/>
+            </w:pPr>
+            <w:r>
+              <w:rPr>
+                <w:rStyle w:val="VerbatimChar"/>
+              </w:rPr>
+              <w:t xml:space="preserve">double</w:t>
+            </w:r>
+            <w:r>
+              <w:t xml:space="preserve"> </w:t>
+            </w:r>
+            <w:r>
+              <w:rPr>
+                <w:rFonts w:hint="eastAsia"/>
+              </w:rPr>
+              <w:t xml:space="preserve">结果</w:t>
+            </w:r>
+          </w:p>
+        </w:tc>
+        <w:tc>
+          <w:tcPr/>
+          <w:p>
+            <w:pPr>
+              <w:pStyle w:val="Compact"/>
+              <w:jc w:val="right"/>
+            </w:pPr>
+            <w:r>
+              <w:rPr>
+                <w:rFonts w:hint="eastAsia"/>
+              </w:rPr>
+              <w:t xml:space="preserve">绝对误差</w:t>
+            </w:r>
+          </w:p>
+        </w:tc>
+      </w:tr>
+      <w:tr>
+        <w:tc>
+          <w:tcPr/>
+          <w:p>
+            <w:pPr>
+              <w:pStyle w:val="Compact"/>
+            </w:pPr>
+            <w:r>
+              <w:rPr>
+                <w:rFonts w:hint="eastAsia"/>
+              </w:rPr>
+              <w:t xml:space="preserve">正序</w:t>
+            </w:r>
+          </w:p>
+        </w:tc>
+        <w:tc>
+          <w:tcPr/>
+          <w:p>
+            <w:pPr>
+              <w:pStyle w:val="Compact"/>
+              <w:jc w:val="right"/>
+            </w:pPr>
+            <w:r>
+              <w:t xml:space="preserve">3.141590653589692</w:t>
+            </w:r>
+          </w:p>
+        </w:tc>
+        <w:tc>
+          <w:tcPr/>
+          <w:p>
+            <w:pPr>
+              <w:pStyle w:val="Compact"/>
+              <w:jc w:val="right"/>
+            </w:pPr>
+            <w:r>
+              <w:t xml:space="preserve">2.000000101088e-06</w:t>
+            </w:r>
+          </w:p>
+        </w:tc>
+      </w:tr>
+      <w:tr>
+        <w:tc>
+          <w:tcPr/>
+          <w:p>
+            <w:pPr>
+              <w:pStyle w:val="Compact"/>
+            </w:pPr>
+            <w:r>
+              <w:rPr>
+                <w:rFonts w:hint="eastAsia"/>
+              </w:rPr>
+              <w:t xml:space="preserve">逆序</w:t>
+            </w:r>
+          </w:p>
+        </w:tc>
+        <w:tc>
+          <w:tcPr/>
+          <w:p>
+            <w:pPr>
+              <w:pStyle w:val="Compact"/>
+              <w:jc w:val="right"/>
+            </w:pPr>
+            <w:r>
+              <w:t xml:space="preserve">3.1415906535897933</w:t>
+            </w:r>
+          </w:p>
+        </w:tc>
+        <w:tc>
+          <w:tcPr/>
+          <w:p>
+            <w:pPr>
+              <w:pStyle w:val="Compact"/>
+              <w:jc w:val="right"/>
+            </w:pPr>
+            <w:r>
+              <w:t xml:space="preserve">1.999999999835e-06</w:t>
+            </w:r>
+          </w:p>
+        </w:tc>
+      </w:tr>
+    </w:tbl>
+    <w:p>
+      <w:pPr>
+        <w:pStyle w:val="BodyText"/>
+      </w:pPr>
+      <w:r>
+        <w:rPr>
+          <w:rStyle w:val="VerbatimChar"/>
+        </w:rPr>
+        <w:t xml:space="preserve">__float128</w:t>
+      </w:r>
+      <w:r>
+        <w:t xml:space="preserve"> </w:t>
+      </w:r>
+      <w:r>
+        <w:rPr>
+          <w:rFonts w:hint="eastAsia"/>
+        </w:rPr>
+        <w:t xml:space="preserve">计算结果如下。</w:t>
+      </w:r>
+    </w:p>
+    <w:tbl>
+      <w:tblPr>
+        <w:tblStyle w:val="Table"/>
+        <w:tblW w:type="auto" w:w="0"/>
+        <w:tblLook w:firstRow="1" w:lastRow="0" w:firstColumn="0" w:lastColumn="0" w:noHBand="0" w:noVBand="0" w:val="0020"/>
+      </w:tblPr>
+      <w:tblGrid>
+        <w:gridCol w:w="2640"/>
+        <w:gridCol w:w="2640"/>
+        <w:gridCol w:w="2640"/>
+      </w:tblGrid>
+      <w:tr>
+        <w:trPr>
+          <w:tblHeader w:val="on"/>
+        </w:trPr>
+        <w:tc>
+          <w:tcPr/>
+          <w:p>
+            <w:pPr>
+              <w:pStyle w:val="Compact"/>
+            </w:pPr>
+            <w:r>
+              <w:rPr>
+                <w:rFonts w:hint="eastAsia"/>
+              </w:rPr>
+              <w:t xml:space="preserve">方法</w:t>
+            </w:r>
+          </w:p>
+        </w:tc>
+        <w:tc>
+          <w:tcPr/>
+          <w:p>
+            <w:pPr>
+              <w:pStyle w:val="Compact"/>
+              <w:jc w:val="right"/>
+            </w:pPr>
+            <w:r>
+              <w:rPr>
+                <w:rStyle w:val="VerbatimChar"/>
+              </w:rPr>
+              <w:t xml:space="preserve">__float128</w:t>
+            </w:r>
+            <w:r>
+              <w:t xml:space="preserve"> </w:t>
+            </w:r>
+            <w:r>
+              <w:rPr>
+                <w:rFonts w:hint="eastAsia"/>
+              </w:rPr>
+              <w:t xml:space="preserve">结果</w:t>
+            </w:r>
+          </w:p>
+        </w:tc>
+        <w:tc>
+          <w:tcPr/>
+          <w:p>
+            <w:pPr>
+              <w:pStyle w:val="Compact"/>
+              <w:jc w:val="right"/>
+            </w:pPr>
+            <w:r>
+              <w:rPr>
+                <w:rFonts w:hint="eastAsia"/>
+              </w:rPr>
+              <w:t xml:space="preserve">绝对误差</w:t>
+            </w:r>
+          </w:p>
+        </w:tc>
+      </w:tr>
+      <w:tr>
+        <w:tc>
+          <w:tcPr/>
+          <w:p>
+            <w:pPr>
+              <w:pStyle w:val="Compact"/>
+            </w:pPr>
+            <w:r>
+              <w:rPr>
+                <w:rFonts w:hint="eastAsia"/>
+              </w:rPr>
+              <w:t xml:space="preserve">正序</w:t>
+            </w:r>
+          </w:p>
+        </w:tc>
+        <w:tc>
+          <w:tcPr/>
+          <w:p>
+            <w:pPr>
+              <w:pStyle w:val="Compact"/>
+              <w:jc w:val="right"/>
+            </w:pPr>
+            <w:r>
+              <w:t xml:space="preserve">3.14159065358979324046264338326956215</w:t>
+            </w:r>
+          </w:p>
+        </w:tc>
+        <w:tc>
+          <w:tcPr/>
+          <w:p>
+            <w:pPr>
+              <w:pStyle w:val="Compact"/>
+              <w:jc w:val="right"/>
+            </w:pPr>
+            <w:r>
+              <w:t xml:space="preserve">1.999999999998e-06</w:t>
+            </w:r>
+          </w:p>
+        </w:tc>
+      </w:tr>
+      <w:tr>
+        <w:tc>
+          <w:tcPr/>
+          <w:p>
+            <w:pPr>
+              <w:pStyle w:val="Compact"/>
+            </w:pPr>
+            <w:r>
+              <w:rPr>
+                <w:rFonts w:hint="eastAsia"/>
+              </w:rPr>
+              <w:t xml:space="preserve">逆序</w:t>
+            </w:r>
+          </w:p>
+        </w:tc>
+        <w:tc>
+          <w:tcPr/>
+          <w:p>
+            <w:pPr>
+              <w:pStyle w:val="Compact"/>
+              <w:jc w:val="right"/>
+            </w:pPr>
+            <w:r>
+              <w:t xml:space="preserve">3.14159065358979324046264338326950321</w:t>
+            </w:r>
+          </w:p>
+        </w:tc>
+        <w:tc>
+          <w:tcPr/>
+          <w:p>
+            <w:pPr>
+              <w:pStyle w:val="Compact"/>
+              <w:jc w:val="right"/>
+            </w:pPr>
+            <w:r>
+              <w:t xml:space="preserve">1.999999999998e-06</w:t>
+            </w:r>
+          </w:p>
+        </w:tc>
+      </w:tr>
+    </w:tbl>
+    <w:p>
+      <w:pPr>
+        <w:pStyle w:val="BodyText"/>
+      </w:pPr>
+      <w:r>
+        <w:rPr>
+          <w:rFonts w:hint="eastAsia"/>
+        </w:rPr>
         <w:t xml:space="preserve">逆序求和略优于正序求和，但两者的差距非常有限。对</w:t>
       </w:r>
       <w:r>
@@ -2805,7 +3242,7 @@
     <w:bookmarkEnd w:id="27"/>
     <w:bookmarkEnd w:id="28"/>
     <w:bookmarkEnd w:id="29"/>
-    <w:bookmarkStart w:id="42" w:name="ii.-machin-公式计算圆周率"/>
+    <w:bookmarkStart w:id="40" w:name="ii.-machin-公式计算圆周率"/>
     <w:p>
       <w:pPr>
         <w:pStyle w:val="Heading1"/>
@@ -2826,44 +3263,9 @@
       </w:pPr>
       <w:r>
         <w:rPr>
-          <w:b/>
-          <w:bCs/>
-        </w:rPr>
-        <w:t xml:space="preserve">Problem </w:t>
-      </w:r>
-      <w:r>
-        <w:rPr>
-          <w:rFonts w:hint="eastAsia"/>
-          <w:b/>
-          <w:bCs/>
-        </w:rPr>
-        <w:t xml:space="preserve">2：Machin</w:t>
-      </w:r>
-      <w:r>
-        <w:rPr>
-          <w:b/>
-          <w:bCs/>
-        </w:rPr>
-        <w:t xml:space="preserve"> </w:t>
-      </w:r>
-      <w:r>
-        <w:rPr>
-          <w:rFonts w:hint="eastAsia"/>
-          <w:b/>
-          <w:bCs/>
-        </w:rPr>
-        <w:t xml:space="preserve">公式计算圆周率</w:t>
-      </w:r>
-    </w:p>
-    <w:p>
-      <w:pPr>
-        <w:pStyle w:val="BodyText"/>
-      </w:pPr>
-      <w:r>
-        <w:rPr>
-          <w:rFonts w:hint="eastAsia"/>
-        </w:rPr>
-        <w:t xml:space="preserve">利用</w:t>
+          <w:rFonts w:hint="eastAsia"/>
+        </w:rPr>
+        <w:t xml:space="preserve">本节利用</w:t>
       </w:r>
       <w:r>
         <w:t xml:space="preserve"> Machin </w:t>
@@ -3134,7 +3536,7 @@
         </m:oMath>
       </m:oMathPara>
     </w:p>
-    <w:bookmarkStart w:id="36" w:name="problem-21公式构造"/>
+    <w:bookmarkStart w:id="34" w:name="problem-21公式构造"/>
     <w:p>
       <w:pPr>
         <w:pStyle w:val="Heading2"/>
@@ -3252,7 +3654,7 @@
       </w:r>
     </w:p>
     <w:bookmarkEnd w:id="32"/>
-    <w:bookmarkStart w:id="33" w:name="解决方式-3"/>
+    <w:bookmarkStart w:id="33" w:name="问题答案-3"/>
     <w:p>
       <w:pPr>
         <w:pStyle w:val="Heading3"/>
@@ -3270,7 +3672,7 @@
         <w:rPr>
           <w:rFonts w:hint="eastAsia"/>
         </w:rPr>
-        <w:t xml:space="preserve">解决方式</w:t>
+        <w:t xml:space="preserve">问题答案</w:t>
       </w:r>
     </w:p>
     <w:p>
@@ -3281,227 +3683,16 @@
         <w:rPr>
           <w:rFonts w:hint="eastAsia"/>
         </w:rPr>
-        <w:t xml:space="preserve">算法流程如下：</w:t>
-      </w:r>
-    </w:p>
-    <w:p>
-      <w:pPr>
-        <w:pStyle w:val="SourceCode"/>
-      </w:pPr>
-      <w:r>
-        <w:rPr>
-          <w:rStyle w:val="VerbatimChar"/>
-        </w:rPr>
-        <w:t xml:space="preserve">Input : x1 = 1/5, x2 = 1/239, tolerance tau</w:t>
-      </w:r>
-      <w:r>
-        <w:br/>
-      </w:r>
-      <w:r>
-        <w:rPr>
-          <w:rStyle w:val="VerbatimChar"/>
-        </w:rPr>
-        <w:t xml:space="preserve">Output: high-precision approximation of pi</w:t>
-      </w:r>
-      <w:r>
-        <w:br/>
-      </w:r>
-      <w:r>
-        <w:br/>
-      </w:r>
-      <w:r>
-        <w:rPr>
-          <w:rStyle w:val="VerbatimChar"/>
-        </w:rPr>
-        <w:t xml:space="preserve">function atan_series(x, tau):</w:t>
-      </w:r>
-      <w:r>
-        <w:br/>
-      </w:r>
-      <w:r>
-        <w:rPr>
-          <w:rStyle w:val="VerbatimChar"/>
-        </w:rPr>
-        <w:t xml:space="preserve">    sum &lt;- 0</w:t>
-      </w:r>
-      <w:r>
-        <w:br/>
-      </w:r>
-      <w:r>
-        <w:rPr>
-          <w:rStyle w:val="VerbatimChar"/>
-        </w:rPr>
-        <w:t xml:space="preserve">    n &lt;- 0</w:t>
-      </w:r>
-      <w:r>
-        <w:br/>
-      </w:r>
-      <w:r>
-        <w:rPr>
-          <w:rStyle w:val="VerbatimChar"/>
-        </w:rPr>
-        <w:t xml:space="preserve">    repeat</w:t>
-      </w:r>
-      <w:r>
-        <w:br/>
-      </w:r>
-      <w:r>
-        <w:rPr>
-          <w:rStyle w:val="VerbatimChar"/>
-        </w:rPr>
-        <w:t xml:space="preserve">        term &lt;- (-1)^n * x^(2n+1) / (2n+1)</w:t>
-      </w:r>
-      <w:r>
-        <w:br/>
-      </w:r>
-      <w:r>
-        <w:rPr>
-          <w:rStyle w:val="VerbatimChar"/>
-        </w:rPr>
-        <w:t xml:space="preserve">        sum &lt;- sum + term</w:t>
-      </w:r>
-      <w:r>
-        <w:br/>
-      </w:r>
-      <w:r>
-        <w:rPr>
-          <w:rStyle w:val="VerbatimChar"/>
-        </w:rPr>
-        <w:t xml:space="preserve">        n &lt;- n + 1</w:t>
-      </w:r>
-      <w:r>
-        <w:br/>
-      </w:r>
-      <w:r>
-        <w:rPr>
-          <w:rStyle w:val="VerbatimChar"/>
-        </w:rPr>
-        <w:t xml:space="preserve">    until abs(term) &lt; tau</w:t>
-      </w:r>
-      <w:r>
-        <w:br/>
-      </w:r>
-      <w:r>
-        <w:rPr>
-          <w:rStyle w:val="VerbatimChar"/>
-        </w:rPr>
-        <w:t xml:space="preserve">    return sum</w:t>
-      </w:r>
-      <w:r>
-        <w:br/>
-      </w:r>
-      <w:r>
-        <w:br/>
-      </w:r>
-      <w:r>
-        <w:rPr>
-          <w:rStyle w:val="VerbatimChar"/>
-        </w:rPr>
-        <w:t xml:space="preserve">a &lt;- atan_series(1/5, 1e-35)</w:t>
-      </w:r>
-      <w:r>
-        <w:br/>
-      </w:r>
-      <w:r>
-        <w:rPr>
-          <w:rStyle w:val="VerbatimChar"/>
-        </w:rPr>
-        <w:t xml:space="preserve">b &lt;- atan_series(1/239, 1e-35)</w:t>
-      </w:r>
-      <w:r>
-        <w:br/>
-      </w:r>
-      <w:r>
-        <w:rPr>
-          <w:rStyle w:val="VerbatimChar"/>
-        </w:rPr>
-        <w:t xml:space="preserve">pi &lt;- 16a - 4b</w:t>
-      </w:r>
-    </w:p>
-    <w:p>
-      <w:pPr>
-        <w:pStyle w:val="FirstParagraph"/>
-      </w:pPr>
-      <w:r>
-        <w:rPr>
-          <w:rFonts w:hint="eastAsia"/>
-        </w:rPr>
-        <w:t xml:space="preserve">实现使用</w:t>
-      </w:r>
-      <w:r>
-        <w:t xml:space="preserve"> </w:t>
-      </w:r>
-      <w:r>
-        <w:rPr>
-          <w:rStyle w:val="VerbatimChar"/>
-        </w:rPr>
-        <w:t xml:space="preserve">__float128</w:t>
-      </w:r>
-      <w:r>
-        <w:t xml:space="preserve"> </w:t>
-      </w:r>
-      <w:r>
-        <w:rPr>
-          <w:rFonts w:hint="eastAsia"/>
-        </w:rPr>
-        <w:t xml:space="preserve">与</w:t>
-      </w:r>
-      <w:r>
-        <w:t xml:space="preserve"> </w:t>
-      </w:r>
-      <w:r>
-        <w:rPr>
-          <w:rStyle w:val="VerbatimChar"/>
-        </w:rPr>
-        <w:t xml:space="preserve">quadmath.h</w:t>
-      </w:r>
-      <w:r>
-        <w:rPr>
-          <w:rFonts w:hint="eastAsia"/>
-        </w:rPr>
-        <w:t xml:space="preserve">，以保证级数截断精度满足</w:t>
-      </w:r>
-      <w:r>
-        <w:t xml:space="preserve"> 30 </w:t>
-      </w:r>
-      <w:r>
-        <w:rPr>
-          <w:rFonts w:hint="eastAsia"/>
-        </w:rPr>
-        <w:t xml:space="preserve">位小数要求。</w:t>
-      </w:r>
-    </w:p>
-    <w:bookmarkEnd w:id="33"/>
-    <w:bookmarkStart w:id="34" w:name="问题答案-3"/>
-    <w:p>
-      <w:pPr>
-        <w:pStyle w:val="Heading3"/>
-      </w:pPr>
-      <w:r>
-        <w:rPr>
-          <w:rStyle w:val="SectionNumber"/>
-        </w:rPr>
-        <w:t xml:space="preserve">0.4.3</w:t>
-      </w:r>
-      <w:r>
-        <w:tab/>
-      </w:r>
-      <w:r>
-        <w:rPr>
-          <w:rFonts w:hint="eastAsia"/>
-        </w:rPr>
-        <w:t xml:space="preserve">问题答案</w:t>
-      </w:r>
-    </w:p>
-    <w:p>
-      <w:pPr>
-        <w:pStyle w:val="FirstParagraph"/>
-      </w:pPr>
-      <w:r>
-        <w:rPr>
-          <w:rFonts w:hint="eastAsia"/>
-        </w:rPr>
-        <w:t xml:space="preserve">程序得到：</w:t>
+        <w:t xml:space="preserve">由</w:t>
+      </w:r>
+      <w:r>
+        <w:t xml:space="preserve"> Machin </w:t>
+      </w:r>
+      <w:r>
+        <w:rPr>
+          <w:rFonts w:hint="eastAsia"/>
+        </w:rPr>
+        <w:t xml:space="preserve">公式先把圆周率写成</w:t>
       </w:r>
     </w:p>
     <w:p>
@@ -3520,11 +3711,82 @@
             <m:rPr>
               <m:sty m:val="p"/>
             </m:rPr>
-            <m:t>≈</m:t>
-          </m:r>
-          <m:r>
-            <m:t>3.141592653589793238462643383279502797</m:t>
-          </m:r>
+            <m:t>=</m:t>
+          </m:r>
+          <m:r>
+            <m:t>16</m:t>
+          </m:r>
+          <m:r>
+            <m:rPr>
+              <m:sty m:val="p"/>
+            </m:rPr>
+            <m:t>arctan</m:t>
+          </m:r>
+          <m:d>
+            <m:dPr>
+              <m:begChr m:val="("/>
+              <m:sepChr m:val=""/>
+              <m:endChr m:val=")"/>
+              <m:grow/>
+            </m:dPr>
+            <m:e>
+              <m:f>
+                <m:fPr>
+                  <m:type m:val="bar"/>
+                </m:fPr>
+                <m:num>
+                  <m:r>
+                    <m:t>1</m:t>
+                  </m:r>
+                </m:num>
+                <m:den>
+                  <m:r>
+                    <m:t>5</m:t>
+                  </m:r>
+                </m:den>
+              </m:f>
+            </m:e>
+          </m:d>
+          <m:r>
+            <m:rPr>
+              <m:sty m:val="p"/>
+            </m:rPr>
+            <m:t>−</m:t>
+          </m:r>
+          <m:r>
+            <m:t>4</m:t>
+          </m:r>
+          <m:r>
+            <m:rPr>
+              <m:sty m:val="p"/>
+            </m:rPr>
+            <m:t>arctan</m:t>
+          </m:r>
+          <m:d>
+            <m:dPr>
+              <m:begChr m:val="("/>
+              <m:sepChr m:val=""/>
+              <m:endChr m:val=")"/>
+              <m:grow/>
+            </m:dPr>
+            <m:e>
+              <m:f>
+                <m:fPr>
+                  <m:type m:val="bar"/>
+                </m:fPr>
+                <m:num>
+                  <m:r>
+                    <m:t>1</m:t>
+                  </m:r>
+                </m:num>
+                <m:den>
+                  <m:r>
+                    <m:t>239</m:t>
+                  </m:r>
+                </m:den>
+              </m:f>
+            </m:e>
+          </m:d>
           <m:r>
             <m:rPr>
               <m:sty m:val="p"/>
@@ -3542,356 +3804,1287 @@
         <w:rPr>
           <w:rFonts w:hint="eastAsia"/>
         </w:rPr>
-        <w:t xml:space="preserve">其中：</w:t>
-      </w:r>
-    </w:p>
-    <w:tbl>
-      <w:tblPr>
-        <w:tblStyle w:val="Table"/>
-        <w:tblW w:type="auto" w:w="0"/>
-        <w:tblLook w:firstRow="1" w:lastRow="0" w:firstColumn="0" w:lastColumn="0" w:noHBand="0" w:noVBand="0" w:val="0020"/>
-      </w:tblPr>
-      <w:tblGrid>
-        <w:gridCol w:w="3960"/>
-        <w:gridCol w:w="3960"/>
-      </w:tblGrid>
-      <w:tr>
-        <w:trPr>
-          <w:tblHeader w:val="on"/>
-        </w:trPr>
-        <w:tc>
-          <w:tcPr/>
-          <w:p>
-            <w:pPr>
-              <w:pStyle w:val="Compact"/>
-              <w:jc w:val="left"/>
-            </w:pPr>
-            <w:r>
-              <w:rPr>
-                <w:rFonts w:hint="eastAsia"/>
-              </w:rPr>
-              <w:t xml:space="preserve">量</w:t>
-            </w:r>
-          </w:p>
-        </w:tc>
-        <w:tc>
-          <w:tcPr/>
-          <w:p>
-            <w:pPr>
-              <w:pStyle w:val="Compact"/>
-              <w:jc w:val="right"/>
-            </w:pPr>
-            <w:r>
-              <w:rPr>
-                <w:rFonts w:hint="eastAsia"/>
-              </w:rPr>
-              <w:t xml:space="preserve">数值</w:t>
-            </w:r>
-          </w:p>
-        </w:tc>
-      </w:tr>
-      <w:tr>
-        <w:tc>
-          <w:tcPr/>
-          <w:p>
-            <w:pPr>
-              <w:pStyle w:val="Compact"/>
-              <w:jc w:val="left"/>
-            </w:pPr>
-            <w:r>
-              <w:rPr>
-                <w:rStyle w:val="VerbatimChar"/>
-              </w:rPr>
-              <w:t xml:space="preserve">arctan(1/5)</w:t>
-            </w:r>
-            <w:r>
-              <w:t xml:space="preserve"> </w:t>
-            </w:r>
-            <w:r>
-              <w:rPr>
-                <w:rFonts w:hint="eastAsia"/>
-              </w:rPr>
-              <w:t xml:space="preserve">使用项数</w:t>
-            </w:r>
-          </w:p>
-        </w:tc>
-        <w:tc>
-          <w:tcPr/>
-          <w:p>
-            <w:pPr>
-              <w:pStyle w:val="Compact"/>
-              <w:jc w:val="right"/>
-            </w:pPr>
-            <w:r>
-              <w:t xml:space="preserve">25</w:t>
-            </w:r>
-          </w:p>
-        </w:tc>
-      </w:tr>
-      <w:tr>
-        <w:tc>
-          <w:tcPr/>
-          <w:p>
-            <w:pPr>
-              <w:pStyle w:val="Compact"/>
-              <w:jc w:val="left"/>
-            </w:pPr>
-            <w:r>
-              <w:rPr>
-                <w:rStyle w:val="VerbatimChar"/>
-              </w:rPr>
-              <w:t xml:space="preserve">arctan(1/239)</w:t>
-            </w:r>
-            <w:r>
-              <w:t xml:space="preserve"> </w:t>
-            </w:r>
-            <w:r>
-              <w:rPr>
-                <w:rFonts w:hint="eastAsia"/>
-              </w:rPr>
-              <w:t xml:space="preserve">使用项数</w:t>
-            </w:r>
-          </w:p>
-        </w:tc>
-        <w:tc>
-          <w:tcPr/>
-          <w:p>
-            <w:pPr>
-              <w:pStyle w:val="Compact"/>
-              <w:jc w:val="right"/>
-            </w:pPr>
-            <w:r>
-              <w:t xml:space="preserve">8</w:t>
-            </w:r>
-          </w:p>
-        </w:tc>
-      </w:tr>
-      <w:tr>
-        <w:tc>
-          <w:tcPr/>
-          <w:p>
-            <w:pPr>
-              <w:pStyle w:val="Compact"/>
-              <w:jc w:val="left"/>
-            </w:pPr>
-            <w:r>
-              <w:rPr>
-                <w:rStyle w:val="VerbatimChar"/>
-              </w:rPr>
-              <w:t xml:space="preserve">__float128</w:t>
-            </w:r>
-            <w:r>
-              <w:t xml:space="preserve"> </w:t>
-            </w:r>
-            <w:r>
-              <w:rPr>
-                <w:rFonts w:hint="eastAsia"/>
-              </w:rPr>
-              <w:t xml:space="preserve">参考值</w:t>
-            </w:r>
-          </w:p>
-        </w:tc>
-        <w:tc>
-          <w:tcPr/>
-          <w:p>
-            <w:pPr>
-              <w:pStyle w:val="Compact"/>
-              <w:jc w:val="right"/>
-            </w:pPr>
-            <w:r>
-              <w:t xml:space="preserve">3.141592653589793238462643383279502797</w:t>
-            </w:r>
-          </w:p>
-        </w:tc>
-      </w:tr>
-      <w:tr>
-        <w:tc>
-          <w:tcPr/>
-          <w:p>
-            <w:pPr>
-              <w:pStyle w:val="Compact"/>
-              <w:jc w:val="left"/>
-            </w:pPr>
-            <w:r>
-              <w:rPr>
-                <w:rFonts w:hint="eastAsia"/>
-              </w:rPr>
-              <w:t xml:space="preserve">绝对误差</w:t>
-            </w:r>
-          </w:p>
-        </w:tc>
-        <w:tc>
-          <w:tcPr/>
-          <w:p>
-            <w:pPr>
-              <w:pStyle w:val="Compact"/>
-              <w:jc w:val="right"/>
-            </w:pPr>
-            <w:r>
-              <w:t xml:space="preserve">0.000000000000e+00</w:t>
-            </w:r>
-          </w:p>
-        </w:tc>
-      </w:tr>
-    </w:tbl>
+        <w:t xml:space="preserve">对</w:t>
+      </w:r>
+      <w:r>
+        <w:t xml:space="preserve"> </w:t>
+      </w:r>
+      <m:oMath>
+        <m:r>
+          <m:rPr>
+            <m:sty m:val="p"/>
+          </m:rPr>
+          <m:t>|</m:t>
+        </m:r>
+        <m:r>
+          <m:t>x</m:t>
+        </m:r>
+        <m:r>
+          <m:rPr>
+            <m:sty m:val="p"/>
+          </m:rPr>
+          <m:t>|</m:t>
+        </m:r>
+        <m:r>
+          <m:rPr>
+            <m:sty m:val="p"/>
+          </m:rPr>
+          <m:t>&lt;</m:t>
+        </m:r>
+        <m:r>
+          <m:t>1</m:t>
+        </m:r>
+      </m:oMath>
+      <w:r>
+        <w:rPr>
+          <w:rFonts w:hint="eastAsia"/>
+        </w:rPr>
+        <w:t xml:space="preserve">，反正切函数的交错级数展开为</w:t>
+      </w:r>
+    </w:p>
     <w:p>
       <w:pPr>
         <w:pStyle w:val="BodyText"/>
       </w:pPr>
-      <w:r>
-        <w:rPr>
-          <w:rStyle w:val="VerbatimChar"/>
-        </w:rPr>
-        <w:t xml:space="preserve">arctan(1/5)</w:t>
-      </w:r>
-      <w:r>
-        <w:t xml:space="preserve"> </w:t>
-      </w:r>
-      <w:r>
-        <w:rPr>
-          <w:rFonts w:hint="eastAsia"/>
-        </w:rPr>
-        <w:t xml:space="preserve">需要</w:t>
-      </w:r>
-      <w:r>
-        <w:t xml:space="preserve"> 25 </w:t>
-      </w:r>
-      <w:r>
-        <w:rPr>
-          <w:rFonts w:hint="eastAsia"/>
-        </w:rPr>
-        <w:t xml:space="preserve">项，</w:t>
-      </w:r>
-      <w:r>
-        <w:rPr>
-          <w:rStyle w:val="VerbatimChar"/>
-        </w:rPr>
-        <w:t xml:space="preserve">arctan(1/239)</w:t>
-      </w:r>
-      <w:r>
-        <w:t xml:space="preserve"> </w:t>
-      </w:r>
-      <w:r>
-        <w:rPr>
-          <w:rFonts w:hint="eastAsia"/>
-        </w:rPr>
-        <w:t xml:space="preserve">需要</w:t>
-      </w:r>
-      <w:r>
-        <w:t xml:space="preserve"> 8 </w:t>
-      </w:r>
-      <w:r>
-        <w:rPr>
-          <w:rFonts w:hint="eastAsia"/>
-        </w:rPr>
-        <w:t xml:space="preserve">项，说明</w:t>
-      </w:r>
-      <w:r>
-        <w:t xml:space="preserve"> Machin </w:t>
-      </w:r>
-      <w:r>
-        <w:rPr>
-          <w:rFonts w:hint="eastAsia"/>
-        </w:rPr>
-        <w:t xml:space="preserve">公式确实把问题转化成了两个快速收敛的小参数级数。</w:t>
-      </w:r>
-    </w:p>
+      <m:oMathPara>
+        <m:oMathParaPr>
+          <m:jc m:val="center"/>
+        </m:oMathParaPr>
+        <m:oMath>
+          <m:r>
+            <m:rPr>
+              <m:sty m:val="p"/>
+            </m:rPr>
+            <m:t>arctan</m:t>
+          </m:r>
+          <m:r>
+            <m:rPr>
+              <m:sty m:val="p"/>
+            </m:rPr>
+            <m:t>(</m:t>
+          </m:r>
+          <m:r>
+            <m:t>x</m:t>
+          </m:r>
+          <m:r>
+            <m:rPr>
+              <m:sty m:val="p"/>
+            </m:rPr>
+            <m:t>)</m:t>
+          </m:r>
+          <m:r>
+            <m:rPr>
+              <m:sty m:val="p"/>
+            </m:rPr>
+            <m:t>=</m:t>
+          </m:r>
+          <m:nary>
+            <m:naryPr>
+              <m:chr m:val="∑"/>
+              <m:limLoc m:val="undOvr"/>
+              <m:subHide m:val="off"/>
+              <m:supHide m:val="off"/>
+            </m:naryPr>
+            <m:sub>
+              <m:r>
+                <m:t>k</m:t>
+              </m:r>
+              <m:r>
+                <m:rPr>
+                  <m:sty m:val="p"/>
+                </m:rPr>
+                <m:t>=</m:t>
+              </m:r>
+              <m:r>
+                <m:t>0</m:t>
+              </m:r>
+            </m:sub>
+            <m:sup>
+              <m:r>
+                <m:rPr>
+                  <m:sty m:val="p"/>
+                </m:rPr>
+                <m:t>∞</m:t>
+              </m:r>
+            </m:sup>
+            <m:e>
+              <m:r>
+                <m:rPr>
+                  <m:sty m:val="p"/>
+                </m:rPr>
+                <m:t>(</m:t>
+              </m:r>
+            </m:e>
+          </m:nary>
+          <m:r>
+            <m:rPr>
+              <m:sty m:val="p"/>
+            </m:rPr>
+            <m:t>−</m:t>
+          </m:r>
+          <m:r>
+            <m:t>1</m:t>
+          </m:r>
+          <m:sSup>
+            <m:e>
+              <m:r>
+                <m:rPr>
+                  <m:sty m:val="p"/>
+                </m:rPr>
+                <m:t>)</m:t>
+              </m:r>
+            </m:e>
+            <m:sup>
+              <m:r>
+                <m:t>k</m:t>
+              </m:r>
+            </m:sup>
+          </m:sSup>
+          <m:f>
+            <m:fPr>
+              <m:type m:val="bar"/>
+            </m:fPr>
+            <m:num>
+              <m:sSup>
+                <m:e>
+                  <m:r>
+                    <m:t>x</m:t>
+                  </m:r>
+                </m:e>
+                <m:sup>
+                  <m:r>
+                    <m:t>2</m:t>
+                  </m:r>
+                  <m:r>
+                    <m:t>k</m:t>
+                  </m:r>
+                  <m:r>
+                    <m:rPr>
+                      <m:sty m:val="p"/>
+                    </m:rPr>
+                    <m:t>+</m:t>
+                  </m:r>
+                  <m:r>
+                    <m:t>1</m:t>
+                  </m:r>
+                </m:sup>
+              </m:sSup>
+            </m:num>
+            <m:den>
+              <m:r>
+                <m:t>2</m:t>
+              </m:r>
+              <m:r>
+                <m:t>k</m:t>
+              </m:r>
+              <m:r>
+                <m:rPr>
+                  <m:sty m:val="p"/>
+                </m:rPr>
+                <m:t>+</m:t>
+              </m:r>
+              <m:r>
+                <m:t>1</m:t>
+              </m:r>
+            </m:den>
+          </m:f>
+          <m:r>
+            <m:rPr>
+              <m:sty m:val="p"/>
+            </m:rPr>
+            <m:t>.</m:t>
+          </m:r>
+        </m:oMath>
+      </m:oMathPara>
+    </w:p>
+    <w:p>
+      <w:pPr>
+        <w:pStyle w:val="FirstParagraph"/>
+      </w:pPr>
+      <w:r>
+        <w:rPr>
+          <w:rFonts w:hint="eastAsia"/>
+        </w:rPr>
+        <w:t xml:space="preserve">于是本小问可构造截断计算式</w:t>
+      </w:r>
+    </w:p>
+    <w:p>
+      <w:pPr>
+        <w:pStyle w:val="BodyText"/>
+      </w:pPr>
+      <m:oMathPara>
+        <m:oMathParaPr>
+          <m:jc m:val="center"/>
+        </m:oMathParaPr>
+        <m:oMath>
+          <m:sSub>
+            <m:e>
+              <m:r>
+                <m:t>π</m:t>
+              </m:r>
+            </m:e>
+            <m:sub>
+              <m:r>
+                <m:t>m</m:t>
+              </m:r>
+              <m:r>
+                <m:rPr>
+                  <m:sty m:val="p"/>
+                </m:rPr>
+                <m:t>,</m:t>
+              </m:r>
+              <m:r>
+                <m:t>n</m:t>
+              </m:r>
+            </m:sub>
+          </m:sSub>
+          <m:r>
+            <m:rPr>
+              <m:sty m:val="p"/>
+            </m:rPr>
+            <m:t>=</m:t>
+          </m:r>
+          <m:r>
+            <m:t>16</m:t>
+          </m:r>
+          <m:nary>
+            <m:naryPr>
+              <m:chr m:val="∑"/>
+              <m:limLoc m:val="undOvr"/>
+              <m:subHide m:val="off"/>
+              <m:supHide m:val="off"/>
+            </m:naryPr>
+            <m:sub>
+              <m:r>
+                <m:t>k</m:t>
+              </m:r>
+              <m:r>
+                <m:rPr>
+                  <m:sty m:val="p"/>
+                </m:rPr>
+                <m:t>=</m:t>
+              </m:r>
+              <m:r>
+                <m:t>0</m:t>
+              </m:r>
+            </m:sub>
+            <m:sup>
+              <m:r>
+                <m:t>m</m:t>
+              </m:r>
+            </m:sup>
+            <m:e>
+              <m:r>
+                <m:rPr>
+                  <m:sty m:val="p"/>
+                </m:rPr>
+                <m:t>(</m:t>
+              </m:r>
+            </m:e>
+          </m:nary>
+          <m:r>
+            <m:rPr>
+              <m:sty m:val="p"/>
+            </m:rPr>
+            <m:t>−</m:t>
+          </m:r>
+          <m:r>
+            <m:t>1</m:t>
+          </m:r>
+          <m:sSup>
+            <m:e>
+              <m:r>
+                <m:rPr>
+                  <m:sty m:val="p"/>
+                </m:rPr>
+                <m:t>)</m:t>
+              </m:r>
+            </m:e>
+            <m:sup>
+              <m:r>
+                <m:t>k</m:t>
+              </m:r>
+            </m:sup>
+          </m:sSup>
+          <m:f>
+            <m:fPr>
+              <m:type m:val="bar"/>
+            </m:fPr>
+            <m:num>
+              <m:r>
+                <m:rPr>
+                  <m:sty m:val="p"/>
+                </m:rPr>
+                <m:t>(</m:t>
+              </m:r>
+              <m:r>
+                <m:t>1</m:t>
+              </m:r>
+              <m:r>
+                <m:rPr>
+                  <m:sty m:val="p"/>
+                </m:rPr>
+                <m:t>/</m:t>
+              </m:r>
+              <m:r>
+                <m:t>5</m:t>
+              </m:r>
+              <m:sSup>
+                <m:e>
+                  <m:r>
+                    <m:rPr>
+                      <m:sty m:val="p"/>
+                    </m:rPr>
+                    <m:t>)</m:t>
+                  </m:r>
+                </m:e>
+                <m:sup>
+                  <m:r>
+                    <m:t>2</m:t>
+                  </m:r>
+                  <m:r>
+                    <m:t>k</m:t>
+                  </m:r>
+                  <m:r>
+                    <m:rPr>
+                      <m:sty m:val="p"/>
+                    </m:rPr>
+                    <m:t>+</m:t>
+                  </m:r>
+                  <m:r>
+                    <m:t>1</m:t>
+                  </m:r>
+                </m:sup>
+              </m:sSup>
+            </m:num>
+            <m:den>
+              <m:r>
+                <m:t>2</m:t>
+              </m:r>
+              <m:r>
+                <m:t>k</m:t>
+              </m:r>
+              <m:r>
+                <m:rPr>
+                  <m:sty m:val="p"/>
+                </m:rPr>
+                <m:t>+</m:t>
+              </m:r>
+              <m:r>
+                <m:t>1</m:t>
+              </m:r>
+            </m:den>
+          </m:f>
+          <m:r>
+            <m:rPr>
+              <m:sty m:val="p"/>
+            </m:rPr>
+            <m:t>−</m:t>
+          </m:r>
+          <m:r>
+            <m:t>4</m:t>
+          </m:r>
+          <m:nary>
+            <m:naryPr>
+              <m:chr m:val="∑"/>
+              <m:limLoc m:val="undOvr"/>
+              <m:subHide m:val="off"/>
+              <m:supHide m:val="off"/>
+            </m:naryPr>
+            <m:sub>
+              <m:r>
+                <m:t>k</m:t>
+              </m:r>
+              <m:r>
+                <m:rPr>
+                  <m:sty m:val="p"/>
+                </m:rPr>
+                <m:t>=</m:t>
+              </m:r>
+              <m:r>
+                <m:t>0</m:t>
+              </m:r>
+            </m:sub>
+            <m:sup>
+              <m:r>
+                <m:t>n</m:t>
+              </m:r>
+            </m:sup>
+            <m:e>
+              <m:r>
+                <m:rPr>
+                  <m:sty m:val="p"/>
+                </m:rPr>
+                <m:t>(</m:t>
+              </m:r>
+            </m:e>
+          </m:nary>
+          <m:r>
+            <m:rPr>
+              <m:sty m:val="p"/>
+            </m:rPr>
+            <m:t>−</m:t>
+          </m:r>
+          <m:r>
+            <m:t>1</m:t>
+          </m:r>
+          <m:sSup>
+            <m:e>
+              <m:r>
+                <m:rPr>
+                  <m:sty m:val="p"/>
+                </m:rPr>
+                <m:t>)</m:t>
+              </m:r>
+            </m:e>
+            <m:sup>
+              <m:r>
+                <m:t>k</m:t>
+              </m:r>
+            </m:sup>
+          </m:sSup>
+          <m:f>
+            <m:fPr>
+              <m:type m:val="bar"/>
+            </m:fPr>
+            <m:num>
+              <m:r>
+                <m:rPr>
+                  <m:sty m:val="p"/>
+                </m:rPr>
+                <m:t>(</m:t>
+              </m:r>
+              <m:r>
+                <m:t>1</m:t>
+              </m:r>
+              <m:r>
+                <m:rPr>
+                  <m:sty m:val="p"/>
+                </m:rPr>
+                <m:t>/</m:t>
+              </m:r>
+              <m:r>
+                <m:t>239</m:t>
+              </m:r>
+              <m:sSup>
+                <m:e>
+                  <m:r>
+                    <m:rPr>
+                      <m:sty m:val="p"/>
+                    </m:rPr>
+                    <m:t>)</m:t>
+                  </m:r>
+                </m:e>
+                <m:sup>
+                  <m:r>
+                    <m:t>2</m:t>
+                  </m:r>
+                  <m:r>
+                    <m:t>k</m:t>
+                  </m:r>
+                  <m:r>
+                    <m:rPr>
+                      <m:sty m:val="p"/>
+                    </m:rPr>
+                    <m:t>+</m:t>
+                  </m:r>
+                  <m:r>
+                    <m:t>1</m:t>
+                  </m:r>
+                </m:sup>
+              </m:sSup>
+            </m:num>
+            <m:den>
+              <m:r>
+                <m:t>2</m:t>
+              </m:r>
+              <m:r>
+                <m:t>k</m:t>
+              </m:r>
+              <m:r>
+                <m:rPr>
+                  <m:sty m:val="p"/>
+                </m:rPr>
+                <m:t>+</m:t>
+              </m:r>
+              <m:r>
+                <m:t>1</m:t>
+              </m:r>
+            </m:den>
+          </m:f>
+          <m:r>
+            <m:rPr>
+              <m:sty m:val="p"/>
+            </m:rPr>
+            <m:t>.</m:t>
+          </m:r>
+        </m:oMath>
+      </m:oMathPara>
+    </w:p>
+    <w:p>
+      <w:pPr>
+        <w:pStyle w:val="FirstParagraph"/>
+      </w:pPr>
+      <w:r>
+        <w:rPr>
+          <w:rFonts w:hint="eastAsia"/>
+        </w:rPr>
+        <w:t xml:space="preserve">因为</w:t>
+      </w:r>
+      <w:r>
+        <w:t xml:space="preserve"> </w:t>
+      </w:r>
+      <m:oMath>
+        <m:r>
+          <m:t>1</m:t>
+        </m:r>
+        <m:r>
+          <m:rPr>
+            <m:sty m:val="p"/>
+          </m:rPr>
+          <m:t>/</m:t>
+        </m:r>
+        <m:r>
+          <m:t>5</m:t>
+        </m:r>
+      </m:oMath>
+      <w:r>
+        <w:t xml:space="preserve"> </w:t>
+      </w:r>
+      <w:r>
+        <w:rPr>
+          <w:rFonts w:hint="eastAsia"/>
+        </w:rPr>
+        <w:t xml:space="preserve">和</w:t>
+      </w:r>
+      <w:r>
+        <w:t xml:space="preserve"> </w:t>
+      </w:r>
+      <m:oMath>
+        <m:r>
+          <m:t>1</m:t>
+        </m:r>
+        <m:r>
+          <m:rPr>
+            <m:sty m:val="p"/>
+          </m:rPr>
+          <m:t>/</m:t>
+        </m:r>
+        <m:r>
+          <m:t>239</m:t>
+        </m:r>
+      </m:oMath>
+      <w:r>
+        <w:t xml:space="preserve"> </w:t>
+      </w:r>
+      <w:r>
+        <w:rPr>
+          <w:rFonts w:hint="eastAsia"/>
+        </w:rPr>
+        <w:t xml:space="preserve">均小于</w:t>
+      </w:r>
+      <w:r>
+        <w:t xml:space="preserve"> </w:t>
+      </w:r>
+      <m:oMath>
+        <m:r>
+          <m:t>1</m:t>
+        </m:r>
+      </m:oMath>
+      <w:r>
+        <w:rPr>
+          <w:rFonts w:hint="eastAsia"/>
+        </w:rPr>
+        <w:t xml:space="preserve">，两组级数项绝对值单调下降。由交错级数余项估计，截断后总误差满足</w:t>
+      </w:r>
+    </w:p>
+    <w:p>
+      <w:pPr>
+        <w:pStyle w:val="BodyText"/>
+      </w:pPr>
+      <m:oMathPara>
+        <m:oMathParaPr>
+          <m:jc m:val="center"/>
+        </m:oMathParaPr>
+        <m:oMath>
+          <m:d>
+            <m:dPr>
+              <m:begChr m:val="|"/>
+              <m:sepChr m:val=""/>
+              <m:endChr m:val="|"/>
+              <m:grow/>
+            </m:dPr>
+            <m:e>
+              <m:r>
+                <m:t>π</m:t>
+              </m:r>
+              <m:r>
+                <m:rPr>
+                  <m:sty m:val="p"/>
+                </m:rPr>
+                <m:t>−</m:t>
+              </m:r>
+              <m:sSub>
+                <m:e>
+                  <m:r>
+                    <m:t>π</m:t>
+                  </m:r>
+                </m:e>
+                <m:sub>
+                  <m:r>
+                    <m:t>m</m:t>
+                  </m:r>
+                  <m:r>
+                    <m:rPr>
+                      <m:sty m:val="p"/>
+                    </m:rPr>
+                    <m:t>,</m:t>
+                  </m:r>
+                  <m:r>
+                    <m:t>n</m:t>
+                  </m:r>
+                </m:sub>
+              </m:sSub>
+            </m:e>
+          </m:d>
+          <m:r>
+            <m:rPr>
+              <m:sty m:val="p"/>
+            </m:rPr>
+            <m:t>≤</m:t>
+          </m:r>
+          <m:r>
+            <m:t>16</m:t>
+          </m:r>
+          <m:f>
+            <m:fPr>
+              <m:type m:val="bar"/>
+            </m:fPr>
+            <m:num>
+              <m:r>
+                <m:rPr>
+                  <m:sty m:val="p"/>
+                </m:rPr>
+                <m:t>(</m:t>
+              </m:r>
+              <m:r>
+                <m:t>1</m:t>
+              </m:r>
+              <m:r>
+                <m:rPr>
+                  <m:sty m:val="p"/>
+                </m:rPr>
+                <m:t>/</m:t>
+              </m:r>
+              <m:r>
+                <m:t>5</m:t>
+              </m:r>
+              <m:sSup>
+                <m:e>
+                  <m:r>
+                    <m:rPr>
+                      <m:sty m:val="p"/>
+                    </m:rPr>
+                    <m:t>)</m:t>
+                  </m:r>
+                </m:e>
+                <m:sup>
+                  <m:r>
+                    <m:t>2</m:t>
+                  </m:r>
+                  <m:r>
+                    <m:t>m</m:t>
+                  </m:r>
+                  <m:r>
+                    <m:rPr>
+                      <m:sty m:val="p"/>
+                    </m:rPr>
+                    <m:t>+</m:t>
+                  </m:r>
+                  <m:r>
+                    <m:t>3</m:t>
+                  </m:r>
+                </m:sup>
+              </m:sSup>
+            </m:num>
+            <m:den>
+              <m:r>
+                <m:t>2</m:t>
+              </m:r>
+              <m:r>
+                <m:t>m</m:t>
+              </m:r>
+              <m:r>
+                <m:rPr>
+                  <m:sty m:val="p"/>
+                </m:rPr>
+                <m:t>+</m:t>
+              </m:r>
+              <m:r>
+                <m:t>3</m:t>
+              </m:r>
+            </m:den>
+          </m:f>
+          <m:r>
+            <m:rPr>
+              <m:sty m:val="p"/>
+            </m:rPr>
+            <m:t>+</m:t>
+          </m:r>
+          <m:r>
+            <m:t>4</m:t>
+          </m:r>
+          <m:f>
+            <m:fPr>
+              <m:type m:val="bar"/>
+            </m:fPr>
+            <m:num>
+              <m:r>
+                <m:rPr>
+                  <m:sty m:val="p"/>
+                </m:rPr>
+                <m:t>(</m:t>
+              </m:r>
+              <m:r>
+                <m:t>1</m:t>
+              </m:r>
+              <m:r>
+                <m:rPr>
+                  <m:sty m:val="p"/>
+                </m:rPr>
+                <m:t>/</m:t>
+              </m:r>
+              <m:r>
+                <m:t>239</m:t>
+              </m:r>
+              <m:sSup>
+                <m:e>
+                  <m:r>
+                    <m:rPr>
+                      <m:sty m:val="p"/>
+                    </m:rPr>
+                    <m:t>)</m:t>
+                  </m:r>
+                </m:e>
+                <m:sup>
+                  <m:r>
+                    <m:t>2</m:t>
+                  </m:r>
+                  <m:r>
+                    <m:t>n</m:t>
+                  </m:r>
+                  <m:r>
+                    <m:rPr>
+                      <m:sty m:val="p"/>
+                    </m:rPr>
+                    <m:t>+</m:t>
+                  </m:r>
+                  <m:r>
+                    <m:t>3</m:t>
+                  </m:r>
+                </m:sup>
+              </m:sSup>
+            </m:num>
+            <m:den>
+              <m:r>
+                <m:t>2</m:t>
+              </m:r>
+              <m:r>
+                <m:t>n</m:t>
+              </m:r>
+              <m:r>
+                <m:rPr>
+                  <m:sty m:val="p"/>
+                </m:rPr>
+                <m:t>+</m:t>
+              </m:r>
+              <m:r>
+                <m:t>3</m:t>
+              </m:r>
+            </m:den>
+          </m:f>
+          <m:r>
+            <m:rPr>
+              <m:sty m:val="p"/>
+            </m:rPr>
+            <m:t>.</m:t>
+          </m:r>
+        </m:oMath>
+      </m:oMathPara>
+    </w:p>
+    <w:p>
+      <w:pPr>
+        <w:pStyle w:val="FirstParagraph"/>
+      </w:pPr>
+      <w:r>
+        <w:rPr>
+          <w:rFonts w:hint="eastAsia"/>
+        </w:rPr>
+        <w:t xml:space="preserve">因此，给定目标绝对误差</w:t>
+      </w:r>
+      <w:r>
+        <w:t xml:space="preserve"> </w:t>
+      </w:r>
+      <m:oMath>
+        <m:r>
+          <m:t>ε</m:t>
+        </m:r>
+      </m:oMath>
+      <w:r>
+        <w:t xml:space="preserve"> </w:t>
+      </w:r>
+      <w:r>
+        <w:rPr>
+          <w:rFonts w:hint="eastAsia"/>
+        </w:rPr>
+        <w:t xml:space="preserve">时，只需选择</w:t>
+      </w:r>
+      <w:r>
+        <w:t xml:space="preserve"> </w:t>
+      </w:r>
+      <m:oMath>
+        <m:r>
+          <m:t>m</m:t>
+        </m:r>
+        <m:r>
+          <m:rPr>
+            <m:sty m:val="p"/>
+          </m:rPr>
+          <m:t>,</m:t>
+        </m:r>
+        <m:r>
+          <m:t>n</m:t>
+        </m:r>
+      </m:oMath>
+      <w:r>
+        <w:t xml:space="preserve"> </w:t>
+      </w:r>
+      <w:r>
+        <w:rPr>
+          <w:rFonts w:hint="eastAsia"/>
+        </w:rPr>
+        <w:t xml:space="preserve">使</w:t>
+      </w:r>
+    </w:p>
+    <w:p>
+      <w:pPr>
+        <w:pStyle w:val="BodyText"/>
+      </w:pPr>
+      <m:oMathPara>
+        <m:oMathParaPr>
+          <m:jc m:val="center"/>
+        </m:oMathParaPr>
+        <m:oMath>
+          <m:r>
+            <m:t> </m:t>
+          </m:r>
+          <m:r>
+            <m:t>16</m:t>
+          </m:r>
+          <m:f>
+            <m:fPr>
+              <m:type m:val="bar"/>
+            </m:fPr>
+            <m:num>
+              <m:r>
+                <m:rPr>
+                  <m:sty m:val="p"/>
+                </m:rPr>
+                <m:t>(</m:t>
+              </m:r>
+              <m:r>
+                <m:t>1</m:t>
+              </m:r>
+              <m:r>
+                <m:rPr>
+                  <m:sty m:val="p"/>
+                </m:rPr>
+                <m:t>/</m:t>
+              </m:r>
+              <m:r>
+                <m:t>5</m:t>
+              </m:r>
+              <m:sSup>
+                <m:e>
+                  <m:r>
+                    <m:rPr>
+                      <m:sty m:val="p"/>
+                    </m:rPr>
+                    <m:t>)</m:t>
+                  </m:r>
+                </m:e>
+                <m:sup>
+                  <m:r>
+                    <m:t>2</m:t>
+                  </m:r>
+                  <m:r>
+                    <m:t>m</m:t>
+                  </m:r>
+                  <m:r>
+                    <m:rPr>
+                      <m:sty m:val="p"/>
+                    </m:rPr>
+                    <m:t>+</m:t>
+                  </m:r>
+                  <m:r>
+                    <m:t>3</m:t>
+                  </m:r>
+                </m:sup>
+              </m:sSup>
+            </m:num>
+            <m:den>
+              <m:r>
+                <m:t>2</m:t>
+              </m:r>
+              <m:r>
+                <m:t>m</m:t>
+              </m:r>
+              <m:r>
+                <m:rPr>
+                  <m:sty m:val="p"/>
+                </m:rPr>
+                <m:t>+</m:t>
+              </m:r>
+              <m:r>
+                <m:t>3</m:t>
+              </m:r>
+            </m:den>
+          </m:f>
+          <m:r>
+            <m:rPr>
+              <m:sty m:val="p"/>
+            </m:rPr>
+            <m:t>+</m:t>
+          </m:r>
+          <m:r>
+            <m:t>4</m:t>
+          </m:r>
+          <m:f>
+            <m:fPr>
+              <m:type m:val="bar"/>
+            </m:fPr>
+            <m:num>
+              <m:r>
+                <m:rPr>
+                  <m:sty m:val="p"/>
+                </m:rPr>
+                <m:t>(</m:t>
+              </m:r>
+              <m:r>
+                <m:t>1</m:t>
+              </m:r>
+              <m:r>
+                <m:rPr>
+                  <m:sty m:val="p"/>
+                </m:rPr>
+                <m:t>/</m:t>
+              </m:r>
+              <m:r>
+                <m:t>239</m:t>
+              </m:r>
+              <m:sSup>
+                <m:e>
+                  <m:r>
+                    <m:rPr>
+                      <m:sty m:val="p"/>
+                    </m:rPr>
+                    <m:t>)</m:t>
+                  </m:r>
+                </m:e>
+                <m:sup>
+                  <m:r>
+                    <m:t>2</m:t>
+                  </m:r>
+                  <m:r>
+                    <m:t>n</m:t>
+                  </m:r>
+                  <m:r>
+                    <m:rPr>
+                      <m:sty m:val="p"/>
+                    </m:rPr>
+                    <m:t>+</m:t>
+                  </m:r>
+                  <m:r>
+                    <m:t>3</m:t>
+                  </m:r>
+                </m:sup>
+              </m:sSup>
+            </m:num>
+            <m:den>
+              <m:r>
+                <m:t>2</m:t>
+              </m:r>
+              <m:r>
+                <m:t>n</m:t>
+              </m:r>
+              <m:r>
+                <m:rPr>
+                  <m:sty m:val="p"/>
+                </m:rPr>
+                <m:t>+</m:t>
+              </m:r>
+              <m:r>
+                <m:t>3</m:t>
+              </m:r>
+            </m:den>
+          </m:f>
+          <m:r>
+            <m:rPr>
+              <m:sty m:val="p"/>
+            </m:rPr>
+            <m:t>&lt;</m:t>
+          </m:r>
+          <m:r>
+            <m:t>ε</m:t>
+          </m:r>
+          <m:r>
+            <m:rPr>
+              <m:sty m:val="p"/>
+            </m:rPr>
+            <m:t>.</m:t>
+          </m:r>
+        </m:oMath>
+      </m:oMathPara>
+    </w:p>
+    <w:p>
+      <w:pPr>
+        <w:pStyle w:val="FirstParagraph"/>
+      </w:pPr>
+      <w:r>
+        <w:rPr>
+          <w:rFonts w:hint="eastAsia"/>
+        </w:rPr>
+        <w:t xml:space="preserve">若使用统一的单项阈值</w:t>
+      </w:r>
+      <w:r>
+        <w:t xml:space="preserve"> </w:t>
+      </w:r>
+      <m:oMath>
+        <m:r>
+          <m:t>τ</m:t>
+        </m:r>
+      </m:oMath>
+      <w:r>
+        <w:rPr>
+          <w:rFonts w:hint="eastAsia"/>
+        </w:rPr>
+        <w:t xml:space="preserve">，可分别累加到下一项满足</w:t>
+      </w:r>
+    </w:p>
+    <w:p>
+      <w:pPr>
+        <w:pStyle w:val="BodyText"/>
+      </w:pPr>
+      <m:oMathPara>
+        <m:oMathParaPr>
+          <m:jc m:val="center"/>
+        </m:oMathParaPr>
+        <m:oMath>
+          <m:f>
+            <m:fPr>
+              <m:type m:val="bar"/>
+            </m:fPr>
+            <m:num>
+              <m:r>
+                <m:rPr>
+                  <m:sty m:val="p"/>
+                </m:rPr>
+                <m:t>(</m:t>
+              </m:r>
+              <m:r>
+                <m:t>1</m:t>
+              </m:r>
+              <m:r>
+                <m:rPr>
+                  <m:sty m:val="p"/>
+                </m:rPr>
+                <m:t>/</m:t>
+              </m:r>
+              <m:r>
+                <m:t>5</m:t>
+              </m:r>
+              <m:sSup>
+                <m:e>
+                  <m:r>
+                    <m:rPr>
+                      <m:sty m:val="p"/>
+                    </m:rPr>
+                    <m:t>)</m:t>
+                  </m:r>
+                </m:e>
+                <m:sup>
+                  <m:r>
+                    <m:t>2</m:t>
+                  </m:r>
+                  <m:r>
+                    <m:t>m</m:t>
+                  </m:r>
+                  <m:r>
+                    <m:rPr>
+                      <m:sty m:val="p"/>
+                    </m:rPr>
+                    <m:t>+</m:t>
+                  </m:r>
+                  <m:r>
+                    <m:t>3</m:t>
+                  </m:r>
+                </m:sup>
+              </m:sSup>
+            </m:num>
+            <m:den>
+              <m:r>
+                <m:t>2</m:t>
+              </m:r>
+              <m:r>
+                <m:t>m</m:t>
+              </m:r>
+              <m:r>
+                <m:rPr>
+                  <m:sty m:val="p"/>
+                </m:rPr>
+                <m:t>+</m:t>
+              </m:r>
+              <m:r>
+                <m:t>3</m:t>
+              </m:r>
+            </m:den>
+          </m:f>
+          <m:r>
+            <m:rPr>
+              <m:sty m:val="p"/>
+            </m:rPr>
+            <m:t>&lt;</m:t>
+          </m:r>
+          <m:r>
+            <m:t>τ</m:t>
+          </m:r>
+          <m:r>
+            <m:rPr>
+              <m:sty m:val="p"/>
+            </m:rPr>
+            <m:t>,</m:t>
+          </m:r>
+          <m:r>
+            <m:t>  </m:t>
+          </m:r>
+          <m:f>
+            <m:fPr>
+              <m:type m:val="bar"/>
+            </m:fPr>
+            <m:num>
+              <m:r>
+                <m:rPr>
+                  <m:sty m:val="p"/>
+                </m:rPr>
+                <m:t>(</m:t>
+              </m:r>
+              <m:r>
+                <m:t>1</m:t>
+              </m:r>
+              <m:r>
+                <m:rPr>
+                  <m:sty m:val="p"/>
+                </m:rPr>
+                <m:t>/</m:t>
+              </m:r>
+              <m:r>
+                <m:t>239</m:t>
+              </m:r>
+              <m:sSup>
+                <m:e>
+                  <m:r>
+                    <m:rPr>
+                      <m:sty m:val="p"/>
+                    </m:rPr>
+                    <m:t>)</m:t>
+                  </m:r>
+                </m:e>
+                <m:sup>
+                  <m:r>
+                    <m:t>2</m:t>
+                  </m:r>
+                  <m:r>
+                    <m:t>n</m:t>
+                  </m:r>
+                  <m:r>
+                    <m:rPr>
+                      <m:sty m:val="p"/>
+                    </m:rPr>
+                    <m:t>+</m:t>
+                  </m:r>
+                  <m:r>
+                    <m:t>3</m:t>
+                  </m:r>
+                </m:sup>
+              </m:sSup>
+            </m:num>
+            <m:den>
+              <m:r>
+                <m:t>2</m:t>
+              </m:r>
+              <m:r>
+                <m:t>n</m:t>
+              </m:r>
+              <m:r>
+                <m:rPr>
+                  <m:sty m:val="p"/>
+                </m:rPr>
+                <m:t>+</m:t>
+              </m:r>
+              <m:r>
+                <m:t>3</m:t>
+              </m:r>
+            </m:den>
+          </m:f>
+          <m:r>
+            <m:rPr>
+              <m:sty m:val="p"/>
+            </m:rPr>
+            <m:t>&lt;</m:t>
+          </m:r>
+          <m:r>
+            <m:t>τ</m:t>
+          </m:r>
+          <m:r>
+            <m:rPr>
+              <m:sty m:val="p"/>
+            </m:rPr>
+            <m:t>.</m:t>
+          </m:r>
+        </m:oMath>
+      </m:oMathPara>
+    </w:p>
+    <w:p>
+      <w:pPr>
+        <w:pStyle w:val="FirstParagraph"/>
+      </w:pPr>
+      <w:r>
+        <w:rPr>
+          <w:rFonts w:hint="eastAsia"/>
+        </w:rPr>
+        <w:t xml:space="preserve">此时总误差不超过</w:t>
+      </w:r>
+      <w:r>
+        <w:t xml:space="preserve"> </w:t>
+      </w:r>
+      <m:oMath>
+        <m:r>
+          <m:t>20</m:t>
+        </m:r>
+        <m:r>
+          <m:t>τ</m:t>
+        </m:r>
+      </m:oMath>
+      <w:r>
+        <w:rPr>
+          <w:rFonts w:hint="eastAsia"/>
+        </w:rPr>
+        <w:t xml:space="preserve">。本小问到此完成计算方法的构造；具体数值结果放在下一小问给出。</w:t>
+      </w:r>
+    </w:p>
+    <w:bookmarkEnd w:id="33"/>
     <w:bookmarkEnd w:id="34"/>
-    <w:bookmarkStart w:id="35" w:name="分析-3"/>
-    <w:p>
-      <w:pPr>
-        <w:pStyle w:val="Heading3"/>
-      </w:pPr>
-      <w:r>
-        <w:rPr>
-          <w:rStyle w:val="SectionNumber"/>
-        </w:rPr>
-        <w:t xml:space="preserve">0.4.4</w:t>
-      </w:r>
-      <w:r>
-        <w:tab/>
-      </w:r>
-      <w:r>
-        <w:rPr>
-          <w:rFonts w:hint="eastAsia"/>
-        </w:rPr>
-        <w:t xml:space="preserve">分析</w:t>
-      </w:r>
-    </w:p>
-    <w:p>
-      <w:pPr>
-        <w:pStyle w:val="FirstParagraph"/>
-      </w:pPr>
-      <w:r>
-        <w:rPr>
-          <w:rFonts w:hint="eastAsia"/>
-        </w:rPr>
-        <w:t xml:space="preserve">与第一题相比，Machin</w:t>
-      </w:r>
-      <w:r>
-        <w:t xml:space="preserve"> </w:t>
-      </w:r>
-      <w:r>
-        <w:rPr>
-          <w:rFonts w:hint="eastAsia"/>
-        </w:rPr>
-        <w:t xml:space="preserve">公式的优势来自“小参数级数”的快速收敛。由于</w:t>
-      </w:r>
-      <w:r>
-        <w:t xml:space="preserve"> </w:t>
-      </w:r>
-      <w:r>
-        <w:rPr>
-          <w:rStyle w:val="VerbatimChar"/>
-        </w:rPr>
-        <w:t xml:space="preserve">1/5</w:t>
-      </w:r>
-      <w:r>
-        <w:t xml:space="preserve"> </w:t>
-      </w:r>
-      <w:r>
-        <w:rPr>
-          <w:rFonts w:hint="eastAsia"/>
-        </w:rPr>
-        <w:t xml:space="preserve">和</w:t>
-      </w:r>
-      <w:r>
-        <w:t xml:space="preserve"> </w:t>
-      </w:r>
-      <w:r>
-        <w:rPr>
-          <w:rStyle w:val="VerbatimChar"/>
-        </w:rPr>
-        <w:t xml:space="preserve">1/239</w:t>
-      </w:r>
-      <w:r>
-        <w:t xml:space="preserve"> </w:t>
-      </w:r>
-      <w:r>
-        <w:rPr>
-          <w:rFonts w:hint="eastAsia"/>
-        </w:rPr>
-        <w:t xml:space="preserve">都远小于</w:t>
-      </w:r>
-      <w:r>
-        <w:t xml:space="preserve"> </w:t>
-      </w:r>
-      <w:r>
-        <w:rPr>
-          <w:rStyle w:val="VerbatimChar"/>
-        </w:rPr>
-        <w:t xml:space="preserve">1</w:t>
-      </w:r>
-      <w:r>
-        <w:rPr>
-          <w:rFonts w:hint="eastAsia"/>
-        </w:rPr>
-        <w:t xml:space="preserve">，高阶项会迅速衰减，因此所需项数极少即可达到高精度目标。换言之，本题展示的不是“换一种写法而已”，而是通过恒等变换显著改善了数值算法的收敛效率。</w:t>
-      </w:r>
-    </w:p>
-    <w:bookmarkEnd w:id="35"/>
-    <w:bookmarkEnd w:id="36"/>
-    <w:bookmarkStart w:id="41" w:name="problem-22精度目标"/>
+    <w:bookmarkStart w:id="39" w:name="problem-22精度目标"/>
     <w:p>
       <w:pPr>
         <w:pStyle w:val="Heading2"/>
@@ -3967,7 +5160,7 @@
         </w:r>
       </w:hyperlink>
     </w:p>
-    <w:bookmarkStart w:id="37" w:name="待求问题-4"/>
+    <w:bookmarkStart w:id="35" w:name="待求问题-4"/>
     <w:p>
       <w:pPr>
         <w:pStyle w:val="Heading3"/>
@@ -4025,8 +5218,8 @@
         <w:t xml:space="preserve">位小数。</w:t>
       </w:r>
     </w:p>
-    <w:bookmarkEnd w:id="37"/>
-    <w:bookmarkStart w:id="38" w:name="解决方式-4"/>
+    <w:bookmarkEnd w:id="35"/>
+    <w:bookmarkStart w:id="36" w:name="解决方式-3"/>
     <w:p>
       <w:pPr>
         <w:pStyle w:val="Heading3"/>
@@ -4055,7 +5248,63 @@
         <w:rPr>
           <w:rFonts w:hint="eastAsia"/>
         </w:rPr>
-        <w:t xml:space="preserve">算法流程如下：</w:t>
+        <w:t xml:space="preserve">沿用上一问构造的</w:t>
+      </w:r>
+      <w:r>
+        <w:t xml:space="preserve"> Machin </w:t>
+      </w:r>
+      <w:r>
+        <w:rPr>
+          <w:rFonts w:hint="eastAsia"/>
+        </w:rPr>
+        <w:t xml:space="preserve">截断式。若要求</w:t>
+      </w:r>
+      <w:r>
+        <w:t xml:space="preserve"> 30 </w:t>
+      </w:r>
+      <w:r>
+        <w:rPr>
+          <w:rFonts w:hint="eastAsia"/>
+        </w:rPr>
+        <w:t xml:space="preserve">位小数可靠，截断误差应小于半个末位单位，即</w:t>
+      </w:r>
+      <w:r>
+        <w:t xml:space="preserve"> </w:t>
+      </w:r>
+      <m:oMath>
+        <m:r>
+          <m:t>5</m:t>
+        </m:r>
+        <m:r>
+          <m:rPr>
+            <m:sty m:val="p"/>
+          </m:rPr>
+          <m:t>×</m:t>
+        </m:r>
+        <m:sSup>
+          <m:e>
+            <m:r>
+              <m:t>10</m:t>
+            </m:r>
+          </m:e>
+          <m:sup>
+            <m:r>
+              <m:rPr>
+                <m:sty m:val="p"/>
+              </m:rPr>
+              <m:t>−</m:t>
+            </m:r>
+            <m:r>
+              <m:t>31</m:t>
+            </m:r>
+          </m:sup>
+        </m:sSup>
+      </m:oMath>
+      <w:r>
+        <w:rPr>
+          <w:rFonts w:hint="eastAsia"/>
+        </w:rPr>
+        <w:t xml:space="preserve">。具体计算流程如下：</w:t>
       </w:r>
     </w:p>
     <w:p>
@@ -4066,7 +5315,7 @@
         <w:rPr>
           <w:rStyle w:val="VerbatimChar"/>
         </w:rPr>
-        <w:t xml:space="preserve">Input : x1 = 1/5, x2 = 1/239, tolerance tau</w:t>
+        <w:t xml:space="preserve">Input : x1 = 1/5, x2 = 1/239, tolerance tau = 1e-35</w:t>
       </w:r>
       <w:r>
         <w:br/>
@@ -4075,7 +5324,7 @@
         <w:rPr>
           <w:rStyle w:val="VerbatimChar"/>
         </w:rPr>
-        <w:t xml:space="preserve">Output: high-precision approximation of pi</w:t>
+        <w:t xml:space="preserve">Output: pi to at least 30 decimal places</w:t>
       </w:r>
       <w:r>
         <w:br/>
@@ -4105,7 +5354,7 @@
         <w:rPr>
           <w:rStyle w:val="VerbatimChar"/>
         </w:rPr>
-        <w:t xml:space="preserve">    n &lt;- 0</w:t>
+        <w:t xml:space="preserve">    k &lt;- 0</w:t>
       </w:r>
       <w:r>
         <w:br/>
@@ -4123,7 +5372,7 @@
         <w:rPr>
           <w:rStyle w:val="VerbatimChar"/>
         </w:rPr>
-        <w:t xml:space="preserve">        term &lt;- (-1)^n * x^(2n+1) / (2n+1)</w:t>
+        <w:t xml:space="preserve">        term &lt;- (-1)^k * x^(2k+1) / (2k+1)</w:t>
       </w:r>
       <w:r>
         <w:br/>
@@ -4141,7 +5390,7 @@
         <w:rPr>
           <w:rStyle w:val="VerbatimChar"/>
         </w:rPr>
-        <w:t xml:space="preserve">        n &lt;- n + 1</w:t>
+        <w:t xml:space="preserve">        k &lt;- k + 1</w:t>
       </w:r>
       <w:r>
         <w:br/>
@@ -4171,7 +5420,7 @@
         <w:rPr>
           <w:rStyle w:val="VerbatimChar"/>
         </w:rPr>
-        <w:t xml:space="preserve">a &lt;- atan_series(1/5, 1e-35)</w:t>
+        <w:t xml:space="preserve">a &lt;- atan_series(1/5, tau)</w:t>
       </w:r>
       <w:r>
         <w:br/>
@@ -4180,7 +5429,7 @@
         <w:rPr>
           <w:rStyle w:val="VerbatimChar"/>
         </w:rPr>
-        <w:t xml:space="preserve">b &lt;- atan_series(1/239, 1e-35)</w:t>
+        <w:t xml:space="preserve">b &lt;- atan_series(1/239, tau)</w:t>
       </w:r>
       <w:r>
         <w:br/>
@@ -4233,49 +5482,36 @@
         <w:rPr>
           <w:rFonts w:hint="eastAsia"/>
         </w:rPr>
-        <w:t xml:space="preserve">，以保证级数截断精度满足</w:t>
-      </w:r>
-      <w:r>
-        <w:t xml:space="preserve"> 30 </w:t>
-      </w:r>
-      <w:r>
-        <w:rPr>
-          <w:rFonts w:hint="eastAsia"/>
-        </w:rPr>
-        <w:t xml:space="preserve">位小数要求。</w:t>
-      </w:r>
-    </w:p>
-    <w:bookmarkEnd w:id="38"/>
-    <w:bookmarkStart w:id="39" w:name="问题答案-4"/>
-    <w:p>
-      <w:pPr>
-        <w:pStyle w:val="Heading3"/>
-      </w:pPr>
-      <w:r>
-        <w:rPr>
-          <w:rStyle w:val="SectionNumber"/>
-        </w:rPr>
-        <w:t xml:space="preserve">0.5.3</w:t>
-      </w:r>
-      <w:r>
-        <w:tab/>
-      </w:r>
-      <w:r>
-        <w:rPr>
-          <w:rFonts w:hint="eastAsia"/>
-        </w:rPr>
-        <w:t xml:space="preserve">问题答案</w:t>
-      </w:r>
-    </w:p>
-    <w:p>
-      <w:pPr>
-        <w:pStyle w:val="FirstParagraph"/>
-      </w:pPr>
-      <w:r>
-        <w:rPr>
-          <w:rFonts w:hint="eastAsia"/>
-        </w:rPr>
-        <w:t xml:space="preserve">最终得到</w:t>
+        <w:t xml:space="preserve">，单项阈值取</w:t>
+      </w:r>
+      <w:r>
+        <w:t xml:space="preserve"> </w:t>
+      </w:r>
+      <m:oMath>
+        <m:sSup>
+          <m:e>
+            <m:r>
+              <m:t>10</m:t>
+            </m:r>
+          </m:e>
+          <m:sup>
+            <m:r>
+              <m:rPr>
+                <m:sty m:val="p"/>
+              </m:rPr>
+              <m:t>−</m:t>
+            </m:r>
+            <m:r>
+              <m:t>35</m:t>
+            </m:r>
+          </m:sup>
+        </m:sSup>
+      </m:oMath>
+      <w:r>
+        <w:rPr>
+          <w:rFonts w:hint="eastAsia"/>
+        </w:rPr>
+        <w:t xml:space="preserve">。按上一问的误差界，两个反正切级数的加权截断误差可保守估计为</w:t>
       </w:r>
     </w:p>
     <w:p>
@@ -4288,6 +5524,208 @@
         </m:oMathParaPr>
         <m:oMath>
           <m:r>
+            <m:t>16</m:t>
+          </m:r>
+          <m:r>
+            <m:rPr>
+              <m:sty m:val="p"/>
+            </m:rPr>
+            <m:t>×</m:t>
+          </m:r>
+          <m:sSup>
+            <m:e>
+              <m:r>
+                <m:t>10</m:t>
+              </m:r>
+            </m:e>
+            <m:sup>
+              <m:r>
+                <m:rPr>
+                  <m:sty m:val="p"/>
+                </m:rPr>
+                <m:t>−</m:t>
+              </m:r>
+              <m:r>
+                <m:t>35</m:t>
+              </m:r>
+            </m:sup>
+          </m:sSup>
+          <m:r>
+            <m:rPr>
+              <m:sty m:val="p"/>
+            </m:rPr>
+            <m:t>+</m:t>
+          </m:r>
+          <m:r>
+            <m:t>4</m:t>
+          </m:r>
+          <m:r>
+            <m:rPr>
+              <m:sty m:val="p"/>
+            </m:rPr>
+            <m:t>×</m:t>
+          </m:r>
+          <m:sSup>
+            <m:e>
+              <m:r>
+                <m:t>10</m:t>
+              </m:r>
+            </m:e>
+            <m:sup>
+              <m:r>
+                <m:rPr>
+                  <m:sty m:val="p"/>
+                </m:rPr>
+                <m:t>−</m:t>
+              </m:r>
+              <m:r>
+                <m:t>35</m:t>
+              </m:r>
+            </m:sup>
+          </m:sSup>
+          <m:r>
+            <m:rPr>
+              <m:sty m:val="p"/>
+            </m:rPr>
+            <m:t>=</m:t>
+          </m:r>
+          <m:r>
+            <m:t>2</m:t>
+          </m:r>
+          <m:r>
+            <m:rPr>
+              <m:sty m:val="p"/>
+            </m:rPr>
+            <m:t>×</m:t>
+          </m:r>
+          <m:sSup>
+            <m:e>
+              <m:r>
+                <m:t>10</m:t>
+              </m:r>
+            </m:e>
+            <m:sup>
+              <m:r>
+                <m:rPr>
+                  <m:sty m:val="p"/>
+                </m:rPr>
+                <m:t>−</m:t>
+              </m:r>
+              <m:r>
+                <m:t>34</m:t>
+              </m:r>
+            </m:sup>
+          </m:sSup>
+          <m:r>
+            <m:rPr>
+              <m:sty m:val="p"/>
+            </m:rPr>
+            <m:t>,</m:t>
+          </m:r>
+        </m:oMath>
+      </m:oMathPara>
+    </w:p>
+    <w:p>
+      <w:pPr>
+        <w:pStyle w:val="FirstParagraph"/>
+      </w:pPr>
+      <w:r>
+        <w:rPr>
+          <w:rFonts w:hint="eastAsia"/>
+        </w:rPr>
+        <w:t xml:space="preserve">因此截断误差低于</w:t>
+      </w:r>
+      <w:r>
+        <w:t xml:space="preserve"> </w:t>
+      </w:r>
+      <m:oMath>
+        <m:r>
+          <m:t>5</m:t>
+        </m:r>
+        <m:r>
+          <m:rPr>
+            <m:sty m:val="p"/>
+          </m:rPr>
+          <m:t>×</m:t>
+        </m:r>
+        <m:sSup>
+          <m:e>
+            <m:r>
+              <m:t>10</m:t>
+            </m:r>
+          </m:e>
+          <m:sup>
+            <m:r>
+              <m:rPr>
+                <m:sty m:val="p"/>
+              </m:rPr>
+              <m:t>−</m:t>
+            </m:r>
+            <m:r>
+              <m:t>31</m:t>
+            </m:r>
+          </m:sup>
+        </m:sSup>
+      </m:oMath>
+      <w:r>
+        <w:rPr>
+          <w:rFonts w:hint="eastAsia"/>
+        </w:rPr>
+        <w:t xml:space="preserve">，不会影响前</w:t>
+      </w:r>
+      <w:r>
+        <w:t xml:space="preserve"> 30 </w:t>
+      </w:r>
+      <w:r>
+        <w:rPr>
+          <w:rFonts w:hint="eastAsia"/>
+        </w:rPr>
+        <w:t xml:space="preserve">位小数的判定。</w:t>
+      </w:r>
+    </w:p>
+    <w:bookmarkEnd w:id="36"/>
+    <w:bookmarkStart w:id="37" w:name="问题答案-4"/>
+    <w:p>
+      <w:pPr>
+        <w:pStyle w:val="Heading3"/>
+      </w:pPr>
+      <w:r>
+        <w:rPr>
+          <w:rStyle w:val="SectionNumber"/>
+        </w:rPr>
+        <w:t xml:space="preserve">0.5.3</w:t>
+      </w:r>
+      <w:r>
+        <w:tab/>
+      </w:r>
+      <w:r>
+        <w:rPr>
+          <w:rFonts w:hint="eastAsia"/>
+        </w:rPr>
+        <w:t xml:space="preserve">问题答案</w:t>
+      </w:r>
+    </w:p>
+    <w:p>
+      <w:pPr>
+        <w:pStyle w:val="FirstParagraph"/>
+      </w:pPr>
+      <w:r>
+        <w:rPr>
+          <w:rFonts w:hint="eastAsia"/>
+        </w:rPr>
+        <w:t xml:space="preserve">最终得到</w:t>
+      </w:r>
+    </w:p>
+    <w:p>
+      <w:pPr>
+        <w:pStyle w:val="BodyText"/>
+      </w:pPr>
+      <m:oMathPara>
+        <m:oMathParaPr>
+          <m:jc m:val="center"/>
+        </m:oMathParaPr>
+        <m:oMath>
+          <m:r>
             <m:t>π</m:t>
           </m:r>
           <m:r>
@@ -4325,7 +5763,7 @@
         <w:rPr>
           <w:rFonts w:hint="eastAsia"/>
         </w:rPr>
-        <w:t xml:space="preserve">公式在本题精度目标下完全满足</w:t>
+        <w:t xml:space="preserve">公式在本题精度目标下满足</w:t>
       </w:r>
       <w:r>
         <w:t xml:space="preserve"> 30 </w:t>
@@ -4334,106 +5772,183 @@
         <w:rPr>
           <w:rFonts w:hint="eastAsia"/>
         </w:rPr>
-        <w:t xml:space="preserve">位小数要求。</w:t>
-      </w:r>
-    </w:p>
+        <w:t xml:space="preserve">位小数要求；程序相对</w:t>
+      </w:r>
+      <w:r>
+        <w:t xml:space="preserve"> </w:t>
+      </w:r>
+      <w:r>
+        <w:rPr>
+          <w:rStyle w:val="VerbatimChar"/>
+        </w:rPr>
+        <w:t xml:space="preserve">acosq(-1)</w:t>
+      </w:r>
+      <w:r>
+        <w:t xml:space="preserve"> </w:t>
+      </w:r>
+      <w:r>
+        <w:rPr>
+          <w:rFonts w:hint="eastAsia"/>
+        </w:rPr>
+        <w:t xml:space="preserve">的显示差异为</w:t>
+      </w:r>
+      <w:r>
+        <w:t xml:space="preserve"> </w:t>
+      </w:r>
+      <w:r>
+        <w:rPr>
+          <w:rStyle w:val="VerbatimChar"/>
+        </w:rPr>
+        <w:t xml:space="preserve">0.000000000000e+00</w:t>
+      </w:r>
+      <w:r>
+        <w:rPr>
+          <w:rFonts w:hint="eastAsia"/>
+        </w:rPr>
+        <w:t xml:space="preserve">，截断误差界约为</w:t>
+      </w:r>
+      <w:r>
+        <w:t xml:space="preserve"> </w:t>
+      </w:r>
+      <m:oMath>
+        <m:r>
+          <m:t>2</m:t>
+        </m:r>
+        <m:r>
+          <m:rPr>
+            <m:sty m:val="p"/>
+          </m:rPr>
+          <m:t>×</m:t>
+        </m:r>
+        <m:sSup>
+          <m:e>
+            <m:r>
+              <m:t>10</m:t>
+            </m:r>
+          </m:e>
+          <m:sup>
+            <m:r>
+              <m:rPr>
+                <m:sty m:val="p"/>
+              </m:rPr>
+              <m:t>−</m:t>
+            </m:r>
+            <m:r>
+              <m:t>34</m:t>
+            </m:r>
+          </m:sup>
+        </m:sSup>
+      </m:oMath>
+      <w:r>
+        <w:t xml:space="preserve">。</w:t>
+      </w:r>
+    </w:p>
+    <w:bookmarkEnd w:id="37"/>
+    <w:bookmarkStart w:id="38" w:name="分析-3"/>
+    <w:p>
+      <w:pPr>
+        <w:pStyle w:val="Heading3"/>
+      </w:pPr>
+      <w:r>
+        <w:rPr>
+          <w:rStyle w:val="SectionNumber"/>
+        </w:rPr>
+        <w:t xml:space="preserve">0.5.4</w:t>
+      </w:r>
+      <w:r>
+        <w:tab/>
+      </w:r>
+      <w:r>
+        <w:rPr>
+          <w:rFonts w:hint="eastAsia"/>
+        </w:rPr>
+        <w:t xml:space="preserve">分析</w:t>
+      </w:r>
+    </w:p>
+    <w:p>
+      <w:pPr>
+        <w:pStyle w:val="FirstParagraph"/>
+      </w:pPr>
+      <w:r>
+        <w:rPr>
+          <w:rFonts w:hint="eastAsia"/>
+        </w:rPr>
+        <w:t xml:space="preserve">与第一题相比，Machin</w:t>
+      </w:r>
+      <w:r>
+        <w:t xml:space="preserve"> </w:t>
+      </w:r>
+      <w:r>
+        <w:rPr>
+          <w:rFonts w:hint="eastAsia"/>
+        </w:rPr>
+        <w:t xml:space="preserve">公式的优势来自“小参数级数”的快速收敛。由于</w:t>
+      </w:r>
+      <w:r>
+        <w:t xml:space="preserve"> </w:t>
+      </w:r>
+      <w:r>
+        <w:rPr>
+          <w:rStyle w:val="VerbatimChar"/>
+        </w:rPr>
+        <w:t xml:space="preserve">1/5</w:t>
+      </w:r>
+      <w:r>
+        <w:t xml:space="preserve"> </w:t>
+      </w:r>
+      <w:r>
+        <w:rPr>
+          <w:rFonts w:hint="eastAsia"/>
+        </w:rPr>
+        <w:t xml:space="preserve">和</w:t>
+      </w:r>
+      <w:r>
+        <w:t xml:space="preserve"> </w:t>
+      </w:r>
+      <w:r>
+        <w:rPr>
+          <w:rStyle w:val="VerbatimChar"/>
+        </w:rPr>
+        <w:t xml:space="preserve">1/239</w:t>
+      </w:r>
+      <w:r>
+        <w:t xml:space="preserve"> </w:t>
+      </w:r>
+      <w:r>
+        <w:rPr>
+          <w:rFonts w:hint="eastAsia"/>
+        </w:rPr>
+        <w:t xml:space="preserve">都远小于</w:t>
+      </w:r>
+      <w:r>
+        <w:t xml:space="preserve"> </w:t>
+      </w:r>
+      <w:r>
+        <w:rPr>
+          <w:rStyle w:val="VerbatimChar"/>
+        </w:rPr>
+        <w:t xml:space="preserve">1</w:t>
+      </w:r>
+      <w:r>
+        <w:rPr>
+          <w:rFonts w:hint="eastAsia"/>
+        </w:rPr>
+        <w:t xml:space="preserve">，高阶项会迅速衰减，因此所需项数极少即可达到高精度目标。这里的精度判断同时依赖数值输出和余项界：输出验证实现结果，余项界解释为什么该项数足以支撑</w:t>
+      </w:r>
+      <w:r>
+        <w:t xml:space="preserve"> 30 </w:t>
+      </w:r>
+      <w:r>
+        <w:rPr>
+          <w:rFonts w:hint="eastAsia"/>
+        </w:rPr>
+        <w:t xml:space="preserve">位小数。</w:t>
+      </w:r>
+    </w:p>
+    <w:bookmarkEnd w:id="38"/>
     <w:bookmarkEnd w:id="39"/>
-    <w:bookmarkStart w:id="40" w:name="分析-4"/>
-    <w:p>
-      <w:pPr>
-        <w:pStyle w:val="Heading3"/>
-      </w:pPr>
-      <w:r>
-        <w:rPr>
-          <w:rStyle w:val="SectionNumber"/>
-        </w:rPr>
-        <w:t xml:space="preserve">0.5.4</w:t>
-      </w:r>
-      <w:r>
-        <w:tab/>
-      </w:r>
-      <w:r>
-        <w:rPr>
-          <w:rFonts w:hint="eastAsia"/>
-        </w:rPr>
-        <w:t xml:space="preserve">分析</w:t>
-      </w:r>
-    </w:p>
-    <w:p>
-      <w:pPr>
-        <w:pStyle w:val="FirstParagraph"/>
-      </w:pPr>
-      <w:r>
-        <w:rPr>
-          <w:rFonts w:hint="eastAsia"/>
-        </w:rPr>
-        <w:t xml:space="preserve">与第一题相比，Machin</w:t>
-      </w:r>
-      <w:r>
-        <w:t xml:space="preserve"> </w:t>
-      </w:r>
-      <w:r>
-        <w:rPr>
-          <w:rFonts w:hint="eastAsia"/>
-        </w:rPr>
-        <w:t xml:space="preserve">公式的优势来自“小参数级数”的快速收敛。由于</w:t>
-      </w:r>
-      <w:r>
-        <w:t xml:space="preserve"> </w:t>
-      </w:r>
-      <w:r>
-        <w:rPr>
-          <w:rStyle w:val="VerbatimChar"/>
-        </w:rPr>
-        <w:t xml:space="preserve">1/5</w:t>
-      </w:r>
-      <w:r>
-        <w:t xml:space="preserve"> </w:t>
-      </w:r>
-      <w:r>
-        <w:rPr>
-          <w:rFonts w:hint="eastAsia"/>
-        </w:rPr>
-        <w:t xml:space="preserve">和</w:t>
-      </w:r>
-      <w:r>
-        <w:t xml:space="preserve"> </w:t>
-      </w:r>
-      <w:r>
-        <w:rPr>
-          <w:rStyle w:val="VerbatimChar"/>
-        </w:rPr>
-        <w:t xml:space="preserve">1/239</w:t>
-      </w:r>
-      <w:r>
-        <w:t xml:space="preserve"> </w:t>
-      </w:r>
-      <w:r>
-        <w:rPr>
-          <w:rFonts w:hint="eastAsia"/>
-        </w:rPr>
-        <w:t xml:space="preserve">都远小于</w:t>
-      </w:r>
-      <w:r>
-        <w:t xml:space="preserve"> </w:t>
-      </w:r>
-      <w:r>
-        <w:rPr>
-          <w:rStyle w:val="VerbatimChar"/>
-        </w:rPr>
-        <w:t xml:space="preserve">1</w:t>
-      </w:r>
-      <w:r>
-        <w:rPr>
-          <w:rFonts w:hint="eastAsia"/>
-        </w:rPr>
-        <w:t xml:space="preserve">，高阶项会迅速衰减，因此所需项数极少即可达到高精度目标。换言之，本题展示的不是“换一种写法而已”，而是通过恒等变换显著改善了数值算法的收敛效率。</w:t>
-      </w:r>
-    </w:p>
     <w:bookmarkEnd w:id="40"/>
-    <w:bookmarkEnd w:id="41"/>
-    <w:bookmarkEnd w:id="42"/>
-    <w:bookmarkStart w:id="50" w:name="iii.-机器端序检测"/>
+    <w:bookmarkStart w:id="48" w:name="iii.-机器端序检测"/>
     <w:p>
       <w:pPr>
         <w:pStyle w:val="Heading1"/>
@@ -4448,7 +5963,7 @@
         <w:t xml:space="preserve">机器端序检测</w:t>
       </w:r>
     </w:p>
-    <w:bookmarkStart w:id="49" w:name="problem-3机器端序检测"/>
+    <w:bookmarkStart w:id="47" w:name="problem-3机器端序检测"/>
     <w:p>
       <w:pPr>
         <w:pStyle w:val="Heading2"/>
@@ -4491,7 +6006,7 @@
           <w:numId w:val="1006"/>
         </w:numPr>
       </w:pPr>
-      <w:hyperlink r:id="rId43">
+      <w:hyperlink r:id="rId41">
         <w:r>
           <w:rPr>
             <w:rStyle w:val="Hyperlink"/>
@@ -4515,7 +6030,7 @@
           <w:numId w:val="1006"/>
         </w:numPr>
       </w:pPr>
-      <w:hyperlink r:id="rId44">
+      <w:hyperlink r:id="rId42">
         <w:r>
           <w:rPr>
             <w:rStyle w:val="Hyperlink"/>
@@ -4524,7 +6039,7 @@
         </w:r>
       </w:hyperlink>
     </w:p>
-    <w:bookmarkStart w:id="45" w:name="待求问题-5"/>
+    <w:bookmarkStart w:id="43" w:name="待求问题-5"/>
     <w:p>
       <w:pPr>
         <w:pStyle w:val="Heading3"/>
@@ -4583,8 +6098,193 @@
         <w:t xml:space="preserve">存储。</w:t>
       </w:r>
     </w:p>
+    <w:bookmarkEnd w:id="43"/>
+    <w:bookmarkStart w:id="44" w:name="解决方式-4"/>
+    <w:p>
+      <w:pPr>
+        <w:pStyle w:val="Heading3"/>
+      </w:pPr>
+      <w:r>
+        <w:rPr>
+          <w:rStyle w:val="SectionNumber"/>
+        </w:rPr>
+        <w:t xml:space="preserve">0.6.2</w:t>
+      </w:r>
+      <w:r>
+        <w:tab/>
+      </w:r>
+      <w:r>
+        <w:rPr>
+          <w:rFonts w:hint="eastAsia"/>
+        </w:rPr>
+        <w:t xml:space="preserve">解决方式</w:t>
+      </w:r>
+    </w:p>
+    <w:p>
+      <w:pPr>
+        <w:pStyle w:val="FirstParagraph"/>
+      </w:pPr>
+      <w:r>
+        <w:rPr>
+          <w:rFonts w:hint="eastAsia"/>
+        </w:rPr>
+        <w:t xml:space="preserve">判断过程可概括为：</w:t>
+      </w:r>
+    </w:p>
+    <w:p>
+      <w:pPr>
+        <w:pStyle w:val="SourceCode"/>
+      </w:pPr>
+      <w:r>
+        <w:rPr>
+          <w:rStyle w:val="VerbatimChar"/>
+        </w:rPr>
+        <w:t xml:space="preserve">Input : probe integer 0x01020304</w:t>
+      </w:r>
+      <w:r>
+        <w:br/>
+      </w:r>
+      <w:r>
+        <w:rPr>
+          <w:rStyle w:val="VerbatimChar"/>
+        </w:rPr>
+        <w:t xml:space="preserve">Output: machine byte order</w:t>
+      </w:r>
+      <w:r>
+        <w:br/>
+      </w:r>
+      <w:r>
+        <w:br/>
+      </w:r>
+      <w:r>
+        <w:rPr>
+          <w:rStyle w:val="VerbatimChar"/>
+        </w:rPr>
+        <w:t xml:space="preserve">store integer in memory</w:t>
+      </w:r>
+      <w:r>
+        <w:br/>
+      </w:r>
+      <w:r>
+        <w:rPr>
+          <w:rStyle w:val="VerbatimChar"/>
+        </w:rPr>
+        <w:t xml:space="preserve">view its address as byte array</w:t>
+      </w:r>
+      <w:r>
+        <w:br/>
+      </w:r>
+      <w:r>
+        <w:rPr>
+          <w:rStyle w:val="VerbatimChar"/>
+        </w:rPr>
+        <w:t xml:space="preserve">if first byte == 0x04 then</w:t>
+      </w:r>
+      <w:r>
+        <w:br/>
+      </w:r>
+      <w:r>
+        <w:rPr>
+          <w:rStyle w:val="VerbatimChar"/>
+        </w:rPr>
+        <w:t xml:space="preserve">    machine is little-endian</w:t>
+      </w:r>
+      <w:r>
+        <w:br/>
+      </w:r>
+      <w:r>
+        <w:rPr>
+          <w:rStyle w:val="VerbatimChar"/>
+        </w:rPr>
+        <w:t xml:space="preserve">else if first byte == 0x01 then</w:t>
+      </w:r>
+      <w:r>
+        <w:br/>
+      </w:r>
+      <w:r>
+        <w:rPr>
+          <w:rStyle w:val="VerbatimChar"/>
+        </w:rPr>
+        <w:t xml:space="preserve">    machine is big-endian</w:t>
+      </w:r>
+      <w:r>
+        <w:br/>
+      </w:r>
+      <w:r>
+        <w:rPr>
+          <w:rStyle w:val="VerbatimChar"/>
+        </w:rPr>
+        <w:t xml:space="preserve">end if</w:t>
+      </w:r>
+    </w:p>
+    <w:bookmarkEnd w:id="44"/>
+    <w:bookmarkStart w:id="45" w:name="问题答案-5"/>
+    <w:p>
+      <w:pPr>
+        <w:pStyle w:val="Heading3"/>
+      </w:pPr>
+      <w:r>
+        <w:rPr>
+          <w:rStyle w:val="SectionNumber"/>
+        </w:rPr>
+        <w:t xml:space="preserve">0.6.3</w:t>
+      </w:r>
+      <w:r>
+        <w:tab/>
+      </w:r>
+      <w:r>
+        <w:rPr>
+          <w:rFonts w:hint="eastAsia"/>
+        </w:rPr>
+        <w:t xml:space="preserve">问题答案</w:t>
+      </w:r>
+    </w:p>
+    <w:p>
+      <w:pPr>
+        <w:pStyle w:val="FirstParagraph"/>
+      </w:pPr>
+      <w:r>
+        <w:rPr>
+          <w:rFonts w:hint="eastAsia"/>
+        </w:rPr>
+        <w:t xml:space="preserve">本机探针字节顺序为</w:t>
+      </w:r>
+      <w:r>
+        <w:t xml:space="preserve"> </w:t>
+      </w:r>
+      <w:r>
+        <w:rPr>
+          <w:rStyle w:val="VerbatimChar"/>
+        </w:rPr>
+        <w:t xml:space="preserve">04 03 02 01</w:t>
+      </w:r>
+      <w:r>
+        <w:rPr>
+          <w:rFonts w:hint="eastAsia"/>
+        </w:rPr>
+        <w:t xml:space="preserve">，因此当前机器采用</w:t>
+      </w:r>
+      <w:r>
+        <w:t xml:space="preserve"> </w:t>
+      </w:r>
+      <w:r>
+        <w:rPr>
+          <w:rStyle w:val="VerbatimChar"/>
+        </w:rPr>
+        <w:t xml:space="preserve">little-endian</w:t>
+      </w:r>
+      <w:r>
+        <w:t xml:space="preserve"> </w:t>
+      </w:r>
+      <w:r>
+        <w:rPr>
+          <w:rFonts w:hint="eastAsia"/>
+        </w:rPr>
+        <w:t xml:space="preserve">存储。</w:t>
+      </w:r>
+    </w:p>
     <w:bookmarkEnd w:id="45"/>
-    <w:bookmarkStart w:id="46" w:name="解决方式-5"/>
+    <w:bookmarkStart w:id="46" w:name="分析-4"/>
     <w:p>
       <w:pPr>
         <w:pStyle w:val="Heading3"/>
@@ -4593,7 +6293,7 @@
         <w:rPr>
           <w:rStyle w:val="SectionNumber"/>
         </w:rPr>
-        <w:t xml:space="preserve">0.6.2</w:t>
+        <w:t xml:space="preserve">0.6.4</w:t>
       </w:r>
       <w:r>
         <w:tab/>
@@ -4602,7 +6302,7 @@
         <w:rPr>
           <w:rFonts w:hint="eastAsia"/>
         </w:rPr>
-        <w:t xml:space="preserve">解决方式</w:t>
+        <w:t xml:space="preserve">分析</w:t>
       </w:r>
     </w:p>
     <w:p>
@@ -4613,198 +6313,13 @@
         <w:rPr>
           <w:rFonts w:hint="eastAsia"/>
         </w:rPr>
-        <w:t xml:space="preserve">判断过程可概括为：</w:t>
-      </w:r>
-    </w:p>
-    <w:p>
-      <w:pPr>
-        <w:pStyle w:val="SourceCode"/>
-      </w:pPr>
-      <w:r>
-        <w:rPr>
-          <w:rStyle w:val="VerbatimChar"/>
-        </w:rPr>
-        <w:t xml:space="preserve">Input : probe integer 0x01020304</w:t>
-      </w:r>
-      <w:r>
-        <w:br/>
-      </w:r>
-      <w:r>
-        <w:rPr>
-          <w:rStyle w:val="VerbatimChar"/>
-        </w:rPr>
-        <w:t xml:space="preserve">Output: machine byte order</w:t>
-      </w:r>
-      <w:r>
-        <w:br/>
-      </w:r>
-      <w:r>
-        <w:br/>
-      </w:r>
-      <w:r>
-        <w:rPr>
-          <w:rStyle w:val="VerbatimChar"/>
-        </w:rPr>
-        <w:t xml:space="preserve">store integer in memory</w:t>
-      </w:r>
-      <w:r>
-        <w:br/>
-      </w:r>
-      <w:r>
-        <w:rPr>
-          <w:rStyle w:val="VerbatimChar"/>
-        </w:rPr>
-        <w:t xml:space="preserve">view its address as byte array</w:t>
-      </w:r>
-      <w:r>
-        <w:br/>
-      </w:r>
-      <w:r>
-        <w:rPr>
-          <w:rStyle w:val="VerbatimChar"/>
-        </w:rPr>
-        <w:t xml:space="preserve">if first byte == 0x04 then</w:t>
-      </w:r>
-      <w:r>
-        <w:br/>
-      </w:r>
-      <w:r>
-        <w:rPr>
-          <w:rStyle w:val="VerbatimChar"/>
-        </w:rPr>
-        <w:t xml:space="preserve">    machine is little-endian</w:t>
-      </w:r>
-      <w:r>
-        <w:br/>
-      </w:r>
-      <w:r>
-        <w:rPr>
-          <w:rStyle w:val="VerbatimChar"/>
-        </w:rPr>
-        <w:t xml:space="preserve">else if first byte == 0x01 then</w:t>
-      </w:r>
-      <w:r>
-        <w:br/>
-      </w:r>
-      <w:r>
-        <w:rPr>
-          <w:rStyle w:val="VerbatimChar"/>
-        </w:rPr>
-        <w:t xml:space="preserve">    machine is big-endian</w:t>
-      </w:r>
-      <w:r>
-        <w:br/>
-      </w:r>
-      <w:r>
-        <w:rPr>
-          <w:rStyle w:val="VerbatimChar"/>
-        </w:rPr>
-        <w:t xml:space="preserve">end if</w:t>
+        <w:t xml:space="preserve">端序只描述多字节数据在内存中的排布方式，并不等同于处理器的全部体系结构特征。通过字节探针判断端序，是因为该方法直接考察同一整数在内存中的最低地址字节内容，因此具有明确而稳定的解释。</w:t>
       </w:r>
     </w:p>
     <w:bookmarkEnd w:id="46"/>
-    <w:bookmarkStart w:id="47" w:name="问题答案-5"/>
-    <w:p>
-      <w:pPr>
-        <w:pStyle w:val="Heading3"/>
-      </w:pPr>
-      <w:r>
-        <w:rPr>
-          <w:rStyle w:val="SectionNumber"/>
-        </w:rPr>
-        <w:t xml:space="preserve">0.6.3</w:t>
-      </w:r>
-      <w:r>
-        <w:tab/>
-      </w:r>
-      <w:r>
-        <w:rPr>
-          <w:rFonts w:hint="eastAsia"/>
-        </w:rPr>
-        <w:t xml:space="preserve">问题答案</w:t>
-      </w:r>
-    </w:p>
-    <w:p>
-      <w:pPr>
-        <w:pStyle w:val="FirstParagraph"/>
-      </w:pPr>
-      <w:r>
-        <w:rPr>
-          <w:rFonts w:hint="eastAsia"/>
-        </w:rPr>
-        <w:t xml:space="preserve">本机探针字节顺序为</w:t>
-      </w:r>
-      <w:r>
-        <w:t xml:space="preserve"> </w:t>
-      </w:r>
-      <w:r>
-        <w:rPr>
-          <w:rStyle w:val="VerbatimChar"/>
-        </w:rPr>
-        <w:t xml:space="preserve">04 03 02 01</w:t>
-      </w:r>
-      <w:r>
-        <w:rPr>
-          <w:rFonts w:hint="eastAsia"/>
-        </w:rPr>
-        <w:t xml:space="preserve">，因此当前机器采用</w:t>
-      </w:r>
-      <w:r>
-        <w:t xml:space="preserve"> </w:t>
-      </w:r>
-      <w:r>
-        <w:rPr>
-          <w:rStyle w:val="VerbatimChar"/>
-        </w:rPr>
-        <w:t xml:space="preserve">little-endian</w:t>
-      </w:r>
-      <w:r>
-        <w:t xml:space="preserve"> </w:t>
-      </w:r>
-      <w:r>
-        <w:rPr>
-          <w:rFonts w:hint="eastAsia"/>
-        </w:rPr>
-        <w:t xml:space="preserve">存储。</w:t>
-      </w:r>
-    </w:p>
     <w:bookmarkEnd w:id="47"/>
-    <w:bookmarkStart w:id="48" w:name="分析-5"/>
-    <w:p>
-      <w:pPr>
-        <w:pStyle w:val="Heading3"/>
-      </w:pPr>
-      <w:r>
-        <w:rPr>
-          <w:rStyle w:val="SectionNumber"/>
-        </w:rPr>
-        <w:t xml:space="preserve">0.6.4</w:t>
-      </w:r>
-      <w:r>
-        <w:tab/>
-      </w:r>
-      <w:r>
-        <w:rPr>
-          <w:rFonts w:hint="eastAsia"/>
-        </w:rPr>
-        <w:t xml:space="preserve">分析</w:t>
-      </w:r>
-    </w:p>
-    <w:p>
-      <w:pPr>
-        <w:pStyle w:val="FirstParagraph"/>
-      </w:pPr>
-      <w:r>
-        <w:rPr>
-          <w:rFonts w:hint="eastAsia"/>
-        </w:rPr>
-        <w:t xml:space="preserve">端序只描述多字节数据在内存中的排布方式，并不等同于处理器的全部体系结构特征。通过字节探针判断端序，是因为该方法直接考察同一整数在内存中的最低地址字节内容，因此具有明确而稳定的解释。</w:t>
-      </w:r>
-    </w:p>
     <w:bookmarkEnd w:id="48"/>
-    <w:bookmarkEnd w:id="49"/>
-    <w:bookmarkEnd w:id="50"/>
-    <w:bookmarkStart w:id="58" w:name="iv.-机器精度测量"/>
+    <w:bookmarkStart w:id="56" w:name="iv.-机器精度测量"/>
     <w:p>
       <w:pPr>
         <w:pStyle w:val="Heading1"/>
@@ -4819,7 +6334,7 @@
         <w:t xml:space="preserve">机器精度测量</w:t>
       </w:r>
     </w:p>
-    <w:bookmarkStart w:id="57" w:name="problem-4机器精度测量"/>
+    <w:bookmarkStart w:id="55" w:name="problem-4机器精度测量"/>
     <w:p>
       <w:pPr>
         <w:pStyle w:val="Heading2"/>
@@ -4862,7 +6377,7 @@
           <w:numId w:val="1007"/>
         </w:numPr>
       </w:pPr>
-      <w:hyperlink r:id="rId51">
+      <w:hyperlink r:id="rId49">
         <w:r>
           <w:rPr>
             <w:rStyle w:val="Hyperlink"/>
@@ -4886,7 +6401,7 @@
           <w:numId w:val="1007"/>
         </w:numPr>
       </w:pPr>
-      <w:hyperlink r:id="rId52">
+      <w:hyperlink r:id="rId50">
         <w:r>
           <w:rPr>
             <w:rStyle w:val="Hyperlink"/>
@@ -4895,7 +6410,7 @@
         </w:r>
       </w:hyperlink>
     </w:p>
-    <w:bookmarkStart w:id="53" w:name="待求问题-6"/>
+    <w:bookmarkStart w:id="51" w:name="待求问题-6"/>
     <w:p>
       <w:pPr>
         <w:pStyle w:val="Heading3"/>
@@ -4966,8 +6481,8 @@
         <w:t xml:space="preserve"> machine epsilon。</w:t>
       </w:r>
     </w:p>
-    <w:bookmarkEnd w:id="53"/>
-    <w:bookmarkStart w:id="54" w:name="解决方式-6"/>
+    <w:bookmarkEnd w:id="51"/>
+    <w:bookmarkStart w:id="52" w:name="解决方式-5"/>
     <w:p>
       <w:pPr>
         <w:pStyle w:val="Heading3"/>
@@ -4996,7 +6511,617 @@
         <w:rPr>
           <w:rFonts w:hint="eastAsia"/>
         </w:rPr>
-        <w:t xml:space="preserve">本题采用经典的逐次二分方法：</w:t>
+        <w:t xml:space="preserve">设浮点格式采用二进制、规格化有效位数为</w:t>
+      </w:r>
+      <w:r>
+        <w:t xml:space="preserve"> </w:t>
+      </w:r>
+      <m:oMath>
+        <m:r>
+          <m:t>p</m:t>
+        </m:r>
+      </m:oMath>
+      <w:r>
+        <w:rPr>
+          <w:rFonts w:hint="eastAsia"/>
+        </w:rPr>
+        <w:t xml:space="preserve">，则</w:t>
+      </w:r>
+      <w:r>
+        <w:t xml:space="preserve"> </w:t>
+      </w:r>
+      <m:oMath>
+        <m:r>
+          <m:t>1</m:t>
+        </m:r>
+      </m:oMath>
+      <w:r>
+        <w:t xml:space="preserve"> </w:t>
+      </w:r>
+      <w:r>
+        <w:rPr>
+          <w:rFonts w:hint="eastAsia"/>
+        </w:rPr>
+        <w:t xml:space="preserve">附近的相邻可表示数为</w:t>
+      </w:r>
+    </w:p>
+    <w:p>
+      <w:pPr>
+        <w:pStyle w:val="BodyText"/>
+      </w:pPr>
+      <m:oMathPara>
+        <m:oMathParaPr>
+          <m:jc m:val="center"/>
+        </m:oMathParaPr>
+        <m:oMath>
+          <m:r>
+            <m:t>1</m:t>
+          </m:r>
+          <m:r>
+            <m:rPr>
+              <m:sty m:val="p"/>
+            </m:rPr>
+            <m:t>,</m:t>
+          </m:r>
+          <m:r>
+            <m:t> </m:t>
+          </m:r>
+          <m:r>
+            <m:t>1</m:t>
+          </m:r>
+          <m:r>
+            <m:rPr>
+              <m:sty m:val="p"/>
+            </m:rPr>
+            <m:t>+</m:t>
+          </m:r>
+          <m:sSup>
+            <m:e>
+              <m:r>
+                <m:t>2</m:t>
+              </m:r>
+            </m:e>
+            <m:sup>
+              <m:r>
+                <m:t>1</m:t>
+              </m:r>
+              <m:r>
+                <m:rPr>
+                  <m:sty m:val="p"/>
+                </m:rPr>
+                <m:t>−</m:t>
+              </m:r>
+              <m:r>
+                <m:t>p</m:t>
+              </m:r>
+            </m:sup>
+          </m:sSup>
+          <m:r>
+            <m:rPr>
+              <m:sty m:val="p"/>
+            </m:rPr>
+            <m:t>,</m:t>
+          </m:r>
+          <m:r>
+            <m:t> </m:t>
+          </m:r>
+          <m:r>
+            <m:t>1</m:t>
+          </m:r>
+          <m:r>
+            <m:rPr>
+              <m:sty m:val="p"/>
+            </m:rPr>
+            <m:t>+</m:t>
+          </m:r>
+          <m:r>
+            <m:t>2</m:t>
+          </m:r>
+          <m:r>
+            <m:rPr>
+              <m:sty m:val="p"/>
+            </m:rPr>
+            <m:t>⋅</m:t>
+          </m:r>
+          <m:sSup>
+            <m:e>
+              <m:r>
+                <m:t>2</m:t>
+              </m:r>
+            </m:e>
+            <m:sup>
+              <m:r>
+                <m:t>1</m:t>
+              </m:r>
+              <m:r>
+                <m:rPr>
+                  <m:sty m:val="p"/>
+                </m:rPr>
+                <m:t>−</m:t>
+              </m:r>
+              <m:r>
+                <m:t>p</m:t>
+              </m:r>
+            </m:sup>
+          </m:sSup>
+          <m:r>
+            <m:rPr>
+              <m:sty m:val="p"/>
+            </m:rPr>
+            <m:t>,</m:t>
+          </m:r>
+          <m:r>
+            <m:rPr>
+              <m:sty m:val="p"/>
+            </m:rPr>
+            <m:t>…</m:t>
+          </m:r>
+        </m:oMath>
+      </m:oMathPara>
+    </w:p>
+    <w:p>
+      <w:pPr>
+        <w:pStyle w:val="FirstParagraph"/>
+      </w:pPr>
+      <w:r>
+        <w:rPr>
+          <w:rFonts w:hint="eastAsia"/>
+        </w:rPr>
+        <w:t xml:space="preserve">因此</w:t>
+      </w:r>
+      <w:r>
+        <w:t xml:space="preserve"> </w:t>
+      </w:r>
+      <m:oMath>
+        <m:r>
+          <m:t>1</m:t>
+        </m:r>
+      </m:oMath>
+      <w:r>
+        <w:t xml:space="preserve"> </w:t>
+      </w:r>
+      <w:r>
+        <w:rPr>
+          <w:rFonts w:hint="eastAsia"/>
+        </w:rPr>
+        <w:t xml:space="preserve">到下一个大于</w:t>
+      </w:r>
+      <w:r>
+        <w:t xml:space="preserve"> </w:t>
+      </w:r>
+      <m:oMath>
+        <m:r>
+          <m:t>1</m:t>
+        </m:r>
+      </m:oMath>
+      <w:r>
+        <w:t xml:space="preserve"> </w:t>
+      </w:r>
+      <w:r>
+        <w:rPr>
+          <w:rFonts w:hint="eastAsia"/>
+        </w:rPr>
+        <w:t xml:space="preserve">的浮点数之间的间距为</w:t>
+      </w:r>
+    </w:p>
+    <w:p>
+      <w:pPr>
+        <w:pStyle w:val="BodyText"/>
+      </w:pPr>
+      <m:oMathPara>
+        <m:oMathParaPr>
+          <m:jc m:val="center"/>
+        </m:oMathParaPr>
+        <m:oMath>
+          <m:r>
+            <m:rPr>
+              <m:sty m:val="p"/>
+            </m:rPr>
+            <m:t>Δ</m:t>
+          </m:r>
+          <m:r>
+            <m:rPr>
+              <m:sty m:val="p"/>
+            </m:rPr>
+            <m:t>=</m:t>
+          </m:r>
+          <m:sSup>
+            <m:e>
+              <m:r>
+                <m:t>2</m:t>
+              </m:r>
+            </m:e>
+            <m:sup>
+              <m:r>
+                <m:t>1</m:t>
+              </m:r>
+              <m:r>
+                <m:rPr>
+                  <m:sty m:val="p"/>
+                </m:rPr>
+                <m:t>−</m:t>
+              </m:r>
+              <m:r>
+                <m:t>p</m:t>
+              </m:r>
+            </m:sup>
+          </m:sSup>
+          <m:r>
+            <m:rPr>
+              <m:sty m:val="p"/>
+            </m:rPr>
+            <m:t>.</m:t>
+          </m:r>
+        </m:oMath>
+      </m:oMathPara>
+    </w:p>
+    <w:p>
+      <w:pPr>
+        <w:pStyle w:val="FirstParagraph"/>
+      </w:pPr>
+      <w:r>
+        <w:t xml:space="preserve">machine epsilon </w:t>
+      </w:r>
+      <w:r>
+        <w:rPr>
+          <w:rFonts w:hint="eastAsia"/>
+        </w:rPr>
+        <w:t xml:space="preserve">按通常定义就是使浮点运算中</w:t>
+      </w:r>
+      <w:r>
+        <w:t xml:space="preserve"> </w:t>
+      </w:r>
+      <m:oMath>
+        <m:r>
+          <m:t>1</m:t>
+        </m:r>
+        <m:r>
+          <m:rPr>
+            <m:sty m:val="p"/>
+          </m:rPr>
+          <m:t>+</m:t>
+        </m:r>
+        <m:r>
+          <m:t>ε</m:t>
+        </m:r>
+      </m:oMath>
+      <w:r>
+        <w:t xml:space="preserve"> </w:t>
+      </w:r>
+      <w:r>
+        <w:rPr>
+          <w:rFonts w:hint="eastAsia"/>
+        </w:rPr>
+        <w:t xml:space="preserve">能够区别于</w:t>
+      </w:r>
+      <w:r>
+        <w:t xml:space="preserve"> </w:t>
+      </w:r>
+      <m:oMath>
+        <m:r>
+          <m:t>1</m:t>
+        </m:r>
+      </m:oMath>
+      <w:r>
+        <w:t xml:space="preserve"> </w:t>
+      </w:r>
+      <w:r>
+        <w:rPr>
+          <w:rFonts w:hint="eastAsia"/>
+        </w:rPr>
+        <w:t xml:space="preserve">的最小正间距，即</w:t>
+      </w:r>
+      <w:r>
+        <w:t xml:space="preserve"> </w:t>
+      </w:r>
+      <m:oMath>
+        <m:r>
+          <m:t>ε</m:t>
+        </m:r>
+        <m:r>
+          <m:rPr>
+            <m:sty m:val="p"/>
+          </m:rPr>
+          <m:t>=</m:t>
+        </m:r>
+        <m:r>
+          <m:rPr>
+            <m:sty m:val="p"/>
+          </m:rPr>
+          <m:t>Δ</m:t>
+        </m:r>
+      </m:oMath>
+      <w:r>
+        <w:rPr>
+          <w:rFonts w:hint="eastAsia"/>
+        </w:rPr>
+        <w:t xml:space="preserve">。在默认</w:t>
+      </w:r>
+      <w:r>
+        <w:t xml:space="preserve"> round-to-nearest </w:t>
+      </w:r>
+      <w:r>
+        <w:rPr>
+          <w:rFonts w:hint="eastAsia"/>
+        </w:rPr>
+        <w:t xml:space="preserve">模式下，若增量小于半个间距，则</w:t>
+      </w:r>
+      <w:r>
+        <w:t xml:space="preserve"> </w:t>
+      </w:r>
+      <m:oMath>
+        <m:r>
+          <m:t>1</m:t>
+        </m:r>
+        <m:r>
+          <m:rPr>
+            <m:sty m:val="p"/>
+          </m:rPr>
+          <m:t>+</m:t>
+        </m:r>
+        <m:r>
+          <m:t>δ</m:t>
+        </m:r>
+      </m:oMath>
+      <w:r>
+        <w:t xml:space="preserve"> </w:t>
+      </w:r>
+      <w:r>
+        <w:rPr>
+          <w:rFonts w:hint="eastAsia"/>
+        </w:rPr>
+        <w:t xml:space="preserve">会舍入回</w:t>
+      </w:r>
+      <w:r>
+        <w:t xml:space="preserve"> </w:t>
+      </w:r>
+      <m:oMath>
+        <m:r>
+          <m:t>1</m:t>
+        </m:r>
+      </m:oMath>
+      <w:r>
+        <w:rPr>
+          <w:rFonts w:hint="eastAsia"/>
+        </w:rPr>
+        <w:t xml:space="preserve">；当增量达到一个完整间距</w:t>
+      </w:r>
+      <w:r>
+        <w:t xml:space="preserve"> </w:t>
+      </w:r>
+      <m:oMath>
+        <m:r>
+          <m:rPr>
+            <m:sty m:val="p"/>
+          </m:rPr>
+          <m:t>Δ</m:t>
+        </m:r>
+      </m:oMath>
+      <w:r>
+        <w:t xml:space="preserve"> </w:t>
+      </w:r>
+      <w:r>
+        <w:rPr>
+          <w:rFonts w:hint="eastAsia"/>
+        </w:rPr>
+        <w:t xml:space="preserve">时，结果才稳定变为下一个可表示数。</w:t>
+      </w:r>
+    </w:p>
+    <w:p>
+      <w:pPr>
+        <w:pStyle w:val="BodyText"/>
+      </w:pPr>
+      <w:r>
+        <w:rPr>
+          <w:rFonts w:hint="eastAsia"/>
+        </w:rPr>
+        <w:t xml:space="preserve">程序从</w:t>
+      </w:r>
+      <w:r>
+        <w:t xml:space="preserve"> </w:t>
+      </w:r>
+      <m:oMath>
+        <m:r>
+          <m:t>ε</m:t>
+        </m:r>
+        <m:r>
+          <m:rPr>
+            <m:sty m:val="p"/>
+          </m:rPr>
+          <m:t>=</m:t>
+        </m:r>
+        <m:r>
+          <m:t>1</m:t>
+        </m:r>
+      </m:oMath>
+      <w:r>
+        <w:t xml:space="preserve"> </w:t>
+      </w:r>
+      <w:r>
+        <w:rPr>
+          <w:rFonts w:hint="eastAsia"/>
+        </w:rPr>
+        <w:t xml:space="preserve">开始反复二分，并检测</w:t>
+      </w:r>
+    </w:p>
+    <w:p>
+      <w:pPr>
+        <w:pStyle w:val="BodyText"/>
+      </w:pPr>
+      <m:oMathPara>
+        <m:oMathParaPr>
+          <m:jc m:val="center"/>
+        </m:oMathParaPr>
+        <m:oMath>
+          <m:r>
+            <m:rPr>
+              <m:sty m:val="p"/>
+            </m:rPr>
+            <m:t>fl</m:t>
+          </m:r>
+          <m:d>
+            <m:dPr>
+              <m:begChr m:val="("/>
+              <m:sepChr m:val=""/>
+              <m:endChr m:val=")"/>
+              <m:grow/>
+            </m:dPr>
+            <m:e>
+              <m:r>
+                <m:t>1</m:t>
+              </m:r>
+              <m:r>
+                <m:rPr>
+                  <m:sty m:val="p"/>
+                </m:rPr>
+                <m:t>+</m:t>
+              </m:r>
+              <m:f>
+                <m:fPr>
+                  <m:type m:val="bar"/>
+                </m:fPr>
+                <m:num>
+                  <m:r>
+                    <m:t>ε</m:t>
+                  </m:r>
+                </m:num>
+                <m:den>
+                  <m:r>
+                    <m:t>2</m:t>
+                  </m:r>
+                </m:den>
+              </m:f>
+            </m:e>
+          </m:d>
+          <m:r>
+            <m:rPr>
+              <m:sty m:val="p"/>
+            </m:rPr>
+            <m:t>&gt;</m:t>
+          </m:r>
+          <m:r>
+            <m:t>1</m:t>
+          </m:r>
+        </m:oMath>
+      </m:oMathPara>
+    </w:p>
+    <w:p>
+      <w:pPr>
+        <w:pStyle w:val="FirstParagraph"/>
+      </w:pPr>
+      <w:r>
+        <w:rPr>
+          <w:rFonts w:hint="eastAsia"/>
+        </w:rPr>
+        <w:t xml:space="preserve">是否仍成立。若成立，说明当前</w:t>
+      </w:r>
+      <w:r>
+        <w:t xml:space="preserve"> </w:t>
+      </w:r>
+      <m:oMath>
+        <m:r>
+          <m:t>ε</m:t>
+        </m:r>
+        <m:r>
+          <m:rPr>
+            <m:sty m:val="p"/>
+          </m:rPr>
+          <m:t>/</m:t>
+        </m:r>
+        <m:r>
+          <m:t>2</m:t>
+        </m:r>
+      </m:oMath>
+      <w:r>
+        <w:t xml:space="preserve"> </w:t>
+      </w:r>
+      <w:r>
+        <w:rPr>
+          <w:rFonts w:hint="eastAsia"/>
+        </w:rPr>
+        <w:t xml:space="preserve">仍能被机器区分，于是继续缩小</w:t>
+      </w:r>
+      <w:r>
+        <w:t xml:space="preserve"> </w:t>
+      </w:r>
+      <m:oMath>
+        <m:r>
+          <m:t>ε</m:t>
+        </m:r>
+      </m:oMath>
+      <w:r>
+        <w:rPr>
+          <w:rFonts w:hint="eastAsia"/>
+        </w:rPr>
+        <w:t xml:space="preserve">；当该判断第一次失败时，</w:t>
+      </w:r>
+      <m:oMath>
+        <m:r>
+          <m:t>ε</m:t>
+        </m:r>
+        <m:r>
+          <m:rPr>
+            <m:sty m:val="p"/>
+          </m:rPr>
+          <m:t>/</m:t>
+        </m:r>
+        <m:r>
+          <m:t>2</m:t>
+        </m:r>
+      </m:oMath>
+      <w:r>
+        <w:t xml:space="preserve"> </w:t>
+      </w:r>
+      <w:r>
+        <w:rPr>
+          <w:rFonts w:hint="eastAsia"/>
+        </w:rPr>
+        <w:t xml:space="preserve">已不能改变</w:t>
+      </w:r>
+      <w:r>
+        <w:t xml:space="preserve"> </w:t>
+      </w:r>
+      <m:oMath>
+        <m:r>
+          <m:t>1</m:t>
+        </m:r>
+      </m:oMath>
+      <w:r>
+        <w:rPr>
+          <w:rFonts w:hint="eastAsia"/>
+        </w:rPr>
+        <w:t xml:space="preserve">，而当前</w:t>
+      </w:r>
+      <w:r>
+        <w:t xml:space="preserve"> </w:t>
+      </w:r>
+      <m:oMath>
+        <m:r>
+          <m:t>ε</m:t>
+        </m:r>
+      </m:oMath>
+      <w:r>
+        <w:t xml:space="preserve"> </w:t>
+      </w:r>
+      <w:r>
+        <w:rPr>
+          <w:rFonts w:hint="eastAsia"/>
+        </w:rPr>
+        <w:t xml:space="preserve">正好是仍可区分的最小二进制间距。因此算法返回的就是该类型的</w:t>
+      </w:r>
+      <w:r>
+        <w:t xml:space="preserve"> machine epsilon。</w:t>
+      </w:r>
+    </w:p>
+    <w:p>
+      <w:pPr>
+        <w:pStyle w:val="BodyText"/>
+      </w:pPr>
+      <w:r>
+        <w:rPr>
+          <w:rFonts w:hint="eastAsia"/>
+        </w:rPr>
+        <w:t xml:space="preserve">具体算法如下：</w:t>
       </w:r>
     </w:p>
     <w:p>
@@ -5037,7 +7162,7 @@
         <w:rPr>
           <w:rStyle w:val="VerbatimChar"/>
         </w:rPr>
-        <w:t xml:space="preserve">while 1 + eps / 2 != 1 do</w:t>
+        <w:t xml:space="preserve">while 1 + eps / 2 &gt; 1 do</w:t>
       </w:r>
       <w:r>
         <w:br/>
@@ -5123,8 +7248,8 @@
         <w:t xml:space="preserve">执行。</w:t>
       </w:r>
     </w:p>
-    <w:bookmarkEnd w:id="54"/>
-    <w:bookmarkStart w:id="55" w:name="问题答案-6"/>
+    <w:bookmarkEnd w:id="52"/>
+    <w:bookmarkStart w:id="53" w:name="问题答案-6"/>
     <w:p>
       <w:pPr>
         <w:pStyle w:val="Heading3"/>
@@ -5297,8 +7422,8 @@
         <w:t xml:space="preserve">三者都与理论参考值完全一致。</w:t>
       </w:r>
     </w:p>
-    <w:bookmarkEnd w:id="55"/>
-    <w:bookmarkStart w:id="56" w:name="分析-6"/>
+    <w:bookmarkEnd w:id="53"/>
+    <w:bookmarkStart w:id="54" w:name="分析-5"/>
     <w:p>
       <w:pPr>
         <w:pStyle w:val="Heading3"/>
@@ -5532,10 +7657,10 @@
         <w:t xml:space="preserve">。本题结果说明逐次二分法能够正确探测浮点格式的最小分辨能力。</w:t>
       </w:r>
     </w:p>
+    <w:bookmarkEnd w:id="54"/>
+    <w:bookmarkEnd w:id="55"/>
     <w:bookmarkEnd w:id="56"/>
-    <w:bookmarkEnd w:id="57"/>
-    <w:bookmarkEnd w:id="58"/>
-    <w:bookmarkStart w:id="71" w:name="v.-不稳定递推与稳定改写"/>
+    <w:bookmarkStart w:id="69" w:name="v.-不稳定递推与稳定改写"/>
     <w:p>
       <w:pPr>
         <w:pStyle w:val="Heading1"/>
@@ -5556,29 +7681,9 @@
       </w:pPr>
       <w:r>
         <w:rPr>
-          <w:b/>
-          <w:bCs/>
-        </w:rPr>
-        <w:t xml:space="preserve">Problem </w:t>
-      </w:r>
-      <w:r>
-        <w:rPr>
-          <w:rFonts w:hint="eastAsia"/>
-          <w:b/>
-          <w:bCs/>
-        </w:rPr>
-        <w:t xml:space="preserve">5：不稳定递推与稳定改写</w:t>
-      </w:r>
-    </w:p>
-    <w:p>
-      <w:pPr>
-        <w:pStyle w:val="BodyText"/>
-      </w:pPr>
-      <w:r>
-        <w:rPr>
-          <w:rFonts w:hint="eastAsia"/>
-        </w:rPr>
-        <w:t xml:space="preserve">考虑序列</w:t>
+          <w:rFonts w:hint="eastAsia"/>
+        </w:rPr>
+        <w:t xml:space="preserve">本节考虑序列</w:t>
       </w:r>
     </w:p>
     <w:p>
@@ -5797,7 +7902,7 @@
         </m:oMath>
       </m:oMathPara>
     </w:p>
-    <w:bookmarkStart w:id="65" w:name="problem-51数值极限比较"/>
+    <w:bookmarkStart w:id="63" w:name="problem-51数值极限比较"/>
     <w:p>
       <w:pPr>
         <w:pStyle w:val="Heading2"/>
@@ -5840,7 +7945,7 @@
           <w:numId w:val="1008"/>
         </w:numPr>
       </w:pPr>
-      <w:hyperlink r:id="rId59">
+      <w:hyperlink r:id="rId57">
         <w:r>
           <w:rPr>
             <w:rStyle w:val="Hyperlink"/>
@@ -5864,7 +7969,7 @@
           <w:numId w:val="1008"/>
         </w:numPr>
       </w:pPr>
-      <w:hyperlink r:id="rId60">
+      <w:hyperlink r:id="rId58">
         <w:r>
           <w:rPr>
             <w:rStyle w:val="Hyperlink"/>
@@ -5873,7 +7978,7 @@
         </w:r>
       </w:hyperlink>
     </w:p>
-    <w:bookmarkStart w:id="61" w:name="待求问题-7"/>
+    <w:bookmarkStart w:id="59" w:name="待求问题-7"/>
     <w:p>
       <w:pPr>
         <w:pStyle w:val="Heading3"/>
@@ -5916,8 +8021,8 @@
         <w:t xml:space="preserve">。</w:t>
       </w:r>
     </w:p>
-    <w:bookmarkEnd w:id="61"/>
-    <w:bookmarkStart w:id="62" w:name="解决方式-7"/>
+    <w:bookmarkEnd w:id="59"/>
+    <w:bookmarkStart w:id="60" w:name="解决方式-6"/>
     <w:p>
       <w:pPr>
         <w:pStyle w:val="Heading3"/>
@@ -6142,8 +8247,8 @@
         <w:t xml:space="preserve">从而避免直接计算两个接近量之差。</w:t>
       </w:r>
     </w:p>
-    <w:bookmarkEnd w:id="62"/>
-    <w:bookmarkStart w:id="63" w:name="问题答案-7"/>
+    <w:bookmarkEnd w:id="60"/>
+    <w:bookmarkStart w:id="61" w:name="问题答案-7"/>
     <w:p>
       <w:pPr>
         <w:pStyle w:val="Heading3"/>
@@ -6622,8 +8727,8 @@
         <w:t xml:space="preserve">的收敛。</w:t>
       </w:r>
     </w:p>
-    <w:bookmarkEnd w:id="63"/>
-    <w:bookmarkStart w:id="64" w:name="分析-7"/>
+    <w:bookmarkEnd w:id="61"/>
+    <w:bookmarkStart w:id="62" w:name="分析-6"/>
     <w:p>
       <w:pPr>
         <w:pStyle w:val="Heading3"/>
@@ -6870,9 +8975,9 @@
         <w:t xml:space="preserve"> rounding error propagation。</w:t>
       </w:r>
     </w:p>
-    <w:bookmarkEnd w:id="64"/>
-    <w:bookmarkEnd w:id="65"/>
-    <w:bookmarkStart w:id="70" w:name="problem-52不稳定原因解释"/>
+    <w:bookmarkEnd w:id="62"/>
+    <w:bookmarkEnd w:id="63"/>
+    <w:bookmarkStart w:id="68" w:name="problem-52不稳定原因解释"/>
     <w:p>
       <w:pPr>
         <w:pStyle w:val="Heading2"/>
@@ -6915,7 +9020,7 @@
           <w:numId w:val="1009"/>
         </w:numPr>
       </w:pPr>
-      <w:hyperlink r:id="rId59">
+      <w:hyperlink r:id="rId57">
         <w:r>
           <w:rPr>
             <w:rStyle w:val="Hyperlink"/>
@@ -6939,7 +9044,7 @@
           <w:numId w:val="1009"/>
         </w:numPr>
       </w:pPr>
-      <w:hyperlink r:id="rId60">
+      <w:hyperlink r:id="rId58">
         <w:r>
           <w:rPr>
             <w:rStyle w:val="Hyperlink"/>
@@ -6948,7 +9053,7 @@
         </w:r>
       </w:hyperlink>
     </w:p>
-    <w:bookmarkStart w:id="66" w:name="待求问题-8"/>
+    <w:bookmarkStart w:id="64" w:name="待求问题-8"/>
     <w:p>
       <w:pPr>
         <w:pStyle w:val="Heading3"/>
@@ -7001,8 +9106,8 @@
         <w:t xml:space="preserve"> rounding error propagation。</w:t>
       </w:r>
     </w:p>
-    <w:bookmarkEnd w:id="66"/>
-    <w:bookmarkStart w:id="67" w:name="解决方式-8"/>
+    <w:bookmarkEnd w:id="64"/>
+    <w:bookmarkStart w:id="65" w:name="解决方式-7"/>
     <w:p>
       <w:pPr>
         <w:pStyle w:val="Heading3"/>
@@ -7227,8 +9332,8 @@
         <w:t xml:space="preserve">从而避免直接计算两个接近量之差。</w:t>
       </w:r>
     </w:p>
-    <w:bookmarkEnd w:id="67"/>
-    <w:bookmarkStart w:id="68" w:name="问题答案-8"/>
+    <w:bookmarkEnd w:id="65"/>
+    <w:bookmarkStart w:id="66" w:name="问题答案-8"/>
     <w:p>
       <w:pPr>
         <w:pStyle w:val="Heading3"/>
@@ -7257,103 +9362,7 @@
         <w:rPr>
           <w:rFonts w:hint="eastAsia"/>
         </w:rPr>
-        <w:t xml:space="preserve">当</w:t>
-      </w:r>
-      <w:r>
-        <w:t xml:space="preserve"> </w:t>
-      </w:r>
-      <w:r>
-        <w:rPr>
-          <w:rStyle w:val="VerbatimChar"/>
-        </w:rPr>
-        <w:t xml:space="preserve">n</w:t>
-      </w:r>
-      <w:r>
-        <w:t xml:space="preserve"> </w:t>
-      </w:r>
-      <w:r>
-        <w:rPr>
-          <w:rFonts w:hint="eastAsia"/>
-        </w:rPr>
-        <w:t xml:space="preserve">增大时，直接递推中的差值</w:t>
-      </w:r>
-      <w:r>
-        <w:t xml:space="preserve"> </w:t>
-      </w:r>
-      <w:r>
-        <w:rPr>
-          <w:rStyle w:val="VerbatimChar"/>
-        </w:rPr>
-        <w:t xml:space="preserve">1-\sqrt{1-a_n}</w:t>
-      </w:r>
-      <w:r>
-        <w:t xml:space="preserve"> </w:t>
-      </w:r>
-      <w:r>
-        <w:rPr>
-          <w:rFonts w:hint="eastAsia"/>
-        </w:rPr>
-        <w:t xml:space="preserve">会变成两个极接近量之差，随后又被外层的放大因子迅速放大，因此会在</w:t>
-      </w:r>
-      <w:r>
-        <w:t xml:space="preserve"> </w:t>
-      </w:r>
-      <w:r>
-        <w:rPr>
-          <w:rStyle w:val="VerbatimChar"/>
-        </w:rPr>
-        <w:t xml:space="preserve">n\ge 30</w:t>
-      </w:r>
-      <w:r>
-        <w:t xml:space="preserve"> </w:t>
-      </w:r>
-      <w:r>
-        <w:rPr>
-          <w:rFonts w:hint="eastAsia"/>
-        </w:rPr>
-        <w:t xml:space="preserve">左右出现明显的</w:t>
-      </w:r>
-      <w:r>
-        <w:t xml:space="preserve"> rounding error </w:t>
-      </w:r>
-      <w:r>
-        <w:rPr>
-          <w:rFonts w:hint="eastAsia"/>
-        </w:rPr>
-        <w:t xml:space="preserve">propagation。稳定改写通过有理化避免了这一误差通道。</w:t>
-      </w:r>
-    </w:p>
-    <w:bookmarkEnd w:id="68"/>
-    <w:bookmarkStart w:id="69" w:name="分析-8"/>
-    <w:p>
-      <w:pPr>
-        <w:pStyle w:val="Heading3"/>
-      </w:pPr>
-      <w:r>
-        <w:rPr>
-          <w:rStyle w:val="SectionNumber"/>
-        </w:rPr>
-        <w:t xml:space="preserve">0.9.4</w:t>
-      </w:r>
-      <w:r>
-        <w:tab/>
-      </w:r>
-      <w:r>
-        <w:rPr>
-          <w:rFonts w:hint="eastAsia"/>
-        </w:rPr>
-        <w:t xml:space="preserve">分析</w:t>
-      </w:r>
-    </w:p>
-    <w:p>
-      <w:pPr>
-        <w:pStyle w:val="FirstParagraph"/>
-      </w:pPr>
-      <w:r>
-        <w:rPr>
-          <w:rFonts w:hint="eastAsia"/>
-        </w:rPr>
-        <w:t xml:space="preserve">失稳的根源在于表达式</w:t>
+        <w:t xml:space="preserve">记</w:t>
       </w:r>
     </w:p>
     <w:p>
@@ -7365,6 +9374,89 @@
           <m:jc m:val="center"/>
         </m:oMathParaPr>
         <m:oMath>
+          <m:sSub>
+            <m:e>
+              <m:r>
+                <m:t>a</m:t>
+              </m:r>
+            </m:e>
+            <m:sub>
+              <m:r>
+                <m:t>n</m:t>
+              </m:r>
+            </m:sub>
+          </m:sSub>
+          <m:r>
+            <m:rPr>
+              <m:sty m:val="p"/>
+            </m:rPr>
+            <m:t>=</m:t>
+          </m:r>
+          <m:sSup>
+            <m:e>
+              <m:r>
+                <m:t>4</m:t>
+              </m:r>
+            </m:e>
+            <m:sup>
+              <m:r>
+                <m:t>1</m:t>
+              </m:r>
+              <m:r>
+                <m:rPr>
+                  <m:sty m:val="p"/>
+                </m:rPr>
+                <m:t>−</m:t>
+              </m:r>
+              <m:r>
+                <m:t>n</m:t>
+              </m:r>
+            </m:sup>
+          </m:sSup>
+          <m:sSubSup>
+            <m:e>
+              <m:r>
+                <m:t>z</m:t>
+              </m:r>
+            </m:e>
+            <m:sub>
+              <m:r>
+                <m:t>n</m:t>
+              </m:r>
+            </m:sub>
+            <m:sup>
+              <m:r>
+                <m:t>2</m:t>
+              </m:r>
+            </m:sup>
+          </m:sSubSup>
+          <m:r>
+            <m:rPr>
+              <m:sty m:val="p"/>
+            </m:rPr>
+            <m:t>,</m:t>
+          </m:r>
+          <m:r>
+            <m:t>  </m:t>
+          </m:r>
+          <m:sSub>
+            <m:e>
+              <m:r>
+                <m:t>d</m:t>
+              </m:r>
+            </m:e>
+            <m:sub>
+              <m:r>
+                <m:t>n</m:t>
+              </m:r>
+            </m:sub>
+          </m:sSub>
+          <m:r>
+            <m:rPr>
+              <m:sty m:val="p"/>
+            </m:rPr>
+            <m:t>=</m:t>
+          </m:r>
           <m:r>
             <m:t>1</m:t>
           </m:r>
@@ -7420,7 +9512,7 @@
         <w:rPr>
           <w:rFonts w:hint="eastAsia"/>
         </w:rPr>
-        <w:t xml:space="preserve">当</w:t>
+        <w:t xml:space="preserve">沿直接递推的双精度数值路径考察</w:t>
       </w:r>
       <w:r>
         <w:t xml:space="preserve"> </w:t>
@@ -7429,7 +9521,7 @@
         <m:sSub>
           <m:e>
             <m:r>
-              <m:t>a</m:t>
+              <m:t>d</m:t>
             </m:r>
           </m:e>
           <m:sub>
@@ -7446,7 +9538,2157 @@
         <w:rPr>
           <w:rFonts w:hint="eastAsia"/>
         </w:rPr>
-        <w:t xml:space="preserve">很小时，</w:t>
+        <w:t xml:space="preserve">的计算误差，可得到下表。</w:t>
+      </w:r>
+    </w:p>
+    <w:tbl>
+      <w:tblPr>
+        <w:tblStyle w:val="Table"/>
+        <w:tblW w:type="pct" w:w="5000"/>
+        <w:tblLayout w:type="fixed"/>
+        <w:tblLook w:firstRow="1" w:lastRow="0" w:firstColumn="0" w:lastColumn="0" w:noHBand="0" w:noVBand="0" w:val="0020"/>
+      </w:tblPr>
+      <w:tblGrid>
+        <w:gridCol w:w="1584"/>
+        <w:gridCol w:w="1584"/>
+        <w:gridCol w:w="1584"/>
+        <w:gridCol w:w="1584"/>
+        <w:gridCol w:w="1584"/>
+      </w:tblGrid>
+      <w:tr>
+        <w:trPr>
+          <w:tblHeader w:val="on"/>
+        </w:trPr>
+        <w:tc>
+          <w:tcPr/>
+          <w:p>
+            <w:pPr>
+              <w:pStyle w:val="Compact"/>
+              <w:jc w:val="left"/>
+            </w:pPr>
+            <w:r>
+              <w:rPr>
+                <w:rFonts w:hint="eastAsia"/>
+              </w:rPr>
+              <w:t xml:space="preserve">更新步</w:t>
+            </w:r>
+          </w:p>
+        </w:tc>
+        <w:tc>
+          <w:tcPr/>
+          <w:p>
+            <w:pPr>
+              <w:pStyle w:val="Compact"/>
+              <w:jc w:val="right"/>
+            </w:pPr>
+            <m:oMath>
+              <m:sSub>
+                <m:e>
+                  <m:r>
+                    <m:t>a</m:t>
+                  </m:r>
+                </m:e>
+                <m:sub>
+                  <m:r>
+                    <m:t>n</m:t>
+                  </m:r>
+                </m:sub>
+              </m:sSub>
+            </m:oMath>
+          </w:p>
+        </w:tc>
+        <w:tc>
+          <w:tcPr/>
+          <w:p>
+            <w:pPr>
+              <w:pStyle w:val="Compact"/>
+              <w:jc w:val="right"/>
+            </w:pPr>
+            <w:r>
+              <w:rPr>
+                <w:rFonts w:hint="eastAsia"/>
+              </w:rPr>
+              <w:t xml:space="preserve">精确</w:t>
+            </w:r>
+            <w:r>
+              <w:t xml:space="preserve"> </w:t>
+            </w:r>
+            <m:oMath>
+              <m:sSub>
+                <m:e>
+                  <m:r>
+                    <m:t>d</m:t>
+                  </m:r>
+                </m:e>
+                <m:sub>
+                  <m:r>
+                    <m:t>n</m:t>
+                  </m:r>
+                </m:sub>
+              </m:sSub>
+            </m:oMath>
+          </w:p>
+        </w:tc>
+        <w:tc>
+          <w:tcPr/>
+          <w:p>
+            <w:pPr>
+              <w:pStyle w:val="Compact"/>
+              <w:jc w:val="right"/>
+            </w:pPr>
+            <w:r>
+              <w:rPr>
+                <w:rFonts w:hint="eastAsia"/>
+              </w:rPr>
+              <w:t xml:space="preserve">双精度</w:t>
+            </w:r>
+            <w:r>
+              <w:t xml:space="preserve"> </w:t>
+            </w:r>
+            <m:oMath>
+              <m:sSub>
+                <m:e>
+                  <m:r>
+                    <m:t>d</m:t>
+                  </m:r>
+                </m:e>
+                <m:sub>
+                  <m:r>
+                    <m:t>n</m:t>
+                  </m:r>
+                </m:sub>
+              </m:sSub>
+            </m:oMath>
+          </w:p>
+        </w:tc>
+        <w:tc>
+          <w:tcPr/>
+          <w:p>
+            <w:pPr>
+              <w:pStyle w:val="Compact"/>
+              <w:jc w:val="right"/>
+            </w:pPr>
+            <m:oMath>
+              <m:sSub>
+                <m:e>
+                  <m:r>
+                    <m:t>d</m:t>
+                  </m:r>
+                </m:e>
+                <m:sub>
+                  <m:r>
+                    <m:t>n</m:t>
+                  </m:r>
+                </m:sub>
+              </m:sSub>
+            </m:oMath>
+            <w:r>
+              <w:t xml:space="preserve"> </w:t>
+            </w:r>
+            <w:r>
+              <w:rPr>
+                <w:rFonts w:hint="eastAsia"/>
+              </w:rPr>
+              <w:t xml:space="preserve">相对误差</w:t>
+            </w:r>
+          </w:p>
+        </w:tc>
+      </w:tr>
+      <w:tr>
+        <w:tc>
+          <w:tcPr/>
+          <w:p>
+            <w:pPr>
+              <w:pStyle w:val="Compact"/>
+              <w:jc w:val="left"/>
+            </w:pPr>
+            <m:oMath>
+              <m:r>
+                <m:t>28</m:t>
+              </m:r>
+              <m:r>
+                <m:rPr>
+                  <m:sty m:val="p"/>
+                </m:rPr>
+                <m:t>→</m:t>
+              </m:r>
+              <m:r>
+                <m:t>29</m:t>
+              </m:r>
+            </m:oMath>
+          </w:p>
+        </w:tc>
+        <w:tc>
+          <w:tcPr/>
+          <w:p>
+            <w:pPr>
+              <w:pStyle w:val="Compact"/>
+              <w:jc w:val="right"/>
+            </w:pPr>
+            <m:oMath>
+              <m:r>
+                <m:t>5.551</m:t>
+              </m:r>
+              <m:r>
+                <m:rPr>
+                  <m:sty m:val="p"/>
+                </m:rPr>
+                <m:t>×</m:t>
+              </m:r>
+              <m:sSup>
+                <m:e>
+                  <m:r>
+                    <m:t>10</m:t>
+                  </m:r>
+                </m:e>
+                <m:sup>
+                  <m:r>
+                    <m:rPr>
+                      <m:sty m:val="p"/>
+                    </m:rPr>
+                    <m:t>−</m:t>
+                  </m:r>
+                  <m:r>
+                    <m:t>16</m:t>
+                  </m:r>
+                </m:sup>
+              </m:sSup>
+            </m:oMath>
+          </w:p>
+        </w:tc>
+        <w:tc>
+          <w:tcPr/>
+          <w:p>
+            <w:pPr>
+              <w:pStyle w:val="Compact"/>
+              <w:jc w:val="right"/>
+            </w:pPr>
+            <m:oMath>
+              <m:r>
+                <m:t>2.776</m:t>
+              </m:r>
+              <m:r>
+                <m:rPr>
+                  <m:sty m:val="p"/>
+                </m:rPr>
+                <m:t>×</m:t>
+              </m:r>
+              <m:sSup>
+                <m:e>
+                  <m:r>
+                    <m:t>10</m:t>
+                  </m:r>
+                </m:e>
+                <m:sup>
+                  <m:r>
+                    <m:rPr>
+                      <m:sty m:val="p"/>
+                    </m:rPr>
+                    <m:t>−</m:t>
+                  </m:r>
+                  <m:r>
+                    <m:t>16</m:t>
+                  </m:r>
+                </m:sup>
+              </m:sSup>
+            </m:oMath>
+          </w:p>
+        </w:tc>
+        <w:tc>
+          <w:tcPr/>
+          <w:p>
+            <w:pPr>
+              <w:pStyle w:val="Compact"/>
+              <w:jc w:val="right"/>
+            </w:pPr>
+            <m:oMath>
+              <m:r>
+                <m:t>3.331</m:t>
+              </m:r>
+              <m:r>
+                <m:rPr>
+                  <m:sty m:val="p"/>
+                </m:rPr>
+                <m:t>×</m:t>
+              </m:r>
+              <m:sSup>
+                <m:e>
+                  <m:r>
+                    <m:t>10</m:t>
+                  </m:r>
+                </m:e>
+                <m:sup>
+                  <m:r>
+                    <m:rPr>
+                      <m:sty m:val="p"/>
+                    </m:rPr>
+                    <m:t>−</m:t>
+                  </m:r>
+                  <m:r>
+                    <m:t>16</m:t>
+                  </m:r>
+                </m:sup>
+              </m:sSup>
+            </m:oMath>
+          </w:p>
+        </w:tc>
+        <w:tc>
+          <w:tcPr/>
+          <w:p>
+            <w:pPr>
+              <w:pStyle w:val="Compact"/>
+              <w:jc w:val="right"/>
+            </w:pPr>
+            <m:oMath>
+              <m:r>
+                <m:t>20.0</m:t>
+              </m:r>
+              <m:r>
+                <m:rPr>
+                  <m:sty m:val="p"/>
+                </m:rPr>
+                <m:t>%</m:t>
+              </m:r>
+            </m:oMath>
+          </w:p>
+        </w:tc>
+      </w:tr>
+      <w:tr>
+        <w:tc>
+          <w:tcPr/>
+          <w:p>
+            <w:pPr>
+              <w:pStyle w:val="Compact"/>
+              <w:jc w:val="left"/>
+            </w:pPr>
+            <m:oMath>
+              <m:r>
+                <m:t>29</m:t>
+              </m:r>
+              <m:r>
+                <m:rPr>
+                  <m:sty m:val="p"/>
+                </m:rPr>
+                <m:t>→</m:t>
+              </m:r>
+              <m:r>
+                <m:t>30</m:t>
+              </m:r>
+            </m:oMath>
+          </w:p>
+        </w:tc>
+        <w:tc>
+          <w:tcPr/>
+          <w:p>
+            <w:pPr>
+              <w:pStyle w:val="Compact"/>
+              <w:jc w:val="right"/>
+            </w:pPr>
+            <m:oMath>
+              <m:r>
+                <m:t>1.665</m:t>
+              </m:r>
+              <m:r>
+                <m:rPr>
+                  <m:sty m:val="p"/>
+                </m:rPr>
+                <m:t>×</m:t>
+              </m:r>
+              <m:sSup>
+                <m:e>
+                  <m:r>
+                    <m:t>10</m:t>
+                  </m:r>
+                </m:e>
+                <m:sup>
+                  <m:r>
+                    <m:rPr>
+                      <m:sty m:val="p"/>
+                    </m:rPr>
+                    <m:t>−</m:t>
+                  </m:r>
+                  <m:r>
+                    <m:t>16</m:t>
+                  </m:r>
+                </m:sup>
+              </m:sSup>
+            </m:oMath>
+          </w:p>
+        </w:tc>
+        <w:tc>
+          <w:tcPr/>
+          <w:p>
+            <w:pPr>
+              <w:pStyle w:val="Compact"/>
+              <w:jc w:val="right"/>
+            </w:pPr>
+            <m:oMath>
+              <m:r>
+                <m:t>8.327</m:t>
+              </m:r>
+              <m:r>
+                <m:rPr>
+                  <m:sty m:val="p"/>
+                </m:rPr>
+                <m:t>×</m:t>
+              </m:r>
+              <m:sSup>
+                <m:e>
+                  <m:r>
+                    <m:t>10</m:t>
+                  </m:r>
+                </m:e>
+                <m:sup>
+                  <m:r>
+                    <m:rPr>
+                      <m:sty m:val="p"/>
+                    </m:rPr>
+                    <m:t>−</m:t>
+                  </m:r>
+                  <m:r>
+                    <m:t>17</m:t>
+                  </m:r>
+                </m:sup>
+              </m:sSup>
+            </m:oMath>
+          </w:p>
+        </w:tc>
+        <w:tc>
+          <w:tcPr/>
+          <w:p>
+            <w:pPr>
+              <w:pStyle w:val="Compact"/>
+              <w:jc w:val="right"/>
+            </w:pPr>
+            <m:oMath>
+              <m:r>
+                <m:t>1.110</m:t>
+              </m:r>
+              <m:r>
+                <m:rPr>
+                  <m:sty m:val="p"/>
+                </m:rPr>
+                <m:t>×</m:t>
+              </m:r>
+              <m:sSup>
+                <m:e>
+                  <m:r>
+                    <m:t>10</m:t>
+                  </m:r>
+                </m:e>
+                <m:sup>
+                  <m:r>
+                    <m:rPr>
+                      <m:sty m:val="p"/>
+                    </m:rPr>
+                    <m:t>−</m:t>
+                  </m:r>
+                  <m:r>
+                    <m:t>16</m:t>
+                  </m:r>
+                </m:sup>
+              </m:sSup>
+            </m:oMath>
+          </w:p>
+        </w:tc>
+        <w:tc>
+          <w:tcPr/>
+          <w:p>
+            <w:pPr>
+              <w:pStyle w:val="Compact"/>
+              <w:jc w:val="right"/>
+            </w:pPr>
+            <m:oMath>
+              <m:r>
+                <m:t>33.3</m:t>
+              </m:r>
+              <m:r>
+                <m:rPr>
+                  <m:sty m:val="p"/>
+                </m:rPr>
+                <m:t>%</m:t>
+              </m:r>
+            </m:oMath>
+          </w:p>
+        </w:tc>
+      </w:tr>
+      <w:tr>
+        <w:tc>
+          <w:tcPr/>
+          <w:p>
+            <w:pPr>
+              <w:pStyle w:val="Compact"/>
+              <w:jc w:val="left"/>
+            </w:pPr>
+            <m:oMath>
+              <m:r>
+                <m:t>30</m:t>
+              </m:r>
+              <m:r>
+                <m:rPr>
+                  <m:sty m:val="p"/>
+                </m:rPr>
+                <m:t>→</m:t>
+              </m:r>
+              <m:r>
+                <m:t>31</m:t>
+              </m:r>
+            </m:oMath>
+          </w:p>
+        </w:tc>
+        <w:tc>
+          <w:tcPr/>
+          <w:p>
+            <w:pPr>
+              <w:pStyle w:val="Compact"/>
+              <w:jc w:val="right"/>
+            </w:pPr>
+            <m:oMath>
+              <m:r>
+                <m:t>5.551</m:t>
+              </m:r>
+              <m:r>
+                <m:rPr>
+                  <m:sty m:val="p"/>
+                </m:rPr>
+                <m:t>×</m:t>
+              </m:r>
+              <m:sSup>
+                <m:e>
+                  <m:r>
+                    <m:t>10</m:t>
+                  </m:r>
+                </m:e>
+                <m:sup>
+                  <m:r>
+                    <m:rPr>
+                      <m:sty m:val="p"/>
+                    </m:rPr>
+                    <m:t>−</m:t>
+                  </m:r>
+                  <m:r>
+                    <m:t>17</m:t>
+                  </m:r>
+                </m:sup>
+              </m:sSup>
+            </m:oMath>
+          </w:p>
+        </w:tc>
+        <w:tc>
+          <w:tcPr/>
+          <w:p>
+            <w:pPr>
+              <w:pStyle w:val="Compact"/>
+              <w:jc w:val="right"/>
+            </w:pPr>
+            <m:oMath>
+              <m:r>
+                <m:t>2.776</m:t>
+              </m:r>
+              <m:r>
+                <m:rPr>
+                  <m:sty m:val="p"/>
+                </m:rPr>
+                <m:t>×</m:t>
+              </m:r>
+              <m:sSup>
+                <m:e>
+                  <m:r>
+                    <m:t>10</m:t>
+                  </m:r>
+                </m:e>
+                <m:sup>
+                  <m:r>
+                    <m:rPr>
+                      <m:sty m:val="p"/>
+                    </m:rPr>
+                    <m:t>−</m:t>
+                  </m:r>
+                  <m:r>
+                    <m:t>17</m:t>
+                  </m:r>
+                </m:sup>
+              </m:sSup>
+            </m:oMath>
+          </w:p>
+        </w:tc>
+        <w:tc>
+          <w:tcPr/>
+          <w:p>
+            <w:pPr>
+              <w:pStyle w:val="Compact"/>
+              <w:jc w:val="right"/>
+            </w:pPr>
+            <m:oMath>
+              <m:r>
+                <m:t>1.110</m:t>
+              </m:r>
+              <m:r>
+                <m:rPr>
+                  <m:sty m:val="p"/>
+                </m:rPr>
+                <m:t>×</m:t>
+              </m:r>
+              <m:sSup>
+                <m:e>
+                  <m:r>
+                    <m:t>10</m:t>
+                  </m:r>
+                </m:e>
+                <m:sup>
+                  <m:r>
+                    <m:rPr>
+                      <m:sty m:val="p"/>
+                    </m:rPr>
+                    <m:t>−</m:t>
+                  </m:r>
+                  <m:r>
+                    <m:t>16</m:t>
+                  </m:r>
+                </m:sup>
+              </m:sSup>
+            </m:oMath>
+          </w:p>
+        </w:tc>
+        <w:tc>
+          <w:tcPr/>
+          <w:p>
+            <w:pPr>
+              <w:pStyle w:val="Compact"/>
+              <w:jc w:val="right"/>
+            </w:pPr>
+            <m:oMath>
+              <m:r>
+                <m:t>300.0</m:t>
+              </m:r>
+              <m:r>
+                <m:rPr>
+                  <m:sty m:val="p"/>
+                </m:rPr>
+                <m:t>%</m:t>
+              </m:r>
+            </m:oMath>
+          </w:p>
+        </w:tc>
+      </w:tr>
+      <w:tr>
+        <w:tc>
+          <w:tcPr/>
+          <w:p>
+            <w:pPr>
+              <w:pStyle w:val="Compact"/>
+              <w:jc w:val="left"/>
+            </w:pPr>
+            <m:oMath>
+              <m:r>
+                <m:t>31</m:t>
+              </m:r>
+              <m:r>
+                <m:rPr>
+                  <m:sty m:val="p"/>
+                </m:rPr>
+                <m:t>→</m:t>
+              </m:r>
+              <m:r>
+                <m:t>32</m:t>
+              </m:r>
+            </m:oMath>
+          </w:p>
+        </w:tc>
+        <w:tc>
+          <w:tcPr/>
+          <w:p>
+            <w:pPr>
+              <w:pStyle w:val="Compact"/>
+              <w:jc w:val="right"/>
+            </w:pPr>
+            <m:oMath>
+              <m:r>
+                <m:t>5.551</m:t>
+              </m:r>
+              <m:r>
+                <m:rPr>
+                  <m:sty m:val="p"/>
+                </m:rPr>
+                <m:t>×</m:t>
+              </m:r>
+              <m:sSup>
+                <m:e>
+                  <m:r>
+                    <m:t>10</m:t>
+                  </m:r>
+                </m:e>
+                <m:sup>
+                  <m:r>
+                    <m:rPr>
+                      <m:sty m:val="p"/>
+                    </m:rPr>
+                    <m:t>−</m:t>
+                  </m:r>
+                  <m:r>
+                    <m:t>17</m:t>
+                  </m:r>
+                </m:sup>
+              </m:sSup>
+            </m:oMath>
+          </w:p>
+        </w:tc>
+        <w:tc>
+          <w:tcPr/>
+          <w:p>
+            <w:pPr>
+              <w:pStyle w:val="Compact"/>
+              <w:jc w:val="right"/>
+            </w:pPr>
+            <m:oMath>
+              <m:r>
+                <m:t>2.776</m:t>
+              </m:r>
+              <m:r>
+                <m:rPr>
+                  <m:sty m:val="p"/>
+                </m:rPr>
+                <m:t>×</m:t>
+              </m:r>
+              <m:sSup>
+                <m:e>
+                  <m:r>
+                    <m:t>10</m:t>
+                  </m:r>
+                </m:e>
+                <m:sup>
+                  <m:r>
+                    <m:rPr>
+                      <m:sty m:val="p"/>
+                    </m:rPr>
+                    <m:t>−</m:t>
+                  </m:r>
+                  <m:r>
+                    <m:t>17</m:t>
+                  </m:r>
+                </m:sup>
+              </m:sSup>
+            </m:oMath>
+          </w:p>
+        </w:tc>
+        <w:tc>
+          <w:tcPr/>
+          <w:p>
+            <w:pPr>
+              <w:pStyle w:val="Compact"/>
+              <w:jc w:val="right"/>
+            </w:pPr>
+            <m:oMath>
+              <m:r>
+                <m:t>1.110</m:t>
+              </m:r>
+              <m:r>
+                <m:rPr>
+                  <m:sty m:val="p"/>
+                </m:rPr>
+                <m:t>×</m:t>
+              </m:r>
+              <m:sSup>
+                <m:e>
+                  <m:r>
+                    <m:t>10</m:t>
+                  </m:r>
+                </m:e>
+                <m:sup>
+                  <m:r>
+                    <m:rPr>
+                      <m:sty m:val="p"/>
+                    </m:rPr>
+                    <m:t>−</m:t>
+                  </m:r>
+                  <m:r>
+                    <m:t>16</m:t>
+                  </m:r>
+                </m:sup>
+              </m:sSup>
+            </m:oMath>
+          </w:p>
+        </w:tc>
+        <w:tc>
+          <w:tcPr/>
+          <w:p>
+            <w:pPr>
+              <w:pStyle w:val="Compact"/>
+              <w:jc w:val="right"/>
+            </w:pPr>
+            <m:oMath>
+              <m:r>
+                <m:t>300.0</m:t>
+              </m:r>
+              <m:r>
+                <m:rPr>
+                  <m:sty m:val="p"/>
+                </m:rPr>
+                <m:t>%</m:t>
+              </m:r>
+            </m:oMath>
+          </w:p>
+        </w:tc>
+      </w:tr>
+    </w:tbl>
+    <w:p>
+      <w:pPr>
+        <w:pStyle w:val="BodyText"/>
+      </w:pPr>
+      <w:r>
+        <w:rPr>
+          <w:rFonts w:hint="eastAsia"/>
+        </w:rPr>
+        <w:t xml:space="preserve">这些差值误差再进入</w:t>
+      </w:r>
+    </w:p>
+    <w:p>
+      <w:pPr>
+        <w:pStyle w:val="BodyText"/>
+      </w:pPr>
+      <m:oMathPara>
+        <m:oMathParaPr>
+          <m:jc m:val="center"/>
+        </m:oMathParaPr>
+        <m:oMath>
+          <m:sSub>
+            <m:e>
+              <m:r>
+                <m:t>z</m:t>
+              </m:r>
+            </m:e>
+            <m:sub>
+              <m:r>
+                <m:t>n</m:t>
+              </m:r>
+              <m:r>
+                <m:rPr>
+                  <m:sty m:val="p"/>
+                </m:rPr>
+                <m:t>+</m:t>
+              </m:r>
+              <m:r>
+                <m:t>1</m:t>
+              </m:r>
+            </m:sub>
+          </m:sSub>
+          <m:r>
+            <m:rPr>
+              <m:sty m:val="p"/>
+            </m:rPr>
+            <m:t>=</m:t>
+          </m:r>
+          <m:sSup>
+            <m:e>
+              <m:r>
+                <m:t>2</m:t>
+              </m:r>
+            </m:e>
+            <m:sup>
+              <m:r>
+                <m:t>n</m:t>
+              </m:r>
+              <m:r>
+                <m:rPr>
+                  <m:sty m:val="p"/>
+                </m:rPr>
+                <m:t>−</m:t>
+              </m:r>
+              <m:f>
+                <m:fPr>
+                  <m:type m:val="bar"/>
+                </m:fPr>
+                <m:num>
+                  <m:r>
+                    <m:t>1</m:t>
+                  </m:r>
+                </m:num>
+                <m:den>
+                  <m:r>
+                    <m:t>2</m:t>
+                  </m:r>
+                </m:den>
+              </m:f>
+            </m:sup>
+          </m:sSup>
+          <m:rad>
+            <m:radPr>
+              <m:degHide m:val="on"/>
+            </m:radPr>
+            <m:deg/>
+            <m:e>
+              <m:sSub>
+                <m:e>
+                  <m:r>
+                    <m:t>d</m:t>
+                  </m:r>
+                </m:e>
+                <m:sub>
+                  <m:r>
+                    <m:t>n</m:t>
+                  </m:r>
+                </m:sub>
+              </m:sSub>
+            </m:e>
+          </m:rad>
+          <m:r>
+            <m:rPr>
+              <m:sty m:val="p"/>
+            </m:rPr>
+            <m:t>,</m:t>
+          </m:r>
+        </m:oMath>
+      </m:oMathPara>
+    </w:p>
+    <w:p>
+      <w:pPr>
+        <w:pStyle w:val="FirstParagraph"/>
+      </w:pPr>
+      <w:r>
+        <w:rPr>
+          <w:rFonts w:hint="eastAsia"/>
+        </w:rPr>
+        <w:t xml:space="preserve">其外层放大因子和最终偏差如下。</w:t>
+      </w:r>
+    </w:p>
+    <w:tbl>
+      <w:tblPr>
+        <w:tblStyle w:val="Table"/>
+        <w:tblW w:type="pct" w:w="5000"/>
+        <w:tblLayout w:type="fixed"/>
+        <w:tblLook w:firstRow="1" w:lastRow="0" w:firstColumn="0" w:lastColumn="0" w:noHBand="0" w:noVBand="0" w:val="0020"/>
+      </w:tblPr>
+      <w:tblGrid>
+        <w:gridCol w:w="1980"/>
+        <w:gridCol w:w="1980"/>
+        <w:gridCol w:w="1980"/>
+        <w:gridCol w:w="1980"/>
+      </w:tblGrid>
+      <w:tr>
+        <w:trPr>
+          <w:tblHeader w:val="on"/>
+        </w:trPr>
+        <w:tc>
+          <w:tcPr/>
+          <w:p>
+            <w:pPr>
+              <w:pStyle w:val="Compact"/>
+              <w:jc w:val="left"/>
+            </w:pPr>
+            <w:r>
+              <w:rPr>
+                <w:rFonts w:hint="eastAsia"/>
+              </w:rPr>
+              <w:t xml:space="preserve">更新步</w:t>
+            </w:r>
+          </w:p>
+        </w:tc>
+        <w:tc>
+          <w:tcPr/>
+          <w:p>
+            <w:pPr>
+              <w:pStyle w:val="Compact"/>
+              <w:jc w:val="right"/>
+            </w:pPr>
+            <m:oMath>
+              <m:sSup>
+                <m:e>
+                  <m:r>
+                    <m:t>2</m:t>
+                  </m:r>
+                </m:e>
+                <m:sup>
+                  <m:r>
+                    <m:t>n</m:t>
+                  </m:r>
+                  <m:r>
+                    <m:rPr>
+                      <m:sty m:val="p"/>
+                    </m:rPr>
+                    <m:t>−</m:t>
+                  </m:r>
+                  <m:f>
+                    <m:fPr>
+                      <m:type m:val="bar"/>
+                    </m:fPr>
+                    <m:num>
+                      <m:r>
+                        <m:t>1</m:t>
+                      </m:r>
+                    </m:num>
+                    <m:den>
+                      <m:r>
+                        <m:t>2</m:t>
+                      </m:r>
+                    </m:den>
+                  </m:f>
+                </m:sup>
+              </m:sSup>
+            </m:oMath>
+          </w:p>
+        </w:tc>
+        <w:tc>
+          <w:tcPr/>
+          <w:p>
+            <w:pPr>
+              <w:pStyle w:val="Compact"/>
+              <w:jc w:val="right"/>
+            </w:pPr>
+            <w:r>
+              <w:rPr>
+                <w:rFonts w:hint="eastAsia"/>
+              </w:rPr>
+              <w:t xml:space="preserve">直接</w:t>
+            </w:r>
+            <w:r>
+              <w:t xml:space="preserve"> </w:t>
+            </w:r>
+            <m:oMath>
+              <m:sSub>
+                <m:e>
+                  <m:r>
+                    <m:t>z</m:t>
+                  </m:r>
+                </m:e>
+                <m:sub>
+                  <m:r>
+                    <m:t>n</m:t>
+                  </m:r>
+                  <m:r>
+                    <m:rPr>
+                      <m:sty m:val="p"/>
+                    </m:rPr>
+                    <m:t>+</m:t>
+                  </m:r>
+                  <m:r>
+                    <m:t>1</m:t>
+                  </m:r>
+                </m:sub>
+              </m:sSub>
+            </m:oMath>
+          </w:p>
+        </w:tc>
+        <w:tc>
+          <w:tcPr/>
+          <w:p>
+            <w:pPr>
+              <w:pStyle w:val="Compact"/>
+              <w:jc w:val="right"/>
+            </w:pPr>
+            <m:oMath>
+              <m:r>
+                <m:rPr>
+                  <m:sty m:val="p"/>
+                </m:rPr>
+                <m:t>|</m:t>
+              </m:r>
+              <m:sSub>
+                <m:e>
+                  <m:r>
+                    <m:t>z</m:t>
+                  </m:r>
+                </m:e>
+                <m:sub>
+                  <m:r>
+                    <m:t>n</m:t>
+                  </m:r>
+                  <m:r>
+                    <m:rPr>
+                      <m:sty m:val="p"/>
+                    </m:rPr>
+                    <m:t>+</m:t>
+                  </m:r>
+                  <m:r>
+                    <m:t>1</m:t>
+                  </m:r>
+                </m:sub>
+              </m:sSub>
+              <m:r>
+                <m:rPr>
+                  <m:sty m:val="p"/>
+                </m:rPr>
+                <m:t>−</m:t>
+              </m:r>
+              <m:r>
+                <m:t>π</m:t>
+              </m:r>
+              <m:r>
+                <m:rPr>
+                  <m:sty m:val="p"/>
+                </m:rPr>
+                <m:t>|</m:t>
+              </m:r>
+            </m:oMath>
+          </w:p>
+        </w:tc>
+      </w:tr>
+      <w:tr>
+        <w:tc>
+          <w:tcPr/>
+          <w:p>
+            <w:pPr>
+              <w:pStyle w:val="Compact"/>
+              <w:jc w:val="left"/>
+            </w:pPr>
+            <m:oMath>
+              <m:r>
+                <m:t>28</m:t>
+              </m:r>
+              <m:r>
+                <m:rPr>
+                  <m:sty m:val="p"/>
+                </m:rPr>
+                <m:t>→</m:t>
+              </m:r>
+              <m:r>
+                <m:t>29</m:t>
+              </m:r>
+            </m:oMath>
+          </w:p>
+        </w:tc>
+        <w:tc>
+          <w:tcPr/>
+          <w:p>
+            <w:pPr>
+              <w:pStyle w:val="Compact"/>
+              <w:jc w:val="right"/>
+            </w:pPr>
+            <m:oMath>
+              <m:r>
+                <m:t>1.898</m:t>
+              </m:r>
+              <m:r>
+                <m:rPr>
+                  <m:sty m:val="p"/>
+                </m:rPr>
+                <m:t>×</m:t>
+              </m:r>
+              <m:sSup>
+                <m:e>
+                  <m:r>
+                    <m:t>10</m:t>
+                  </m:r>
+                </m:e>
+                <m:sup>
+                  <m:r>
+                    <m:t>8</m:t>
+                  </m:r>
+                </m:sup>
+              </m:sSup>
+            </m:oMath>
+          </w:p>
+        </w:tc>
+        <w:tc>
+          <w:tcPr/>
+          <w:p>
+            <w:pPr>
+              <w:pStyle w:val="Compact"/>
+              <w:jc w:val="right"/>
+            </w:pPr>
+            <w:r>
+              <w:t xml:space="preserve">3.464101615138</w:t>
+            </w:r>
+          </w:p>
+        </w:tc>
+        <w:tc>
+          <w:tcPr/>
+          <w:p>
+            <w:pPr>
+              <w:pStyle w:val="Compact"/>
+              <w:jc w:val="right"/>
+            </w:pPr>
+            <m:oMath>
+              <m:r>
+                <m:t>3.225</m:t>
+              </m:r>
+              <m:r>
+                <m:rPr>
+                  <m:sty m:val="p"/>
+                </m:rPr>
+                <m:t>×</m:t>
+              </m:r>
+              <m:sSup>
+                <m:e>
+                  <m:r>
+                    <m:t>10</m:t>
+                  </m:r>
+                </m:e>
+                <m:sup>
+                  <m:r>
+                    <m:rPr>
+                      <m:sty m:val="p"/>
+                    </m:rPr>
+                    <m:t>−</m:t>
+                  </m:r>
+                  <m:r>
+                    <m:t>1</m:t>
+                  </m:r>
+                </m:sup>
+              </m:sSup>
+            </m:oMath>
+          </w:p>
+        </w:tc>
+      </w:tr>
+      <w:tr>
+        <w:tc>
+          <w:tcPr/>
+          <w:p>
+            <w:pPr>
+              <w:pStyle w:val="Compact"/>
+              <w:jc w:val="left"/>
+            </w:pPr>
+            <m:oMath>
+              <m:r>
+                <m:t>29</m:t>
+              </m:r>
+              <m:r>
+                <m:rPr>
+                  <m:sty m:val="p"/>
+                </m:rPr>
+                <m:t>→</m:t>
+              </m:r>
+              <m:r>
+                <m:t>30</m:t>
+              </m:r>
+            </m:oMath>
+          </w:p>
+        </w:tc>
+        <w:tc>
+          <w:tcPr/>
+          <w:p>
+            <w:pPr>
+              <w:pStyle w:val="Compact"/>
+              <w:jc w:val="right"/>
+            </w:pPr>
+            <m:oMath>
+              <m:r>
+                <m:t>3.796</m:t>
+              </m:r>
+              <m:r>
+                <m:rPr>
+                  <m:sty m:val="p"/>
+                </m:rPr>
+                <m:t>×</m:t>
+              </m:r>
+              <m:sSup>
+                <m:e>
+                  <m:r>
+                    <m:t>10</m:t>
+                  </m:r>
+                </m:e>
+                <m:sup>
+                  <m:r>
+                    <m:t>8</m:t>
+                  </m:r>
+                </m:sup>
+              </m:sSup>
+            </m:oMath>
+          </w:p>
+        </w:tc>
+        <w:tc>
+          <w:tcPr/>
+          <w:p>
+            <w:pPr>
+              <w:pStyle w:val="Compact"/>
+              <w:jc w:val="right"/>
+            </w:pPr>
+            <w:r>
+              <w:t xml:space="preserve">4.000000000000</w:t>
+            </w:r>
+          </w:p>
+        </w:tc>
+        <w:tc>
+          <w:tcPr/>
+          <w:p>
+            <w:pPr>
+              <w:pStyle w:val="Compact"/>
+              <w:jc w:val="right"/>
+            </w:pPr>
+            <m:oMath>
+              <m:r>
+                <m:t>8.584</m:t>
+              </m:r>
+              <m:r>
+                <m:rPr>
+                  <m:sty m:val="p"/>
+                </m:rPr>
+                <m:t>×</m:t>
+              </m:r>
+              <m:sSup>
+                <m:e>
+                  <m:r>
+                    <m:t>10</m:t>
+                  </m:r>
+                </m:e>
+                <m:sup>
+                  <m:r>
+                    <m:rPr>
+                      <m:sty m:val="p"/>
+                    </m:rPr>
+                    <m:t>−</m:t>
+                  </m:r>
+                  <m:r>
+                    <m:t>1</m:t>
+                  </m:r>
+                </m:sup>
+              </m:sSup>
+            </m:oMath>
+          </w:p>
+        </w:tc>
+      </w:tr>
+      <w:tr>
+        <w:tc>
+          <w:tcPr/>
+          <w:p>
+            <w:pPr>
+              <w:pStyle w:val="Compact"/>
+              <w:jc w:val="left"/>
+            </w:pPr>
+            <m:oMath>
+              <m:r>
+                <m:t>30</m:t>
+              </m:r>
+              <m:r>
+                <m:rPr>
+                  <m:sty m:val="p"/>
+                </m:rPr>
+                <m:t>→</m:t>
+              </m:r>
+              <m:r>
+                <m:t>31</m:t>
+              </m:r>
+            </m:oMath>
+          </w:p>
+        </w:tc>
+        <w:tc>
+          <w:tcPr/>
+          <w:p>
+            <w:pPr>
+              <w:pStyle w:val="Compact"/>
+              <w:jc w:val="right"/>
+            </w:pPr>
+            <m:oMath>
+              <m:r>
+                <m:t>7.593</m:t>
+              </m:r>
+              <m:r>
+                <m:rPr>
+                  <m:sty m:val="p"/>
+                </m:rPr>
+                <m:t>×</m:t>
+              </m:r>
+              <m:sSup>
+                <m:e>
+                  <m:r>
+                    <m:t>10</m:t>
+                  </m:r>
+                </m:e>
+                <m:sup>
+                  <m:r>
+                    <m:t>8</m:t>
+                  </m:r>
+                </m:sup>
+              </m:sSup>
+            </m:oMath>
+          </w:p>
+        </w:tc>
+        <w:tc>
+          <w:tcPr/>
+          <w:p>
+            <w:pPr>
+              <w:pStyle w:val="Compact"/>
+              <w:jc w:val="right"/>
+            </w:pPr>
+            <w:r>
+              <w:t xml:space="preserve">8.000000000000</w:t>
+            </w:r>
+          </w:p>
+        </w:tc>
+        <w:tc>
+          <w:tcPr/>
+          <w:p>
+            <w:pPr>
+              <w:pStyle w:val="Compact"/>
+              <w:jc w:val="right"/>
+            </w:pPr>
+            <m:oMath>
+              <m:r>
+                <m:t>4.858</m:t>
+              </m:r>
+            </m:oMath>
+          </w:p>
+        </w:tc>
+      </w:tr>
+      <w:tr>
+        <w:tc>
+          <w:tcPr/>
+          <w:p>
+            <w:pPr>
+              <w:pStyle w:val="Compact"/>
+              <w:jc w:val="left"/>
+            </w:pPr>
+            <m:oMath>
+              <m:r>
+                <m:t>31</m:t>
+              </m:r>
+              <m:r>
+                <m:rPr>
+                  <m:sty m:val="p"/>
+                </m:rPr>
+                <m:t>→</m:t>
+              </m:r>
+              <m:r>
+                <m:t>32</m:t>
+              </m:r>
+            </m:oMath>
+          </w:p>
+        </w:tc>
+        <w:tc>
+          <w:tcPr/>
+          <w:p>
+            <w:pPr>
+              <w:pStyle w:val="Compact"/>
+              <w:jc w:val="right"/>
+            </w:pPr>
+            <m:oMath>
+              <m:r>
+                <m:t>1.519</m:t>
+              </m:r>
+              <m:r>
+                <m:rPr>
+                  <m:sty m:val="p"/>
+                </m:rPr>
+                <m:t>×</m:t>
+              </m:r>
+              <m:sSup>
+                <m:e>
+                  <m:r>
+                    <m:t>10</m:t>
+                  </m:r>
+                </m:e>
+                <m:sup>
+                  <m:r>
+                    <m:t>9</m:t>
+                  </m:r>
+                </m:sup>
+              </m:sSup>
+            </m:oMath>
+          </w:p>
+        </w:tc>
+        <w:tc>
+          <w:tcPr/>
+          <w:p>
+            <w:pPr>
+              <w:pStyle w:val="Compact"/>
+              <w:jc w:val="right"/>
+            </w:pPr>
+            <w:r>
+              <w:t xml:space="preserve">16.000000000000</w:t>
+            </w:r>
+          </w:p>
+        </w:tc>
+        <w:tc>
+          <w:tcPr/>
+          <w:p>
+            <w:pPr>
+              <w:pStyle w:val="Compact"/>
+              <w:jc w:val="right"/>
+            </w:pPr>
+            <m:oMath>
+              <m:r>
+                <m:t>12.858</m:t>
+              </m:r>
+            </m:oMath>
+          </w:p>
+        </w:tc>
+      </w:tr>
+    </w:tbl>
+    <w:p>
+      <w:pPr>
+        <w:pStyle w:val="BodyText"/>
+      </w:pPr>
+      <w:r>
+        <w:rPr>
+          <w:rFonts w:hint="eastAsia"/>
+        </w:rPr>
+        <w:t xml:space="preserve">因此，</w:t>
+      </w:r>
+      <m:oMath>
+        <m:r>
+          <m:t>n</m:t>
+        </m:r>
+        <m:r>
+          <m:rPr>
+            <m:sty m:val="p"/>
+          </m:rPr>
+          <m:t>≥</m:t>
+        </m:r>
+        <m:r>
+          <m:t>30</m:t>
+        </m:r>
+      </m:oMath>
+      <w:r>
+        <w:t xml:space="preserve"> </w:t>
+      </w:r>
+      <w:r>
+        <w:rPr>
+          <w:rFonts w:hint="eastAsia"/>
+        </w:rPr>
+        <w:t xml:space="preserve">附近的失稳不是单纯的趋势判断，而是因为直接差值</w:t>
+      </w:r>
+      <w:r>
+        <w:t xml:space="preserve"> </w:t>
+      </w:r>
+      <m:oMath>
+        <m:sSub>
+          <m:e>
+            <m:r>
+              <m:t>d</m:t>
+            </m:r>
+          </m:e>
+          <m:sub>
+            <m:r>
+              <m:t>n</m:t>
+            </m:r>
+          </m:sub>
+        </m:sSub>
+      </m:oMath>
+      <w:r>
+        <w:t xml:space="preserve"> </w:t>
+      </w:r>
+      <w:r>
+        <w:rPr>
+          <w:rFonts w:hint="eastAsia"/>
+        </w:rPr>
+        <w:t xml:space="preserve">已进入</w:t>
+      </w:r>
+      <w:r>
+        <w:t xml:space="preserve"> </w:t>
+      </w:r>
+      <m:oMath>
+        <m:sSup>
+          <m:e>
+            <m:r>
+              <m:t>10</m:t>
+            </m:r>
+          </m:e>
+          <m:sup>
+            <m:r>
+              <m:rPr>
+                <m:sty m:val="p"/>
+              </m:rPr>
+              <m:t>−</m:t>
+            </m:r>
+            <m:r>
+              <m:t>17</m:t>
+            </m:r>
+          </m:sup>
+        </m:sSup>
+        <m:r>
+          <m:rPr>
+            <m:sty m:val="p"/>
+          </m:rPr>
+          <m:t>∼</m:t>
+        </m:r>
+        <m:sSup>
+          <m:e>
+            <m:r>
+              <m:t>10</m:t>
+            </m:r>
+          </m:e>
+          <m:sup>
+            <m:r>
+              <m:rPr>
+                <m:sty m:val="p"/>
+              </m:rPr>
+              <m:t>−</m:t>
+            </m:r>
+            <m:r>
+              <m:t>16</m:t>
+            </m:r>
+          </m:sup>
+        </m:sSup>
+      </m:oMath>
+      <w:r>
+        <w:t xml:space="preserve"> </w:t>
+      </w:r>
+      <w:r>
+        <w:rPr>
+          <w:rFonts w:hint="eastAsia"/>
+        </w:rPr>
+        <w:t xml:space="preserve">量级；双精度舍入使</w:t>
+      </w:r>
+      <w:r>
+        <w:t xml:space="preserve"> </w:t>
+      </w:r>
+      <m:oMath>
+        <m:sSub>
+          <m:e>
+            <m:r>
+              <m:t>d</m:t>
+            </m:r>
+          </m:e>
+          <m:sub>
+            <m:r>
+              <m:t>n</m:t>
+            </m:r>
+          </m:sub>
+        </m:sSub>
+      </m:oMath>
+      <w:r>
+        <w:t xml:space="preserve"> </w:t>
+      </w:r>
+      <w:r>
+        <w:rPr>
+          <w:rFonts w:hint="eastAsia"/>
+        </w:rPr>
+        <w:t xml:space="preserve">的相对误差达到</w:t>
+      </w:r>
+      <w:r>
+        <w:t xml:space="preserve"> </w:t>
+      </w:r>
+      <m:oMath>
+        <m:r>
+          <m:t>33.3</m:t>
+        </m:r>
+        <m:r>
+          <m:rPr>
+            <m:sty m:val="p"/>
+          </m:rPr>
+          <m:t>%</m:t>
+        </m:r>
+      </m:oMath>
+      <w:r>
+        <w:t xml:space="preserve"> </w:t>
+      </w:r>
+      <w:r>
+        <w:rPr>
+          <w:rFonts w:hint="eastAsia"/>
+        </w:rPr>
+        <w:t xml:space="preserve">到</w:t>
+      </w:r>
+      <w:r>
+        <w:t xml:space="preserve"> </w:t>
+      </w:r>
+      <m:oMath>
+        <m:r>
+          <m:t>300</m:t>
+        </m:r>
+        <m:r>
+          <m:rPr>
+            <m:sty m:val="p"/>
+          </m:rPr>
+          <m:t>%</m:t>
+        </m:r>
+      </m:oMath>
+      <w:r>
+        <w:rPr>
+          <w:rFonts w:hint="eastAsia"/>
+        </w:rPr>
+        <w:t xml:space="preserve">，经平方根和</w:t>
+      </w:r>
+      <w:r>
+        <w:t xml:space="preserve"> </w:t>
+      </w:r>
+      <m:oMath>
+        <m:sSup>
+          <m:e>
+            <m:r>
+              <m:t>10</m:t>
+            </m:r>
+          </m:e>
+          <m:sup>
+            <m:r>
+              <m:t>8</m:t>
+            </m:r>
+          </m:sup>
+        </m:sSup>
+        <m:r>
+          <m:rPr>
+            <m:sty m:val="p"/>
+          </m:rPr>
+          <m:t>∼</m:t>
+        </m:r>
+        <m:sSup>
+          <m:e>
+            <m:r>
+              <m:t>10</m:t>
+            </m:r>
+          </m:e>
+          <m:sup>
+            <m:r>
+              <m:t>9</m:t>
+            </m:r>
+          </m:sup>
+        </m:sSup>
+      </m:oMath>
+      <w:r>
+        <w:t xml:space="preserve"> </w:t>
+      </w:r>
+      <w:r>
+        <w:rPr>
+          <w:rFonts w:hint="eastAsia"/>
+        </w:rPr>
+        <w:t xml:space="preserve">量级的外层因子后，直接结果从</w:t>
+      </w:r>
+      <w:r>
+        <w:t xml:space="preserve"> </w:t>
+      </w:r>
+      <m:oMath>
+        <m:r>
+          <m:t>π</m:t>
+        </m:r>
+      </m:oMath>
+      <w:r>
+        <w:t xml:space="preserve"> </w:t>
+      </w:r>
+      <w:r>
+        <w:rPr>
+          <w:rFonts w:hint="eastAsia"/>
+        </w:rPr>
+        <w:t xml:space="preserve">附近跳到</w:t>
+      </w:r>
+      <w:r>
+        <w:t xml:space="preserve"> </w:t>
+      </w:r>
+      <m:oMath>
+        <m:r>
+          <m:t>4</m:t>
+        </m:r>
+        <m:r>
+          <m:rPr>
+            <m:sty m:val="p"/>
+          </m:rPr>
+          <m:t>,</m:t>
+        </m:r>
+        <m:r>
+          <m:t>8</m:t>
+        </m:r>
+        <m:r>
+          <m:rPr>
+            <m:sty m:val="p"/>
+          </m:rPr>
+          <m:t>,</m:t>
+        </m:r>
+        <m:r>
+          <m:t>16</m:t>
+        </m:r>
+        <m:r>
+          <m:rPr>
+            <m:sty m:val="p"/>
+          </m:rPr>
+          <m:t>,</m:t>
+        </m:r>
+        <m:r>
+          <m:rPr>
+            <m:sty m:val="p"/>
+          </m:rPr>
+          <m:t>…</m:t>
+        </m:r>
+      </m:oMath>
+      <w:r>
+        <w:t xml:space="preserve">。</w:t>
+      </w:r>
+    </w:p>
+    <w:bookmarkEnd w:id="66"/>
+    <w:bookmarkStart w:id="67" w:name="分析-7"/>
+    <w:p>
+      <w:pPr>
+        <w:pStyle w:val="Heading3"/>
+      </w:pPr>
+      <w:r>
+        <w:rPr>
+          <w:rStyle w:val="SectionNumber"/>
+        </w:rPr>
+        <w:t xml:space="preserve">0.9.4</w:t>
+      </w:r>
+      <w:r>
+        <w:tab/>
+      </w:r>
+      <w:r>
+        <w:rPr>
+          <w:rFonts w:hint="eastAsia"/>
+        </w:rPr>
+        <w:t xml:space="preserve">分析</w:t>
+      </w:r>
+    </w:p>
+    <w:p>
+      <w:pPr>
+        <w:pStyle w:val="FirstParagraph"/>
+      </w:pPr>
+      <w:r>
+        <w:rPr>
+          <w:rFonts w:hint="eastAsia"/>
+        </w:rPr>
+        <w:t xml:space="preserve">在</w:t>
+      </w:r>
+      <w:r>
+        <w:t xml:space="preserve"> binary64 </w:t>
+      </w:r>
+      <w:r>
+        <w:rPr>
+          <w:rFonts w:hint="eastAsia"/>
+        </w:rPr>
+        <w:t xml:space="preserve">中，</w:t>
+      </w:r>
+      <m:oMath>
+        <m:r>
+          <m:t>1</m:t>
+        </m:r>
+      </m:oMath>
+      <w:r>
+        <w:t xml:space="preserve"> </w:t>
+      </w:r>
+      <w:r>
+        <w:rPr>
+          <w:rFonts w:hint="eastAsia"/>
+        </w:rPr>
+        <w:t xml:space="preserve">下方相邻浮点间距为</w:t>
+      </w:r>
+      <w:r>
+        <w:t xml:space="preserve"> </w:t>
+      </w:r>
+      <m:oMath>
+        <m:sSup>
+          <m:e>
+            <m:r>
+              <m:t>2</m:t>
+            </m:r>
+          </m:e>
+          <m:sup>
+            <m:r>
+              <m:rPr>
+                <m:sty m:val="p"/>
+              </m:rPr>
+              <m:t>−</m:t>
+            </m:r>
+            <m:r>
+              <m:t>53</m:t>
+            </m:r>
+          </m:sup>
+        </m:sSup>
+        <m:r>
+          <m:rPr>
+            <m:sty m:val="p"/>
+          </m:rPr>
+          <m:t>≈</m:t>
+        </m:r>
+        <m:r>
+          <m:t>1.110</m:t>
+        </m:r>
+        <m:r>
+          <m:rPr>
+            <m:sty m:val="p"/>
+          </m:rPr>
+          <m:t>×</m:t>
+        </m:r>
+        <m:sSup>
+          <m:e>
+            <m:r>
+              <m:t>10</m:t>
+            </m:r>
+          </m:e>
+          <m:sup>
+            <m:r>
+              <m:rPr>
+                <m:sty m:val="p"/>
+              </m:rPr>
+              <m:t>−</m:t>
+            </m:r>
+            <m:r>
+              <m:t>16</m:t>
+            </m:r>
+          </m:sup>
+        </m:sSup>
+      </m:oMath>
+      <w:r>
+        <w:rPr>
+          <w:rFonts w:hint="eastAsia"/>
+        </w:rPr>
+        <w:t xml:space="preserve">。当</w:t>
+      </w:r>
+      <w:r>
+        <w:t xml:space="preserve"> </w:t>
+      </w:r>
+      <m:oMath>
+        <m:r>
+          <m:t>n</m:t>
+        </m:r>
+        <m:r>
+          <m:rPr>
+            <m:sty m:val="p"/>
+          </m:rPr>
+          <m:t>=</m:t>
+        </m:r>
+        <m:r>
+          <m:t>29</m:t>
+        </m:r>
+        <m:r>
+          <m:rPr>
+            <m:sty m:val="p"/>
+          </m:rPr>
+          <m:t>→</m:t>
+        </m:r>
+        <m:r>
+          <m:t>30</m:t>
+        </m:r>
+      </m:oMath>
+      <w:r>
+        <w:t xml:space="preserve"> </w:t>
+      </w:r>
+      <w:r>
+        <w:rPr>
+          <w:rFonts w:hint="eastAsia"/>
+        </w:rPr>
+        <w:t xml:space="preserve">时，精确差值</w:t>
+      </w:r>
+      <w:r>
+        <w:t xml:space="preserve"> </w:t>
+      </w:r>
+      <m:oMath>
+        <m:sSub>
+          <m:e>
+            <m:r>
+              <m:t>d</m:t>
+            </m:r>
+          </m:e>
+          <m:sub>
+            <m:r>
+              <m:t>n</m:t>
+            </m:r>
+          </m:sub>
+        </m:sSub>
+        <m:r>
+          <m:rPr>
+            <m:sty m:val="p"/>
+          </m:rPr>
+          <m:t>≈</m:t>
+        </m:r>
+        <m:r>
+          <m:t>8.327</m:t>
+        </m:r>
+        <m:r>
+          <m:rPr>
+            <m:sty m:val="p"/>
+          </m:rPr>
+          <m:t>×</m:t>
+        </m:r>
+        <m:sSup>
+          <m:e>
+            <m:r>
+              <m:t>10</m:t>
+            </m:r>
+          </m:e>
+          <m:sup>
+            <m:r>
+              <m:rPr>
+                <m:sty m:val="p"/>
+              </m:rPr>
+              <m:t>−</m:t>
+            </m:r>
+            <m:r>
+              <m:t>17</m:t>
+            </m:r>
+          </m:sup>
+        </m:sSup>
+      </m:oMath>
+      <w:r>
+        <w:rPr>
+          <w:rFonts w:hint="eastAsia"/>
+        </w:rPr>
+        <w:t xml:space="preserve">，已经小于这一间距；当</w:t>
+      </w:r>
+      <w:r>
+        <w:t xml:space="preserve"> </w:t>
+      </w:r>
+      <m:oMath>
+        <m:r>
+          <m:t>n</m:t>
+        </m:r>
+        <m:r>
+          <m:rPr>
+            <m:sty m:val="p"/>
+          </m:rPr>
+          <m:t>=</m:t>
+        </m:r>
+        <m:r>
+          <m:t>30</m:t>
+        </m:r>
+        <m:r>
+          <m:rPr>
+            <m:sty m:val="p"/>
+          </m:rPr>
+          <m:t>→</m:t>
+        </m:r>
+        <m:r>
+          <m:t>31</m:t>
+        </m:r>
+      </m:oMath>
+      <w:r>
+        <w:t xml:space="preserve"> </w:t>
+      </w:r>
+      <w:r>
+        <w:rPr>
+          <w:rFonts w:hint="eastAsia"/>
+        </w:rPr>
+        <w:t xml:space="preserve">时，精确差值进一步降到</w:t>
+      </w:r>
+      <w:r>
+        <w:t xml:space="preserve"> </w:t>
+      </w:r>
+      <m:oMath>
+        <m:r>
+          <m:t>2.776</m:t>
+        </m:r>
+        <m:r>
+          <m:rPr>
+            <m:sty m:val="p"/>
+          </m:rPr>
+          <m:t>×</m:t>
+        </m:r>
+        <m:sSup>
+          <m:e>
+            <m:r>
+              <m:t>10</m:t>
+            </m:r>
+          </m:e>
+          <m:sup>
+            <m:r>
+              <m:rPr>
+                <m:sty m:val="p"/>
+              </m:rPr>
+              <m:t>−</m:t>
+            </m:r>
+            <m:r>
+              <m:t>17</m:t>
+            </m:r>
+          </m:sup>
+        </m:sSup>
+      </m:oMath>
+      <w:r>
+        <w:rPr>
+          <w:rFonts w:hint="eastAsia"/>
+        </w:rPr>
+        <w:t xml:space="preserve">，但直接相减得到的双精度差值仍为</w:t>
+      </w:r>
+      <w:r>
+        <w:t xml:space="preserve"> </w:t>
+      </w:r>
+      <m:oMath>
+        <m:r>
+          <m:t>1.110</m:t>
+        </m:r>
+        <m:r>
+          <m:rPr>
+            <m:sty m:val="p"/>
+          </m:rPr>
+          <m:t>×</m:t>
+        </m:r>
+        <m:sSup>
+          <m:e>
+            <m:r>
+              <m:t>10</m:t>
+            </m:r>
+          </m:e>
+          <m:sup>
+            <m:r>
+              <m:rPr>
+                <m:sty m:val="p"/>
+              </m:rPr>
+              <m:t>−</m:t>
+            </m:r>
+            <m:r>
+              <m:t>16</m:t>
+            </m:r>
+          </m:sup>
+        </m:sSup>
+      </m:oMath>
+      <w:r>
+        <w:rPr>
+          <w:rFonts w:hint="eastAsia"/>
+        </w:rPr>
+        <w:t xml:space="preserve">，相当于把</w:t>
+      </w:r>
+      <w:r>
+        <w:t xml:space="preserve"> </w:t>
+      </w:r>
+      <m:oMath>
+        <m:sSub>
+          <m:e>
+            <m:r>
+              <m:t>d</m:t>
+            </m:r>
+          </m:e>
+          <m:sub>
+            <m:r>
+              <m:t>n</m:t>
+            </m:r>
+          </m:sub>
+        </m:sSub>
+      </m:oMath>
+      <w:r>
+        <w:t xml:space="preserve"> </w:t>
+      </w:r>
+      <w:r>
+        <w:rPr>
+          <w:rFonts w:hint="eastAsia"/>
+        </w:rPr>
+        <w:t xml:space="preserve">放大了约</w:t>
+      </w:r>
+      <w:r>
+        <w:t xml:space="preserve"> </w:t>
+      </w:r>
+      <m:oMath>
+        <m:r>
+          <m:t>4</m:t>
+        </m:r>
+      </m:oMath>
+      <w:r>
+        <w:t xml:space="preserve"> </w:t>
+      </w:r>
+      <w:r>
+        <w:rPr>
+          <w:rFonts w:hint="eastAsia"/>
+        </w:rPr>
+        <w:t xml:space="preserve">倍。由于</w:t>
+      </w:r>
+      <w:r>
+        <w:t xml:space="preserve"> </w:t>
+      </w:r>
+      <m:oMath>
+        <m:sSub>
+          <m:e>
+            <m:r>
+              <m:t>z</m:t>
+            </m:r>
+          </m:e>
+          <m:sub>
+            <m:r>
+              <m:t>n</m:t>
+            </m:r>
+            <m:r>
+              <m:rPr>
+                <m:sty m:val="p"/>
+              </m:rPr>
+              <m:t>+</m:t>
+            </m:r>
+            <m:r>
+              <m:t>1</m:t>
+            </m:r>
+          </m:sub>
+        </m:sSub>
+      </m:oMath>
+      <w:r>
+        <w:t xml:space="preserve"> </w:t>
+      </w:r>
+      <w:r>
+        <w:rPr>
+          <w:rFonts w:hint="eastAsia"/>
+        </w:rPr>
+        <w:t xml:space="preserve">与</w:t>
+      </w:r>
+      <w:r>
+        <w:t xml:space="preserve"> </w:t>
       </w:r>
       <m:oMath>
         <m:rad>
@@ -7455,19 +11697,10 @@
           </m:radPr>
           <m:deg/>
           <m:e>
-            <m:r>
-              <m:t>1</m:t>
-            </m:r>
-            <m:r>
-              <m:rPr>
-                <m:sty m:val="p"/>
-              </m:rPr>
-              <m:t>−</m:t>
-            </m:r>
             <m:sSub>
               <m:e>
                 <m:r>
-                  <m:t>a</m:t>
+                  <m:t>d</m:t>
                 </m:r>
               </m:e>
               <m:sub>
@@ -7486,94 +11719,290 @@
         <w:rPr>
           <w:rFonts w:hint="eastAsia"/>
         </w:rPr>
-        <w:t xml:space="preserve">与</w:t>
-      </w:r>
-      <w:r>
-        <w:t xml:space="preserve"> </w:t>
-      </w:r>
-      <w:r>
-        <w:rPr>
-          <w:rStyle w:val="VerbatimChar"/>
-        </w:rPr>
-        <w:t xml:space="preserve">1</w:t>
-      </w:r>
-      <w:r>
-        <w:t xml:space="preserve"> </w:t>
-      </w:r>
-      <w:r>
-        <w:rPr>
-          <w:rFonts w:hint="eastAsia"/>
-        </w:rPr>
-        <w:t xml:space="preserve">极其接近，二者相减会造成严重相消误差；随后外层的放大因子</w:t>
+        <w:t xml:space="preserve">成正比，这一</w:t>
       </w:r>
       <w:r>
         <w:t xml:space="preserve"> </w:t>
       </w:r>
       <m:oMath>
+        <m:r>
+          <m:t>4</m:t>
+        </m:r>
+      </m:oMath>
+      <w:r>
+        <w:t xml:space="preserve"> </w:t>
+      </w:r>
+      <w:r>
+        <w:rPr>
+          <w:rFonts w:hint="eastAsia"/>
+        </w:rPr>
+        <w:t xml:space="preserve">倍差值误差会变成约</w:t>
+      </w:r>
+      <w:r>
+        <w:t xml:space="preserve"> </w:t>
+      </w:r>
+      <m:oMath>
+        <m:r>
+          <m:t>2</m:t>
+        </m:r>
+      </m:oMath>
+      <w:r>
+        <w:t xml:space="preserve"> </w:t>
+      </w:r>
+      <w:r>
+        <w:rPr>
+          <w:rFonts w:hint="eastAsia"/>
+        </w:rPr>
+        <w:t xml:space="preserve">倍的</w:t>
+      </w:r>
+      <w:r>
+        <w:t xml:space="preserve"> </w:t>
+      </w:r>
+      <m:oMath>
+        <m:r>
+          <m:t>z</m:t>
+        </m:r>
+      </m:oMath>
+      <w:r>
+        <w:t xml:space="preserve"> </w:t>
+      </w:r>
+      <w:r>
+        <w:rPr>
+          <w:rFonts w:hint="eastAsia"/>
+        </w:rPr>
+        <w:t xml:space="preserve">值误差，正对应</w:t>
+      </w:r>
+      <w:r>
+        <w:t xml:space="preserve"> </w:t>
+      </w:r>
+      <m:oMath>
+        <m:r>
+          <m:t>4</m:t>
+        </m:r>
+        <m:r>
+          <m:rPr>
+            <m:sty m:val="p"/>
+          </m:rPr>
+          <m:t>→</m:t>
+        </m:r>
+        <m:r>
+          <m:t>8</m:t>
+        </m:r>
+        <m:r>
+          <m:rPr>
+            <m:sty m:val="p"/>
+          </m:rPr>
+          <m:t>→</m:t>
+        </m:r>
+        <m:r>
+          <m:t>16</m:t>
+        </m:r>
+      </m:oMath>
+      <w:r>
+        <w:t xml:space="preserve"> </w:t>
+      </w:r>
+      <w:r>
+        <w:rPr>
+          <w:rFonts w:hint="eastAsia"/>
+        </w:rPr>
+        <w:t xml:space="preserve">的后续发散。稳定改写</w:t>
+      </w:r>
+    </w:p>
+    <w:p>
+      <w:pPr>
+        <w:pStyle w:val="BodyText"/>
+      </w:pPr>
+      <m:oMathPara>
+        <m:oMathParaPr>
+          <m:jc m:val="center"/>
+        </m:oMathParaPr>
+        <m:oMath>
+          <m:sSub>
+            <m:e>
+              <m:r>
+                <m:t>d</m:t>
+              </m:r>
+            </m:e>
+            <m:sub>
+              <m:r>
+                <m:t>n</m:t>
+              </m:r>
+            </m:sub>
+          </m:sSub>
+          <m:r>
+            <m:rPr>
+              <m:sty m:val="p"/>
+            </m:rPr>
+            <m:t>=</m:t>
+          </m:r>
+          <m:f>
+            <m:fPr>
+              <m:type m:val="bar"/>
+            </m:fPr>
+            <m:num>
+              <m:sSub>
+                <m:e>
+                  <m:r>
+                    <m:t>a</m:t>
+                  </m:r>
+                </m:e>
+                <m:sub>
+                  <m:r>
+                    <m:t>n</m:t>
+                  </m:r>
+                </m:sub>
+              </m:sSub>
+            </m:num>
+            <m:den>
+              <m:r>
+                <m:t>1</m:t>
+              </m:r>
+              <m:r>
+                <m:rPr>
+                  <m:sty m:val="p"/>
+                </m:rPr>
+                <m:t>+</m:t>
+              </m:r>
+              <m:rad>
+                <m:radPr>
+                  <m:degHide m:val="on"/>
+                </m:radPr>
+                <m:deg/>
+                <m:e>
+                  <m:r>
+                    <m:t>1</m:t>
+                  </m:r>
+                  <m:r>
+                    <m:rPr>
+                      <m:sty m:val="p"/>
+                    </m:rPr>
+                    <m:t>−</m:t>
+                  </m:r>
+                  <m:sSub>
+                    <m:e>
+                      <m:r>
+                        <m:t>a</m:t>
+                      </m:r>
+                    </m:e>
+                    <m:sub>
+                      <m:r>
+                        <m:t>n</m:t>
+                      </m:r>
+                    </m:sub>
+                  </m:sSub>
+                </m:e>
+              </m:rad>
+            </m:den>
+          </m:f>
+        </m:oMath>
+      </m:oMathPara>
+    </w:p>
+    <w:p>
+      <w:pPr>
+        <w:pStyle w:val="FirstParagraph"/>
+      </w:pPr>
+      <w:r>
+        <w:rPr>
+          <w:rFonts w:hint="eastAsia"/>
+        </w:rPr>
+        <w:t xml:space="preserve">避免了两个接近</w:t>
+      </w:r>
+      <w:r>
+        <w:t xml:space="preserve"> </w:t>
+      </w:r>
+      <m:oMath>
+        <m:r>
+          <m:t>1</m:t>
+        </m:r>
+      </m:oMath>
+      <w:r>
+        <w:t xml:space="preserve"> </w:t>
+      </w:r>
+      <w:r>
+        <w:rPr>
+          <w:rFonts w:hint="eastAsia"/>
+        </w:rPr>
+        <w:t xml:space="preserve">的数直接相减，所以在</w:t>
+      </w:r>
+      <w:r>
+        <w:t xml:space="preserve"> </w:t>
+      </w:r>
+      <m:oMath>
+        <m:r>
+          <m:t>n</m:t>
+        </m:r>
+        <m:r>
+          <m:rPr>
+            <m:sty m:val="p"/>
+          </m:rPr>
+          <m:t>=</m:t>
+        </m:r>
+        <m:r>
+          <m:t>30</m:t>
+        </m:r>
+      </m:oMath>
+      <w:r>
+        <w:t xml:space="preserve"> </w:t>
+      </w:r>
+      <w:r>
+        <w:rPr>
+          <w:rFonts w:hint="eastAsia"/>
+        </w:rPr>
+        <w:t xml:space="preserve">时稳定递推仍给出</w:t>
+      </w:r>
+      <w:r>
+        <w:t xml:space="preserve"> </w:t>
+      </w:r>
+      <m:oMath>
+        <m:r>
+          <m:t>3.141592653590</m:t>
+        </m:r>
+      </m:oMath>
+      <w:r>
+        <w:rPr>
+          <w:rFonts w:hint="eastAsia"/>
+        </w:rPr>
+        <w:t xml:space="preserve">，误差仅约</w:t>
+      </w:r>
+      <w:r>
+        <w:t xml:space="preserve"> </w:t>
+      </w:r>
+      <m:oMath>
+        <m:r>
+          <m:t>4.441</m:t>
+        </m:r>
+        <m:r>
+          <m:rPr>
+            <m:sty m:val="p"/>
+          </m:rPr>
+          <m:t>×</m:t>
+        </m:r>
         <m:sSup>
           <m:e>
             <m:r>
-              <m:t>2</m:t>
+              <m:t>10</m:t>
             </m:r>
           </m:e>
           <m:sup>
-            <m:r>
-              <m:t>n</m:t>
-            </m:r>
             <m:r>
               <m:rPr>
                 <m:sty m:val="p"/>
               </m:rPr>
               <m:t>−</m:t>
             </m:r>
-            <m:f>
-              <m:fPr>
-                <m:type m:val="bar"/>
-              </m:fPr>
-              <m:num>
-                <m:r>
-                  <m:t>1</m:t>
-                </m:r>
-              </m:num>
-              <m:den>
-                <m:r>
-                  <m:t>2</m:t>
-                </m:r>
-              </m:den>
-            </m:f>
+            <m:r>
+              <m:t>16</m:t>
+            </m:r>
           </m:sup>
         </m:sSup>
       </m:oMath>
       <w:r>
-        <w:t xml:space="preserve"> </w:t>
-      </w:r>
-      <w:r>
-        <w:rPr>
-          <w:rFonts w:hint="eastAsia"/>
-        </w:rPr>
-        <w:t xml:space="preserve">又会把这部分误差迅速放大，从而使递推结果偏离</w:t>
-      </w:r>
-      <w:r>
-        <w:t xml:space="preserve"> </w:t>
-      </w:r>
-      <m:oMath>
-        <m:r>
-          <m:t>π</m:t>
-        </m:r>
-      </m:oMath>
-      <w:r>
-        <w:rPr>
-          <w:rFonts w:hint="eastAsia"/>
-        </w:rPr>
-        <w:t xml:space="preserve">。稳定改写并没有改变问题的数学极限，而是改变了误差传播路径，因此能够显著抑制</w:t>
-      </w:r>
-      <w:r>
-        <w:t xml:space="preserve"> rounding error propagation。</w:t>
-      </w:r>
-    </w:p>
+        <w:t xml:space="preserve">。</w:t>
+      </w:r>
+    </w:p>
+    <w:bookmarkEnd w:id="67"/>
+    <w:bookmarkEnd w:id="68"/>
     <w:bookmarkEnd w:id="69"/>
-    <w:bookmarkEnd w:id="70"/>
-    <w:bookmarkEnd w:id="71"/>
     <w:sectPr>
       <w:footnotePr>
         <w:numRestart w:val="eachSect"/>
